--- a/docs/client-facing/JG-Foods-Build-Summary.docx
+++ b/docs/client-facing/JG-Foods-Build-Summary.docx
@@ -4,8 +4,8 @@
   <w:body>
     <w:tbl>
       <w:tblPr>
-        <w:tblW w:type="auto" w:w="0"/>
         <w:tblLook w:firstColumn="1" w:firstRow="1" w:lastColumn="0" w:lastRow="0" w:noHBand="0" w:noVBand="1" w:val="04A0"/>
+        <w:tblW w:w="9412" w:type="dxa"/>
         <w:tblBorders>
           <w:top w:val="none"/>
           <w:left w:val="none"/>
@@ -16,18 +16,20 @@
         </w:tblBorders>
       </w:tblPr>
       <w:tblGrid>
-        <w:gridCol w:w="9412"/>
+        <w:gridCol w:w="10800"/>
       </w:tblGrid>
       <w:tr>
         <w:tc>
           <w:tcPr>
-            <w:tcW w:type="dxa" w:w="9412"/>
-            <w:shd w:val="clear" w:color="auto" w:fill="0d1726"/>
+            <w:tcW w:w="9412" w:type="dxa"/>
+            <w:shd w:val="clear" w:color="auto" w:fill="0D1726"/>
             <w:tcBorders>
-              <w:top w:val="none"/>
-              <w:left w:val="none"/>
-              <w:bottom w:val="none"/>
-              <w:right w:val="none"/>
+              <w:top w:val="none" w:sz="0" w:space="0" w:color="auto"/>
+              <w:left w:val="none" w:sz="0" w:space="0" w:color="auto"/>
+              <w:bottom w:val="none" w:sz="0" w:space="0" w:color="auto"/>
+              <w:right w:val="none" w:sz="0" w:space="0" w:color="auto"/>
+              <w:insideH w:val="none" w:sz="0" w:space="0" w:color="auto"/>
+              <w:insideV w:val="none" w:sz="0" w:space="0" w:color="auto"/>
             </w:tcBorders>
             <w:tcMar>
               <w:top w:w="100" w:type="dxa"/>
@@ -70,6 +72,7 @@
             <w:r>
               <w:rPr>
                 <w:rFonts w:ascii="Calibri" w:hAnsi="Calibri"/>
+                <w:b w:val="0"/>
                 <w:color w:val="888888"/>
                 <w:sz w:val="18"/>
               </w:rPr>
@@ -81,8 +84,8 @@
     </w:tbl>
     <w:tbl>
       <w:tblPr>
-        <w:tblW w:type="auto" w:w="0"/>
         <w:tblLook w:firstColumn="1" w:firstRow="1" w:lastColumn="0" w:lastRow="0" w:noHBand="0" w:noVBand="1" w:val="04A0"/>
+        <w:tblW w:w="9412" w:type="dxa"/>
         <w:tblBorders>
           <w:top w:val="none"/>
           <w:left w:val="none"/>
@@ -93,18 +96,20 @@
         </w:tblBorders>
       </w:tblPr>
       <w:tblGrid>
-        <w:gridCol w:w="9412"/>
+        <w:gridCol w:w="10800"/>
       </w:tblGrid>
       <w:tr>
         <w:tc>
           <w:tcPr>
-            <w:tcW w:type="dxa" w:w="9412"/>
-            <w:shd w:val="clear" w:color="auto" w:fill="111f33"/>
+            <w:tcW w:w="9412" w:type="dxa"/>
+            <w:shd w:val="clear" w:color="auto" w:fill="111F33"/>
             <w:tcBorders>
-              <w:top w:val="none"/>
-              <w:left w:val="none"/>
-              <w:bottom w:val="none"/>
-              <w:right w:val="none"/>
+              <w:top w:val="none" w:sz="0" w:space="0" w:color="auto"/>
+              <w:left w:val="none" w:sz="0" w:space="0" w:color="auto"/>
+              <w:bottom w:val="none" w:sz="0" w:space="0" w:color="auto"/>
+              <w:right w:val="none" w:sz="0" w:space="0" w:color="auto"/>
+              <w:insideH w:val="none" w:sz="0" w:space="0" w:color="auto"/>
+              <w:insideV w:val="none" w:sz="0" w:space="0" w:color="auto"/>
             </w:tcBorders>
             <w:tcMar>
               <w:top w:w="180" w:type="dxa"/>
@@ -121,11 +126,10 @@
               <w:rPr>
                 <w:rFonts w:ascii="Calibri" w:hAnsi="Calibri"/>
                 <w:b/>
-                <w:i w:val="0"/>
                 <w:color w:val="15A36A"/>
                 <w:sz w:val="16"/>
               </w:rPr>
-              <w:t>BUILD SUMMARY  ·  SESSION 2  ·  1 JUNE 2026</w:t>
+              <w:t>BUILD SUMMARY  ·  SESSION 3  ·  9 JUNE 2026</w:t>
             </w:r>
           </w:p>
           <w:p>
@@ -136,11 +140,10 @@
               <w:rPr>
                 <w:rFonts w:ascii="Calibri" w:hAnsi="Calibri"/>
                 <w:b/>
-                <w:i w:val="0"/>
                 <w:color w:val="FFFFFF"/>
                 <w:sz w:val="40"/>
               </w:rPr>
-              <w:t>JG Foods — what we built this evening.</w:t>
+              <w:t>JG Foods — going live.</w:t>
             </w:r>
           </w:p>
           <w:p>
@@ -151,11 +154,10 @@
               <w:rPr>
                 <w:rFonts w:ascii="Calibri" w:hAnsi="Calibri"/>
                 <w:b w:val="0"/>
-                <w:i w:val="0"/>
                 <w:color w:val="CCCCCC"/>
                 <w:sz w:val="22"/>
               </w:rPr>
-              <w:t>Everything added since the first summary — based on Jon's email, six spreadsheets, and a set of new ideas. All in plain English.</w:t>
+              <w:t>Both sites are deployed and live on your domain. Everything is connected to the real database. All in plain English.</w:t>
             </w:r>
           </w:p>
           <w:p>
@@ -166,7 +168,6 @@
               <w:rPr>
                 <w:rFonts w:ascii="Calibri" w:hAnsi="Calibri"/>
                 <w:b/>
-                <w:i w:val="0"/>
                 <w:color w:val="888888"/>
                 <w:sz w:val="16"/>
               </w:rPr>
@@ -176,7 +177,6 @@
               <w:rPr>
                 <w:rFonts w:ascii="Calibri" w:hAnsi="Calibri"/>
                 <w:b w:val="0"/>
-                <w:i w:val="0"/>
                 <w:color w:val="FFFFFF"/>
                 <w:sz w:val="20"/>
               </w:rPr>
@@ -186,7 +186,6 @@
               <w:rPr>
                 <w:rFonts w:ascii="Calibri" w:hAnsi="Calibri"/>
                 <w:b/>
-                <w:i w:val="0"/>
                 <w:color w:val="888888"/>
                 <w:sz w:val="16"/>
               </w:rPr>
@@ -196,7 +195,6 @@
               <w:rPr>
                 <w:rFonts w:ascii="Calibri" w:hAnsi="Calibri"/>
                 <w:b w:val="0"/>
-                <w:i w:val="0"/>
                 <w:color w:val="FFFFFF"/>
                 <w:sz w:val="20"/>
               </w:rPr>
@@ -206,7 +204,6 @@
               <w:rPr>
                 <w:rFonts w:ascii="Calibri" w:hAnsi="Calibri"/>
                 <w:b/>
-                <w:i w:val="0"/>
                 <w:color w:val="888888"/>
                 <w:sz w:val="16"/>
               </w:rPr>
@@ -216,20 +213,24 @@
               <w:rPr>
                 <w:rFonts w:ascii="Calibri" w:hAnsi="Calibri"/>
                 <w:b w:val="0"/>
-                <w:i w:val="0"/>
                 <w:color w:val="FFFFFF"/>
                 <w:sz w:val="20"/>
               </w:rPr>
-              <w:t xml:space="preserve">phil@axrik.com   </w:t>
+              <w:t>phil@axrik.com</w:t>
             </w:r>
           </w:p>
         </w:tc>
       </w:tr>
     </w:tbl>
+    <w:p>
+      <w:pPr>
+        <w:spacing w:before="0" w:after="60"/>
+      </w:pPr>
+    </w:p>
     <w:tbl>
       <w:tblPr>
-        <w:tblW w:type="auto" w:w="0"/>
         <w:tblLook w:firstColumn="1" w:firstRow="1" w:lastColumn="0" w:lastRow="0" w:noHBand="0" w:noVBand="1" w:val="04A0"/>
+        <w:tblW w:w="9412" w:type="dxa"/>
         <w:tblBorders>
           <w:top w:val="none"/>
           <w:left w:val="none"/>
@@ -240,54 +241,85 @@
         </w:tblBorders>
       </w:tblPr>
       <w:tblGrid>
-        <w:gridCol w:w="9412"/>
+        <w:gridCol w:w="5400"/>
+        <w:gridCol w:w="5400"/>
       </w:tblGrid>
       <w:tr>
         <w:tc>
           <w:tcPr>
-            <w:tcW w:type="dxa" w:w="9412"/>
-            <w:shd w:val="clear" w:color="auto" w:fill="15a36a"/>
+            <w:tcW w:w="4706" w:type="dxa"/>
+            <w:shd w:val="clear" w:color="auto" w:fill="15A36A"/>
             <w:tcBorders>
-              <w:top w:val="none"/>
-              <w:left w:val="none"/>
-              <w:bottom w:val="none"/>
-              <w:right w:val="none"/>
+              <w:top w:val="none" w:sz="0" w:space="0" w:color="auto"/>
+              <w:left w:val="none" w:sz="0" w:space="0" w:color="auto"/>
+              <w:bottom w:val="none" w:sz="0" w:space="0" w:color="auto"/>
+              <w:right w:val="none" w:sz="0" w:space="0" w:color="auto"/>
+              <w:insideH w:val="none" w:sz="0" w:space="0" w:color="auto"/>
+              <w:insideV w:val="none" w:sz="0" w:space="0" w:color="auto"/>
             </w:tcBorders>
             <w:tcMar>
-              <w:top w:w="10" w:type="dxa"/>
-              <w:start w:w="0" w:type="dxa"/>
-              <w:bottom w:w="10" w:type="dxa"/>
+              <w:top w:w="100" w:type="dxa"/>
+              <w:start w:w="200" w:type="dxa"/>
+              <w:bottom w:w="80" w:type="dxa"/>
               <w:end w:w="0" w:type="dxa"/>
             </w:tcMar>
           </w:tcPr>
           <w:p>
+            <w:pPr>
+              <w:spacing w:before="0" w:after="0"/>
+            </w:pPr>
             <w:r>
-              <w:t xml:space="preserve"> </w:t>
+              <w:rPr>
+                <w:rFonts w:ascii="Calibri" w:hAnsi="Calibri"/>
+                <w:b/>
+                <w:color w:val="FFFFFF"/>
+                <w:sz w:val="18"/>
+              </w:rPr>
+              <w:t>WHAT WE DID THIS SESSION</w:t>
             </w:r>
           </w:p>
+        </w:tc>
+        <w:tc>
+          <w:tcPr>
+            <w:tcW w:w="4706" w:type="dxa"/>
+            <w:shd w:val="clear" w:color="auto" w:fill="15A36A"/>
+            <w:tcBorders>
+              <w:top w:val="none" w:sz="0" w:space="0" w:color="auto"/>
+              <w:left w:val="none" w:sz="0" w:space="0" w:color="auto"/>
+              <w:bottom w:val="none" w:sz="0" w:space="0" w:color="auto"/>
+              <w:right w:val="none" w:sz="0" w:space="0" w:color="auto"/>
+              <w:insideH w:val="none" w:sz="0" w:space="0" w:color="auto"/>
+              <w:insideV w:val="none" w:sz="0" w:space="0" w:color="auto"/>
+            </w:tcBorders>
+            <w:tcMar>
+              <w:top w:w="100" w:type="dxa"/>
+              <w:start w:w="0" w:type="dxa"/>
+              <w:bottom w:w="80" w:type="dxa"/>
+              <w:end w:w="0" w:type="dxa"/>
+            </w:tcMar>
+          </w:tcPr>
+          <w:p/>
         </w:tc>
       </w:tr>
     </w:tbl>
     <w:p>
       <w:pPr>
-        <w:spacing w:before="0" w:after="80"/>
+        <w:spacing w:before="160" w:after="80"/>
       </w:pPr>
       <w:r>
         <w:rPr>
-          <w:sz w:val="2"/>
+          <w:rFonts w:ascii="Calibri" w:hAnsi="Calibri"/>
+          <w:b/>
+          <w:color w:val="1A1A1A"/>
+          <w:sz w:val="22"/>
         </w:rPr>
-        <w:t xml:space="preserve"> </w:t>
+        <w:t>Going from prototype to live system</w:t>
       </w:r>
-    </w:p>
-    <w:p>
-      <w:pPr>
-        <w:spacing w:before="160" w:after="20"/>
-      </w:pPr>
     </w:p>
     <w:tbl>
       <w:tblPr>
-        <w:tblW w:type="auto" w:w="0"/>
         <w:tblLook w:firstColumn="1" w:firstRow="1" w:lastColumn="0" w:lastRow="0" w:noHBand="0" w:noVBand="1" w:val="04A0"/>
+        <w:tblW w:w="9412" w:type="dxa"/>
         <w:tblBorders>
           <w:top w:val="none"/>
           <w:left w:val="none"/>
@@ -298,24 +330,26 @@
         </w:tblBorders>
       </w:tblPr>
       <w:tblGrid>
-        <w:gridCol w:w="2268"/>
-        <w:gridCol w:w="7143"/>
+        <w:gridCol w:w="5400"/>
+        <w:gridCol w:w="5400"/>
       </w:tblGrid>
       <w:tr>
         <w:tc>
           <w:tcPr>
-            <w:tcW w:type="dxa" w:w="4706"/>
+            <w:tcW w:w="2200" w:type="dxa"/>
             <w:tcBorders>
-              <w:top w:val="none"/>
+              <w:top w:val="single" w:sz="1" w:color="E0E0E0"/>
+              <w:bottom w:val="single" w:sz="1" w:color="E0E0E0"/>
               <w:left w:val="none"/>
-              <w:bottom w:val="none"/>
               <w:right w:val="none"/>
+              <w:insideH w:val="none"/>
+              <w:insideV w:val="none"/>
             </w:tcBorders>
             <w:tcMar>
               <w:top w:w="80" w:type="dxa"/>
-              <w:start w:w="0" w:type="dxa"/>
+              <w:start w:w="200" w:type="dxa"/>
               <w:bottom w:w="80" w:type="dxa"/>
-              <w:end w:w="60" w:type="dxa"/>
+              <w:end w:w="120" w:type="dxa"/>
             </w:tcMar>
           </w:tcPr>
           <w:p>
@@ -326,60 +360,52 @@
               <w:rPr>
                 <w:rFonts w:ascii="Calibri" w:hAnsi="Calibri"/>
                 <w:b/>
-                <w:i w:val="0"/>
-                <w:color w:val="15A36A"/>
-                <w:sz w:val="16"/>
+                <w:color w:val="1A1A1A"/>
+                <w:sz w:val="18"/>
               </w:rPr>
-              <w:t>SOURCES</w:t>
+              <w:t>Deployed to the web</w:t>
             </w:r>
           </w:p>
         </w:tc>
         <w:tc>
           <w:tcPr>
-            <w:tcW w:type="dxa" w:w="4706"/>
+            <w:tcW w:w="7212" w:type="dxa"/>
             <w:tcBorders>
-              <w:top w:val="none"/>
+              <w:top w:val="single" w:sz="1" w:color="E0E0E0"/>
+              <w:bottom w:val="single" w:sz="1" w:color="E0E0E0"/>
               <w:left w:val="none"/>
-              <w:bottom w:val="none"/>
               <w:right w:val="none"/>
+              <w:insideH w:val="none"/>
+              <w:insideV w:val="none"/>
             </w:tcBorders>
             <w:tcMar>
-              <w:top w:w="100" w:type="dxa"/>
-              <w:start w:w="0" w:type="dxa"/>
+              <w:top w:w="80" w:type="dxa"/>
+              <w:start w:w="120" w:type="dxa"/>
               <w:bottom w:w="80" w:type="dxa"/>
-              <w:end w:w="0" w:type="dxa"/>
+              <w:end w:w="200" w:type="dxa"/>
             </w:tcMar>
           </w:tcPr>
           <w:p>
             <w:pPr>
               <w:spacing w:before="0" w:after="0"/>
-              <w:pBdr>
-                <w:bottom w:val="single" w:sz="4" w:color="15a36a" w:space="1"/>
-              </w:pBdr>
             </w:pPr>
+            <w:r>
+              <w:rPr>
+                <w:rFonts w:ascii="Calibri" w:hAnsi="Calibri"/>
+                <w:b w:val="0"/>
+                <w:color w:val="1A1A1A"/>
+                <w:sz w:val="18"/>
+              </w:rPr>
+              <w:t>Both sites are now live on your domain — jgfoodsnorthwest.com for your customers and admin.jgfoodsnorthwest.com for you. Domain names are still settling (normal, up to 48 hours).</w:t>
+            </w:r>
           </w:p>
         </w:tc>
       </w:tr>
     </w:tbl>
-    <w:p>
-      <w:pPr>
-        <w:spacing w:before="0" w:after="10"/>
-      </w:pPr>
-      <w:r>
-        <w:rPr>
-          <w:rFonts w:ascii="Calibri" w:hAnsi="Calibri"/>
-          <w:b/>
-          <w:i w:val="0"/>
-          <w:color w:val="1C2635"/>
-          <w:sz w:val="32"/>
-        </w:rPr>
-        <w:t>What we worked from tonight</w:t>
-      </w:r>
-    </w:p>
     <w:tbl>
       <w:tblPr>
-        <w:tblW w:type="auto" w:w="0"/>
         <w:tblLook w:firstColumn="1" w:firstRow="1" w:lastColumn="0" w:lastRow="0" w:noHBand="0" w:noVBand="1" w:val="04A0"/>
+        <w:tblW w:w="9412" w:type="dxa"/>
         <w:tblBorders>
           <w:top w:val="none"/>
           <w:left w:val="none"/>
@@ -390,46 +416,2281 @@
         </w:tblBorders>
       </w:tblPr>
       <w:tblGrid>
-        <w:gridCol w:w="3137"/>
-        <w:gridCol w:w="3137"/>
-        <w:gridCol w:w="3137"/>
+        <w:gridCol w:w="5400"/>
+        <w:gridCol w:w="5400"/>
       </w:tblGrid>
       <w:tr>
         <w:tc>
           <w:tcPr>
-            <w:tcW w:type="dxa" w:w="3137"/>
+            <w:tcW w:w="2200" w:type="dxa"/>
             <w:tcBorders>
-              <w:top w:val="none"/>
+              <w:top w:val="single" w:sz="1" w:color="E0E0E0"/>
+              <w:bottom w:val="single" w:sz="1" w:color="E0E0E0"/>
               <w:left w:val="none"/>
-              <w:bottom w:val="none"/>
               <w:right w:val="none"/>
+              <w:insideH w:val="none"/>
+              <w:insideV w:val="none"/>
             </w:tcBorders>
             <w:tcMar>
               <w:top w:w="80" w:type="dxa"/>
-              <w:start w:w="0" w:type="dxa"/>
+              <w:start w:w="200" w:type="dxa"/>
               <w:bottom w:w="80" w:type="dxa"/>
               <w:end w:w="120" w:type="dxa"/>
             </w:tcMar>
-            <w:tcBorders>
-              <w:top w:val="single" w:sz="12" w:color="15a36a"/>
-              <w:left w:val="single" w:sz="4" w:color="e2e6eb"/>
-              <w:bottom w:val="single" w:sz="4" w:color="e2e6eb"/>
-              <w:right w:val="single" w:sz="4" w:color="e2e6eb"/>
-            </w:tcBorders>
           </w:tcPr>
           <w:p>
             <w:pPr>
-              <w:spacing w:before="0" w:after="4"/>
+              <w:spacing w:before="0" w:after="0"/>
             </w:pPr>
             <w:r>
               <w:rPr>
                 <w:rFonts w:ascii="Calibri" w:hAnsi="Calibri"/>
                 <w:b/>
-                <w:i w:val="0"/>
-                <w:color w:val="1C2635"/>
-                <w:sz w:val="20"/>
+                <w:color w:val="1A1A1A"/>
+                <w:sz w:val="18"/>
               </w:rPr>
-              <w:t>Jon's email</w:t>
+              <w:t>Database connected</w:t>
+            </w:r>
+          </w:p>
+        </w:tc>
+        <w:tc>
+          <w:tcPr>
+            <w:tcW w:w="7212" w:type="dxa"/>
+            <w:tcBorders>
+              <w:top w:val="single" w:sz="1" w:color="E0E0E0"/>
+              <w:bottom w:val="single" w:sz="1" w:color="E0E0E0"/>
+              <w:left w:val="none"/>
+              <w:right w:val="none"/>
+              <w:insideH w:val="none"/>
+              <w:insideV w:val="none"/>
+            </w:tcBorders>
+            <w:tcMar>
+              <w:top w:w="80" w:type="dxa"/>
+              <w:start w:w="120" w:type="dxa"/>
+              <w:bottom w:w="80" w:type="dxa"/>
+              <w:end w:w="200" w:type="dxa"/>
+            </w:tcMar>
+          </w:tcPr>
+          <w:p>
+            <w:pPr>
+              <w:spacing w:before="0" w:after="0"/>
+            </w:pPr>
+            <w:r>
+              <w:rPr>
+                <w:rFonts w:ascii="Calibri" w:hAnsi="Calibri"/>
+                <w:b w:val="0"/>
+                <w:color w:val="1A1A1A"/>
+                <w:sz w:val="18"/>
+              </w:rPr>
+              <w:t>The Supabase database is live and connected to both sites. Everything — customers, orders, products, invoices, finances — is now real data, not sample data.</w:t>
+            </w:r>
+          </w:p>
+        </w:tc>
+      </w:tr>
+    </w:tbl>
+    <w:tbl>
+      <w:tblPr>
+        <w:tblLook w:firstColumn="1" w:firstRow="1" w:lastColumn="0" w:lastRow="0" w:noHBand="0" w:noVBand="1" w:val="04A0"/>
+        <w:tblW w:w="9412" w:type="dxa"/>
+        <w:tblBorders>
+          <w:top w:val="none"/>
+          <w:left w:val="none"/>
+          <w:bottom w:val="none"/>
+          <w:right w:val="none"/>
+          <w:insideH w:val="none"/>
+          <w:insideV w:val="none"/>
+        </w:tblBorders>
+      </w:tblPr>
+      <w:tblGrid>
+        <w:gridCol w:w="5400"/>
+        <w:gridCol w:w="5400"/>
+      </w:tblGrid>
+      <w:tr>
+        <w:tc>
+          <w:tcPr>
+            <w:tcW w:w="2200" w:type="dxa"/>
+            <w:tcBorders>
+              <w:top w:val="single" w:sz="1" w:color="E0E0E0"/>
+              <w:bottom w:val="single" w:sz="1" w:color="E0E0E0"/>
+              <w:left w:val="none"/>
+              <w:right w:val="none"/>
+              <w:insideH w:val="none"/>
+              <w:insideV w:val="none"/>
+            </w:tcBorders>
+            <w:tcMar>
+              <w:top w:w="80" w:type="dxa"/>
+              <w:start w:w="200" w:type="dxa"/>
+              <w:bottom w:w="80" w:type="dxa"/>
+              <w:end w:w="120" w:type="dxa"/>
+            </w:tcMar>
+          </w:tcPr>
+          <w:p>
+            <w:pPr>
+              <w:spacing w:before="0" w:after="0"/>
+            </w:pPr>
+            <w:r>
+              <w:rPr>
+                <w:rFonts w:ascii="Calibri" w:hAnsi="Calibri"/>
+                <w:b/>
+                <w:color w:val="1A1A1A"/>
+                <w:sz w:val="18"/>
+              </w:rPr>
+              <w:t>Admin login live</w:t>
+            </w:r>
+          </w:p>
+        </w:tc>
+        <w:tc>
+          <w:tcPr>
+            <w:tcW w:w="7212" w:type="dxa"/>
+            <w:tcBorders>
+              <w:top w:val="single" w:sz="1" w:color="E0E0E0"/>
+              <w:bottom w:val="single" w:sz="1" w:color="E0E0E0"/>
+              <w:left w:val="none"/>
+              <w:right w:val="none"/>
+              <w:insideH w:val="none"/>
+              <w:insideV w:val="none"/>
+            </w:tcBorders>
+            <w:tcMar>
+              <w:top w:w="80" w:type="dxa"/>
+              <w:start w:w="120" w:type="dxa"/>
+              <w:bottom w:w="80" w:type="dxa"/>
+              <w:end w:w="200" w:type="dxa"/>
+            </w:tcMar>
+          </w:tcPr>
+          <w:p>
+            <w:pPr>
+              <w:spacing w:before="0" w:after="0"/>
+            </w:pPr>
+            <w:r>
+              <w:rPr>
+                <w:rFonts w:ascii="Calibri" w:hAnsi="Calibri"/>
+                <w:b w:val="0"/>
+                <w:color w:val="1A1A1A"/>
+                <w:sz w:val="18"/>
+              </w:rPr>
+              <w:t>The login screen is live and working. Supabase Auth is set up with the admin role. Once I've tested everything and the DNS has settled, I'll get your login invite over to you.</w:t>
+            </w:r>
+          </w:p>
+        </w:tc>
+      </w:tr>
+    </w:tbl>
+    <w:tbl>
+      <w:tblPr>
+        <w:tblLook w:firstColumn="1" w:firstRow="1" w:lastColumn="0" w:lastRow="0" w:noHBand="0" w:noVBand="1" w:val="04A0"/>
+        <w:tblW w:w="9412" w:type="dxa"/>
+        <w:tblBorders>
+          <w:top w:val="none"/>
+          <w:left w:val="none"/>
+          <w:bottom w:val="none"/>
+          <w:right w:val="none"/>
+          <w:insideH w:val="none"/>
+          <w:insideV w:val="none"/>
+        </w:tblBorders>
+      </w:tblPr>
+      <w:tblGrid>
+        <w:gridCol w:w="5400"/>
+        <w:gridCol w:w="5400"/>
+      </w:tblGrid>
+      <w:tr>
+        <w:tc>
+          <w:tcPr>
+            <w:tcW w:w="2200" w:type="dxa"/>
+            <w:tcBorders>
+              <w:top w:val="single" w:sz="1" w:color="E0E0E0"/>
+              <w:bottom w:val="single" w:sz="1" w:color="E0E0E0"/>
+              <w:left w:val="none"/>
+              <w:right w:val="none"/>
+              <w:insideH w:val="none"/>
+              <w:insideV w:val="none"/>
+            </w:tcBorders>
+            <w:tcMar>
+              <w:top w:w="80" w:type="dxa"/>
+              <w:start w:w="200" w:type="dxa"/>
+              <w:bottom w:w="80" w:type="dxa"/>
+              <w:end w:w="120" w:type="dxa"/>
+            </w:tcMar>
+          </w:tcPr>
+          <w:p>
+            <w:pPr>
+              <w:spacing w:before="0" w:after="0"/>
+            </w:pPr>
+            <w:r>
+              <w:rPr>
+                <w:rFonts w:ascii="Calibri" w:hAnsi="Calibri"/>
+                <w:b/>
+                <w:color w:val="1A1A1A"/>
+                <w:sz w:val="18"/>
+              </w:rPr>
+              <w:t>Wednesday slots added</w:t>
+            </w:r>
+          </w:p>
+        </w:tc>
+        <w:tc>
+          <w:tcPr>
+            <w:tcW w:w="7212" w:type="dxa"/>
+            <w:tcBorders>
+              <w:top w:val="single" w:sz="1" w:color="E0E0E0"/>
+              <w:bottom w:val="single" w:sz="1" w:color="E0E0E0"/>
+              <w:left w:val="none"/>
+              <w:right w:val="none"/>
+              <w:insideH w:val="none"/>
+              <w:insideV w:val="none"/>
+            </w:tcBorders>
+            <w:tcMar>
+              <w:top w:w="80" w:type="dxa"/>
+              <w:start w:w="120" w:type="dxa"/>
+              <w:bottom w:w="80" w:type="dxa"/>
+              <w:end w:w="200" w:type="dxa"/>
+            </w:tcMar>
+          </w:tcPr>
+          <w:p>
+            <w:pPr>
+              <w:spacing w:before="0" w:after="0"/>
+            </w:pPr>
+            <w:r>
+              <w:rPr>
+                <w:rFonts w:ascii="Calibri" w:hAnsi="Calibri"/>
+                <w:b w:val="0"/>
+                <w:color w:val="1A1A1A"/>
+                <w:sz w:val="18"/>
+              </w:rPr>
+              <w:t>Wednesday is now a full delivery day alongside Monday and Thursday — showing in the delivery runs, order logging, and pick list.</w:t>
+            </w:r>
+          </w:p>
+        </w:tc>
+      </w:tr>
+    </w:tbl>
+    <w:tbl>
+      <w:tblPr>
+        <w:tblLook w:firstColumn="1" w:firstRow="1" w:lastColumn="0" w:lastRow="0" w:noHBand="0" w:noVBand="1" w:val="04A0"/>
+        <w:tblW w:w="9412" w:type="dxa"/>
+        <w:tblBorders>
+          <w:top w:val="none"/>
+          <w:left w:val="none"/>
+          <w:bottom w:val="none"/>
+          <w:right w:val="none"/>
+          <w:insideH w:val="none"/>
+          <w:insideV w:val="none"/>
+        </w:tblBorders>
+      </w:tblPr>
+      <w:tblGrid>
+        <w:gridCol w:w="5400"/>
+        <w:gridCol w:w="5400"/>
+      </w:tblGrid>
+      <w:tr>
+        <w:tc>
+          <w:tcPr>
+            <w:tcW w:w="2200" w:type="dxa"/>
+            <w:tcBorders>
+              <w:top w:val="single" w:sz="1" w:color="E0E0E0"/>
+              <w:bottom w:val="single" w:sz="1" w:color="E0E0E0"/>
+              <w:left w:val="none"/>
+              <w:right w:val="none"/>
+              <w:insideH w:val="none"/>
+              <w:insideV w:val="none"/>
+            </w:tcBorders>
+            <w:tcMar>
+              <w:top w:w="80" w:type="dxa"/>
+              <w:start w:w="200" w:type="dxa"/>
+              <w:bottom w:w="80" w:type="dxa"/>
+              <w:end w:w="120" w:type="dxa"/>
+            </w:tcMar>
+          </w:tcPr>
+          <w:p>
+            <w:pPr>
+              <w:spacing w:before="0" w:after="0"/>
+            </w:pPr>
+            <w:r>
+              <w:rPr>
+                <w:rFonts w:ascii="Calibri" w:hAnsi="Calibri"/>
+                <w:b/>
+                <w:color w:val="1A1A1A"/>
+                <w:sz w:val="18"/>
+              </w:rPr>
+              <w:t>Product images live</w:t>
+            </w:r>
+          </w:p>
+        </w:tc>
+        <w:tc>
+          <w:tcPr>
+            <w:tcW w:w="7212" w:type="dxa"/>
+            <w:tcBorders>
+              <w:top w:val="single" w:sz="1" w:color="E0E0E0"/>
+              <w:bottom w:val="single" w:sz="1" w:color="E0E0E0"/>
+              <w:left w:val="none"/>
+              <w:right w:val="none"/>
+              <w:insideH w:val="none"/>
+              <w:insideV w:val="none"/>
+            </w:tcBorders>
+            <w:tcMar>
+              <w:top w:w="80" w:type="dxa"/>
+              <w:start w:w="120" w:type="dxa"/>
+              <w:bottom w:w="80" w:type="dxa"/>
+              <w:end w:w="200" w:type="dxa"/>
+            </w:tcMar>
+          </w:tcPr>
+          <w:p>
+            <w:pPr>
+              <w:spacing w:before="0" w:after="0"/>
+            </w:pPr>
+            <w:r>
+              <w:rPr>
+                <w:rFonts w:ascii="Calibri" w:hAnsi="Calibri"/>
+                <w:b w:val="0"/>
+                <w:color w:val="1A1A1A"/>
+                <w:sz w:val="18"/>
+              </w:rPr>
+              <w:t>Jon can now upload a photo for each product. Images save directly to Supabase Storage and appear on the product card.</w:t>
+            </w:r>
+          </w:p>
+        </w:tc>
+      </w:tr>
+    </w:tbl>
+    <w:tbl>
+      <w:tblPr>
+        <w:tblLook w:firstColumn="1" w:firstRow="1" w:lastColumn="0" w:lastRow="0" w:noHBand="0" w:noVBand="1" w:val="04A0"/>
+        <w:tblW w:w="9412" w:type="dxa"/>
+        <w:tblBorders>
+          <w:top w:val="none"/>
+          <w:left w:val="none"/>
+          <w:bottom w:val="none"/>
+          <w:right w:val="none"/>
+          <w:insideH w:val="none"/>
+          <w:insideV w:val="none"/>
+        </w:tblBorders>
+      </w:tblPr>
+      <w:tblGrid>
+        <w:gridCol w:w="5400"/>
+        <w:gridCol w:w="5400"/>
+      </w:tblGrid>
+      <w:tr>
+        <w:tc>
+          <w:tcPr>
+            <w:tcW w:w="2200" w:type="dxa"/>
+            <w:tcBorders>
+              <w:top w:val="single" w:sz="1" w:color="E0E0E0"/>
+              <w:bottom w:val="single" w:sz="1" w:color="E0E0E0"/>
+              <w:left w:val="none"/>
+              <w:right w:val="none"/>
+              <w:insideH w:val="none"/>
+              <w:insideV w:val="none"/>
+            </w:tcBorders>
+            <w:tcMar>
+              <w:top w:w="80" w:type="dxa"/>
+              <w:start w:w="200" w:type="dxa"/>
+              <w:bottom w:w="80" w:type="dxa"/>
+              <w:end w:w="120" w:type="dxa"/>
+            </w:tcMar>
+          </w:tcPr>
+          <w:p>
+            <w:pPr>
+              <w:spacing w:before="0" w:after="0"/>
+            </w:pPr>
+            <w:r>
+              <w:rPr>
+                <w:rFonts w:ascii="Calibri" w:hAnsi="Calibri"/>
+                <w:b/>
+                <w:color w:val="1A1A1A"/>
+                <w:sz w:val="18"/>
+              </w:rPr>
+              <w:t>All data saving live</w:t>
+            </w:r>
+          </w:p>
+        </w:tc>
+        <w:tc>
+          <w:tcPr>
+            <w:tcW w:w="7212" w:type="dxa"/>
+            <w:tcBorders>
+              <w:top w:val="single" w:sz="1" w:color="E0E0E0"/>
+              <w:bottom w:val="single" w:sz="1" w:color="E0E0E0"/>
+              <w:left w:val="none"/>
+              <w:right w:val="none"/>
+              <w:insideH w:val="none"/>
+              <w:insideV w:val="none"/>
+            </w:tcBorders>
+            <w:tcMar>
+              <w:top w:w="80" w:type="dxa"/>
+              <w:start w:w="120" w:type="dxa"/>
+              <w:bottom w:w="80" w:type="dxa"/>
+              <w:end w:w="200" w:type="dxa"/>
+            </w:tcMar>
+          </w:tcPr>
+          <w:p>
+            <w:pPr>
+              <w:spacing w:before="0" w:after="0"/>
+            </w:pPr>
+            <w:r>
+              <w:rPr>
+                <w:rFonts w:ascii="Calibri" w:hAnsi="Calibri"/>
+                <w:b w:val="0"/>
+                <w:color w:val="1A1A1A"/>
+                <w:sz w:val="18"/>
+              </w:rPr>
+              <w:t>Customers, orders, products, prices, availability, delivery temps, weekly finance sheet — every change Jon makes now saves to the real database.</w:t>
+            </w:r>
+          </w:p>
+        </w:tc>
+      </w:tr>
+    </w:tbl>
+    <w:tbl>
+      <w:tblPr>
+        <w:tblLook w:firstColumn="1" w:firstRow="1" w:lastColumn="0" w:lastRow="0" w:noHBand="0" w:noVBand="1" w:val="04A0"/>
+        <w:tblW w:w="9412" w:type="dxa"/>
+        <w:tblBorders>
+          <w:top w:val="none"/>
+          <w:left w:val="none"/>
+          <w:bottom w:val="none"/>
+          <w:right w:val="none"/>
+          <w:insideH w:val="none"/>
+          <w:insideV w:val="none"/>
+        </w:tblBorders>
+      </w:tblPr>
+      <w:tblGrid>
+        <w:gridCol w:w="5400"/>
+        <w:gridCol w:w="5400"/>
+      </w:tblGrid>
+      <w:tr>
+        <w:tc>
+          <w:tcPr>
+            <w:tcW w:w="2200" w:type="dxa"/>
+            <w:tcBorders>
+              <w:top w:val="single" w:sz="1" w:color="E0E0E0"/>
+              <w:bottom w:val="single" w:sz="1" w:color="E0E0E0"/>
+              <w:left w:val="none"/>
+              <w:right w:val="none"/>
+              <w:insideH w:val="none"/>
+              <w:insideV w:val="none"/>
+            </w:tcBorders>
+            <w:tcMar>
+              <w:top w:w="80" w:type="dxa"/>
+              <w:start w:w="200" w:type="dxa"/>
+              <w:bottom w:w="80" w:type="dxa"/>
+              <w:end w:w="120" w:type="dxa"/>
+            </w:tcMar>
+          </w:tcPr>
+          <w:p>
+            <w:pPr>
+              <w:spacing w:before="0" w:after="0"/>
+            </w:pPr>
+            <w:r>
+              <w:rPr>
+                <w:rFonts w:ascii="Calibri" w:hAnsi="Calibri"/>
+                <w:b/>
+                <w:color w:val="1A1A1A"/>
+                <w:sz w:val="18"/>
+              </w:rPr>
+              <w:t>Customer order history</w:t>
+            </w:r>
+          </w:p>
+        </w:tc>
+        <w:tc>
+          <w:tcPr>
+            <w:tcW w:w="7212" w:type="dxa"/>
+            <w:tcBorders>
+              <w:top w:val="single" w:sz="1" w:color="E0E0E0"/>
+              <w:bottom w:val="single" w:sz="1" w:color="E0E0E0"/>
+              <w:left w:val="none"/>
+              <w:right w:val="none"/>
+              <w:insideH w:val="none"/>
+              <w:insideV w:val="none"/>
+            </w:tcBorders>
+            <w:tcMar>
+              <w:top w:w="80" w:type="dxa"/>
+              <w:start w:w="120" w:type="dxa"/>
+              <w:bottom w:w="80" w:type="dxa"/>
+              <w:end w:w="200" w:type="dxa"/>
+            </w:tcMar>
+          </w:tcPr>
+          <w:p>
+            <w:pPr>
+              <w:spacing w:before="0" w:after="0"/>
+            </w:pPr>
+            <w:r>
+              <w:rPr>
+                <w:rFonts w:ascii="Calibri" w:hAnsi="Calibri"/>
+                <w:b w:val="0"/>
+                <w:color w:val="1A1A1A"/>
+                <w:sz w:val="18"/>
+              </w:rPr>
+              <w:t>Clicking any customer now shows their full order history pulled live from the database — every delivery, every item, every total.</w:t>
+            </w:r>
+          </w:p>
+        </w:tc>
+      </w:tr>
+    </w:tbl>
+    <w:tbl>
+      <w:tblPr>
+        <w:tblLook w:firstColumn="1" w:firstRow="1" w:lastColumn="0" w:lastRow="0" w:noHBand="0" w:noVBand="1" w:val="04A0"/>
+        <w:tblW w:w="9412" w:type="dxa"/>
+        <w:tblBorders>
+          <w:top w:val="none"/>
+          <w:left w:val="none"/>
+          <w:bottom w:val="none"/>
+          <w:right w:val="none"/>
+          <w:insideH w:val="none"/>
+          <w:insideV w:val="none"/>
+        </w:tblBorders>
+      </w:tblPr>
+      <w:tblGrid>
+        <w:gridCol w:w="5400"/>
+        <w:gridCol w:w="5400"/>
+      </w:tblGrid>
+      <w:tr>
+        <w:tc>
+          <w:tcPr>
+            <w:tcW w:w="2200" w:type="dxa"/>
+            <w:tcBorders>
+              <w:top w:val="single" w:sz="1" w:color="E0E0E0"/>
+              <w:bottom w:val="single" w:sz="1" w:color="E0E0E0"/>
+              <w:left w:val="none"/>
+              <w:right w:val="none"/>
+              <w:insideH w:val="none"/>
+              <w:insideV w:val="none"/>
+            </w:tcBorders>
+            <w:tcMar>
+              <w:top w:w="80" w:type="dxa"/>
+              <w:start w:w="200" w:type="dxa"/>
+              <w:bottom w:w="80" w:type="dxa"/>
+              <w:end w:w="120" w:type="dxa"/>
+            </w:tcMar>
+          </w:tcPr>
+          <w:p>
+            <w:pPr>
+              <w:spacing w:before="0" w:after="0"/>
+            </w:pPr>
+            <w:r>
+              <w:rPr>
+                <w:rFonts w:ascii="Calibri" w:hAnsi="Calibri"/>
+                <w:b/>
+                <w:color w:val="1A1A1A"/>
+                <w:sz w:val="18"/>
+              </w:rPr>
+              <w:t>Pick lists from orders</w:t>
+            </w:r>
+          </w:p>
+        </w:tc>
+        <w:tc>
+          <w:tcPr>
+            <w:tcW w:w="7212" w:type="dxa"/>
+            <w:tcBorders>
+              <w:top w:val="single" w:sz="1" w:color="E0E0E0"/>
+              <w:bottom w:val="single" w:sz="1" w:color="E0E0E0"/>
+              <w:left w:val="none"/>
+              <w:right w:val="none"/>
+              <w:insideH w:val="none"/>
+              <w:insideV w:val="none"/>
+            </w:tcBorders>
+            <w:tcMar>
+              <w:top w:w="80" w:type="dxa"/>
+              <w:start w:w="120" w:type="dxa"/>
+              <w:bottom w:w="80" w:type="dxa"/>
+              <w:end w:w="200" w:type="dxa"/>
+            </w:tcMar>
+          </w:tcPr>
+          <w:p>
+            <w:pPr>
+              <w:spacing w:before="0" w:after="0"/>
+            </w:pPr>
+            <w:r>
+              <w:rPr>
+                <w:rFonts w:ascii="Calibri" w:hAnsi="Calibri"/>
+                <w:b w:val="0"/>
+                <w:color w:val="1A1A1A"/>
+                <w:sz w:val="18"/>
+              </w:rPr>
+              <w:t>The delivery run pick list builds itself from real orders — exactly what to prepare for Monday, Wednesday and Thursday, totalled automatically.</w:t>
+            </w:r>
+          </w:p>
+        </w:tc>
+      </w:tr>
+    </w:tbl>
+    <w:tbl>
+      <w:tblPr>
+        <w:tblLook w:firstColumn="1" w:firstRow="1" w:lastColumn="0" w:lastRow="0" w:noHBand="0" w:noVBand="1" w:val="04A0"/>
+        <w:tblW w:w="9412" w:type="dxa"/>
+        <w:tblBorders>
+          <w:top w:val="none"/>
+          <w:left w:val="none"/>
+          <w:bottom w:val="none"/>
+          <w:right w:val="none"/>
+          <w:insideH w:val="none"/>
+          <w:insideV w:val="none"/>
+        </w:tblBorders>
+      </w:tblPr>
+      <w:tblGrid>
+        <w:gridCol w:w="5400"/>
+        <w:gridCol w:w="5400"/>
+      </w:tblGrid>
+      <w:tr>
+        <w:tc>
+          <w:tcPr>
+            <w:tcW w:w="2200" w:type="dxa"/>
+            <w:tcBorders>
+              <w:top w:val="single" w:sz="1" w:color="E0E0E0"/>
+              <w:bottom w:val="single" w:sz="1" w:color="E0E0E0"/>
+              <w:left w:val="none"/>
+              <w:right w:val="none"/>
+              <w:insideH w:val="none"/>
+              <w:insideV w:val="none"/>
+            </w:tcBorders>
+            <w:tcMar>
+              <w:top w:w="80" w:type="dxa"/>
+              <w:start w:w="200" w:type="dxa"/>
+              <w:bottom w:w="80" w:type="dxa"/>
+              <w:end w:w="120" w:type="dxa"/>
+            </w:tcMar>
+          </w:tcPr>
+          <w:p>
+            <w:pPr>
+              <w:spacing w:before="0" w:after="0"/>
+            </w:pPr>
+            <w:r>
+              <w:rPr>
+                <w:rFonts w:ascii="Calibri" w:hAnsi="Calibri"/>
+                <w:b/>
+                <w:color w:val="1A1A1A"/>
+                <w:sz w:val="18"/>
+              </w:rPr>
+              <w:t>Finance sheet saving</w:t>
+            </w:r>
+          </w:p>
+        </w:tc>
+        <w:tc>
+          <w:tcPr>
+            <w:tcW w:w="7212" w:type="dxa"/>
+            <w:tcBorders>
+              <w:top w:val="single" w:sz="1" w:color="E0E0E0"/>
+              <w:bottom w:val="single" w:sz="1" w:color="E0E0E0"/>
+              <w:left w:val="none"/>
+              <w:right w:val="none"/>
+              <w:insideH w:val="none"/>
+              <w:insideV w:val="none"/>
+            </w:tcBorders>
+            <w:tcMar>
+              <w:top w:w="80" w:type="dxa"/>
+              <w:start w:w="120" w:type="dxa"/>
+              <w:bottom w:w="80" w:type="dxa"/>
+              <w:end w:w="200" w:type="dxa"/>
+            </w:tcMar>
+          </w:tcPr>
+          <w:p>
+            <w:pPr>
+              <w:spacing w:before="0" w:after="0"/>
+            </w:pPr>
+            <w:r>
+              <w:rPr>
+                <w:rFonts w:ascii="Calibri" w:hAnsi="Calibri"/>
+                <w:b w:val="0"/>
+                <w:color w:val="1A1A1A"/>
+                <w:sz w:val="18"/>
+              </w:rPr>
+              <w:t>The weekly reconciliation sheet saves to Supabase with one click. Monthly export pulls the real figures for the accountant.</w:t>
+            </w:r>
+          </w:p>
+        </w:tc>
+      </w:tr>
+    </w:tbl>
+    <w:tbl>
+      <w:tblPr>
+        <w:tblLook w:firstColumn="1" w:firstRow="1" w:lastColumn="0" w:lastRow="0" w:noHBand="0" w:noVBand="1" w:val="04A0"/>
+        <w:tblW w:w="9412" w:type="dxa"/>
+        <w:tblBorders>
+          <w:top w:val="none"/>
+          <w:left w:val="none"/>
+          <w:bottom w:val="none"/>
+          <w:right w:val="none"/>
+          <w:insideH w:val="none"/>
+          <w:insideV w:val="none"/>
+        </w:tblBorders>
+      </w:tblPr>
+      <w:tblGrid>
+        <w:gridCol w:w="5400"/>
+        <w:gridCol w:w="5400"/>
+      </w:tblGrid>
+      <w:tr>
+        <w:tc>
+          <w:tcPr>
+            <w:tcW w:w="2200" w:type="dxa"/>
+            <w:tcBorders>
+              <w:top w:val="single" w:sz="1" w:color="E0E0E0"/>
+              <w:bottom w:val="single" w:sz="1" w:color="E0E0E0"/>
+              <w:left w:val="none"/>
+              <w:right w:val="none"/>
+              <w:insideH w:val="none"/>
+              <w:insideV w:val="none"/>
+            </w:tcBorders>
+            <w:tcMar>
+              <w:top w:w="80" w:type="dxa"/>
+              <w:start w:w="200" w:type="dxa"/>
+              <w:bottom w:w="80" w:type="dxa"/>
+              <w:end w:w="120" w:type="dxa"/>
+            </w:tcMar>
+          </w:tcPr>
+          <w:p>
+            <w:pPr>
+              <w:spacing w:before="0" w:after="0"/>
+            </w:pPr>
+            <w:r>
+              <w:rPr>
+                <w:rFonts w:ascii="Calibri" w:hAnsi="Calibri"/>
+                <w:b/>
+                <w:color w:val="1A1A1A"/>
+                <w:sz w:val="18"/>
+              </w:rPr>
+              <w:t>Auto-deploy set up</w:t>
+            </w:r>
+          </w:p>
+        </w:tc>
+        <w:tc>
+          <w:tcPr>
+            <w:tcW w:w="7212" w:type="dxa"/>
+            <w:tcBorders>
+              <w:top w:val="single" w:sz="1" w:color="E0E0E0"/>
+              <w:bottom w:val="single" w:sz="1" w:color="E0E0E0"/>
+              <w:left w:val="none"/>
+              <w:right w:val="none"/>
+              <w:insideH w:val="none"/>
+              <w:insideV w:val="none"/>
+            </w:tcBorders>
+            <w:tcMar>
+              <w:top w:w="80" w:type="dxa"/>
+              <w:start w:w="120" w:type="dxa"/>
+              <w:bottom w:w="80" w:type="dxa"/>
+              <w:end w:w="200" w:type="dxa"/>
+            </w:tcMar>
+          </w:tcPr>
+          <w:p>
+            <w:pPr>
+              <w:spacing w:before="0" w:after="0"/>
+            </w:pPr>
+            <w:r>
+              <w:rPr>
+                <w:rFonts w:ascii="Calibri" w:hAnsi="Calibri"/>
+                <w:b w:val="0"/>
+                <w:color w:val="1A1A1A"/>
+                <w:sz w:val="18"/>
+              </w:rPr>
+              <w:t>GitHub and Netlify are linked — any future update goes live automatically within seconds. No manual uploads needed.</w:t>
+            </w:r>
+          </w:p>
+        </w:tc>
+      </w:tr>
+    </w:tbl>
+    <w:p>
+      <w:pPr>
+        <w:spacing w:before="0" w:after="80"/>
+      </w:pPr>
+    </w:p>
+    <w:tbl>
+      <w:tblPr>
+        <w:tblLook w:firstColumn="1" w:firstRow="1" w:lastColumn="0" w:lastRow="0" w:noHBand="0" w:noVBand="1" w:val="04A0"/>
+        <w:tblW w:w="9412" w:type="dxa"/>
+        <w:tblBorders>
+          <w:top w:val="none"/>
+          <w:left w:val="none"/>
+          <w:bottom w:val="none"/>
+          <w:right w:val="none"/>
+          <w:insideH w:val="none"/>
+          <w:insideV w:val="none"/>
+        </w:tblBorders>
+      </w:tblPr>
+      <w:tblGrid>
+        <w:gridCol w:w="5400"/>
+        <w:gridCol w:w="5400"/>
+      </w:tblGrid>
+      <w:tr>
+        <w:tc>
+          <w:tcPr>
+            <w:tcW w:w="4706" w:type="dxa"/>
+            <w:shd w:val="clear" w:color="auto" w:fill="15A36A"/>
+            <w:tcBorders>
+              <w:top w:val="none" w:sz="0" w:space="0" w:color="auto"/>
+              <w:left w:val="none" w:sz="0" w:space="0" w:color="auto"/>
+              <w:bottom w:val="none" w:sz="0" w:space="0" w:color="auto"/>
+              <w:right w:val="none" w:sz="0" w:space="0" w:color="auto"/>
+              <w:insideH w:val="none" w:sz="0" w:space="0" w:color="auto"/>
+              <w:insideV w:val="none" w:sz="0" w:space="0" w:color="auto"/>
+            </w:tcBorders>
+            <w:tcMar>
+              <w:top w:w="100" w:type="dxa"/>
+              <w:start w:w="200" w:type="dxa"/>
+              <w:bottom w:w="80" w:type="dxa"/>
+              <w:end w:w="0" w:type="dxa"/>
+            </w:tcMar>
+          </w:tcPr>
+          <w:p>
+            <w:pPr>
+              <w:spacing w:before="0" w:after="0"/>
+            </w:pPr>
+            <w:r>
+              <w:rPr>
+                <w:rFonts w:ascii="Calibri" w:hAnsi="Calibri"/>
+                <w:b/>
+                <w:color w:val="FFFFFF"/>
+                <w:sz w:val="18"/>
+              </w:rPr>
+              <w:t>CUSTOMER-FACING WEBSITE</w:t>
+            </w:r>
+          </w:p>
+        </w:tc>
+        <w:tc>
+          <w:tcPr>
+            <w:tcW w:w="4706" w:type="dxa"/>
+            <w:shd w:val="clear" w:color="auto" w:fill="15A36A"/>
+            <w:tcBorders>
+              <w:top w:val="none" w:sz="0" w:space="0" w:color="auto"/>
+              <w:left w:val="none" w:sz="0" w:space="0" w:color="auto"/>
+              <w:bottom w:val="none" w:sz="0" w:space="0" w:color="auto"/>
+              <w:right w:val="none" w:sz="0" w:space="0" w:color="auto"/>
+              <w:insideH w:val="none" w:sz="0" w:space="0" w:color="auto"/>
+              <w:insideV w:val="none" w:sz="0" w:space="0" w:color="auto"/>
+            </w:tcBorders>
+            <w:tcMar>
+              <w:top w:w="100" w:type="dxa"/>
+              <w:start w:w="0" w:type="dxa"/>
+              <w:bottom w:w="80" w:type="dxa"/>
+              <w:end w:w="0" w:type="dxa"/>
+            </w:tcMar>
+          </w:tcPr>
+          <w:p/>
+        </w:tc>
+      </w:tr>
+    </w:tbl>
+    <w:p>
+      <w:pPr>
+        <w:spacing w:before="160" w:after="80"/>
+      </w:pPr>
+      <w:r>
+        <w:rPr>
+          <w:rFonts w:ascii="Calibri" w:hAnsi="Calibri"/>
+          <w:b/>
+          <w:color w:val="1A1A1A"/>
+          <w:sz w:val="22"/>
+        </w:rPr>
+        <w:t>What’s live at jgfoodsnorthwest.com</w:t>
+      </w:r>
+    </w:p>
+    <w:tbl>
+      <w:tblPr>
+        <w:tblLook w:firstColumn="1" w:firstRow="1" w:lastColumn="0" w:lastRow="0" w:noHBand="0" w:noVBand="1" w:val="04A0"/>
+        <w:tblW w:w="9412" w:type="dxa"/>
+        <w:tblBorders>
+          <w:top w:val="none"/>
+          <w:left w:val="none"/>
+          <w:bottom w:val="none"/>
+          <w:right w:val="none"/>
+          <w:insideH w:val="none"/>
+          <w:insideV w:val="none"/>
+        </w:tblBorders>
+      </w:tblPr>
+      <w:tblGrid>
+        <w:gridCol w:w="5400"/>
+        <w:gridCol w:w="5400"/>
+      </w:tblGrid>
+      <w:tr>
+        <w:tc>
+          <w:tcPr>
+            <w:tcW w:w="2200" w:type="dxa"/>
+            <w:tcBorders>
+              <w:top w:val="single" w:sz="1" w:color="E0E0E0"/>
+              <w:bottom w:val="single" w:sz="1" w:color="E0E0E0"/>
+              <w:left w:val="none"/>
+              <w:right w:val="none"/>
+              <w:insideH w:val="none"/>
+              <w:insideV w:val="none"/>
+            </w:tcBorders>
+            <w:tcMar>
+              <w:top w:w="80" w:type="dxa"/>
+              <w:start w:w="200" w:type="dxa"/>
+              <w:bottom w:w="80" w:type="dxa"/>
+              <w:end w:w="120" w:type="dxa"/>
+            </w:tcMar>
+          </w:tcPr>
+          <w:p>
+            <w:pPr>
+              <w:spacing w:before="0" w:after="0"/>
+            </w:pPr>
+            <w:r>
+              <w:rPr>
+                <w:rFonts w:ascii="Calibri" w:hAnsi="Calibri"/>
+                <w:b/>
+                <w:color w:val="1A1A1A"/>
+                <w:sz w:val="18"/>
+              </w:rPr>
+              <w:t>Public website live</w:t>
+            </w:r>
+          </w:p>
+        </w:tc>
+        <w:tc>
+          <w:tcPr>
+            <w:tcW w:w="7212" w:type="dxa"/>
+            <w:tcBorders>
+              <w:top w:val="single" w:sz="1" w:color="E0E0E0"/>
+              <w:bottom w:val="single" w:sz="1" w:color="E0E0E0"/>
+              <w:left w:val="none"/>
+              <w:right w:val="none"/>
+              <w:insideH w:val="none"/>
+              <w:insideV w:val="none"/>
+            </w:tcBorders>
+            <w:tcMar>
+              <w:top w:w="80" w:type="dxa"/>
+              <w:start w:w="120" w:type="dxa"/>
+              <w:bottom w:w="80" w:type="dxa"/>
+              <w:end w:w="200" w:type="dxa"/>
+            </w:tcMar>
+          </w:tcPr>
+          <w:p>
+            <w:pPr>
+              <w:spacing w:before="0" w:after="0"/>
+            </w:pPr>
+            <w:r>
+              <w:rPr>
+                <w:rFonts w:ascii="Calibri" w:hAnsi="Calibri"/>
+                <w:b w:val="0"/>
+                <w:color w:val="1A1A1A"/>
+                <w:sz w:val="18"/>
+              </w:rPr>
+              <w:t>Fully responsive site — hero, about, how it works, products, social links, and contact. Works on phone, tablet and desktop.</w:t>
+            </w:r>
+          </w:p>
+        </w:tc>
+      </w:tr>
+    </w:tbl>
+    <w:tbl>
+      <w:tblPr>
+        <w:tblLook w:firstColumn="1" w:firstRow="1" w:lastColumn="0" w:lastRow="0" w:noHBand="0" w:noVBand="1" w:val="04A0"/>
+        <w:tblW w:w="9412" w:type="dxa"/>
+        <w:tblBorders>
+          <w:top w:val="none"/>
+          <w:left w:val="none"/>
+          <w:bottom w:val="none"/>
+          <w:right w:val="none"/>
+          <w:insideH w:val="none"/>
+          <w:insideV w:val="none"/>
+        </w:tblBorders>
+      </w:tblPr>
+      <w:tblGrid>
+        <w:gridCol w:w="5400"/>
+        <w:gridCol w:w="5400"/>
+      </w:tblGrid>
+      <w:tr>
+        <w:tc>
+          <w:tcPr>
+            <w:tcW w:w="2200" w:type="dxa"/>
+            <w:tcBorders>
+              <w:top w:val="single" w:sz="1" w:color="E0E0E0"/>
+              <w:bottom w:val="single" w:sz="1" w:color="E0E0E0"/>
+              <w:left w:val="none"/>
+              <w:right w:val="none"/>
+              <w:insideH w:val="none"/>
+              <w:insideV w:val="none"/>
+            </w:tcBorders>
+            <w:tcMar>
+              <w:top w:w="80" w:type="dxa"/>
+              <w:start w:w="200" w:type="dxa"/>
+              <w:bottom w:w="80" w:type="dxa"/>
+              <w:end w:w="120" w:type="dxa"/>
+            </w:tcMar>
+          </w:tcPr>
+          <w:p>
+            <w:pPr>
+              <w:spacing w:before="0" w:after="0"/>
+            </w:pPr>
+            <w:r>
+              <w:rPr>
+                <w:rFonts w:ascii="Calibri" w:hAnsi="Calibri"/>
+                <w:b/>
+                <w:color w:val="1A1A1A"/>
+                <w:sz w:val="18"/>
+              </w:rPr>
+              <w:t>Availability page</w:t>
+            </w:r>
+          </w:p>
+        </w:tc>
+        <w:tc>
+          <w:tcPr>
+            <w:tcW w:w="7212" w:type="dxa"/>
+            <w:tcBorders>
+              <w:top w:val="single" w:sz="1" w:color="E0E0E0"/>
+              <w:bottom w:val="single" w:sz="1" w:color="E0E0E0"/>
+              <w:left w:val="none"/>
+              <w:right w:val="none"/>
+              <w:insideH w:val="none"/>
+              <w:insideV w:val="none"/>
+            </w:tcBorders>
+            <w:tcMar>
+              <w:top w:w="80" w:type="dxa"/>
+              <w:start w:w="120" w:type="dxa"/>
+              <w:bottom w:w="80" w:type="dxa"/>
+              <w:end w:w="200" w:type="dxa"/>
+            </w:tcMar>
+          </w:tcPr>
+          <w:p>
+            <w:pPr>
+              <w:spacing w:before="0" w:after="0"/>
+            </w:pPr>
+            <w:r>
+              <w:rPr>
+                <w:rFonts w:ascii="Calibri" w:hAnsi="Calibri"/>
+                <w:b w:val="0"/>
+                <w:color w:val="1A1A1A"/>
+                <w:sz w:val="18"/>
+              </w:rPr>
+              <w:t>Shows which products are available this week, pulled live from the database. When Jon toggles something off in his app, it disappears from the website automatically.</w:t>
+            </w:r>
+          </w:p>
+        </w:tc>
+      </w:tr>
+    </w:tbl>
+    <w:tbl>
+      <w:tblPr>
+        <w:tblLook w:firstColumn="1" w:firstRow="1" w:lastColumn="0" w:lastRow="0" w:noHBand="0" w:noVBand="1" w:val="04A0"/>
+        <w:tblW w:w="9412" w:type="dxa"/>
+        <w:tblBorders>
+          <w:top w:val="none"/>
+          <w:left w:val="none"/>
+          <w:bottom w:val="none"/>
+          <w:right w:val="none"/>
+          <w:insideH w:val="none"/>
+          <w:insideV w:val="none"/>
+        </w:tblBorders>
+      </w:tblPr>
+      <w:tblGrid>
+        <w:gridCol w:w="5400"/>
+        <w:gridCol w:w="5400"/>
+      </w:tblGrid>
+      <w:tr>
+        <w:tc>
+          <w:tcPr>
+            <w:tcW w:w="2200" w:type="dxa"/>
+            <w:tcBorders>
+              <w:top w:val="single" w:sz="1" w:color="E0E0E0"/>
+              <w:bottom w:val="single" w:sz="1" w:color="E0E0E0"/>
+              <w:left w:val="none"/>
+              <w:right w:val="none"/>
+              <w:insideH w:val="none"/>
+              <w:insideV w:val="none"/>
+            </w:tcBorders>
+            <w:tcMar>
+              <w:top w:w="80" w:type="dxa"/>
+              <w:start w:w="200" w:type="dxa"/>
+              <w:bottom w:w="80" w:type="dxa"/>
+              <w:end w:w="120" w:type="dxa"/>
+            </w:tcMar>
+          </w:tcPr>
+          <w:p>
+            <w:pPr>
+              <w:spacing w:before="0" w:after="0"/>
+            </w:pPr>
+            <w:r>
+              <w:rPr>
+                <w:rFonts w:ascii="Calibri" w:hAnsi="Calibri"/>
+                <w:b/>
+                <w:color w:val="1A1A1A"/>
+                <w:sz w:val="18"/>
+              </w:rPr>
+              <w:t>Online order form</w:t>
+            </w:r>
+          </w:p>
+        </w:tc>
+        <w:tc>
+          <w:tcPr>
+            <w:tcW w:w="7212" w:type="dxa"/>
+            <w:tcBorders>
+              <w:top w:val="single" w:sz="1" w:color="E0E0E0"/>
+              <w:bottom w:val="single" w:sz="1" w:color="E0E0E0"/>
+              <w:left w:val="none"/>
+              <w:right w:val="none"/>
+              <w:insideH w:val="none"/>
+              <w:insideV w:val="none"/>
+            </w:tcBorders>
+            <w:tcMar>
+              <w:top w:w="80" w:type="dxa"/>
+              <w:start w:w="120" w:type="dxa"/>
+              <w:bottom w:w="80" w:type="dxa"/>
+              <w:end w:w="200" w:type="dxa"/>
+            </w:tcMar>
+          </w:tcPr>
+          <w:p>
+            <w:pPr>
+              <w:spacing w:before="0" w:after="0"/>
+            </w:pPr>
+            <w:r>
+              <w:rPr>
+                <w:rFonts w:ascii="Calibri" w:hAnsi="Calibri"/>
+                <w:b w:val="0"/>
+                <w:color w:val="1A1A1A"/>
+                <w:sz w:val="18"/>
+              </w:rPr>
+              <w:t>Coming next — the form is designed and the database is ready. Connecting it up as the next step.</w:t>
+            </w:r>
+          </w:p>
+        </w:tc>
+      </w:tr>
+    </w:tbl>
+    <w:tbl>
+      <w:tblPr>
+        <w:tblLook w:firstColumn="1" w:firstRow="1" w:lastColumn="0" w:lastRow="0" w:noHBand="0" w:noVBand="1" w:val="04A0"/>
+        <w:tblW w:w="9412" w:type="dxa"/>
+        <w:tblBorders>
+          <w:top w:val="none"/>
+          <w:left w:val="none"/>
+          <w:bottom w:val="none"/>
+          <w:right w:val="none"/>
+          <w:insideH w:val="none"/>
+          <w:insideV w:val="none"/>
+        </w:tblBorders>
+      </w:tblPr>
+      <w:tblGrid>
+        <w:gridCol w:w="5400"/>
+        <w:gridCol w:w="5400"/>
+      </w:tblGrid>
+      <w:tr>
+        <w:tc>
+          <w:tcPr>
+            <w:tcW w:w="2200" w:type="dxa"/>
+            <w:tcBorders>
+              <w:top w:val="single" w:sz="1" w:color="E0E0E0"/>
+              <w:bottom w:val="single" w:sz="1" w:color="E0E0E0"/>
+              <w:left w:val="none"/>
+              <w:right w:val="none"/>
+              <w:insideH w:val="none"/>
+              <w:insideV w:val="none"/>
+            </w:tcBorders>
+            <w:tcMar>
+              <w:top w:w="80" w:type="dxa"/>
+              <w:start w:w="200" w:type="dxa"/>
+              <w:bottom w:w="80" w:type="dxa"/>
+              <w:end w:w="120" w:type="dxa"/>
+            </w:tcMar>
+          </w:tcPr>
+          <w:p>
+            <w:pPr>
+              <w:spacing w:before="0" w:after="0"/>
+            </w:pPr>
+            <w:r>
+              <w:rPr>
+                <w:rFonts w:ascii="Calibri" w:hAnsi="Calibri"/>
+                <w:b/>
+                <w:color w:val="1A1A1A"/>
+                <w:sz w:val="18"/>
+              </w:rPr>
+              <w:t>Customer accounts</w:t>
+            </w:r>
+          </w:p>
+        </w:tc>
+        <w:tc>
+          <w:tcPr>
+            <w:tcW w:w="7212" w:type="dxa"/>
+            <w:tcBorders>
+              <w:top w:val="single" w:sz="1" w:color="E0E0E0"/>
+              <w:bottom w:val="single" w:sz="1" w:color="E0E0E0"/>
+              <w:left w:val="none"/>
+              <w:right w:val="none"/>
+              <w:insideH w:val="none"/>
+              <w:insideV w:val="none"/>
+            </w:tcBorders>
+            <w:tcMar>
+              <w:top w:w="80" w:type="dxa"/>
+              <w:start w:w="120" w:type="dxa"/>
+              <w:bottom w:w="80" w:type="dxa"/>
+              <w:end w:w="200" w:type="dxa"/>
+            </w:tcMar>
+          </w:tcPr>
+          <w:p>
+            <w:pPr>
+              <w:spacing w:before="0" w:after="0"/>
+            </w:pPr>
+            <w:r>
+              <w:rPr>
+                <w:rFonts w:ascii="Calibri" w:hAnsi="Calibri"/>
+                <w:b w:val="0"/>
+                <w:color w:val="1A1A1A"/>
+                <w:sz w:val="18"/>
+              </w:rPr>
+              <w:t>Guest checkout is ready. Account sign-up and one-tap reordering follow once EmailJS is connected for confirmation emails.</w:t>
+            </w:r>
+          </w:p>
+        </w:tc>
+      </w:tr>
+    </w:tbl>
+    <w:p>
+      <w:pPr>
+        <w:spacing w:before="0" w:after="80"/>
+      </w:pPr>
+    </w:p>
+    <w:tbl>
+      <w:tblPr>
+        <w:tblLook w:firstColumn="1" w:firstRow="1" w:lastColumn="0" w:lastRow="0" w:noHBand="0" w:noVBand="1" w:val="04A0"/>
+        <w:tblW w:w="9412" w:type="dxa"/>
+        <w:tblBorders>
+          <w:top w:val="none"/>
+          <w:left w:val="none"/>
+          <w:bottom w:val="none"/>
+          <w:right w:val="none"/>
+          <w:insideH w:val="none"/>
+          <w:insideV w:val="none"/>
+        </w:tblBorders>
+      </w:tblPr>
+      <w:tblGrid>
+        <w:gridCol w:w="5400"/>
+        <w:gridCol w:w="5400"/>
+      </w:tblGrid>
+      <w:tr>
+        <w:tc>
+          <w:tcPr>
+            <w:tcW w:w="4706" w:type="dxa"/>
+            <w:shd w:val="clear" w:color="auto" w:fill="15A36A"/>
+            <w:tcBorders>
+              <w:top w:val="none" w:sz="0" w:space="0" w:color="auto"/>
+              <w:left w:val="none" w:sz="0" w:space="0" w:color="auto"/>
+              <w:bottom w:val="none" w:sz="0" w:space="0" w:color="auto"/>
+              <w:right w:val="none" w:sz="0" w:space="0" w:color="auto"/>
+              <w:insideH w:val="none" w:sz="0" w:space="0" w:color="auto"/>
+              <w:insideV w:val="none" w:sz="0" w:space="0" w:color="auto"/>
+            </w:tcBorders>
+            <w:tcMar>
+              <w:top w:w="100" w:type="dxa"/>
+              <w:start w:w="200" w:type="dxa"/>
+              <w:bottom w:w="80" w:type="dxa"/>
+              <w:end w:w="0" w:type="dxa"/>
+            </w:tcMar>
+          </w:tcPr>
+          <w:p>
+            <w:pPr>
+              <w:spacing w:before="0" w:after="0"/>
+            </w:pPr>
+            <w:r>
+              <w:rPr>
+                <w:rFonts w:ascii="Calibri" w:hAnsi="Calibri"/>
+                <w:b/>
+                <w:color w:val="FFFFFF"/>
+                <w:sz w:val="18"/>
+              </w:rPr>
+              <w:t>JON’S MANAGEMENT TOOL</w:t>
+            </w:r>
+          </w:p>
+        </w:tc>
+        <w:tc>
+          <w:tcPr>
+            <w:tcW w:w="4706" w:type="dxa"/>
+            <w:shd w:val="clear" w:color="auto" w:fill="15A36A"/>
+            <w:tcBorders>
+              <w:top w:val="none" w:sz="0" w:space="0" w:color="auto"/>
+              <w:left w:val="none" w:sz="0" w:space="0" w:color="auto"/>
+              <w:bottom w:val="none" w:sz="0" w:space="0" w:color="auto"/>
+              <w:right w:val="none" w:sz="0" w:space="0" w:color="auto"/>
+              <w:insideH w:val="none" w:sz="0" w:space="0" w:color="auto"/>
+              <w:insideV w:val="none" w:sz="0" w:space="0" w:color="auto"/>
+            </w:tcBorders>
+            <w:tcMar>
+              <w:top w:w="100" w:type="dxa"/>
+              <w:start w:w="0" w:type="dxa"/>
+              <w:bottom w:w="80" w:type="dxa"/>
+              <w:end w:w="0" w:type="dxa"/>
+            </w:tcMar>
+          </w:tcPr>
+          <w:p/>
+        </w:tc>
+      </w:tr>
+    </w:tbl>
+    <w:p>
+      <w:pPr>
+        <w:spacing w:before="160" w:after="80"/>
+      </w:pPr>
+      <w:r>
+        <w:rPr>
+          <w:rFonts w:ascii="Calibri" w:hAnsi="Calibri"/>
+          <w:b/>
+          <w:color w:val="1A1A1A"/>
+          <w:sz w:val="22"/>
+        </w:rPr>
+        <w:t>What’s live at admin.jgfoodsnorthwest.com</w:t>
+      </w:r>
+    </w:p>
+    <w:tbl>
+      <w:tblPr>
+        <w:tblLook w:firstColumn="1" w:firstRow="1" w:lastColumn="0" w:lastRow="0" w:noHBand="0" w:noVBand="1" w:val="04A0"/>
+        <w:tblW w:w="9412" w:type="dxa"/>
+        <w:tblBorders>
+          <w:top w:val="none"/>
+          <w:left w:val="none"/>
+          <w:bottom w:val="none"/>
+          <w:right w:val="none"/>
+          <w:insideH w:val="none"/>
+          <w:insideV w:val="none"/>
+        </w:tblBorders>
+      </w:tblPr>
+      <w:tblGrid>
+        <w:gridCol w:w="5400"/>
+        <w:gridCol w:w="5400"/>
+      </w:tblGrid>
+      <w:tr>
+        <w:tc>
+          <w:tcPr>
+            <w:tcW w:w="2200" w:type="dxa"/>
+            <w:tcBorders>
+              <w:top w:val="single" w:sz="1" w:color="E0E0E0"/>
+              <w:bottom w:val="single" w:sz="1" w:color="E0E0E0"/>
+              <w:left w:val="none"/>
+              <w:right w:val="none"/>
+              <w:insideH w:val="none"/>
+              <w:insideV w:val="none"/>
+            </w:tcBorders>
+            <w:tcMar>
+              <w:top w:w="80" w:type="dxa"/>
+              <w:start w:w="200" w:type="dxa"/>
+              <w:bottom w:w="80" w:type="dxa"/>
+              <w:end w:w="120" w:type="dxa"/>
+            </w:tcMar>
+          </w:tcPr>
+          <w:p>
+            <w:pPr>
+              <w:spacing w:before="0" w:after="0"/>
+            </w:pPr>
+            <w:r>
+              <w:rPr>
+                <w:rFonts w:ascii="Calibri" w:hAnsi="Calibri"/>
+                <w:b/>
+                <w:color w:val="1A1A1A"/>
+                <w:sz w:val="18"/>
+              </w:rPr>
+              <w:t>Login &amp; security</w:t>
+            </w:r>
+          </w:p>
+        </w:tc>
+        <w:tc>
+          <w:tcPr>
+            <w:tcW w:w="7212" w:type="dxa"/>
+            <w:tcBorders>
+              <w:top w:val="single" w:sz="1" w:color="E0E0E0"/>
+              <w:bottom w:val="single" w:sz="1" w:color="E0E0E0"/>
+              <w:left w:val="none"/>
+              <w:right w:val="none"/>
+              <w:insideH w:val="none"/>
+              <w:insideV w:val="none"/>
+            </w:tcBorders>
+            <w:tcMar>
+              <w:top w:w="80" w:type="dxa"/>
+              <w:start w:w="120" w:type="dxa"/>
+              <w:bottom w:w="80" w:type="dxa"/>
+              <w:end w:w="200" w:type="dxa"/>
+            </w:tcMar>
+          </w:tcPr>
+          <w:p>
+            <w:pPr>
+              <w:spacing w:before="0" w:after="0"/>
+            </w:pPr>
+            <w:r>
+              <w:rPr>
+                <w:rFonts w:ascii="Calibri" w:hAnsi="Calibri"/>
+                <w:b w:val="0"/>
+                <w:color w:val="1A1A1A"/>
+                <w:sz w:val="18"/>
+              </w:rPr>
+              <w:t>Supabase Auth is live — only admins can access the app. Session persists until Jon signs out.</w:t>
+            </w:r>
+          </w:p>
+        </w:tc>
+      </w:tr>
+    </w:tbl>
+    <w:tbl>
+      <w:tblPr>
+        <w:tblLook w:firstColumn="1" w:firstRow="1" w:lastColumn="0" w:lastRow="0" w:noHBand="0" w:noVBand="1" w:val="04A0"/>
+        <w:tblW w:w="9412" w:type="dxa"/>
+        <w:tblBorders>
+          <w:top w:val="none"/>
+          <w:left w:val="none"/>
+          <w:bottom w:val="none"/>
+          <w:right w:val="none"/>
+          <w:insideH w:val="none"/>
+          <w:insideV w:val="none"/>
+        </w:tblBorders>
+      </w:tblPr>
+      <w:tblGrid>
+        <w:gridCol w:w="5400"/>
+        <w:gridCol w:w="5400"/>
+      </w:tblGrid>
+      <w:tr>
+        <w:tc>
+          <w:tcPr>
+            <w:tcW w:w="2200" w:type="dxa"/>
+            <w:tcBorders>
+              <w:top w:val="single" w:sz="1" w:color="E0E0E0"/>
+              <w:bottom w:val="single" w:sz="1" w:color="E0E0E0"/>
+              <w:left w:val="none"/>
+              <w:right w:val="none"/>
+              <w:insideH w:val="none"/>
+              <w:insideV w:val="none"/>
+            </w:tcBorders>
+            <w:tcMar>
+              <w:top w:w="80" w:type="dxa"/>
+              <w:start w:w="200" w:type="dxa"/>
+              <w:bottom w:w="80" w:type="dxa"/>
+              <w:end w:w="120" w:type="dxa"/>
+            </w:tcMar>
+          </w:tcPr>
+          <w:p>
+            <w:pPr>
+              <w:spacing w:before="0" w:after="0"/>
+            </w:pPr>
+            <w:r>
+              <w:rPr>
+                <w:rFonts w:ascii="Calibri" w:hAnsi="Calibri"/>
+                <w:b/>
+                <w:color w:val="1A1A1A"/>
+                <w:sz w:val="18"/>
+              </w:rPr>
+              <w:t>Orders</w:t>
+            </w:r>
+          </w:p>
+        </w:tc>
+        <w:tc>
+          <w:tcPr>
+            <w:tcW w:w="7212" w:type="dxa"/>
+            <w:tcBorders>
+              <w:top w:val="single" w:sz="1" w:color="E0E0E0"/>
+              <w:bottom w:val="single" w:sz="1" w:color="E0E0E0"/>
+              <w:left w:val="none"/>
+              <w:right w:val="none"/>
+              <w:insideH w:val="none"/>
+              <w:insideV w:val="none"/>
+            </w:tcBorders>
+            <w:tcMar>
+              <w:top w:w="80" w:type="dxa"/>
+              <w:start w:w="120" w:type="dxa"/>
+              <w:bottom w:w="80" w:type="dxa"/>
+              <w:end w:w="200" w:type="dxa"/>
+            </w:tcMar>
+          </w:tcPr>
+          <w:p>
+            <w:pPr>
+              <w:spacing w:before="0" w:after="0"/>
+            </w:pPr>
+            <w:r>
+              <w:rPr>
+                <w:rFonts w:ascii="Calibri" w:hAnsi="Calibri"/>
+                <w:b w:val="0"/>
+                <w:color w:val="1A1A1A"/>
+                <w:sz w:val="18"/>
+              </w:rPr>
+              <w:t>All orders — website, Facebook, Instagram or phone — live in one place. Status updates (confirmed, packed, delivered) save in real time.</w:t>
+            </w:r>
+          </w:p>
+        </w:tc>
+      </w:tr>
+    </w:tbl>
+    <w:tbl>
+      <w:tblPr>
+        <w:tblLook w:firstColumn="1" w:firstRow="1" w:lastColumn="0" w:lastRow="0" w:noHBand="0" w:noVBand="1" w:val="04A0"/>
+        <w:tblW w:w="9412" w:type="dxa"/>
+        <w:tblBorders>
+          <w:top w:val="none"/>
+          <w:left w:val="none"/>
+          <w:bottom w:val="none"/>
+          <w:right w:val="none"/>
+          <w:insideH w:val="none"/>
+          <w:insideV w:val="none"/>
+        </w:tblBorders>
+      </w:tblPr>
+      <w:tblGrid>
+        <w:gridCol w:w="5400"/>
+        <w:gridCol w:w="5400"/>
+      </w:tblGrid>
+      <w:tr>
+        <w:tc>
+          <w:tcPr>
+            <w:tcW w:w="2200" w:type="dxa"/>
+            <w:tcBorders>
+              <w:top w:val="single" w:sz="1" w:color="E0E0E0"/>
+              <w:bottom w:val="single" w:sz="1" w:color="E0E0E0"/>
+              <w:left w:val="none"/>
+              <w:right w:val="none"/>
+              <w:insideH w:val="none"/>
+              <w:insideV w:val="none"/>
+            </w:tcBorders>
+            <w:tcMar>
+              <w:top w:w="80" w:type="dxa"/>
+              <w:start w:w="200" w:type="dxa"/>
+              <w:bottom w:w="80" w:type="dxa"/>
+              <w:end w:w="120" w:type="dxa"/>
+            </w:tcMar>
+          </w:tcPr>
+          <w:p>
+            <w:pPr>
+              <w:spacing w:before="0" w:after="0"/>
+            </w:pPr>
+            <w:r>
+              <w:rPr>
+                <w:rFonts w:ascii="Calibri" w:hAnsi="Calibri"/>
+                <w:b/>
+                <w:color w:val="1A1A1A"/>
+                <w:sz w:val="18"/>
+              </w:rPr>
+              <w:t>Log an order</w:t>
+            </w:r>
+          </w:p>
+        </w:tc>
+        <w:tc>
+          <w:tcPr>
+            <w:tcW w:w="7212" w:type="dxa"/>
+            <w:tcBorders>
+              <w:top w:val="single" w:sz="1" w:color="E0E0E0"/>
+              <w:bottom w:val="single" w:sz="1" w:color="E0E0E0"/>
+              <w:left w:val="none"/>
+              <w:right w:val="none"/>
+              <w:insideH w:val="none"/>
+              <w:insideV w:val="none"/>
+            </w:tcBorders>
+            <w:tcMar>
+              <w:top w:w="80" w:type="dxa"/>
+              <w:start w:w="120" w:type="dxa"/>
+              <w:bottom w:w="80" w:type="dxa"/>
+              <w:end w:w="200" w:type="dxa"/>
+            </w:tcMar>
+          </w:tcPr>
+          <w:p>
+            <w:pPr>
+              <w:spacing w:before="0" w:after="0"/>
+            </w:pPr>
+            <w:r>
+              <w:rPr>
+                <w:rFonts w:ascii="Calibri" w:hAnsi="Calibri"/>
+                <w:b w:val="0"/>
+                <w:color w:val="1A1A1A"/>
+                <w:sz w:val="18"/>
+              </w:rPr>
+              <w:t>Jon can key in a Facebook or phone order in seconds. Finds or creates the customer, picks the delivery slot, logs the items. All saved to the database.</w:t>
+            </w:r>
+          </w:p>
+        </w:tc>
+      </w:tr>
+    </w:tbl>
+    <w:tbl>
+      <w:tblPr>
+        <w:tblLook w:firstColumn="1" w:firstRow="1" w:lastColumn="0" w:lastRow="0" w:noHBand="0" w:noVBand="1" w:val="04A0"/>
+        <w:tblW w:w="9412" w:type="dxa"/>
+        <w:tblBorders>
+          <w:top w:val="none"/>
+          <w:left w:val="none"/>
+          <w:bottom w:val="none"/>
+          <w:right w:val="none"/>
+          <w:insideH w:val="none"/>
+          <w:insideV w:val="none"/>
+        </w:tblBorders>
+      </w:tblPr>
+      <w:tblGrid>
+        <w:gridCol w:w="5400"/>
+        <w:gridCol w:w="5400"/>
+      </w:tblGrid>
+      <w:tr>
+        <w:tc>
+          <w:tcPr>
+            <w:tcW w:w="2200" w:type="dxa"/>
+            <w:tcBorders>
+              <w:top w:val="single" w:sz="1" w:color="E0E0E0"/>
+              <w:bottom w:val="single" w:sz="1" w:color="E0E0E0"/>
+              <w:left w:val="none"/>
+              <w:right w:val="none"/>
+              <w:insideH w:val="none"/>
+              <w:insideV w:val="none"/>
+            </w:tcBorders>
+            <w:tcMar>
+              <w:top w:w="80" w:type="dxa"/>
+              <w:start w:w="200" w:type="dxa"/>
+              <w:bottom w:w="80" w:type="dxa"/>
+              <w:end w:w="120" w:type="dxa"/>
+            </w:tcMar>
+          </w:tcPr>
+          <w:p>
+            <w:pPr>
+              <w:spacing w:before="0" w:after="0"/>
+            </w:pPr>
+            <w:r>
+              <w:rPr>
+                <w:rFonts w:ascii="Calibri" w:hAnsi="Calibri"/>
+                <w:b/>
+                <w:color w:val="1A1A1A"/>
+                <w:sz w:val="18"/>
+              </w:rPr>
+              <w:t>Customers</w:t>
+            </w:r>
+          </w:p>
+        </w:tc>
+        <w:tc>
+          <w:tcPr>
+            <w:tcW w:w="7212" w:type="dxa"/>
+            <w:tcBorders>
+              <w:top w:val="single" w:sz="1" w:color="E0E0E0"/>
+              <w:bottom w:val="single" w:sz="1" w:color="E0E0E0"/>
+              <w:left w:val="none"/>
+              <w:right w:val="none"/>
+              <w:insideH w:val="none"/>
+              <w:insideV w:val="none"/>
+            </w:tcBorders>
+            <w:tcMar>
+              <w:top w:w="80" w:type="dxa"/>
+              <w:start w:w="120" w:type="dxa"/>
+              <w:bottom w:w="80" w:type="dxa"/>
+              <w:end w:w="200" w:type="dxa"/>
+            </w:tcMar>
+          </w:tcPr>
+          <w:p>
+            <w:pPr>
+              <w:spacing w:before="0" w:after="0"/>
+            </w:pPr>
+            <w:r>
+              <w:rPr>
+                <w:rFonts w:ascii="Calibri" w:hAnsi="Calibri"/>
+                <w:b w:val="0"/>
+                <w:color w:val="1A1A1A"/>
+                <w:sz w:val="18"/>
+              </w:rPr>
+              <w:t>Full customer list from the database. Edit details, add notes, view full order history. New customers save instantly.</w:t>
+            </w:r>
+          </w:p>
+        </w:tc>
+      </w:tr>
+    </w:tbl>
+    <w:tbl>
+      <w:tblPr>
+        <w:tblLook w:firstColumn="1" w:firstRow="1" w:lastColumn="0" w:lastRow="0" w:noHBand="0" w:noVBand="1" w:val="04A0"/>
+        <w:tblW w:w="9412" w:type="dxa"/>
+        <w:tblBorders>
+          <w:top w:val="none"/>
+          <w:left w:val="none"/>
+          <w:bottom w:val="none"/>
+          <w:right w:val="none"/>
+          <w:insideH w:val="none"/>
+          <w:insideV w:val="none"/>
+        </w:tblBorders>
+      </w:tblPr>
+      <w:tblGrid>
+        <w:gridCol w:w="5400"/>
+        <w:gridCol w:w="5400"/>
+      </w:tblGrid>
+      <w:tr>
+        <w:tc>
+          <w:tcPr>
+            <w:tcW w:w="2200" w:type="dxa"/>
+            <w:tcBorders>
+              <w:top w:val="single" w:sz="1" w:color="E0E0E0"/>
+              <w:bottom w:val="single" w:sz="1" w:color="E0E0E0"/>
+              <w:left w:val="none"/>
+              <w:right w:val="none"/>
+              <w:insideH w:val="none"/>
+              <w:insideV w:val="none"/>
+            </w:tcBorders>
+            <w:tcMar>
+              <w:top w:w="80" w:type="dxa"/>
+              <w:start w:w="200" w:type="dxa"/>
+              <w:bottom w:w="80" w:type="dxa"/>
+              <w:end w:w="120" w:type="dxa"/>
+            </w:tcMar>
+          </w:tcPr>
+          <w:p>
+            <w:pPr>
+              <w:spacing w:before="0" w:after="0"/>
+            </w:pPr>
+            <w:r>
+              <w:rPr>
+                <w:rFonts w:ascii="Calibri" w:hAnsi="Calibri"/>
+                <w:b/>
+                <w:color w:val="1A1A1A"/>
+                <w:sz w:val="18"/>
+              </w:rPr>
+              <w:t>Delivery runs</w:t>
+            </w:r>
+          </w:p>
+        </w:tc>
+        <w:tc>
+          <w:tcPr>
+            <w:tcW w:w="7212" w:type="dxa"/>
+            <w:tcBorders>
+              <w:top w:val="single" w:sz="1" w:color="E0E0E0"/>
+              <w:bottom w:val="single" w:sz="1" w:color="E0E0E0"/>
+              <w:left w:val="none"/>
+              <w:right w:val="none"/>
+              <w:insideH w:val="none"/>
+              <w:insideV w:val="none"/>
+            </w:tcBorders>
+            <w:tcMar>
+              <w:top w:w="80" w:type="dxa"/>
+              <w:start w:w="120" w:type="dxa"/>
+              <w:bottom w:w="80" w:type="dxa"/>
+              <w:end w:w="200" w:type="dxa"/>
+            </w:tcMar>
+          </w:tcPr>
+          <w:p>
+            <w:pPr>
+              <w:spacing w:before="0" w:after="0"/>
+            </w:pPr>
+            <w:r>
+              <w:rPr>
+                <w:rFonts w:ascii="Calibri" w:hAnsi="Calibri"/>
+                <w:b w:val="0"/>
+                <w:color w:val="1A1A1A"/>
+                <w:sz w:val="18"/>
+              </w:rPr>
+              <w:t>Monday, Wednesday and Thursday tabs — live order counts, dynamic pick list, Google Maps route link.</w:t>
+            </w:r>
+          </w:p>
+        </w:tc>
+      </w:tr>
+    </w:tbl>
+    <w:tbl>
+      <w:tblPr>
+        <w:tblLook w:firstColumn="1" w:firstRow="1" w:lastColumn="0" w:lastRow="0" w:noHBand="0" w:noVBand="1" w:val="04A0"/>
+        <w:tblW w:w="9412" w:type="dxa"/>
+        <w:tblBorders>
+          <w:top w:val="none"/>
+          <w:left w:val="none"/>
+          <w:bottom w:val="none"/>
+          <w:right w:val="none"/>
+          <w:insideH w:val="none"/>
+          <w:insideV w:val="none"/>
+        </w:tblBorders>
+      </w:tblPr>
+      <w:tblGrid>
+        <w:gridCol w:w="5400"/>
+        <w:gridCol w:w="5400"/>
+      </w:tblGrid>
+      <w:tr>
+        <w:tc>
+          <w:tcPr>
+            <w:tcW w:w="2200" w:type="dxa"/>
+            <w:tcBorders>
+              <w:top w:val="single" w:sz="1" w:color="E0E0E0"/>
+              <w:bottom w:val="single" w:sz="1" w:color="E0E0E0"/>
+              <w:left w:val="none"/>
+              <w:right w:val="none"/>
+              <w:insideH w:val="none"/>
+              <w:insideV w:val="none"/>
+            </w:tcBorders>
+            <w:tcMar>
+              <w:top w:w="80" w:type="dxa"/>
+              <w:start w:w="200" w:type="dxa"/>
+              <w:bottom w:w="80" w:type="dxa"/>
+              <w:end w:w="120" w:type="dxa"/>
+            </w:tcMar>
+          </w:tcPr>
+          <w:p>
+            <w:pPr>
+              <w:spacing w:before="0" w:after="0"/>
+            </w:pPr>
+            <w:r>
+              <w:rPr>
+                <w:rFonts w:ascii="Calibri" w:hAnsi="Calibri"/>
+                <w:b/>
+                <w:color w:val="1A1A1A"/>
+                <w:sz w:val="18"/>
+              </w:rPr>
+              <w:t>Availability control</w:t>
+            </w:r>
+          </w:p>
+        </w:tc>
+        <w:tc>
+          <w:tcPr>
+            <w:tcW w:w="7212" w:type="dxa"/>
+            <w:tcBorders>
+              <w:top w:val="single" w:sz="1" w:color="E0E0E0"/>
+              <w:bottom w:val="single" w:sz="1" w:color="E0E0E0"/>
+              <w:left w:val="none"/>
+              <w:right w:val="none"/>
+              <w:insideH w:val="none"/>
+              <w:insideV w:val="none"/>
+            </w:tcBorders>
+            <w:tcMar>
+              <w:top w:w="80" w:type="dxa"/>
+              <w:start w:w="120" w:type="dxa"/>
+              <w:bottom w:w="80" w:type="dxa"/>
+              <w:end w:w="200" w:type="dxa"/>
+            </w:tcMar>
+          </w:tcPr>
+          <w:p>
+            <w:pPr>
+              <w:spacing w:before="0" w:after="0"/>
+            </w:pPr>
+            <w:r>
+              <w:rPr>
+                <w:rFonts w:ascii="Calibri" w:hAnsi="Calibri"/>
+                <w:b w:val="0"/>
+                <w:color w:val="1A1A1A"/>
+                <w:sz w:val="18"/>
+              </w:rPr>
+              <w:t>Jon switches products on or off and edits prices. Changes save to Supabase and update the website immediately.</w:t>
+            </w:r>
+          </w:p>
+        </w:tc>
+      </w:tr>
+    </w:tbl>
+    <w:tbl>
+      <w:tblPr>
+        <w:tblLook w:firstColumn="1" w:firstRow="1" w:lastColumn="0" w:lastRow="0" w:noHBand="0" w:noVBand="1" w:val="04A0"/>
+        <w:tblW w:w="9412" w:type="dxa"/>
+        <w:tblBorders>
+          <w:top w:val="none"/>
+          <w:left w:val="none"/>
+          <w:bottom w:val="none"/>
+          <w:right w:val="none"/>
+          <w:insideH w:val="none"/>
+          <w:insideV w:val="none"/>
+        </w:tblBorders>
+      </w:tblPr>
+      <w:tblGrid>
+        <w:gridCol w:w="5400"/>
+        <w:gridCol w:w="5400"/>
+      </w:tblGrid>
+      <w:tr>
+        <w:tc>
+          <w:tcPr>
+            <w:tcW w:w="2200" w:type="dxa"/>
+            <w:tcBorders>
+              <w:top w:val="single" w:sz="1" w:color="E0E0E0"/>
+              <w:bottom w:val="single" w:sz="1" w:color="E0E0E0"/>
+              <w:left w:val="none"/>
+              <w:right w:val="none"/>
+              <w:insideH w:val="none"/>
+              <w:insideV w:val="none"/>
+            </w:tcBorders>
+            <w:tcMar>
+              <w:top w:w="80" w:type="dxa"/>
+              <w:start w:w="200" w:type="dxa"/>
+              <w:bottom w:w="80" w:type="dxa"/>
+              <w:end w:w="120" w:type="dxa"/>
+            </w:tcMar>
+          </w:tcPr>
+          <w:p>
+            <w:pPr>
+              <w:spacing w:before="0" w:after="0"/>
+            </w:pPr>
+            <w:r>
+              <w:rPr>
+                <w:rFonts w:ascii="Calibri" w:hAnsi="Calibri"/>
+                <w:b/>
+                <w:color w:val="1A1A1A"/>
+                <w:sz w:val="18"/>
+              </w:rPr>
+              <w:t>Temperature log</w:t>
+            </w:r>
+          </w:p>
+        </w:tc>
+        <w:tc>
+          <w:tcPr>
+            <w:tcW w:w="7212" w:type="dxa"/>
+            <w:tcBorders>
+              <w:top w:val="single" w:sz="1" w:color="E0E0E0"/>
+              <w:bottom w:val="single" w:sz="1" w:color="E0E0E0"/>
+              <w:left w:val="none"/>
+              <w:right w:val="none"/>
+              <w:insideH w:val="none"/>
+              <w:insideV w:val="none"/>
+            </w:tcBorders>
+            <w:tcMar>
+              <w:top w:w="80" w:type="dxa"/>
+              <w:start w:w="120" w:type="dxa"/>
+              <w:bottom w:w="80" w:type="dxa"/>
+              <w:end w:w="200" w:type="dxa"/>
+            </w:tcMar>
+          </w:tcPr>
+          <w:p>
+            <w:pPr>
+              <w:spacing w:before="0" w:after="0"/>
+            </w:pPr>
+            <w:r>
+              <w:rPr>
+                <w:rFonts w:ascii="Calibri" w:hAnsi="Calibri"/>
+                <w:b w:val="0"/>
+                <w:color w:val="1A1A1A"/>
+                <w:sz w:val="18"/>
+              </w:rPr>
+              <w:t>Delivery temps save to Supabase per run. Full monthly grid for environmental health compliance, colour-coded.</w:t>
+            </w:r>
+          </w:p>
+        </w:tc>
+      </w:tr>
+    </w:tbl>
+    <w:tbl>
+      <w:tblPr>
+        <w:tblLook w:firstColumn="1" w:firstRow="1" w:lastColumn="0" w:lastRow="0" w:noHBand="0" w:noVBand="1" w:val="04A0"/>
+        <w:tblW w:w="9412" w:type="dxa"/>
+        <w:tblBorders>
+          <w:top w:val="none"/>
+          <w:left w:val="none"/>
+          <w:bottom w:val="none"/>
+          <w:right w:val="none"/>
+          <w:insideH w:val="none"/>
+          <w:insideV w:val="none"/>
+        </w:tblBorders>
+      </w:tblPr>
+      <w:tblGrid>
+        <w:gridCol w:w="5400"/>
+        <w:gridCol w:w="5400"/>
+      </w:tblGrid>
+      <w:tr>
+        <w:tc>
+          <w:tcPr>
+            <w:tcW w:w="2200" w:type="dxa"/>
+            <w:tcBorders>
+              <w:top w:val="single" w:sz="1" w:color="E0E0E0"/>
+              <w:bottom w:val="single" w:sz="1" w:color="E0E0E0"/>
+              <w:left w:val="none"/>
+              <w:right w:val="none"/>
+              <w:insideH w:val="none"/>
+              <w:insideV w:val="none"/>
+            </w:tcBorders>
+            <w:tcMar>
+              <w:top w:w="80" w:type="dxa"/>
+              <w:start w:w="200" w:type="dxa"/>
+              <w:bottom w:w="80" w:type="dxa"/>
+              <w:end w:w="120" w:type="dxa"/>
+            </w:tcMar>
+          </w:tcPr>
+          <w:p>
+            <w:pPr>
+              <w:spacing w:before="0" w:after="0"/>
+            </w:pPr>
+            <w:r>
+              <w:rPr>
+                <w:rFonts w:ascii="Calibri" w:hAnsi="Calibri"/>
+                <w:b/>
+                <w:color w:val="1A1A1A"/>
+                <w:sz w:val="18"/>
+              </w:rPr>
+              <w:t>Invoice generator</w:t>
+            </w:r>
+          </w:p>
+        </w:tc>
+        <w:tc>
+          <w:tcPr>
+            <w:tcW w:w="7212" w:type="dxa"/>
+            <w:tcBorders>
+              <w:top w:val="single" w:sz="1" w:color="E0E0E0"/>
+              <w:bottom w:val="single" w:sz="1" w:color="E0E0E0"/>
+              <w:left w:val="none"/>
+              <w:right w:val="none"/>
+              <w:insideH w:val="none"/>
+              <w:insideV w:val="none"/>
+            </w:tcBorders>
+            <w:tcMar>
+              <w:top w:w="80" w:type="dxa"/>
+              <w:start w:w="120" w:type="dxa"/>
+              <w:bottom w:w="80" w:type="dxa"/>
+              <w:end w:w="200" w:type="dxa"/>
+            </w:tcMar>
+          </w:tcPr>
+          <w:p>
+            <w:pPr>
+              <w:spacing w:before="0" w:after="0"/>
+            </w:pPr>
+            <w:r>
+              <w:rPr>
+                <w:rFonts w:ascii="Calibri" w:hAnsi="Calibri"/>
+                <w:b w:val="0"/>
+                <w:color w:val="1A1A1A"/>
+                <w:sz w:val="18"/>
+              </w:rPr>
+              <w:t>Generates from live customer data with bank details and VAT number pre-filled. Email and text send buttons ready — wiring up EmailJS next.</w:t>
+            </w:r>
+          </w:p>
+        </w:tc>
+      </w:tr>
+    </w:tbl>
+    <w:tbl>
+      <w:tblPr>
+        <w:tblLook w:firstColumn="1" w:firstRow="1" w:lastColumn="0" w:lastRow="0" w:noHBand="0" w:noVBand="1" w:val="04A0"/>
+        <w:tblW w:w="9412" w:type="dxa"/>
+        <w:tblBorders>
+          <w:top w:val="none"/>
+          <w:left w:val="none"/>
+          <w:bottom w:val="none"/>
+          <w:right w:val="none"/>
+          <w:insideH w:val="none"/>
+          <w:insideV w:val="none"/>
+        </w:tblBorders>
+      </w:tblPr>
+      <w:tblGrid>
+        <w:gridCol w:w="5400"/>
+        <w:gridCol w:w="5400"/>
+      </w:tblGrid>
+      <w:tr>
+        <w:tc>
+          <w:tcPr>
+            <w:tcW w:w="2200" w:type="dxa"/>
+            <w:tcBorders>
+              <w:top w:val="single" w:sz="1" w:color="E0E0E0"/>
+              <w:bottom w:val="single" w:sz="1" w:color="E0E0E0"/>
+              <w:left w:val="none"/>
+              <w:right w:val="none"/>
+              <w:insideH w:val="none"/>
+              <w:insideV w:val="none"/>
+            </w:tcBorders>
+            <w:tcMar>
+              <w:top w:w="80" w:type="dxa"/>
+              <w:start w:w="200" w:type="dxa"/>
+              <w:bottom w:w="80" w:type="dxa"/>
+              <w:end w:w="120" w:type="dxa"/>
+            </w:tcMar>
+          </w:tcPr>
+          <w:p>
+            <w:pPr>
+              <w:spacing w:before="0" w:after="0"/>
+            </w:pPr>
+            <w:r>
+              <w:rPr>
+                <w:rFonts w:ascii="Calibri" w:hAnsi="Calibri"/>
+                <w:b/>
+                <w:color w:val="1A1A1A"/>
+                <w:sz w:val="18"/>
+              </w:rPr>
+              <w:t>Weekly finance sheet</w:t>
+            </w:r>
+          </w:p>
+        </w:tc>
+        <w:tc>
+          <w:tcPr>
+            <w:tcW w:w="7212" w:type="dxa"/>
+            <w:tcBorders>
+              <w:top w:val="single" w:sz="1" w:color="E0E0E0"/>
+              <w:bottom w:val="single" w:sz="1" w:color="E0E0E0"/>
+              <w:left w:val="none"/>
+              <w:right w:val="none"/>
+              <w:insideH w:val="none"/>
+              <w:insideV w:val="none"/>
+            </w:tcBorders>
+            <w:tcMar>
+              <w:top w:w="80" w:type="dxa"/>
+              <w:start w:w="120" w:type="dxa"/>
+              <w:bottom w:w="80" w:type="dxa"/>
+              <w:end w:w="200" w:type="dxa"/>
+            </w:tcMar>
+          </w:tcPr>
+          <w:p>
+            <w:pPr>
+              <w:spacing w:before="0" w:after="0"/>
+            </w:pPr>
+            <w:r>
+              <w:rPr>
+                <w:rFonts w:ascii="Calibri" w:hAnsi="Calibri"/>
+                <w:b w:val="0"/>
+                <w:color w:val="1A1A1A"/>
+                <w:sz w:val="18"/>
+              </w:rPr>
+              <w:t>Saves to Supabase with one click. Monthly export pulls the real figures for the accountant.</w:t>
+            </w:r>
+          </w:p>
+        </w:tc>
+      </w:tr>
+    </w:tbl>
+    <w:tbl>
+      <w:tblPr>
+        <w:tblLook w:firstColumn="1" w:firstRow="1" w:lastColumn="0" w:lastRow="0" w:noHBand="0" w:noVBand="1" w:val="04A0"/>
+        <w:tblW w:w="9412" w:type="dxa"/>
+        <w:tblBorders>
+          <w:top w:val="none"/>
+          <w:left w:val="none"/>
+          <w:bottom w:val="none"/>
+          <w:right w:val="none"/>
+          <w:insideH w:val="none"/>
+          <w:insideV w:val="none"/>
+        </w:tblBorders>
+      </w:tblPr>
+      <w:tblGrid>
+        <w:gridCol w:w="5400"/>
+        <w:gridCol w:w="5400"/>
+      </w:tblGrid>
+      <w:tr>
+        <w:tc>
+          <w:tcPr>
+            <w:tcW w:w="2200" w:type="dxa"/>
+            <w:tcBorders>
+              <w:top w:val="single" w:sz="1" w:color="E0E0E0"/>
+              <w:bottom w:val="single" w:sz="1" w:color="E0E0E0"/>
+              <w:left w:val="none"/>
+              <w:right w:val="none"/>
+              <w:insideH w:val="none"/>
+              <w:insideV w:val="none"/>
+            </w:tcBorders>
+            <w:tcMar>
+              <w:top w:w="80" w:type="dxa"/>
+              <w:start w:w="200" w:type="dxa"/>
+              <w:bottom w:w="80" w:type="dxa"/>
+              <w:end w:w="120" w:type="dxa"/>
+            </w:tcMar>
+          </w:tcPr>
+          <w:p>
+            <w:pPr>
+              <w:spacing w:before="0" w:after="0"/>
+            </w:pPr>
+            <w:r>
+              <w:rPr>
+                <w:rFonts w:ascii="Calibri" w:hAnsi="Calibri"/>
+                <w:b/>
+                <w:color w:val="1A1A1A"/>
+                <w:sz w:val="18"/>
+              </w:rPr>
+              <w:t>Social post generator</w:t>
+            </w:r>
+          </w:p>
+        </w:tc>
+        <w:tc>
+          <w:tcPr>
+            <w:tcW w:w="7212" w:type="dxa"/>
+            <w:tcBorders>
+              <w:top w:val="single" w:sz="1" w:color="E0E0E0"/>
+              <w:bottom w:val="single" w:sz="1" w:color="E0E0E0"/>
+              <w:left w:val="none"/>
+              <w:right w:val="none"/>
+              <w:insideH w:val="none"/>
+              <w:insideV w:val="none"/>
+            </w:tcBorders>
+            <w:tcMar>
+              <w:top w:w="80" w:type="dxa"/>
+              <w:start w:w="120" w:type="dxa"/>
+              <w:bottom w:w="80" w:type="dxa"/>
+              <w:end w:w="200" w:type="dxa"/>
+            </w:tcMar>
+          </w:tcPr>
+          <w:p>
+            <w:pPr>
+              <w:spacing w:before="0" w:after="0"/>
+            </w:pPr>
+            <w:r>
+              <w:rPr>
+                <w:rFonts w:ascii="Calibri" w:hAnsi="Calibri"/>
+                <w:b w:val="0"/>
+                <w:color w:val="1A1A1A"/>
+                <w:sz w:val="18"/>
+              </w:rPr>
+              <w:t>Drafts Facebook and Instagram posts from the live product list. Ready to paste — Claude API connection coming to improve the wording.</w:t>
+            </w:r>
+          </w:p>
+        </w:tc>
+      </w:tr>
+    </w:tbl>
+    <w:p>
+      <w:pPr>
+        <w:spacing w:before="0" w:after="80"/>
+      </w:pPr>
+    </w:p>
+    <w:tbl>
+      <w:tblPr>
+        <w:tblLook w:firstColumn="1" w:firstRow="1" w:lastColumn="0" w:lastRow="0" w:noHBand="0" w:noVBand="1" w:val="04A0"/>
+        <w:tblW w:w="9412" w:type="dxa"/>
+        <w:tblBorders>
+          <w:top w:val="none"/>
+          <w:left w:val="none"/>
+          <w:bottom w:val="none"/>
+          <w:right w:val="none"/>
+          <w:insideH w:val="none"/>
+          <w:insideV w:val="none"/>
+        </w:tblBorders>
+      </w:tblPr>
+      <w:tblGrid>
+        <w:gridCol w:w="10800"/>
+      </w:tblGrid>
+      <w:tr>
+        <w:tc>
+          <w:tcPr>
+            <w:tcW w:w="9412" w:type="dxa"/>
+            <w:shd w:val="clear" w:color="auto" w:fill="0D1726"/>
+            <w:tcBorders>
+              <w:top w:val="none" w:sz="0" w:space="0" w:color="auto"/>
+              <w:left w:val="none" w:sz="0" w:space="0" w:color="auto"/>
+              <w:bottom w:val="none" w:sz="0" w:space="0" w:color="auto"/>
+              <w:right w:val="none" w:sz="0" w:space="0" w:color="auto"/>
+              <w:insideH w:val="none" w:sz="0" w:space="0" w:color="auto"/>
+              <w:insideV w:val="none" w:sz="0" w:space="0" w:color="auto"/>
+            </w:tcBorders>
+            <w:tcMar>
+              <w:top w:w="180" w:type="dxa"/>
+              <w:start w:w="200" w:type="dxa"/>
+              <w:bottom w:w="200" w:type="dxa"/>
+              <w:end w:w="200" w:type="dxa"/>
+            </w:tcMar>
+          </w:tcPr>
+          <w:p>
+            <w:pPr>
+              <w:spacing w:before="0" w:after="8"/>
+            </w:pPr>
+            <w:r>
+              <w:rPr>
+                <w:rFonts w:ascii="Calibri" w:hAnsi="Calibri"/>
+                <w:b/>
+                <w:color w:val="15A36A"/>
+                <w:sz w:val="22"/>
+              </w:rPr>
+              <w:t>✶ AI — BUILT BY AXRIK</w:t>
+            </w:r>
+          </w:p>
+          <w:p>
+            <w:pPr>
+              <w:spacing w:before="0" w:after="10"/>
+            </w:pPr>
+            <w:r>
+              <w:rPr>
+                <w:rFonts w:ascii="Calibri" w:hAnsi="Calibri"/>
+                <w:b/>
+                <w:color w:val="FFFFFF"/>
+                <w:sz w:val="22"/>
+              </w:rPr>
+              <w:t>AI features — live and coming</w:t>
+            </w:r>
+          </w:p>
+          <w:p>
+            <w:pPr>
+              <w:spacing w:before="0" w:after="6"/>
+            </w:pPr>
+            <w:r>
+              <w:rPr>
+                <w:rFonts w:ascii="Calibri" w:hAnsi="Calibri"/>
+                <w:b w:val="0"/>
+                <w:color w:val="CCCCCC"/>
+                <w:sz w:val="18"/>
+              </w:rPr>
+              <w:t>· Pick lists build themselves from live orders — exactly what to prepare per run, totalled automatically</w:t>
+            </w:r>
+          </w:p>
+          <w:p>
+            <w:pPr>
+              <w:spacing w:before="0" w:after="6"/>
+            </w:pPr>
+            <w:r>
+              <w:rPr>
+                <w:rFonts w:ascii="Calibri" w:hAnsi="Calibri"/>
+                <w:b w:val="0"/>
+                <w:color w:val="CCCCCC"/>
+                <w:sz w:val="18"/>
+              </w:rPr>
+              <w:t>· Social posts drafted automatically from the live product list when availability is saved</w:t>
+            </w:r>
+          </w:p>
+          <w:p>
+            <w:pPr>
+              <w:spacing w:before="0" w:after="6"/>
+            </w:pPr>
+            <w:r>
+              <w:rPr>
+                <w:rFonts w:ascii="Calibri" w:hAnsi="Calibri"/>
+                <w:b w:val="0"/>
+                <w:color w:val="CCCCCC"/>
+                <w:sz w:val="18"/>
+              </w:rPr>
+              <w:t>· Paste-to-parse: Jon pastes a Messenger thread and the system extracts the order automatically — Claude API connection coming next</w:t>
+            </w:r>
+          </w:p>
+          <w:p>
+            <w:pPr>
+              <w:spacing w:before="0" w:after="6"/>
+            </w:pPr>
+            <w:r>
+              <w:rPr>
+                <w:rFonts w:ascii="Calibri" w:hAnsi="Calibri"/>
+                <w:b w:val="0"/>
+                <w:color w:val="CCCCCC"/>
+                <w:sz w:val="18"/>
+              </w:rPr>
+              <w:t>· VIP message redrafting with AI — UI built, Claude API connection coming next</w:t>
             </w:r>
           </w:p>
           <w:p>
@@ -440,35 +2701,177 @@
               <w:rPr>
                 <w:rFonts w:ascii="Calibri" w:hAnsi="Calibri"/>
                 <w:b w:val="0"/>
-                <w:i w:val="0"/>
-                <w:color w:val="5A6A7A"/>
+                <w:color w:val="CCCCCC"/>
                 <w:sz w:val="18"/>
               </w:rPr>
-              <w:t>Detailed feedback on how he runs the business — ordering, pricing, seasonal priorities, Christmas VIP process and his full weekly workflow.</w:t>
+              <w:t>· Demand forecasting — once order history builds up over the first few weeks</w:t>
+            </w:r>
+          </w:p>
+        </w:tc>
+      </w:tr>
+    </w:tbl>
+    <w:p>
+      <w:pPr>
+        <w:spacing w:before="0" w:after="80"/>
+      </w:pPr>
+    </w:p>
+    <w:tbl>
+      <w:tblPr>
+        <w:tblLook w:firstColumn="1" w:firstRow="1" w:lastColumn="0" w:lastRow="0" w:noHBand="0" w:noVBand="1" w:val="04A0"/>
+        <w:tblW w:w="9412" w:type="dxa"/>
+        <w:tblBorders>
+          <w:top w:val="none"/>
+          <w:left w:val="none"/>
+          <w:bottom w:val="none"/>
+          <w:right w:val="none"/>
+          <w:insideH w:val="none"/>
+          <w:insideV w:val="none"/>
+        </w:tblBorders>
+      </w:tblPr>
+      <w:tblGrid>
+        <w:gridCol w:w="5400"/>
+        <w:gridCol w:w="5400"/>
+      </w:tblGrid>
+      <w:tr>
+        <w:tc>
+          <w:tcPr>
+            <w:tcW w:w="4706" w:type="dxa"/>
+            <w:shd w:val="clear" w:color="auto" w:fill="15A36A"/>
+            <w:tcBorders>
+              <w:top w:val="none" w:sz="0" w:space="0" w:color="auto"/>
+              <w:left w:val="none" w:sz="0" w:space="0" w:color="auto"/>
+              <w:bottom w:val="none" w:sz="0" w:space="0" w:color="auto"/>
+              <w:right w:val="none" w:sz="0" w:space="0" w:color="auto"/>
+              <w:insideH w:val="none" w:sz="0" w:space="0" w:color="auto"/>
+              <w:insideV w:val="none" w:sz="0" w:space="0" w:color="auto"/>
+            </w:tcBorders>
+            <w:tcMar>
+              <w:top w:w="100" w:type="dxa"/>
+              <w:start w:w="200" w:type="dxa"/>
+              <w:bottom w:w="80" w:type="dxa"/>
+              <w:end w:w="0" w:type="dxa"/>
+            </w:tcMar>
+          </w:tcPr>
+          <w:p>
+            <w:pPr>
+              <w:spacing w:before="0" w:after="0"/>
+            </w:pPr>
+            <w:r>
+              <w:rPr>
+                <w:rFonts w:ascii="Calibri" w:hAnsi="Calibri"/>
+                <w:b/>
+                <w:color w:val="FFFFFF"/>
+                <w:sz w:val="18"/>
+              </w:rPr>
+              <w:t>WHAT’S NEXT</w:t>
             </w:r>
           </w:p>
         </w:tc>
         <w:tc>
           <w:tcPr>
-            <w:tcW w:type="dxa" w:w="3137"/>
+            <w:tcW w:w="4706" w:type="dxa"/>
+            <w:shd w:val="clear" w:color="auto" w:fill="15A36A"/>
             <w:tcBorders>
-              <w:top w:val="none"/>
-              <w:left w:val="none"/>
-              <w:bottom w:val="none"/>
-              <w:right w:val="none"/>
+              <w:top w:val="none" w:sz="0" w:space="0" w:color="auto"/>
+              <w:left w:val="none" w:sz="0" w:space="0" w:color="auto"/>
+              <w:bottom w:val="none" w:sz="0" w:space="0" w:color="auto"/>
+              <w:right w:val="none" w:sz="0" w:space="0" w:color="auto"/>
+              <w:insideH w:val="none" w:sz="0" w:space="0" w:color="auto"/>
+              <w:insideV w:val="none" w:sz="0" w:space="0" w:color="auto"/>
+            </w:tcBorders>
+            <w:tcMar>
+              <w:top w:w="100" w:type="dxa"/>
+              <w:start w:w="0" w:type="dxa"/>
+              <w:bottom w:w="80" w:type="dxa"/>
+              <w:end w:w="0" w:type="dxa"/>
+            </w:tcMar>
+          </w:tcPr>
+          <w:p/>
+        </w:tc>
+      </w:tr>
+    </w:tbl>
+    <w:p>
+      <w:pPr>
+        <w:spacing w:before="160" w:after="80"/>
+      </w:pPr>
+      <w:r>
+        <w:rPr>
+          <w:rFonts w:ascii="Calibri" w:hAnsi="Calibri"/>
+          <w:b/>
+          <w:color w:val="1A1A1A"/>
+          <w:sz w:val="22"/>
+        </w:rPr>
+        <w:t>Next steps to complete the system</w:t>
+      </w:r>
+    </w:p>
+    <w:tbl>
+      <w:tblPr>
+        <w:tblLook w:firstColumn="1" w:firstRow="1" w:lastColumn="0" w:lastRow="0" w:noHBand="0" w:noVBand="1" w:val="04A0"/>
+        <w:tblW w:w="9412" w:type="dxa"/>
+        <w:tblBorders>
+          <w:top w:val="none"/>
+          <w:left w:val="none"/>
+          <w:bottom w:val="none"/>
+          <w:right w:val="none"/>
+          <w:insideH w:val="none"/>
+          <w:insideV w:val="none"/>
+        </w:tblBorders>
+      </w:tblPr>
+      <w:tblGrid>
+        <w:gridCol w:w="5400"/>
+        <w:gridCol w:w="5400"/>
+      </w:tblGrid>
+      <w:tr>
+        <w:tc>
+          <w:tcPr>
+            <w:tcW w:w="700" w:type="dxa"/>
+            <w:shd w:val="clear" w:color="auto" w:fill="0D1726"/>
+            <w:tcBorders>
+              <w:top w:val="single" w:sz="4" w:color="15A36A"/>
+              <w:left w:val="single" w:sz="4" w:color="15A36A"/>
+              <w:bottom w:val="single" w:sz="4" w:color="15A36A"/>
+              <w:right w:val="single" w:sz="4" w:color="15A36A"/>
             </w:tcBorders>
             <w:tcMar>
               <w:top w:w="80" w:type="dxa"/>
-              <w:start w:w="20" w:type="dxa"/>
+              <w:start w:w="100" w:type="dxa"/>
               <w:bottom w:w="80" w:type="dxa"/>
-              <w:end w:w="120" w:type="dxa"/>
+              <w:end w:w="100" w:type="dxa"/>
             </w:tcMar>
+          </w:tcPr>
+          <w:p>
+            <w:pPr>
+              <w:jc w:val="center"/>
+              <w:spacing w:before="0" w:after="0"/>
+            </w:pPr>
+            <w:r>
+              <w:rPr>
+                <w:rFonts w:ascii="Calibri" w:hAnsi="Calibri"/>
+                <w:b/>
+                <w:color w:val="15A36A"/>
+                <w:sz w:val="26"/>
+              </w:rPr>
+              <w:t>1</w:t>
+            </w:r>
+          </w:p>
+        </w:tc>
+        <w:tc>
+          <w:tcPr>
+            <w:tcW w:w="8712" w:type="dxa"/>
             <w:tcBorders>
-              <w:top w:val="single" w:sz="12" w:color="15a36a"/>
-              <w:left w:val="single" w:sz="4" w:color="e2e6eb"/>
-              <w:bottom w:val="single" w:sz="4" w:color="e2e6eb"/>
-              <w:right w:val="single" w:sz="4" w:color="e2e6eb"/>
+              <w:top w:val="single" w:sz="4" w:color="E8E8E8"/>
+              <w:bottom w:val="single" w:sz="4" w:color="E8E8E8"/>
+              <w:right w:val="single" w:sz="4" w:color="E8E8E8"/>
+              <w:left w:val="none"/>
+              <w:insideH w:val="none"/>
+              <w:insideV w:val="none"/>
             </w:tcBorders>
+            <w:tcMar>
+              <w:top w:w="80" w:type="dxa"/>
+              <w:start w:w="160" w:type="dxa"/>
+              <w:bottom w:w="80" w:type="dxa"/>
+              <w:end w:w="160" w:type="dxa"/>
+            </w:tcMar>
           </w:tcPr>
           <w:p>
             <w:pPr>
@@ -478,11 +2881,10 @@
               <w:rPr>
                 <w:rFonts w:ascii="Calibri" w:hAnsi="Calibri"/>
                 <w:b/>
-                <w:i w:val="0"/>
-                <w:color w:val="1C2635"/>
+                <w:color w:val="1A1A1A"/>
                 <w:sz w:val="20"/>
               </w:rPr>
-              <w:t>Six spreadsheets</w:t>
+              <w:t>DNS settles + I test everything</w:t>
             </w:r>
           </w:p>
           <w:p>
@@ -493,35 +2895,88 @@
               <w:rPr>
                 <w:rFonts w:ascii="Calibri" w:hAnsi="Calibri"/>
                 <w:b w:val="0"/>
-                <w:i w:val="0"/>
-                <w:color w:val="5A6A7A"/>
+                <w:color w:val="888888"/>
                 <w:sz w:val="18"/>
               </w:rPr>
-              <w:t>Bank Payments, Invoices (50+ trade customers), Monthly accounts, Weekly reconciliation, Daily sales figures and the Delivery Temperature log.</w:t>
+              <w:t>Once both domains are fully live and I've tested the admin app end-to-end, I'll get your login invite over and walk you through the system.</w:t>
+            </w:r>
+          </w:p>
+        </w:tc>
+      </w:tr>
+    </w:tbl>
+    <w:p>
+      <w:pPr>
+        <w:spacing w:before="0" w:after="40"/>
+      </w:pPr>
+    </w:p>
+    <w:tbl>
+      <w:tblPr>
+        <w:tblLook w:firstColumn="1" w:firstRow="1" w:lastColumn="0" w:lastRow="0" w:noHBand="0" w:noVBand="1" w:val="04A0"/>
+        <w:tblW w:w="9412" w:type="dxa"/>
+        <w:tblBorders>
+          <w:top w:val="none"/>
+          <w:left w:val="none"/>
+          <w:bottom w:val="none"/>
+          <w:right w:val="none"/>
+          <w:insideH w:val="none"/>
+          <w:insideV w:val="none"/>
+        </w:tblBorders>
+      </w:tblPr>
+      <w:tblGrid>
+        <w:gridCol w:w="5400"/>
+        <w:gridCol w:w="5400"/>
+      </w:tblGrid>
+      <w:tr>
+        <w:tc>
+          <w:tcPr>
+            <w:tcW w:w="700" w:type="dxa"/>
+            <w:shd w:val="clear" w:color="auto" w:fill="0D1726"/>
+            <w:tcBorders>
+              <w:top w:val="single" w:sz="4" w:color="15A36A"/>
+              <w:left w:val="single" w:sz="4" w:color="15A36A"/>
+              <w:bottom w:val="single" w:sz="4" w:color="15A36A"/>
+              <w:right w:val="single" w:sz="4" w:color="15A36A"/>
+            </w:tcBorders>
+            <w:tcMar>
+              <w:top w:w="80" w:type="dxa"/>
+              <w:start w:w="100" w:type="dxa"/>
+              <w:bottom w:w="80" w:type="dxa"/>
+              <w:end w:w="100" w:type="dxa"/>
+            </w:tcMar>
+          </w:tcPr>
+          <w:p>
+            <w:pPr>
+              <w:jc w:val="center"/>
+              <w:spacing w:before="0" w:after="0"/>
+            </w:pPr>
+            <w:r>
+              <w:rPr>
+                <w:rFonts w:ascii="Calibri" w:hAnsi="Calibri"/>
+                <w:b/>
+                <w:color w:val="15A36A"/>
+                <w:sz w:val="26"/>
+              </w:rPr>
+              <w:t>2</w:t>
             </w:r>
           </w:p>
         </w:tc>
         <w:tc>
           <w:tcPr>
-            <w:tcW w:type="dxa" w:w="3137"/>
+            <w:tcW w:w="8712" w:type="dxa"/>
             <w:tcBorders>
-              <w:top w:val="none"/>
+              <w:top w:val="single" w:sz="4" w:color="E8E8E8"/>
+              <w:bottom w:val="single" w:sz="4" w:color="E8E8E8"/>
+              <w:right w:val="single" w:sz="4" w:color="E8E8E8"/>
               <w:left w:val="none"/>
-              <w:bottom w:val="none"/>
-              <w:right w:val="none"/>
+              <w:insideH w:val="none"/>
+              <w:insideV w:val="none"/>
             </w:tcBorders>
             <w:tcMar>
               <w:top w:w="80" w:type="dxa"/>
-              <w:start w:w="20" w:type="dxa"/>
+              <w:start w:w="160" w:type="dxa"/>
               <w:bottom w:w="80" w:type="dxa"/>
-              <w:end w:w="120" w:type="dxa"/>
+              <w:end w:w="160" w:type="dxa"/>
             </w:tcMar>
-            <w:tcBorders>
-              <w:top w:val="single" w:sz="12" w:color="15a36a"/>
-              <w:left w:val="single" w:sz="4" w:color="e2e6eb"/>
-              <w:bottom w:val="single" w:sz="4" w:color="e2e6eb"/>
-              <w:right w:val="single" w:sz="4" w:color="e2e6eb"/>
-            </w:tcBorders>
           </w:tcPr>
           <w:p>
             <w:pPr>
@@ -531,11 +2986,10 @@
               <w:rPr>
                 <w:rFonts w:ascii="Calibri" w:hAnsi="Calibri"/>
                 <w:b/>
-                <w:i w:val="0"/>
-                <w:color w:val="1C2635"/>
+                <w:color w:val="1A1A1A"/>
                 <w:sz w:val="20"/>
               </w:rPr>
-              <w:t>New ideas</w:t>
+              <w:t>Online order form</w:t>
             </w:r>
           </w:p>
           <w:p>
@@ -546,11 +3000,10 @@
               <w:rPr>
                 <w:rFonts w:ascii="Calibri" w:hAnsi="Calibri"/>
                 <w:b w:val="0"/>
-                <w:i w:val="0"/>
-                <w:color w:val="5A6A7A"/>
+                <w:color w:val="888888"/>
                 <w:sz w:val="18"/>
               </w:rPr>
-              <w:t>Smart customer lookup, social post automation, WhatsApp link previews, About section, delivery temps linked to runs, and a new social graphic template.</w:t>
+              <w:t>Connects the order form on the website to the database. Customers place an order, it lands straight in Jon’s delivery run — no message needed.</w:t>
             </w:r>
           </w:p>
         </w:tc>
@@ -558,24 +3011,13 @@
     </w:tbl>
     <w:p>
       <w:pPr>
-        <w:spacing w:before="0" w:after="80"/>
-      </w:pPr>
-      <w:r>
-        <w:rPr>
-          <w:sz w:val="2"/>
-        </w:rPr>
-        <w:t xml:space="preserve"> </w:t>
-      </w:r>
-    </w:p>
-    <w:p>
-      <w:pPr>
-        <w:spacing w:before="160" w:after="20"/>
+        <w:spacing w:before="0" w:after="40"/>
       </w:pPr>
     </w:p>
     <w:tbl>
       <w:tblPr>
-        <w:tblW w:type="auto" w:w="0"/>
         <w:tblLook w:firstColumn="1" w:firstRow="1" w:lastColumn="0" w:lastRow="0" w:noHBand="0" w:noVBand="1" w:val="04A0"/>
+        <w:tblW w:w="9412" w:type="dxa"/>
         <w:tblBorders>
           <w:top w:val="none"/>
           <w:left w:val="none"/>
@@ -586,26 +3028,75 @@
         </w:tblBorders>
       </w:tblPr>
       <w:tblGrid>
-        <w:gridCol w:w="2268"/>
-        <w:gridCol w:w="7143"/>
+        <w:gridCol w:w="5400"/>
+        <w:gridCol w:w="5400"/>
       </w:tblGrid>
       <w:tr>
         <w:tc>
           <w:tcPr>
-            <w:tcW w:type="dxa" w:w="4706"/>
+            <w:tcW w:w="700" w:type="dxa"/>
+            <w:shd w:val="clear" w:color="auto" w:fill="0D1726"/>
             <w:tcBorders>
-              <w:top w:val="none"/>
-              <w:left w:val="none"/>
-              <w:bottom w:val="none"/>
-              <w:right w:val="none"/>
+              <w:top w:val="single" w:sz="4" w:color="15A36A"/>
+              <w:left w:val="single" w:sz="4" w:color="15A36A"/>
+              <w:bottom w:val="single" w:sz="4" w:color="15A36A"/>
+              <w:right w:val="single" w:sz="4" w:color="15A36A"/>
             </w:tcBorders>
             <w:tcMar>
               <w:top w:w="80" w:type="dxa"/>
-              <w:start w:w="0" w:type="dxa"/>
+              <w:start w:w="100" w:type="dxa"/>
               <w:bottom w:w="80" w:type="dxa"/>
-              <w:end w:w="60" w:type="dxa"/>
+              <w:end w:w="100" w:type="dxa"/>
             </w:tcMar>
           </w:tcPr>
+          <w:p>
+            <w:pPr>
+              <w:jc w:val="center"/>
+              <w:spacing w:before="0" w:after="0"/>
+            </w:pPr>
+            <w:r>
+              <w:rPr>
+                <w:rFonts w:ascii="Calibri" w:hAnsi="Calibri"/>
+                <w:b/>
+                <w:color w:val="15A36A"/>
+                <w:sz w:val="26"/>
+              </w:rPr>
+              <w:t>3</w:t>
+            </w:r>
+          </w:p>
+        </w:tc>
+        <w:tc>
+          <w:tcPr>
+            <w:tcW w:w="8712" w:type="dxa"/>
+            <w:tcBorders>
+              <w:top w:val="single" w:sz="4" w:color="E8E8E8"/>
+              <w:bottom w:val="single" w:sz="4" w:color="E8E8E8"/>
+              <w:right w:val="single" w:sz="4" w:color="E8E8E8"/>
+              <w:left w:val="none"/>
+              <w:insideH w:val="none"/>
+              <w:insideV w:val="none"/>
+            </w:tcBorders>
+            <w:tcMar>
+              <w:top w:w="80" w:type="dxa"/>
+              <w:start w:w="160" w:type="dxa"/>
+              <w:bottom w:w="80" w:type="dxa"/>
+              <w:end w:w="160" w:type="dxa"/>
+            </w:tcMar>
+          </w:tcPr>
+          <w:p>
+            <w:pPr>
+              <w:spacing w:before="0" w:after="4"/>
+            </w:pPr>
+            <w:r>
+              <w:rPr>
+                <w:rFonts w:ascii="Calibri" w:hAnsi="Calibri"/>
+                <w:b/>
+                <w:color w:val="1A1A1A"/>
+                <w:sz w:val="20"/>
+              </w:rPr>
+              <w:t>EmailJS — invoices &amp; order confirmations</w:t>
+            </w:r>
+          </w:p>
           <w:p>
             <w:pPr>
               <w:spacing w:before="0" w:after="0"/>
@@ -613,61 +3104,25 @@
             <w:r>
               <w:rPr>
                 <w:rFonts w:ascii="Calibri" w:hAnsi="Calibri"/>
-                <w:b/>
-                <w:i w:val="0"/>
-                <w:color w:val="15A36A"/>
-                <w:sz w:val="16"/>
+                <w:b w:val="0"/>
+                <w:color w:val="888888"/>
+                <w:sz w:val="18"/>
               </w:rPr>
-              <w:t>CUSTOMER-FACING WEBSITE</w:t>
+              <w:t>Wires up the send buttons on invoices and triggers an order confirmation email to customers when they place an order on the website.</w:t>
             </w:r>
-          </w:p>
-        </w:tc>
-        <w:tc>
-          <w:tcPr>
-            <w:tcW w:type="dxa" w:w="4706"/>
-            <w:tcBorders>
-              <w:top w:val="none"/>
-              <w:left w:val="none"/>
-              <w:bottom w:val="none"/>
-              <w:right w:val="none"/>
-            </w:tcBorders>
-            <w:tcMar>
-              <w:top w:w="100" w:type="dxa"/>
-              <w:start w:w="0" w:type="dxa"/>
-              <w:bottom w:w="80" w:type="dxa"/>
-              <w:end w:w="0" w:type="dxa"/>
-            </w:tcMar>
-          </w:tcPr>
-          <w:p>
-            <w:pPr>
-              <w:spacing w:before="0" w:after="0"/>
-              <w:pBdr>
-                <w:bottom w:val="single" w:sz="4" w:color="15a36a" w:space="1"/>
-              </w:pBdr>
-            </w:pPr>
           </w:p>
         </w:tc>
       </w:tr>
     </w:tbl>
     <w:p>
       <w:pPr>
-        <w:spacing w:before="0" w:after="10"/>
+        <w:spacing w:before="0" w:after="40"/>
       </w:pPr>
-      <w:r>
-        <w:rPr>
-          <w:rFonts w:ascii="Calibri" w:hAnsi="Calibri"/>
-          <w:b/>
-          <w:i w:val="0"/>
-          <w:color w:val="1C2635"/>
-          <w:sz w:val="32"/>
-        </w:rPr>
-        <w:t>What changed on the website</w:t>
-      </w:r>
     </w:p>
     <w:tbl>
       <w:tblPr>
-        <w:tblW w:type="auto" w:w="0"/>
         <w:tblLook w:firstColumn="1" w:firstRow="1" w:lastColumn="0" w:lastRow="0" w:noHBand="0" w:noVBand="1" w:val="04A0"/>
+        <w:tblW w:w="9412" w:type="dxa"/>
         <w:tblBorders>
           <w:top w:val="none"/>
           <w:left w:val="none"/>
@@ -678,70 +3133,75 @@
         </w:tblBorders>
       </w:tblPr>
       <w:tblGrid>
-        <w:gridCol w:w="3118"/>
-        <w:gridCol w:w="6293"/>
+        <w:gridCol w:w="5400"/>
+        <w:gridCol w:w="5400"/>
       </w:tblGrid>
       <w:tr>
         <w:tc>
           <w:tcPr>
-            <w:tcW w:type="dxa" w:w="4706"/>
+            <w:tcW w:w="700" w:type="dxa"/>
+            <w:shd w:val="clear" w:color="auto" w:fill="0D1726"/>
             <w:tcBorders>
-              <w:top w:val="none"/>
-              <w:left w:val="none"/>
-              <w:bottom w:val="none"/>
-              <w:right w:val="none"/>
-            </w:tcBorders>
-            <w:tcBorders>
-              <w:top w:val="none"/>
-              <w:right w:val="none"/>
-              <w:bottom w:val="none"/>
-              <w:left w:val="single" w:sz="18" w:color="15a36a"/>
+              <w:top w:val="single" w:sz="4" w:color="15A36A"/>
+              <w:left w:val="single" w:sz="4" w:color="15A36A"/>
+              <w:bottom w:val="single" w:sz="4" w:color="15A36A"/>
+              <w:right w:val="single" w:sz="4" w:color="15A36A"/>
             </w:tcBorders>
             <w:tcMar>
-              <w:top w:w="60" w:type="dxa"/>
-              <w:start w:w="80" w:type="dxa"/>
-              <w:bottom w:w="60" w:type="dxa"/>
-              <w:end w:w="40" w:type="dxa"/>
+              <w:top w:w="80" w:type="dxa"/>
+              <w:start w:w="100" w:type="dxa"/>
+              <w:bottom w:w="80" w:type="dxa"/>
+              <w:end w:w="100" w:type="dxa"/>
             </w:tcMar>
           </w:tcPr>
           <w:p>
             <w:pPr>
+              <w:jc w:val="center"/>
               <w:spacing w:before="0" w:after="0"/>
             </w:pPr>
             <w:r>
               <w:rPr>
                 <w:rFonts w:ascii="Calibri" w:hAnsi="Calibri"/>
                 <w:b/>
-                <w:i w:val="0"/>
-                <w:color w:val="1C2635"/>
-                <w:sz w:val="19"/>
+                <w:color w:val="15A36A"/>
+                <w:sz w:val="26"/>
               </w:rPr>
-              <w:t>Trade section</w:t>
+              <w:t>4</w:t>
             </w:r>
           </w:p>
         </w:tc>
         <w:tc>
           <w:tcPr>
-            <w:tcW w:type="dxa" w:w="4706"/>
+            <w:tcW w:w="8712" w:type="dxa"/>
             <w:tcBorders>
-              <w:top w:val="none"/>
+              <w:top w:val="single" w:sz="4" w:color="E8E8E8"/>
+              <w:bottom w:val="single" w:sz="4" w:color="E8E8E8"/>
+              <w:right w:val="single" w:sz="4" w:color="E8E8E8"/>
               <w:left w:val="none"/>
-              <w:bottom w:val="none"/>
-              <w:right w:val="none"/>
+              <w:insideH w:val="none"/>
+              <w:insideV w:val="none"/>
             </w:tcBorders>
             <w:tcMar>
-              <w:top w:w="60" w:type="dxa"/>
-              <w:start w:w="60" w:type="dxa"/>
-              <w:bottom w:w="60" w:type="dxa"/>
-              <w:end w:w="60" w:type="dxa"/>
+              <w:top w:w="80" w:type="dxa"/>
+              <w:start w:w="160" w:type="dxa"/>
+              <w:bottom w:w="80" w:type="dxa"/>
+              <w:end w:w="160" w:type="dxa"/>
             </w:tcMar>
-            <w:tcBorders>
-              <w:bottom w:val="single" w:sz="4" w:color="e2e6eb"/>
-              <w:top w:val="none"/>
-              <w:left w:val="none"/>
-              <w:right w:val="none"/>
-            </w:tcBorders>
           </w:tcPr>
+          <w:p>
+            <w:pPr>
+              <w:spacing w:before="0" w:after="4"/>
+            </w:pPr>
+            <w:r>
+              <w:rPr>
+                <w:rFonts w:ascii="Calibri" w:hAnsi="Calibri"/>
+                <w:b/>
+                <w:color w:val="1A1A1A"/>
+                <w:sz w:val="20"/>
+              </w:rPr>
+              <w:t>Twilio — reminders &amp; VIP texts</w:t>
+            </w:r>
+          </w:p>
           <w:p>
             <w:pPr>
               <w:spacing w:before="0" w:after="0"/>
@@ -750,20 +3210,24 @@
               <w:rPr>
                 <w:rFonts w:ascii="Calibri" w:hAnsi="Calibri"/>
                 <w:b w:val="0"/>
-                <w:i w:val="0"/>
-                <w:color w:val="5A6A7A"/>
+                <w:color w:val="888888"/>
                 <w:sz w:val="18"/>
               </w:rPr>
-              <w:t>Trade accounts live as a proper section within the website — benefits, enquiry form, who we work with. One website, not two.</w:t>
+              <w:t>Daily trade customer reminders and Christmas VIP messaging through one Twilio account. The UI and message templates are already built.</w:t>
             </w:r>
           </w:p>
         </w:tc>
       </w:tr>
     </w:tbl>
+    <w:p>
+      <w:pPr>
+        <w:spacing w:before="0" w:after="40"/>
+      </w:pPr>
+    </w:p>
     <w:tbl>
       <w:tblPr>
-        <w:tblW w:type="auto" w:w="0"/>
         <w:tblLook w:firstColumn="1" w:firstRow="1" w:lastColumn="0" w:lastRow="0" w:noHBand="0" w:noVBand="1" w:val="04A0"/>
+        <w:tblW w:w="9412" w:type="dxa"/>
         <w:tblBorders>
           <w:top w:val="none"/>
           <w:left w:val="none"/>
@@ -774,70 +3238,75 @@
         </w:tblBorders>
       </w:tblPr>
       <w:tblGrid>
-        <w:gridCol w:w="3118"/>
-        <w:gridCol w:w="6293"/>
+        <w:gridCol w:w="5400"/>
+        <w:gridCol w:w="5400"/>
       </w:tblGrid>
       <w:tr>
         <w:tc>
           <w:tcPr>
-            <w:tcW w:type="dxa" w:w="4706"/>
+            <w:tcW w:w="700" w:type="dxa"/>
+            <w:shd w:val="clear" w:color="auto" w:fill="0D1726"/>
             <w:tcBorders>
-              <w:top w:val="none"/>
-              <w:left w:val="none"/>
-              <w:bottom w:val="none"/>
-              <w:right w:val="none"/>
-            </w:tcBorders>
-            <w:tcBorders>
-              <w:top w:val="none"/>
-              <w:right w:val="none"/>
-              <w:bottom w:val="none"/>
-              <w:left w:val="single" w:sz="18" w:color="15a36a"/>
+              <w:top w:val="single" w:sz="4" w:color="15A36A"/>
+              <w:left w:val="single" w:sz="4" w:color="15A36A"/>
+              <w:bottom w:val="single" w:sz="4" w:color="15A36A"/>
+              <w:right w:val="single" w:sz="4" w:color="15A36A"/>
             </w:tcBorders>
             <w:tcMar>
-              <w:top w:w="60" w:type="dxa"/>
-              <w:start w:w="80" w:type="dxa"/>
-              <w:bottom w:w="60" w:type="dxa"/>
-              <w:end w:w="40" w:type="dxa"/>
+              <w:top w:w="80" w:type="dxa"/>
+              <w:start w:w="100" w:type="dxa"/>
+              <w:bottom w:w="80" w:type="dxa"/>
+              <w:end w:w="100" w:type="dxa"/>
             </w:tcMar>
           </w:tcPr>
           <w:p>
             <w:pPr>
+              <w:jc w:val="center"/>
               <w:spacing w:before="0" w:after="0"/>
             </w:pPr>
             <w:r>
               <w:rPr>
                 <w:rFonts w:ascii="Calibri" w:hAnsi="Calibri"/>
                 <w:b/>
-                <w:i w:val="0"/>
-                <w:color w:val="1C2635"/>
-                <w:sz w:val="19"/>
+                <w:color w:val="15A36A"/>
+                <w:sz w:val="26"/>
               </w:rPr>
-              <w:t>Minimum order &amp; delivery charge</w:t>
+              <w:t>5</w:t>
             </w:r>
           </w:p>
         </w:tc>
         <w:tc>
           <w:tcPr>
-            <w:tcW w:type="dxa" w:w="4706"/>
+            <w:tcW w:w="8712" w:type="dxa"/>
             <w:tcBorders>
-              <w:top w:val="none"/>
+              <w:top w:val="single" w:sz="4" w:color="E8E8E8"/>
+              <w:bottom w:val="single" w:sz="4" w:color="E8E8E8"/>
+              <w:right w:val="single" w:sz="4" w:color="E8E8E8"/>
               <w:left w:val="none"/>
-              <w:bottom w:val="none"/>
-              <w:right w:val="none"/>
+              <w:insideH w:val="none"/>
+              <w:insideV w:val="none"/>
             </w:tcBorders>
             <w:tcMar>
-              <w:top w:w="60" w:type="dxa"/>
-              <w:start w:w="60" w:type="dxa"/>
-              <w:bottom w:w="60" w:type="dxa"/>
-              <w:end w:w="60" w:type="dxa"/>
+              <w:top w:w="80" w:type="dxa"/>
+              <w:start w:w="160" w:type="dxa"/>
+              <w:bottom w:w="80" w:type="dxa"/>
+              <w:end w:w="160" w:type="dxa"/>
             </w:tcMar>
-            <w:tcBorders>
-              <w:bottom w:val="single" w:sz="4" w:color="e2e6eb"/>
-              <w:top w:val="none"/>
-              <w:left w:val="none"/>
-              <w:right w:val="none"/>
-            </w:tcBorders>
           </w:tcPr>
+          <w:p>
+            <w:pPr>
+              <w:spacing w:before="0" w:after="4"/>
+            </w:pPr>
+            <w:r>
+              <w:rPr>
+                <w:rFonts w:ascii="Calibri" w:hAnsi="Calibri"/>
+                <w:b/>
+                <w:color w:val="1A1A1A"/>
+                <w:sz w:val="20"/>
+              </w:rPr>
+              <w:t>Claude API — AI order parsing &amp; message drafting</w:t>
+            </w:r>
+          </w:p>
           <w:p>
             <w:pPr>
               <w:spacing w:before="0" w:after="0"/>
@@ -846,20 +3315,24 @@
               <w:rPr>
                 <w:rFonts w:ascii="Calibri" w:hAnsi="Calibri"/>
                 <w:b w:val="0"/>
-                <w:i w:val="0"/>
-                <w:color w:val="5A6A7A"/>
+                <w:color w:val="888888"/>
                 <w:sz w:val="18"/>
               </w:rPr>
-              <w:t>Orders under £20 get a £5 charge added automatically. Configurable by Jon in the admin — no developer needed.</w:t>
+              <w:t>Paste a Messenger thread and the app extracts the order automatically. AI-drafted VIP messages and customer communication templates.</w:t>
             </w:r>
           </w:p>
         </w:tc>
       </w:tr>
     </w:tbl>
+    <w:p>
+      <w:pPr>
+        <w:spacing w:before="0" w:after="40"/>
+      </w:pPr>
+    </w:p>
     <w:tbl>
       <w:tblPr>
-        <w:tblW w:type="auto" w:w="0"/>
         <w:tblLook w:firstColumn="1" w:firstRow="1" w:lastColumn="0" w:lastRow="0" w:noHBand="0" w:noVBand="1" w:val="04A0"/>
+        <w:tblW w:w="9412" w:type="dxa"/>
         <w:tblBorders>
           <w:top w:val="none"/>
           <w:left w:val="none"/>
@@ -870,70 +3343,75 @@
         </w:tblBorders>
       </w:tblPr>
       <w:tblGrid>
-        <w:gridCol w:w="3118"/>
-        <w:gridCol w:w="6293"/>
+        <w:gridCol w:w="5400"/>
+        <w:gridCol w:w="5400"/>
       </w:tblGrid>
       <w:tr>
         <w:tc>
           <w:tcPr>
-            <w:tcW w:type="dxa" w:w="4706"/>
+            <w:tcW w:w="700" w:type="dxa"/>
+            <w:shd w:val="clear" w:color="auto" w:fill="0D1726"/>
             <w:tcBorders>
-              <w:top w:val="none"/>
-              <w:left w:val="none"/>
-              <w:bottom w:val="none"/>
-              <w:right w:val="none"/>
-            </w:tcBorders>
-            <w:tcBorders>
-              <w:top w:val="none"/>
-              <w:right w:val="none"/>
-              <w:bottom w:val="none"/>
-              <w:left w:val="single" w:sz="18" w:color="15a36a"/>
+              <w:top w:val="single" w:sz="4" w:color="15A36A"/>
+              <w:left w:val="single" w:sz="4" w:color="15A36A"/>
+              <w:bottom w:val="single" w:sz="4" w:color="15A36A"/>
+              <w:right w:val="single" w:sz="4" w:color="15A36A"/>
             </w:tcBorders>
             <w:tcMar>
-              <w:top w:w="60" w:type="dxa"/>
-              <w:start w:w="80" w:type="dxa"/>
-              <w:bottom w:w="60" w:type="dxa"/>
-              <w:end w:w="40" w:type="dxa"/>
+              <w:top w:w="80" w:type="dxa"/>
+              <w:start w:w="100" w:type="dxa"/>
+              <w:bottom w:w="80" w:type="dxa"/>
+              <w:end w:w="100" w:type="dxa"/>
             </w:tcMar>
           </w:tcPr>
           <w:p>
             <w:pPr>
+              <w:jc w:val="center"/>
               <w:spacing w:before="0" w:after="0"/>
             </w:pPr>
             <w:r>
               <w:rPr>
                 <w:rFonts w:ascii="Calibri" w:hAnsi="Calibri"/>
                 <w:b/>
-                <w:i w:val="0"/>
-                <w:color w:val="1C2635"/>
-                <w:sz w:val="19"/>
+                <w:color w:val="15A36A"/>
+                <w:sz w:val="26"/>
               </w:rPr>
-              <w:t>Standing orders</w:t>
+              <w:t>6</w:t>
             </w:r>
           </w:p>
         </w:tc>
         <w:tc>
           <w:tcPr>
-            <w:tcW w:type="dxa" w:w="4706"/>
+            <w:tcW w:w="8712" w:type="dxa"/>
             <w:tcBorders>
-              <w:top w:val="none"/>
+              <w:top w:val="single" w:sz="4" w:color="E8E8E8"/>
+              <w:bottom w:val="single" w:sz="4" w:color="E8E8E8"/>
+              <w:right w:val="single" w:sz="4" w:color="E8E8E8"/>
               <w:left w:val="none"/>
-              <w:bottom w:val="none"/>
-              <w:right w:val="none"/>
+              <w:insideH w:val="none"/>
+              <w:insideV w:val="none"/>
             </w:tcBorders>
             <w:tcMar>
-              <w:top w:w="60" w:type="dxa"/>
-              <w:start w:w="60" w:type="dxa"/>
-              <w:bottom w:w="60" w:type="dxa"/>
-              <w:end w:w="60" w:type="dxa"/>
+              <w:top w:w="80" w:type="dxa"/>
+              <w:start w:w="160" w:type="dxa"/>
+              <w:bottom w:w="80" w:type="dxa"/>
+              <w:end w:w="160" w:type="dxa"/>
             </w:tcMar>
-            <w:tcBorders>
-              <w:bottom w:val="single" w:sz="4" w:color="e2e6eb"/>
-              <w:top w:val="none"/>
-              <w:left w:val="none"/>
-              <w:right w:val="none"/>
-            </w:tcBorders>
           </w:tcPr>
+          <w:p>
+            <w:pPr>
+              <w:spacing w:before="0" w:after="4"/>
+            </w:pPr>
+            <w:r>
+              <w:rPr>
+                <w:rFonts w:ascii="Calibri" w:hAnsi="Calibri"/>
+                <w:b/>
+                <w:color w:val="1A1A1A"/>
+                <w:sz w:val="20"/>
+              </w:rPr>
+              <w:t>Google Maps API</w:t>
+            </w:r>
+          </w:p>
           <w:p>
             <w:pPr>
               <w:spacing w:before="0" w:after="0"/>
@@ -942,20 +3420,24 @@
               <w:rPr>
                 <w:rFonts w:ascii="Calibri" w:hAnsi="Calibri"/>
                 <w:b w:val="0"/>
-                <w:i w:val="0"/>
-                <w:color w:val="5A6A7A"/>
+                <w:color w:val="888888"/>
                 <w:sz w:val="18"/>
               </w:rPr>
-              <w:t>Customers can set up weekly or fortnightly recurring orders, paid upfront. Clearly explained at checkout.</w:t>
+              <w:t>Swaps the simulated route for a real optimised delivery route. 10-minute setup — I'll handle this.</w:t>
             </w:r>
           </w:p>
         </w:tc>
       </w:tr>
     </w:tbl>
+    <w:p>
+      <w:pPr>
+        <w:spacing w:before="0" w:after="80"/>
+      </w:pPr>
+    </w:p>
     <w:tbl>
       <w:tblPr>
-        <w:tblW w:type="auto" w:w="0"/>
         <w:tblLook w:firstColumn="1" w:firstRow="1" w:lastColumn="0" w:lastRow="0" w:noHBand="0" w:noVBand="1" w:val="04A0"/>
+        <w:tblW w:w="9412" w:type="dxa"/>
         <w:tblBorders>
           <w:top w:val="none"/>
           <w:left w:val="none"/>
@@ -966,3431 +3448,28 @@
         </w:tblBorders>
       </w:tblPr>
       <w:tblGrid>
-        <w:gridCol w:w="3118"/>
-        <w:gridCol w:w="6293"/>
+        <w:gridCol w:w="5400"/>
+        <w:gridCol w:w="5400"/>
       </w:tblGrid>
       <w:tr>
         <w:tc>
           <w:tcPr>
-            <w:tcW w:type="dxa" w:w="4706"/>
+            <w:tcW w:w="4706" w:type="dxa"/>
+            <w:shd w:val="clear" w:color="auto" w:fill="0D1726"/>
             <w:tcBorders>
-              <w:top w:val="none"/>
-              <w:left w:val="none"/>
-              <w:bottom w:val="none"/>
-              <w:right w:val="none"/>
-            </w:tcBorders>
-            <w:tcBorders>
-              <w:top w:val="none"/>
-              <w:right w:val="none"/>
-              <w:bottom w:val="none"/>
-              <w:left w:val="single" w:sz="18" w:color="15a36a"/>
+              <w:top w:val="none" w:sz="0" w:space="0" w:color="auto"/>
+              <w:left w:val="none" w:sz="0" w:space="0" w:color="auto"/>
+              <w:bottom w:val="none" w:sz="0" w:space="0" w:color="auto"/>
+              <w:right w:val="none" w:sz="0" w:space="0" w:color="auto"/>
+              <w:insideH w:val="none" w:sz="0" w:space="0" w:color="auto"/>
+              <w:insideV w:val="none" w:sz="0" w:space="0" w:color="auto"/>
             </w:tcBorders>
             <w:tcMar>
-              <w:top w:w="60" w:type="dxa"/>
-              <w:start w:w="80" w:type="dxa"/>
-              <w:bottom w:w="60" w:type="dxa"/>
-              <w:end w:w="40" w:type="dxa"/>
+              <w:top w:w="160" w:type="dxa"/>
+              <w:start w:w="200" w:type="dxa"/>
+              <w:bottom w:w="160" w:type="dxa"/>
+              <w:end w:w="120" w:type="dxa"/>
             </w:tcMar>
-          </w:tcPr>
-          <w:p>
-            <w:pPr>
-              <w:spacing w:before="0" w:after="0"/>
-            </w:pPr>
-            <w:r>
-              <w:rPr>
-                <w:rFonts w:ascii="Calibri" w:hAnsi="Calibri"/>
-                <w:b/>
-                <w:i w:val="0"/>
-                <w:color w:val="1C2635"/>
-                <w:sz w:val="19"/>
-              </w:rPr>
-              <w:t>First order free gift</w:t>
-            </w:r>
-          </w:p>
-        </w:tc>
-        <w:tc>
-          <w:tcPr>
-            <w:tcW w:type="dxa" w:w="4706"/>
-            <w:tcBorders>
-              <w:top w:val="none"/>
-              <w:left w:val="none"/>
-              <w:bottom w:val="none"/>
-              <w:right w:val="none"/>
-            </w:tcBorders>
-            <w:tcMar>
-              <w:top w:w="60" w:type="dxa"/>
-              <w:start w:w="60" w:type="dxa"/>
-              <w:bottom w:w="60" w:type="dxa"/>
-              <w:end w:w="60" w:type="dxa"/>
-            </w:tcMar>
-            <w:tcBorders>
-              <w:bottom w:val="single" w:sz="4" w:color="e2e6eb"/>
-              <w:top w:val="none"/>
-              <w:left w:val="none"/>
-              <w:right w:val="none"/>
-            </w:tcBorders>
-          </w:tcPr>
-          <w:p>
-            <w:pPr>
-              <w:spacing w:before="0" w:after="0"/>
-            </w:pPr>
-            <w:r>
-              <w:rPr>
-                <w:rFonts w:ascii="Calibri" w:hAnsi="Calibri"/>
-                <w:b w:val="0"/>
-                <w:i w:val="0"/>
-                <w:color w:val="5A6A7A"/>
-                <w:sz w:val="18"/>
-              </w:rPr>
-              <w:t>New customers offered free sausages or bacon on their first delivery. Banner on homepage and noted in the order for Jon.</w:t>
-            </w:r>
-          </w:p>
-        </w:tc>
-      </w:tr>
-    </w:tbl>
-    <w:tbl>
-      <w:tblPr>
-        <w:tblW w:type="auto" w:w="0"/>
-        <w:tblLook w:firstColumn="1" w:firstRow="1" w:lastColumn="0" w:lastRow="0" w:noHBand="0" w:noVBand="1" w:val="04A0"/>
-        <w:tblBorders>
-          <w:top w:val="none"/>
-          <w:left w:val="none"/>
-          <w:bottom w:val="none"/>
-          <w:right w:val="none"/>
-          <w:insideH w:val="none"/>
-          <w:insideV w:val="none"/>
-        </w:tblBorders>
-      </w:tblPr>
-      <w:tblGrid>
-        <w:gridCol w:w="3118"/>
-        <w:gridCol w:w="6293"/>
-      </w:tblGrid>
-      <w:tr>
-        <w:tc>
-          <w:tcPr>
-            <w:tcW w:type="dxa" w:w="4706"/>
-            <w:tcBorders>
-              <w:top w:val="none"/>
-              <w:left w:val="none"/>
-              <w:bottom w:val="none"/>
-              <w:right w:val="none"/>
-            </w:tcBorders>
-            <w:tcBorders>
-              <w:top w:val="none"/>
-              <w:right w:val="none"/>
-              <w:bottom w:val="none"/>
-              <w:left w:val="single" w:sz="18" w:color="15a36a"/>
-            </w:tcBorders>
-            <w:tcMar>
-              <w:top w:w="60" w:type="dxa"/>
-              <w:start w:w="80" w:type="dxa"/>
-              <w:bottom w:w="60" w:type="dxa"/>
-              <w:end w:w="40" w:type="dxa"/>
-            </w:tcMar>
-          </w:tcPr>
-          <w:p>
-            <w:pPr>
-              <w:spacing w:before="0" w:after="0"/>
-            </w:pPr>
-            <w:r>
-              <w:rPr>
-                <w:rFonts w:ascii="Calibri" w:hAnsi="Calibri"/>
-                <w:b/>
-                <w:i w:val="0"/>
-                <w:color w:val="1C2635"/>
-                <w:sz w:val="19"/>
-              </w:rPr>
-              <w:t>Smart account types</w:t>
-            </w:r>
-          </w:p>
-        </w:tc>
-        <w:tc>
-          <w:tcPr>
-            <w:tcW w:type="dxa" w:w="4706"/>
-            <w:tcBorders>
-              <w:top w:val="none"/>
-              <w:left w:val="none"/>
-              <w:bottom w:val="none"/>
-              <w:right w:val="none"/>
-            </w:tcBorders>
-            <w:tcMar>
-              <w:top w:w="60" w:type="dxa"/>
-              <w:start w:w="60" w:type="dxa"/>
-              <w:bottom w:w="60" w:type="dxa"/>
-              <w:end w:w="60" w:type="dxa"/>
-            </w:tcMar>
-            <w:tcBorders>
-              <w:bottom w:val="single" w:sz="4" w:color="e2e6eb"/>
-              <w:top w:val="none"/>
-              <w:left w:val="none"/>
-              <w:right w:val="none"/>
-            </w:tcBorders>
-          </w:tcPr>
-          <w:p>
-            <w:pPr>
-              <w:spacing w:before="0" w:after="0"/>
-            </w:pPr>
-            <w:r>
-              <w:rPr>
-                <w:rFonts w:ascii="Calibri" w:hAnsi="Calibri"/>
-                <w:b w:val="0"/>
-                <w:i w:val="0"/>
-                <w:color w:val="5A6A7A"/>
-                <w:sz w:val="18"/>
-              </w:rPr>
-              <w:t>Domestic customers self-register and are automatically domestic. Trade accounts are set up by Jon after an enquiry.</w:t>
-            </w:r>
-          </w:p>
-        </w:tc>
-      </w:tr>
-    </w:tbl>
-    <w:tbl>
-      <w:tblPr>
-        <w:tblW w:type="auto" w:w="0"/>
-        <w:tblLook w:firstColumn="1" w:firstRow="1" w:lastColumn="0" w:lastRow="0" w:noHBand="0" w:noVBand="1" w:val="04A0"/>
-        <w:tblBorders>
-          <w:top w:val="none"/>
-          <w:left w:val="none"/>
-          <w:bottom w:val="none"/>
-          <w:right w:val="none"/>
-          <w:insideH w:val="none"/>
-          <w:insideV w:val="none"/>
-        </w:tblBorders>
-      </w:tblPr>
-      <w:tblGrid>
-        <w:gridCol w:w="3118"/>
-        <w:gridCol w:w="6293"/>
-      </w:tblGrid>
-      <w:tr>
-        <w:tc>
-          <w:tcPr>
-            <w:tcW w:type="dxa" w:w="4706"/>
-            <w:tcBorders>
-              <w:top w:val="none"/>
-              <w:left w:val="none"/>
-              <w:bottom w:val="none"/>
-              <w:right w:val="none"/>
-            </w:tcBorders>
-            <w:tcBorders>
-              <w:top w:val="none"/>
-              <w:right w:val="none"/>
-              <w:bottom w:val="none"/>
-              <w:left w:val="single" w:sz="18" w:color="15a36a"/>
-            </w:tcBorders>
-            <w:tcMar>
-              <w:top w:w="60" w:type="dxa"/>
-              <w:start w:w="80" w:type="dxa"/>
-              <w:bottom w:w="60" w:type="dxa"/>
-              <w:end w:w="40" w:type="dxa"/>
-            </w:tcMar>
-          </w:tcPr>
-          <w:p>
-            <w:pPr>
-              <w:spacing w:before="0" w:after="0"/>
-            </w:pPr>
-            <w:r>
-              <w:rPr>
-                <w:rFonts w:ascii="Calibri" w:hAnsi="Calibri"/>
-                <w:b/>
-                <w:i w:val="0"/>
-                <w:color w:val="1C2635"/>
-                <w:sz w:val="19"/>
-              </w:rPr>
-              <w:t>WhatsApp &amp; social preview</w:t>
-            </w:r>
-          </w:p>
-        </w:tc>
-        <w:tc>
-          <w:tcPr>
-            <w:tcW w:type="dxa" w:w="4706"/>
-            <w:tcBorders>
-              <w:top w:val="none"/>
-              <w:left w:val="none"/>
-              <w:bottom w:val="none"/>
-              <w:right w:val="none"/>
-            </w:tcBorders>
-            <w:tcMar>
-              <w:top w:w="60" w:type="dxa"/>
-              <w:start w:w="60" w:type="dxa"/>
-              <w:bottom w:w="60" w:type="dxa"/>
-              <w:end w:w="60" w:type="dxa"/>
-            </w:tcMar>
-            <w:tcBorders>
-              <w:bottom w:val="single" w:sz="4" w:color="e2e6eb"/>
-              <w:top w:val="none"/>
-              <w:left w:val="none"/>
-              <w:right w:val="none"/>
-            </w:tcBorders>
-          </w:tcPr>
-          <w:p>
-            <w:pPr>
-              <w:spacing w:before="0" w:after="0"/>
-            </w:pPr>
-            <w:r>
-              <w:rPr>
-                <w:rFonts w:ascii="Calibri" w:hAnsi="Calibri"/>
-                <w:b w:val="0"/>
-                <w:i w:val="0"/>
-                <w:color w:val="5A6A7A"/>
-                <w:sz w:val="18"/>
-              </w:rPr>
-              <w:t>Sharing the website URL now shows a branded preview card on WhatsApp, Facebook and iMessage.</w:t>
-            </w:r>
-          </w:p>
-        </w:tc>
-      </w:tr>
-    </w:tbl>
-    <w:tbl>
-      <w:tblPr>
-        <w:tblW w:type="auto" w:w="0"/>
-        <w:tblLook w:firstColumn="1" w:firstRow="1" w:lastColumn="0" w:lastRow="0" w:noHBand="0" w:noVBand="1" w:val="04A0"/>
-        <w:tblBorders>
-          <w:top w:val="none"/>
-          <w:left w:val="none"/>
-          <w:bottom w:val="none"/>
-          <w:right w:val="none"/>
-          <w:insideH w:val="none"/>
-          <w:insideV w:val="none"/>
-        </w:tblBorders>
-      </w:tblPr>
-      <w:tblGrid>
-        <w:gridCol w:w="3118"/>
-        <w:gridCol w:w="6293"/>
-      </w:tblGrid>
-      <w:tr>
-        <w:tc>
-          <w:tcPr>
-            <w:tcW w:type="dxa" w:w="4706"/>
-            <w:tcBorders>
-              <w:top w:val="none"/>
-              <w:left w:val="none"/>
-              <w:bottom w:val="none"/>
-              <w:right w:val="none"/>
-            </w:tcBorders>
-            <w:tcBorders>
-              <w:top w:val="none"/>
-              <w:right w:val="none"/>
-              <w:bottom w:val="none"/>
-              <w:left w:val="single" w:sz="18" w:color="15a36a"/>
-            </w:tcBorders>
-            <w:tcMar>
-              <w:top w:w="60" w:type="dxa"/>
-              <w:start w:w="80" w:type="dxa"/>
-              <w:bottom w:w="60" w:type="dxa"/>
-              <w:end w:w="40" w:type="dxa"/>
-            </w:tcMar>
-          </w:tcPr>
-          <w:p>
-            <w:pPr>
-              <w:spacing w:before="0" w:after="0"/>
-            </w:pPr>
-            <w:r>
-              <w:rPr>
-                <w:rFonts w:ascii="Calibri" w:hAnsi="Calibri"/>
-                <w:b/>
-                <w:i w:val="0"/>
-                <w:color w:val="1C2635"/>
-                <w:sz w:val="19"/>
-              </w:rPr>
-              <w:t>About section</w:t>
-            </w:r>
-          </w:p>
-        </w:tc>
-        <w:tc>
-          <w:tcPr>
-            <w:tcW w:type="dxa" w:w="4706"/>
-            <w:tcBorders>
-              <w:top w:val="none"/>
-              <w:left w:val="none"/>
-              <w:bottom w:val="none"/>
-              <w:right w:val="none"/>
-            </w:tcBorders>
-            <w:tcMar>
-              <w:top w:w="60" w:type="dxa"/>
-              <w:start w:w="60" w:type="dxa"/>
-              <w:bottom w:w="60" w:type="dxa"/>
-              <w:end w:w="60" w:type="dxa"/>
-            </w:tcMar>
-            <w:tcBorders>
-              <w:bottom w:val="single" w:sz="4" w:color="e2e6eb"/>
-              <w:top w:val="none"/>
-              <w:left w:val="none"/>
-              <w:right w:val="none"/>
-            </w:tcBorders>
-          </w:tcPr>
-          <w:p>
-            <w:pPr>
-              <w:spacing w:before="0" w:after="0"/>
-            </w:pPr>
-            <w:r>
-              <w:rPr>
-                <w:rFonts w:ascii="Calibri" w:hAnsi="Calibri"/>
-                <w:b w:val="0"/>
-                <w:i w:val="0"/>
-                <w:color w:val="5A6A7A"/>
-                <w:sz w:val="18"/>
-              </w:rPr>
-              <w:t>Jon's background and JG Foods' story — who he is, a quote from Jon, trust stats, and why customers choose him.</w:t>
-            </w:r>
-          </w:p>
-        </w:tc>
-      </w:tr>
-    </w:tbl>
-    <w:p>
-      <w:pPr>
-        <w:spacing w:before="0" w:after="80"/>
-      </w:pPr>
-      <w:r>
-        <w:rPr>
-          <w:sz w:val="2"/>
-        </w:rPr>
-        <w:t xml:space="preserve"> </w:t>
-      </w:r>
-    </w:p>
-    <w:p>
-      <w:pPr>
-        <w:spacing w:before="160" w:after="20"/>
-      </w:pPr>
-    </w:p>
-    <w:tbl>
-      <w:tblPr>
-        <w:tblW w:type="auto" w:w="0"/>
-        <w:tblLook w:firstColumn="1" w:firstRow="1" w:lastColumn="0" w:lastRow="0" w:noHBand="0" w:noVBand="1" w:val="04A0"/>
-        <w:tblBorders>
-          <w:top w:val="none"/>
-          <w:left w:val="none"/>
-          <w:bottom w:val="none"/>
-          <w:right w:val="none"/>
-          <w:insideH w:val="none"/>
-          <w:insideV w:val="none"/>
-        </w:tblBorders>
-      </w:tblPr>
-      <w:tblGrid>
-        <w:gridCol w:w="2268"/>
-        <w:gridCol w:w="7143"/>
-      </w:tblGrid>
-      <w:tr>
-        <w:tc>
-          <w:tcPr>
-            <w:tcW w:type="dxa" w:w="4706"/>
-            <w:tcBorders>
-              <w:top w:val="none"/>
-              <w:left w:val="none"/>
-              <w:bottom w:val="none"/>
-              <w:right w:val="none"/>
-            </w:tcBorders>
-            <w:tcMar>
-              <w:top w:w="80" w:type="dxa"/>
-              <w:start w:w="0" w:type="dxa"/>
-              <w:bottom w:w="80" w:type="dxa"/>
-              <w:end w:w="60" w:type="dxa"/>
-            </w:tcMar>
-          </w:tcPr>
-          <w:p>
-            <w:pPr>
-              <w:spacing w:before="0" w:after="0"/>
-            </w:pPr>
-            <w:r>
-              <w:rPr>
-                <w:rFonts w:ascii="Calibri" w:hAnsi="Calibri"/>
-                <w:b/>
-                <w:i w:val="0"/>
-                <w:color w:val="15A36A"/>
-                <w:sz w:val="16"/>
-              </w:rPr>
-              <w:t>JON'S MANAGEMENT TOOL</w:t>
-            </w:r>
-          </w:p>
-        </w:tc>
-        <w:tc>
-          <w:tcPr>
-            <w:tcW w:type="dxa" w:w="4706"/>
-            <w:tcBorders>
-              <w:top w:val="none"/>
-              <w:left w:val="none"/>
-              <w:bottom w:val="none"/>
-              <w:right w:val="none"/>
-            </w:tcBorders>
-            <w:tcMar>
-              <w:top w:w="100" w:type="dxa"/>
-              <w:start w:w="0" w:type="dxa"/>
-              <w:bottom w:w="80" w:type="dxa"/>
-              <w:end w:w="0" w:type="dxa"/>
-            </w:tcMar>
-          </w:tcPr>
-          <w:p>
-            <w:pPr>
-              <w:spacing w:before="0" w:after="0"/>
-              <w:pBdr>
-                <w:bottom w:val="single" w:sz="4" w:color="15a36a" w:space="1"/>
-              </w:pBdr>
-            </w:pPr>
-          </w:p>
-        </w:tc>
-      </w:tr>
-    </w:tbl>
-    <w:p>
-      <w:pPr>
-        <w:spacing w:before="0" w:after="10"/>
-      </w:pPr>
-      <w:r>
-        <w:rPr>
-          <w:rFonts w:ascii="Calibri" w:hAnsi="Calibri"/>
-          <w:b/>
-          <w:i w:val="0"/>
-          <w:color w:val="1C2635"/>
-          <w:sz w:val="32"/>
-        </w:rPr>
-        <w:t>What changed in the admin</w:t>
-      </w:r>
-    </w:p>
-    <w:tbl>
-      <w:tblPr>
-        <w:tblW w:type="auto" w:w="0"/>
-        <w:tblLook w:firstColumn="1" w:firstRow="1" w:lastColumn="0" w:lastRow="0" w:noHBand="0" w:noVBand="1" w:val="04A0"/>
-        <w:tblBorders>
-          <w:top w:val="none"/>
-          <w:left w:val="none"/>
-          <w:bottom w:val="none"/>
-          <w:right w:val="none"/>
-          <w:insideH w:val="none"/>
-          <w:insideV w:val="none"/>
-        </w:tblBorders>
-      </w:tblPr>
-      <w:tblGrid>
-        <w:gridCol w:w="3118"/>
-        <w:gridCol w:w="6293"/>
-      </w:tblGrid>
-      <w:tr>
-        <w:tc>
-          <w:tcPr>
-            <w:tcW w:type="dxa" w:w="4706"/>
-            <w:tcBorders>
-              <w:top w:val="none"/>
-              <w:left w:val="none"/>
-              <w:bottom w:val="none"/>
-              <w:right w:val="none"/>
-            </w:tcBorders>
-            <w:tcBorders>
-              <w:top w:val="none"/>
-              <w:right w:val="none"/>
-              <w:bottom w:val="none"/>
-              <w:left w:val="single" w:sz="18" w:color="15a36a"/>
-            </w:tcBorders>
-            <w:tcMar>
-              <w:top w:w="60" w:type="dxa"/>
-              <w:start w:w="80" w:type="dxa"/>
-              <w:bottom w:w="60" w:type="dxa"/>
-              <w:end w:w="40" w:type="dxa"/>
-            </w:tcMar>
-          </w:tcPr>
-          <w:p>
-            <w:pPr>
-              <w:spacing w:before="0" w:after="0"/>
-            </w:pPr>
-            <w:r>
-              <w:rPr>
-                <w:rFonts w:ascii="Calibri" w:hAnsi="Calibri"/>
-                <w:b/>
-                <w:i w:val="0"/>
-                <w:color w:val="1C2635"/>
-                <w:sz w:val="19"/>
-              </w:rPr>
-              <w:t>Smart customer lookup</w:t>
-            </w:r>
-          </w:p>
-        </w:tc>
-        <w:tc>
-          <w:tcPr>
-            <w:tcW w:type="dxa" w:w="4706"/>
-            <w:tcBorders>
-              <w:top w:val="none"/>
-              <w:left w:val="none"/>
-              <w:bottom w:val="none"/>
-              <w:right w:val="none"/>
-            </w:tcBorders>
-            <w:tcMar>
-              <w:top w:w="60" w:type="dxa"/>
-              <w:start w:w="60" w:type="dxa"/>
-              <w:bottom w:w="60" w:type="dxa"/>
-              <w:end w:w="60" w:type="dxa"/>
-            </w:tcMar>
-            <w:tcBorders>
-              <w:bottom w:val="single" w:sz="4" w:color="e2e6eb"/>
-              <w:top w:val="none"/>
-              <w:left w:val="none"/>
-              <w:right w:val="none"/>
-            </w:tcBorders>
-          </w:tcPr>
-          <w:p>
-            <w:pPr>
-              <w:spacing w:before="0" w:after="0"/>
-            </w:pPr>
-            <w:r>
-              <w:rPr>
-                <w:rFonts w:ascii="Calibri" w:hAnsi="Calibri"/>
-                <w:b w:val="0"/>
-                <w:i w:val="0"/>
-                <w:color w:val="5A6A7A"/>
-                <w:sz w:val="18"/>
-              </w:rPr>
-              <w:t>Jon types a name, the system finds matching past customers and fills in their details. No account needed from the customer.</w:t>
-            </w:r>
-          </w:p>
-        </w:tc>
-      </w:tr>
-    </w:tbl>
-    <w:tbl>
-      <w:tblPr>
-        <w:tblW w:type="auto" w:w="0"/>
-        <w:tblLook w:firstColumn="1" w:firstRow="1" w:lastColumn="0" w:lastRow="0" w:noHBand="0" w:noVBand="1" w:val="04A0"/>
-        <w:tblBorders>
-          <w:top w:val="none"/>
-          <w:left w:val="none"/>
-          <w:bottom w:val="none"/>
-          <w:right w:val="none"/>
-          <w:insideH w:val="none"/>
-          <w:insideV w:val="none"/>
-        </w:tblBorders>
-      </w:tblPr>
-      <w:tblGrid>
-        <w:gridCol w:w="3118"/>
-        <w:gridCol w:w="6293"/>
-      </w:tblGrid>
-      <w:tr>
-        <w:tc>
-          <w:tcPr>
-            <w:tcW w:type="dxa" w:w="4706"/>
-            <w:tcBorders>
-              <w:top w:val="none"/>
-              <w:left w:val="none"/>
-              <w:bottom w:val="none"/>
-              <w:right w:val="none"/>
-            </w:tcBorders>
-            <w:tcBorders>
-              <w:top w:val="none"/>
-              <w:right w:val="none"/>
-              <w:bottom w:val="none"/>
-              <w:left w:val="single" w:sz="18" w:color="15a36a"/>
-            </w:tcBorders>
-            <w:tcMar>
-              <w:top w:w="60" w:type="dxa"/>
-              <w:start w:w="80" w:type="dxa"/>
-              <w:bottom w:w="60" w:type="dxa"/>
-              <w:end w:w="40" w:type="dxa"/>
-            </w:tcMar>
-          </w:tcPr>
-          <w:p>
-            <w:pPr>
-              <w:spacing w:before="0" w:after="0"/>
-            </w:pPr>
-            <w:r>
-              <w:rPr>
-                <w:rFonts w:ascii="Calibri" w:hAnsi="Calibri"/>
-                <w:b/>
-                <w:i w:val="0"/>
-                <w:color w:val="1C2635"/>
-                <w:sz w:val="19"/>
-              </w:rPr>
-              <w:t>Auto social posts</w:t>
-            </w:r>
-          </w:p>
-        </w:tc>
-        <w:tc>
-          <w:tcPr>
-            <w:tcW w:type="dxa" w:w="4706"/>
-            <w:tcBorders>
-              <w:top w:val="none"/>
-              <w:left w:val="none"/>
-              <w:bottom w:val="none"/>
-              <w:right w:val="none"/>
-            </w:tcBorders>
-            <w:tcMar>
-              <w:top w:w="60" w:type="dxa"/>
-              <w:start w:w="60" w:type="dxa"/>
-              <w:bottom w:w="60" w:type="dxa"/>
-              <w:end w:w="60" w:type="dxa"/>
-            </w:tcMar>
-            <w:tcBorders>
-              <w:bottom w:val="single" w:sz="4" w:color="e2e6eb"/>
-              <w:top w:val="none"/>
-              <w:left w:val="none"/>
-              <w:right w:val="none"/>
-            </w:tcBorders>
-          </w:tcPr>
-          <w:p>
-            <w:pPr>
-              <w:spacing w:before="0" w:after="0"/>
-            </w:pPr>
-            <w:r>
-              <w:rPr>
-                <w:rFonts w:ascii="Calibri" w:hAnsi="Calibri"/>
-                <w:b w:val="0"/>
-                <w:i w:val="0"/>
-                <w:color w:val="5A6A7A"/>
-                <w:sz w:val="18"/>
-              </w:rPr>
-              <w:t>Saving the weekly availability drafts both Facebook and Instagram posts automatically — better-worded copy, not just a raw price list.</w:t>
-            </w:r>
-          </w:p>
-        </w:tc>
-      </w:tr>
-    </w:tbl>
-    <w:tbl>
-      <w:tblPr>
-        <w:tblW w:type="auto" w:w="0"/>
-        <w:tblLook w:firstColumn="1" w:firstRow="1" w:lastColumn="0" w:lastRow="0" w:noHBand="0" w:noVBand="1" w:val="04A0"/>
-        <w:tblBorders>
-          <w:top w:val="none"/>
-          <w:left w:val="none"/>
-          <w:bottom w:val="none"/>
-          <w:right w:val="none"/>
-          <w:insideH w:val="none"/>
-          <w:insideV w:val="none"/>
-        </w:tblBorders>
-      </w:tblPr>
-      <w:tblGrid>
-        <w:gridCol w:w="3118"/>
-        <w:gridCol w:w="6293"/>
-      </w:tblGrid>
-      <w:tr>
-        <w:tc>
-          <w:tcPr>
-            <w:tcW w:type="dxa" w:w="4706"/>
-            <w:tcBorders>
-              <w:top w:val="none"/>
-              <w:left w:val="none"/>
-              <w:bottom w:val="none"/>
-              <w:right w:val="none"/>
-            </w:tcBorders>
-            <w:tcBorders>
-              <w:top w:val="none"/>
-              <w:right w:val="none"/>
-              <w:bottom w:val="none"/>
-              <w:left w:val="single" w:sz="18" w:color="15a36a"/>
-            </w:tcBorders>
-            <w:tcMar>
-              <w:top w:w="60" w:type="dxa"/>
-              <w:start w:w="80" w:type="dxa"/>
-              <w:bottom w:w="60" w:type="dxa"/>
-              <w:end w:w="40" w:type="dxa"/>
-            </w:tcMar>
-          </w:tcPr>
-          <w:p>
-            <w:pPr>
-              <w:spacing w:before="0" w:after="0"/>
-            </w:pPr>
-            <w:r>
-              <w:rPr>
-                <w:rFonts w:ascii="Calibri" w:hAnsi="Calibri"/>
-                <w:b/>
-                <w:i w:val="0"/>
-                <w:color w:val="1C2635"/>
-                <w:sz w:val="19"/>
-              </w:rPr>
-              <w:t>Social graphics template</w:t>
-            </w:r>
-          </w:p>
-        </w:tc>
-        <w:tc>
-          <w:tcPr>
-            <w:tcW w:type="dxa" w:w="4706"/>
-            <w:tcBorders>
-              <w:top w:val="none"/>
-              <w:left w:val="none"/>
-              <w:bottom w:val="none"/>
-              <w:right w:val="none"/>
-            </w:tcBorders>
-            <w:tcMar>
-              <w:top w:w="60" w:type="dxa"/>
-              <w:start w:w="60" w:type="dxa"/>
-              <w:bottom w:w="60" w:type="dxa"/>
-              <w:end w:w="60" w:type="dxa"/>
-            </w:tcMar>
-            <w:tcBorders>
-              <w:bottom w:val="single" w:sz="4" w:color="e2e6eb"/>
-              <w:top w:val="none"/>
-              <w:left w:val="none"/>
-              <w:right w:val="none"/>
-            </w:tcBorders>
-          </w:tcPr>
-          <w:p>
-            <w:pPr>
-              <w:spacing w:before="0" w:after="0"/>
-            </w:pPr>
-            <w:r>
-              <w:rPr>
-                <w:rFonts w:ascii="Calibri" w:hAnsi="Calibri"/>
-                <w:b w:val="0"/>
-                <w:i w:val="0"/>
-                <w:color w:val="5A6A7A"/>
-                <w:sz w:val="18"/>
-              </w:rPr>
-              <w:t>New navy and gold graphic template to match the website. Jon does a great job already — this takes the look even further.</w:t>
-            </w:r>
-          </w:p>
-        </w:tc>
-      </w:tr>
-    </w:tbl>
-    <w:tbl>
-      <w:tblPr>
-        <w:tblW w:type="auto" w:w="0"/>
-        <w:tblLook w:firstColumn="1" w:firstRow="1" w:lastColumn="0" w:lastRow="0" w:noHBand="0" w:noVBand="1" w:val="04A0"/>
-        <w:tblBorders>
-          <w:top w:val="none"/>
-          <w:left w:val="none"/>
-          <w:bottom w:val="none"/>
-          <w:right w:val="none"/>
-          <w:insideH w:val="none"/>
-          <w:insideV w:val="none"/>
-        </w:tblBorders>
-      </w:tblPr>
-      <w:tblGrid>
-        <w:gridCol w:w="3118"/>
-        <w:gridCol w:w="6293"/>
-      </w:tblGrid>
-      <w:tr>
-        <w:tc>
-          <w:tcPr>
-            <w:tcW w:type="dxa" w:w="4706"/>
-            <w:tcBorders>
-              <w:top w:val="none"/>
-              <w:left w:val="none"/>
-              <w:bottom w:val="none"/>
-              <w:right w:val="none"/>
-            </w:tcBorders>
-            <w:tcBorders>
-              <w:top w:val="none"/>
-              <w:right w:val="none"/>
-              <w:bottom w:val="none"/>
-              <w:left w:val="single" w:sz="18" w:color="15a36a"/>
-            </w:tcBorders>
-            <w:tcMar>
-              <w:top w:w="60" w:type="dxa"/>
-              <w:start w:w="80" w:type="dxa"/>
-              <w:bottom w:w="60" w:type="dxa"/>
-              <w:end w:w="40" w:type="dxa"/>
-            </w:tcMar>
-          </w:tcPr>
-          <w:p>
-            <w:pPr>
-              <w:spacing w:before="0" w:after="0"/>
-            </w:pPr>
-            <w:r>
-              <w:rPr>
-                <w:rFonts w:ascii="Calibri" w:hAnsi="Calibri"/>
-                <w:b/>
-                <w:i w:val="0"/>
-                <w:color w:val="1C2635"/>
-                <w:sz w:val="19"/>
-              </w:rPr>
-              <w:t>Christmas VIP list</w:t>
-            </w:r>
-          </w:p>
-        </w:tc>
-        <w:tc>
-          <w:tcPr>
-            <w:tcW w:type="dxa" w:w="4706"/>
-            <w:tcBorders>
-              <w:top w:val="none"/>
-              <w:left w:val="none"/>
-              <w:bottom w:val="none"/>
-              <w:right w:val="none"/>
-            </w:tcBorders>
-            <w:tcMar>
-              <w:top w:w="60" w:type="dxa"/>
-              <w:start w:w="60" w:type="dxa"/>
-              <w:bottom w:w="60" w:type="dxa"/>
-              <w:end w:w="60" w:type="dxa"/>
-            </w:tcMar>
-            <w:tcBorders>
-              <w:bottom w:val="single" w:sz="4" w:color="e2e6eb"/>
-              <w:top w:val="none"/>
-              <w:left w:val="none"/>
-              <w:right w:val="none"/>
-            </w:tcBorders>
-          </w:tcPr>
-          <w:p>
-            <w:pPr>
-              <w:spacing w:before="0" w:after="0"/>
-            </w:pPr>
-            <w:r>
-              <w:rPr>
-                <w:rFonts w:ascii="Calibri" w:hAnsi="Calibri"/>
-                <w:b w:val="0"/>
-                <w:i w:val="0"/>
-                <w:color w:val="5A6A7A"/>
-                <w:sz w:val="18"/>
-              </w:rPr>
-              <w:t>Top customers get a personalised AI-drafted text before Christmas marketing goes out — first access to last delivery slots.</w:t>
-            </w:r>
-          </w:p>
-        </w:tc>
-      </w:tr>
-    </w:tbl>
-    <w:tbl>
-      <w:tblPr>
-        <w:tblW w:type="auto" w:w="0"/>
-        <w:tblLook w:firstColumn="1" w:firstRow="1" w:lastColumn="0" w:lastRow="0" w:noHBand="0" w:noVBand="1" w:val="04A0"/>
-        <w:tblBorders>
-          <w:top w:val="none"/>
-          <w:left w:val="none"/>
-          <w:bottom w:val="none"/>
-          <w:right w:val="none"/>
-          <w:insideH w:val="none"/>
-          <w:insideV w:val="none"/>
-        </w:tblBorders>
-      </w:tblPr>
-      <w:tblGrid>
-        <w:gridCol w:w="3118"/>
-        <w:gridCol w:w="6293"/>
-      </w:tblGrid>
-      <w:tr>
-        <w:tc>
-          <w:tcPr>
-            <w:tcW w:type="dxa" w:w="4706"/>
-            <w:tcBorders>
-              <w:top w:val="none"/>
-              <w:left w:val="none"/>
-              <w:bottom w:val="none"/>
-              <w:right w:val="none"/>
-            </w:tcBorders>
-            <w:tcBorders>
-              <w:top w:val="none"/>
-              <w:right w:val="none"/>
-              <w:bottom w:val="none"/>
-              <w:left w:val="single" w:sz="18" w:color="15a36a"/>
-            </w:tcBorders>
-            <w:tcMar>
-              <w:top w:w="60" w:type="dxa"/>
-              <w:start w:w="80" w:type="dxa"/>
-              <w:bottom w:w="60" w:type="dxa"/>
-              <w:end w:w="40" w:type="dxa"/>
-            </w:tcMar>
-          </w:tcPr>
-          <w:p>
-            <w:pPr>
-              <w:spacing w:before="0" w:after="0"/>
-            </w:pPr>
-            <w:r>
-              <w:rPr>
-                <w:rFonts w:ascii="Calibri" w:hAnsi="Calibri"/>
-                <w:b/>
-                <w:i w:val="0"/>
-                <w:color w:val="1C2635"/>
-                <w:sz w:val="19"/>
-              </w:rPr>
-              <w:t>Delivery temperature log</w:t>
-            </w:r>
-          </w:p>
-        </w:tc>
-        <w:tc>
-          <w:tcPr>
-            <w:tcW w:type="dxa" w:w="4706"/>
-            <w:tcBorders>
-              <w:top w:val="none"/>
-              <w:left w:val="none"/>
-              <w:bottom w:val="none"/>
-              <w:right w:val="none"/>
-            </w:tcBorders>
-            <w:tcMar>
-              <w:top w:w="60" w:type="dxa"/>
-              <w:start w:w="60" w:type="dxa"/>
-              <w:bottom w:w="60" w:type="dxa"/>
-              <w:end w:w="60" w:type="dxa"/>
-            </w:tcMar>
-            <w:tcBorders>
-              <w:bottom w:val="single" w:sz="4" w:color="e2e6eb"/>
-              <w:top w:val="none"/>
-              <w:left w:val="none"/>
-              <w:right w:val="none"/>
-            </w:tcBorders>
-          </w:tcPr>
-          <w:p>
-            <w:pPr>
-              <w:spacing w:before="0" w:after="0"/>
-            </w:pPr>
-            <w:r>
-              <w:rPr>
-                <w:rFonts w:ascii="Calibri" w:hAnsi="Calibri"/>
-                <w:b w:val="0"/>
-                <w:i w:val="0"/>
-                <w:color w:val="5A6A7A"/>
-                <w:sz w:val="18"/>
-              </w:rPr>
-              <w:t>Monthly grid for environmental health compliance. Colour-coded. Linked to delivery runs so the right customers appear automatically.</w:t>
-            </w:r>
-          </w:p>
-        </w:tc>
-      </w:tr>
-    </w:tbl>
-    <w:tbl>
-      <w:tblPr>
-        <w:tblW w:type="auto" w:w="0"/>
-        <w:tblLook w:firstColumn="1" w:firstRow="1" w:lastColumn="0" w:lastRow="0" w:noHBand="0" w:noVBand="1" w:val="04A0"/>
-        <w:tblBorders>
-          <w:top w:val="none"/>
-          <w:left w:val="none"/>
-          <w:bottom w:val="none"/>
-          <w:right w:val="none"/>
-          <w:insideH w:val="none"/>
-          <w:insideV w:val="none"/>
-        </w:tblBorders>
-      </w:tblPr>
-      <w:tblGrid>
-        <w:gridCol w:w="3118"/>
-        <w:gridCol w:w="6293"/>
-      </w:tblGrid>
-      <w:tr>
-        <w:tc>
-          <w:tcPr>
-            <w:tcW w:type="dxa" w:w="4706"/>
-            <w:tcBorders>
-              <w:top w:val="none"/>
-              <w:left w:val="none"/>
-              <w:bottom w:val="none"/>
-              <w:right w:val="none"/>
-            </w:tcBorders>
-            <w:tcBorders>
-              <w:top w:val="none"/>
-              <w:right w:val="none"/>
-              <w:bottom w:val="none"/>
-              <w:left w:val="single" w:sz="18" w:color="15a36a"/>
-            </w:tcBorders>
-            <w:tcMar>
-              <w:top w:w="60" w:type="dxa"/>
-              <w:start w:w="80" w:type="dxa"/>
-              <w:bottom w:w="60" w:type="dxa"/>
-              <w:end w:w="40" w:type="dxa"/>
-            </w:tcMar>
-          </w:tcPr>
-          <w:p>
-            <w:pPr>
-              <w:spacing w:before="0" w:after="0"/>
-            </w:pPr>
-            <w:r>
-              <w:rPr>
-                <w:rFonts w:ascii="Calibri" w:hAnsi="Calibri"/>
-                <w:b/>
-                <w:i w:val="0"/>
-                <w:color w:val="1C2635"/>
-                <w:sz w:val="19"/>
-              </w:rPr>
-              <w:t>Invoice generator</w:t>
-            </w:r>
-          </w:p>
-        </w:tc>
-        <w:tc>
-          <w:tcPr>
-            <w:tcW w:type="dxa" w:w="4706"/>
-            <w:tcBorders>
-              <w:top w:val="none"/>
-              <w:left w:val="none"/>
-              <w:bottom w:val="none"/>
-              <w:right w:val="none"/>
-            </w:tcBorders>
-            <w:tcMar>
-              <w:top w:w="60" w:type="dxa"/>
-              <w:start w:w="60" w:type="dxa"/>
-              <w:bottom w:w="60" w:type="dxa"/>
-              <w:end w:w="60" w:type="dxa"/>
-            </w:tcMar>
-            <w:tcBorders>
-              <w:bottom w:val="single" w:sz="4" w:color="e2e6eb"/>
-              <w:top w:val="none"/>
-              <w:left w:val="none"/>
-              <w:right w:val="none"/>
-            </w:tcBorders>
-          </w:tcPr>
-          <w:p>
-            <w:pPr>
-              <w:spacing w:before="0" w:after="0"/>
-            </w:pPr>
-            <w:r>
-              <w:rPr>
-                <w:rFonts w:ascii="Calibri" w:hAnsi="Calibri"/>
-                <w:b w:val="0"/>
-                <w:i w:val="0"/>
-                <w:color w:val="5A6A7A"/>
-                <w:sz w:val="18"/>
-              </w:rPr>
-              <w:t>Matches Jon's existing format — bank details, VAT number, per-customer prefix all pre-filled. Actions dropdown: View, Print, Send via email, Send via message.</w:t>
-            </w:r>
-          </w:p>
-        </w:tc>
-      </w:tr>
-    </w:tbl>
-    <w:tbl>
-      <w:tblPr>
-        <w:tblW w:type="auto" w:w="0"/>
-        <w:tblLook w:firstColumn="1" w:firstRow="1" w:lastColumn="0" w:lastRow="0" w:noHBand="0" w:noVBand="1" w:val="04A0"/>
-        <w:tblBorders>
-          <w:top w:val="none"/>
-          <w:left w:val="none"/>
-          <w:bottom w:val="none"/>
-          <w:right w:val="none"/>
-          <w:insideH w:val="none"/>
-          <w:insideV w:val="none"/>
-        </w:tblBorders>
-      </w:tblPr>
-      <w:tblGrid>
-        <w:gridCol w:w="3118"/>
-        <w:gridCol w:w="6293"/>
-      </w:tblGrid>
-      <w:tr>
-        <w:tc>
-          <w:tcPr>
-            <w:tcW w:type="dxa" w:w="4706"/>
-            <w:tcBorders>
-              <w:top w:val="none"/>
-              <w:left w:val="none"/>
-              <w:bottom w:val="none"/>
-              <w:right w:val="none"/>
-            </w:tcBorders>
-            <w:tcBorders>
-              <w:top w:val="none"/>
-              <w:right w:val="none"/>
-              <w:bottom w:val="none"/>
-              <w:left w:val="single" w:sz="18" w:color="15a36a"/>
-            </w:tcBorders>
-            <w:tcMar>
-              <w:top w:w="60" w:type="dxa"/>
-              <w:start w:w="80" w:type="dxa"/>
-              <w:bottom w:w="60" w:type="dxa"/>
-              <w:end w:w="40" w:type="dxa"/>
-            </w:tcMar>
-          </w:tcPr>
-          <w:p>
-            <w:pPr>
-              <w:spacing w:before="0" w:after="0"/>
-            </w:pPr>
-            <w:r>
-              <w:rPr>
-                <w:rFonts w:ascii="Calibri" w:hAnsi="Calibri"/>
-                <w:b/>
-                <w:i w:val="0"/>
-                <w:color w:val="1C2635"/>
-                <w:sz w:val="19"/>
-              </w:rPr>
-              <w:t>Pre-written messages</w:t>
-            </w:r>
-          </w:p>
-        </w:tc>
-        <w:tc>
-          <w:tcPr>
-            <w:tcW w:type="dxa" w:w="4706"/>
-            <w:tcBorders>
-              <w:top w:val="none"/>
-              <w:left w:val="none"/>
-              <w:bottom w:val="none"/>
-              <w:right w:val="none"/>
-            </w:tcBorders>
-            <w:tcMar>
-              <w:top w:w="60" w:type="dxa"/>
-              <w:start w:w="60" w:type="dxa"/>
-              <w:bottom w:w="60" w:type="dxa"/>
-              <w:end w:w="60" w:type="dxa"/>
-            </w:tcMar>
-            <w:tcBorders>
-              <w:bottom w:val="single" w:sz="4" w:color="e2e6eb"/>
-              <w:top w:val="none"/>
-              <w:left w:val="none"/>
-              <w:right w:val="none"/>
-            </w:tcBorders>
-          </w:tcPr>
-          <w:p>
-            <w:pPr>
-              <w:spacing w:before="0" w:after="0"/>
-            </w:pPr>
-            <w:r>
-              <w:rPr>
-                <w:rFonts w:ascii="Calibri" w:hAnsi="Calibri"/>
-                <w:b w:val="0"/>
-                <w:i w:val="0"/>
-                <w:color w:val="5A6A7A"/>
-                <w:sz w:val="18"/>
-              </w:rPr>
-              <w:t>Invoice emails and texts have a warm message already written for trade and domestic customers. Jon just presses send.</w:t>
-            </w:r>
-          </w:p>
-        </w:tc>
-      </w:tr>
-    </w:tbl>
-    <w:tbl>
-      <w:tblPr>
-        <w:tblW w:type="auto" w:w="0"/>
-        <w:tblLook w:firstColumn="1" w:firstRow="1" w:lastColumn="0" w:lastRow="0" w:noHBand="0" w:noVBand="1" w:val="04A0"/>
-        <w:tblBorders>
-          <w:top w:val="none"/>
-          <w:left w:val="none"/>
-          <w:bottom w:val="none"/>
-          <w:right w:val="none"/>
-          <w:insideH w:val="none"/>
-          <w:insideV w:val="none"/>
-        </w:tblBorders>
-      </w:tblPr>
-      <w:tblGrid>
-        <w:gridCol w:w="3118"/>
-        <w:gridCol w:w="6293"/>
-      </w:tblGrid>
-      <w:tr>
-        <w:tc>
-          <w:tcPr>
-            <w:tcW w:type="dxa" w:w="4706"/>
-            <w:tcBorders>
-              <w:top w:val="none"/>
-              <w:left w:val="none"/>
-              <w:bottom w:val="none"/>
-              <w:right w:val="none"/>
-            </w:tcBorders>
-            <w:tcBorders>
-              <w:top w:val="none"/>
-              <w:right w:val="none"/>
-              <w:bottom w:val="none"/>
-              <w:left w:val="single" w:sz="18" w:color="15a36a"/>
-            </w:tcBorders>
-            <w:tcMar>
-              <w:top w:w="60" w:type="dxa"/>
-              <w:start w:w="80" w:type="dxa"/>
-              <w:bottom w:w="60" w:type="dxa"/>
-              <w:end w:w="40" w:type="dxa"/>
-            </w:tcMar>
-          </w:tcPr>
-          <w:p>
-            <w:pPr>
-              <w:spacing w:before="0" w:after="0"/>
-            </w:pPr>
-            <w:r>
-              <w:rPr>
-                <w:rFonts w:ascii="Calibri" w:hAnsi="Calibri"/>
-                <w:b/>
-                <w:i w:val="0"/>
-                <w:color w:val="1C2635"/>
-                <w:sz w:val="19"/>
-              </w:rPr>
-              <w:t>Daily sales logger</w:t>
-            </w:r>
-          </w:p>
-        </w:tc>
-        <w:tc>
-          <w:tcPr>
-            <w:tcW w:type="dxa" w:w="4706"/>
-            <w:tcBorders>
-              <w:top w:val="none"/>
-              <w:left w:val="none"/>
-              <w:bottom w:val="none"/>
-              <w:right w:val="none"/>
-            </w:tcBorders>
-            <w:tcMar>
-              <w:top w:w="60" w:type="dxa"/>
-              <w:start w:w="60" w:type="dxa"/>
-              <w:bottom w:w="60" w:type="dxa"/>
-              <w:end w:w="60" w:type="dxa"/>
-            </w:tcMar>
-            <w:tcBorders>
-              <w:bottom w:val="single" w:sz="4" w:color="e2e6eb"/>
-              <w:top w:val="none"/>
-              <w:left w:val="none"/>
-              <w:right w:val="none"/>
-            </w:tcBorders>
-          </w:tcPr>
-          <w:p>
-            <w:pPr>
-              <w:spacing w:before="0" w:after="0"/>
-            </w:pPr>
-            <w:r>
-              <w:rPr>
-                <w:rFonts w:ascii="Calibri" w:hAnsi="Calibri"/>
-                <w:b w:val="0"/>
-                <w:i w:val="0"/>
-                <w:color w:val="5A6A7A"/>
-                <w:sz w:val="18"/>
-              </w:rPr>
-              <w:t>Quick bank/cash entry per delivery day. Weekly totals auto-calculate. Pushes to the weekly sheet in one button.</w:t>
-            </w:r>
-          </w:p>
-        </w:tc>
-      </w:tr>
-    </w:tbl>
-    <w:tbl>
-      <w:tblPr>
-        <w:tblW w:type="auto" w:w="0"/>
-        <w:tblLook w:firstColumn="1" w:firstRow="1" w:lastColumn="0" w:lastRow="0" w:noHBand="0" w:noVBand="1" w:val="04A0"/>
-        <w:tblBorders>
-          <w:top w:val="none"/>
-          <w:left w:val="none"/>
-          <w:bottom w:val="none"/>
-          <w:right w:val="none"/>
-          <w:insideH w:val="none"/>
-          <w:insideV w:val="none"/>
-        </w:tblBorders>
-      </w:tblPr>
-      <w:tblGrid>
-        <w:gridCol w:w="3118"/>
-        <w:gridCol w:w="6293"/>
-      </w:tblGrid>
-      <w:tr>
-        <w:tc>
-          <w:tcPr>
-            <w:tcW w:type="dxa" w:w="4706"/>
-            <w:tcBorders>
-              <w:top w:val="none"/>
-              <w:left w:val="none"/>
-              <w:bottom w:val="none"/>
-              <w:right w:val="none"/>
-            </w:tcBorders>
-            <w:tcBorders>
-              <w:top w:val="none"/>
-              <w:right w:val="none"/>
-              <w:bottom w:val="none"/>
-              <w:left w:val="single" w:sz="18" w:color="15a36a"/>
-            </w:tcBorders>
-            <w:tcMar>
-              <w:top w:w="60" w:type="dxa"/>
-              <w:start w:w="80" w:type="dxa"/>
-              <w:bottom w:w="60" w:type="dxa"/>
-              <w:end w:w="40" w:type="dxa"/>
-            </w:tcMar>
-          </w:tcPr>
-          <w:p>
-            <w:pPr>
-              <w:spacing w:before="0" w:after="0"/>
-            </w:pPr>
-            <w:r>
-              <w:rPr>
-                <w:rFonts w:ascii="Calibri" w:hAnsi="Calibri"/>
-                <w:b/>
-                <w:i w:val="0"/>
-                <w:color w:val="1C2635"/>
-                <w:sz w:val="19"/>
-              </w:rPr>
-              <w:t>Weekly reconciliation</w:t>
-            </w:r>
-          </w:p>
-        </w:tc>
-        <w:tc>
-          <w:tcPr>
-            <w:tcW w:type="dxa" w:w="4706"/>
-            <w:tcBorders>
-              <w:top w:val="none"/>
-              <w:left w:val="none"/>
-              <w:bottom w:val="none"/>
-              <w:right w:val="none"/>
-            </w:tcBorders>
-            <w:tcMar>
-              <w:top w:w="60" w:type="dxa"/>
-              <w:start w:w="60" w:type="dxa"/>
-              <w:bottom w:w="60" w:type="dxa"/>
-              <w:end w:w="60" w:type="dxa"/>
-            </w:tcMar>
-            <w:tcBorders>
-              <w:bottom w:val="single" w:sz="4" w:color="e2e6eb"/>
-              <w:top w:val="none"/>
-              <w:left w:val="none"/>
-              <w:right w:val="none"/>
-            </w:tcBorders>
-          </w:tcPr>
-          <w:p>
-            <w:pPr>
-              <w:spacing w:before="0" w:after="0"/>
-            </w:pPr>
-            <w:r>
-              <w:rPr>
-                <w:rFonts w:ascii="Calibri" w:hAnsi="Calibri"/>
-                <w:b w:val="0"/>
-                <w:i w:val="0"/>
-                <w:color w:val="5A6A7A"/>
-                <w:sz w:val="18"/>
-              </w:rPr>
-              <w:t>Matches Jon's weekly sheet — 12 suppliers, expenses with VAT, banked total. Filled in every Friday as he does now.</w:t>
-            </w:r>
-          </w:p>
-        </w:tc>
-      </w:tr>
-    </w:tbl>
-    <w:tbl>
-      <w:tblPr>
-        <w:tblW w:type="auto" w:w="0"/>
-        <w:tblLook w:firstColumn="1" w:firstRow="1" w:lastColumn="0" w:lastRow="0" w:noHBand="0" w:noVBand="1" w:val="04A0"/>
-        <w:tblBorders>
-          <w:top w:val="none"/>
-          <w:left w:val="none"/>
-          <w:bottom w:val="none"/>
-          <w:right w:val="none"/>
-          <w:insideH w:val="none"/>
-          <w:insideV w:val="none"/>
-        </w:tblBorders>
-      </w:tblPr>
-      <w:tblGrid>
-        <w:gridCol w:w="3118"/>
-        <w:gridCol w:w="6293"/>
-      </w:tblGrid>
-      <w:tr>
-        <w:tc>
-          <w:tcPr>
-            <w:tcW w:type="dxa" w:w="4706"/>
-            <w:tcBorders>
-              <w:top w:val="none"/>
-              <w:left w:val="none"/>
-              <w:bottom w:val="none"/>
-              <w:right w:val="none"/>
-            </w:tcBorders>
-            <w:tcBorders>
-              <w:top w:val="none"/>
-              <w:right w:val="none"/>
-              <w:bottom w:val="none"/>
-              <w:left w:val="single" w:sz="18" w:color="15a36a"/>
-            </w:tcBorders>
-            <w:tcMar>
-              <w:top w:w="60" w:type="dxa"/>
-              <w:start w:w="80" w:type="dxa"/>
-              <w:bottom w:w="60" w:type="dxa"/>
-              <w:end w:w="40" w:type="dxa"/>
-            </w:tcMar>
-          </w:tcPr>
-          <w:p>
-            <w:pPr>
-              <w:spacing w:before="0" w:after="0"/>
-            </w:pPr>
-            <w:r>
-              <w:rPr>
-                <w:rFonts w:ascii="Calibri" w:hAnsi="Calibri"/>
-                <w:b/>
-                <w:i w:val="0"/>
-                <w:color w:val="1C2635"/>
-                <w:sz w:val="19"/>
-              </w:rPr>
-              <w:t>Bank payments tracker</w:t>
-            </w:r>
-          </w:p>
-        </w:tc>
-        <w:tc>
-          <w:tcPr>
-            <w:tcW w:type="dxa" w:w="4706"/>
-            <w:tcBorders>
-              <w:top w:val="none"/>
-              <w:left w:val="none"/>
-              <w:bottom w:val="none"/>
-              <w:right w:val="none"/>
-            </w:tcBorders>
-            <w:tcMar>
-              <w:top w:w="60" w:type="dxa"/>
-              <w:start w:w="60" w:type="dxa"/>
-              <w:bottom w:w="60" w:type="dxa"/>
-              <w:end w:w="60" w:type="dxa"/>
-            </w:tcMar>
-            <w:tcBorders>
-              <w:bottom w:val="single" w:sz="4" w:color="e2e6eb"/>
-              <w:top w:val="none"/>
-              <w:left w:val="none"/>
-              <w:right w:val="none"/>
-            </w:tcBorders>
-          </w:tcPr>
-          <w:p>
-            <w:pPr>
-              <w:spacing w:before="0" w:after="0"/>
-            </w:pPr>
-            <w:r>
-              <w:rPr>
-                <w:rFonts w:ascii="Calibri" w:hAnsi="Calibri"/>
-                <w:b w:val="0"/>
-                <w:i w:val="0"/>
-                <w:color w:val="5A6A7A"/>
-                <w:sz w:val="18"/>
-              </w:rPr>
-              <w:t>All trade customers, payment by day, outstanding balances — matches his Bank Payments spreadsheet.</w:t>
-            </w:r>
-          </w:p>
-        </w:tc>
-      </w:tr>
-    </w:tbl>
-    <w:tbl>
-      <w:tblPr>
-        <w:tblW w:type="auto" w:w="0"/>
-        <w:tblLook w:firstColumn="1" w:firstRow="1" w:lastColumn="0" w:lastRow="0" w:noHBand="0" w:noVBand="1" w:val="04A0"/>
-        <w:tblBorders>
-          <w:top w:val="none"/>
-          <w:left w:val="none"/>
-          <w:bottom w:val="none"/>
-          <w:right w:val="none"/>
-          <w:insideH w:val="none"/>
-          <w:insideV w:val="none"/>
-        </w:tblBorders>
-      </w:tblPr>
-      <w:tblGrid>
-        <w:gridCol w:w="3118"/>
-        <w:gridCol w:w="6293"/>
-      </w:tblGrid>
-      <w:tr>
-        <w:tc>
-          <w:tcPr>
-            <w:tcW w:type="dxa" w:w="4706"/>
-            <w:tcBorders>
-              <w:top w:val="none"/>
-              <w:left w:val="none"/>
-              <w:bottom w:val="none"/>
-              <w:right w:val="none"/>
-            </w:tcBorders>
-            <w:tcBorders>
-              <w:top w:val="none"/>
-              <w:right w:val="none"/>
-              <w:bottom w:val="none"/>
-              <w:left w:val="single" w:sz="18" w:color="15a36a"/>
-            </w:tcBorders>
-            <w:tcMar>
-              <w:top w:w="60" w:type="dxa"/>
-              <w:start w:w="80" w:type="dxa"/>
-              <w:bottom w:w="60" w:type="dxa"/>
-              <w:end w:w="40" w:type="dxa"/>
-            </w:tcMar>
-          </w:tcPr>
-          <w:p>
-            <w:pPr>
-              <w:spacing w:before="0" w:after="0"/>
-            </w:pPr>
-            <w:r>
-              <w:rPr>
-                <w:rFonts w:ascii="Calibri" w:hAnsi="Calibri"/>
-                <w:b/>
-                <w:i w:val="0"/>
-                <w:color w:val="1C2635"/>
-                <w:sz w:val="19"/>
-              </w:rPr>
-              <w:t>Monthly accountant export</w:t>
-            </w:r>
-          </w:p>
-        </w:tc>
-        <w:tc>
-          <w:tcPr>
-            <w:tcW w:type="dxa" w:w="4706"/>
-            <w:tcBorders>
-              <w:top w:val="none"/>
-              <w:left w:val="none"/>
-              <w:bottom w:val="none"/>
-              <w:right w:val="none"/>
-            </w:tcBorders>
-            <w:tcMar>
-              <w:top w:w="60" w:type="dxa"/>
-              <w:start w:w="60" w:type="dxa"/>
-              <w:bottom w:w="60" w:type="dxa"/>
-              <w:end w:w="60" w:type="dxa"/>
-            </w:tcMar>
-            <w:tcBorders>
-              <w:bottom w:val="single" w:sz="4" w:color="e2e6eb"/>
-              <w:top w:val="none"/>
-              <w:left w:val="none"/>
-              <w:right w:val="none"/>
-            </w:tcBorders>
-          </w:tcPr>
-          <w:p>
-            <w:pPr>
-              <w:spacing w:before="0" w:after="0"/>
-            </w:pPr>
-            <w:r>
-              <w:rPr>
-                <w:rFonts w:ascii="Calibri" w:hAnsi="Calibri"/>
-                <w:b w:val="0"/>
-                <w:i w:val="0"/>
-                <w:color w:val="5A6A7A"/>
-                <w:sz w:val="18"/>
-              </w:rPr>
-              <w:t>Income and expenditure matching Jon's accountant format. One button at month end.</w:t>
-            </w:r>
-          </w:p>
-        </w:tc>
-      </w:tr>
-    </w:tbl>
-    <w:tbl>
-      <w:tblPr>
-        <w:tblW w:type="auto" w:w="0"/>
-        <w:tblLook w:firstColumn="1" w:firstRow="1" w:lastColumn="0" w:lastRow="0" w:noHBand="0" w:noVBand="1" w:val="04A0"/>
-        <w:tblBorders>
-          <w:top w:val="none"/>
-          <w:left w:val="none"/>
-          <w:bottom w:val="none"/>
-          <w:right w:val="none"/>
-          <w:insideH w:val="none"/>
-          <w:insideV w:val="none"/>
-        </w:tblBorders>
-      </w:tblPr>
-      <w:tblGrid>
-        <w:gridCol w:w="3118"/>
-        <w:gridCol w:w="6293"/>
-      </w:tblGrid>
-      <w:tr>
-        <w:tc>
-          <w:tcPr>
-            <w:tcW w:type="dxa" w:w="4706"/>
-            <w:tcBorders>
-              <w:top w:val="none"/>
-              <w:left w:val="none"/>
-              <w:bottom w:val="none"/>
-              <w:right w:val="none"/>
-            </w:tcBorders>
-            <w:tcBorders>
-              <w:top w:val="none"/>
-              <w:right w:val="none"/>
-              <w:bottom w:val="none"/>
-              <w:left w:val="single" w:sz="18" w:color="15a36a"/>
-            </w:tcBorders>
-            <w:tcMar>
-              <w:top w:w="60" w:type="dxa"/>
-              <w:start w:w="80" w:type="dxa"/>
-              <w:bottom w:w="60" w:type="dxa"/>
-              <w:end w:w="40" w:type="dxa"/>
-            </w:tcMar>
-          </w:tcPr>
-          <w:p>
-            <w:pPr>
-              <w:spacing w:before="0" w:after="0"/>
-            </w:pPr>
-            <w:r>
-              <w:rPr>
-                <w:rFonts w:ascii="Calibri" w:hAnsi="Calibri"/>
-                <w:b/>
-                <w:i w:val="0"/>
-                <w:color w:val="1C2635"/>
-                <w:sz w:val="19"/>
-              </w:rPr>
-              <w:t>Friday checklist</w:t>
-            </w:r>
-          </w:p>
-        </w:tc>
-        <w:tc>
-          <w:tcPr>
-            <w:tcW w:type="dxa" w:w="4706"/>
-            <w:tcBorders>
-              <w:top w:val="none"/>
-              <w:left w:val="none"/>
-              <w:bottom w:val="none"/>
-              <w:right w:val="none"/>
-            </w:tcBorders>
-            <w:tcMar>
-              <w:top w:w="60" w:type="dxa"/>
-              <w:start w:w="60" w:type="dxa"/>
-              <w:bottom w:w="60" w:type="dxa"/>
-              <w:end w:w="60" w:type="dxa"/>
-            </w:tcMar>
-            <w:tcBorders>
-              <w:bottom w:val="single" w:sz="4" w:color="e2e6eb"/>
-              <w:top w:val="none"/>
-              <w:left w:val="none"/>
-              <w:right w:val="none"/>
-            </w:tcBorders>
-          </w:tcPr>
-          <w:p>
-            <w:pPr>
-              <w:spacing w:before="0" w:after="0"/>
-            </w:pPr>
-            <w:r>
-              <w:rPr>
-                <w:rFonts w:ascii="Calibri" w:hAnsi="Calibri"/>
-                <w:b w:val="0"/>
-                <w:i w:val="0"/>
-                <w:color w:val="5A6A7A"/>
-                <w:sz w:val="18"/>
-              </w:rPr>
-              <w:t>Jon's full Friday routine as tickable items that save state and reset each week.</w:t>
-            </w:r>
-          </w:p>
-        </w:tc>
-      </w:tr>
-    </w:tbl>
-    <w:tbl>
-      <w:tblPr>
-        <w:tblW w:type="auto" w:w="0"/>
-        <w:tblLook w:firstColumn="1" w:firstRow="1" w:lastColumn="0" w:lastRow="0" w:noHBand="0" w:noVBand="1" w:val="04A0"/>
-        <w:tblBorders>
-          <w:top w:val="none"/>
-          <w:left w:val="none"/>
-          <w:bottom w:val="none"/>
-          <w:right w:val="none"/>
-          <w:insideH w:val="none"/>
-          <w:insideV w:val="none"/>
-        </w:tblBorders>
-      </w:tblPr>
-      <w:tblGrid>
-        <w:gridCol w:w="3118"/>
-        <w:gridCol w:w="6293"/>
-      </w:tblGrid>
-      <w:tr>
-        <w:tc>
-          <w:tcPr>
-            <w:tcW w:type="dxa" w:w="4706"/>
-            <w:tcBorders>
-              <w:top w:val="none"/>
-              <w:left w:val="none"/>
-              <w:bottom w:val="none"/>
-              <w:right w:val="none"/>
-            </w:tcBorders>
-            <w:tcBorders>
-              <w:top w:val="none"/>
-              <w:right w:val="none"/>
-              <w:bottom w:val="none"/>
-              <w:left w:val="single" w:sz="18" w:color="15a36a"/>
-            </w:tcBorders>
-            <w:tcMar>
-              <w:top w:w="60" w:type="dxa"/>
-              <w:start w:w="80" w:type="dxa"/>
-              <w:bottom w:w="60" w:type="dxa"/>
-              <w:end w:w="40" w:type="dxa"/>
-            </w:tcMar>
-          </w:tcPr>
-          <w:p>
-            <w:pPr>
-              <w:spacing w:before="0" w:after="0"/>
-            </w:pPr>
-            <w:r>
-              <w:rPr>
-                <w:rFonts w:ascii="Calibri" w:hAnsi="Calibri"/>
-                <w:b/>
-                <w:i w:val="0"/>
-                <w:color w:val="1C2635"/>
-                <w:sz w:val="19"/>
-              </w:rPr>
-              <w:t>GDPR retention flag</w:t>
-            </w:r>
-          </w:p>
-        </w:tc>
-        <w:tc>
-          <w:tcPr>
-            <w:tcW w:type="dxa" w:w="4706"/>
-            <w:tcBorders>
-              <w:top w:val="none"/>
-              <w:left w:val="none"/>
-              <w:bottom w:val="none"/>
-              <w:right w:val="none"/>
-            </w:tcBorders>
-            <w:tcMar>
-              <w:top w:w="60" w:type="dxa"/>
-              <w:start w:w="60" w:type="dxa"/>
-              <w:bottom w:w="60" w:type="dxa"/>
-              <w:end w:w="60" w:type="dxa"/>
-            </w:tcMar>
-            <w:tcBorders>
-              <w:bottom w:val="single" w:sz="4" w:color="e2e6eb"/>
-              <w:top w:val="none"/>
-              <w:left w:val="none"/>
-              <w:right w:val="none"/>
-            </w:tcBorders>
-          </w:tcPr>
-          <w:p>
-            <w:pPr>
-              <w:spacing w:before="0" w:after="0"/>
-            </w:pPr>
-            <w:r>
-              <w:rPr>
-                <w:rFonts w:ascii="Calibri" w:hAnsi="Calibri"/>
-                <w:b w:val="0"/>
-                <w:i w:val="0"/>
-                <w:color w:val="5A6A7A"/>
-                <w:sz w:val="18"/>
-              </w:rPr>
-              <w:t>Customers inactive 2+ years flagged automatically on the Customers page for data review.</w:t>
-            </w:r>
-          </w:p>
-        </w:tc>
-      </w:tr>
-    </w:tbl>
-    <w:tbl>
-      <w:tblPr>
-        <w:tblW w:type="auto" w:w="0"/>
-        <w:tblLook w:firstColumn="1" w:firstRow="1" w:lastColumn="0" w:lastRow="0" w:noHBand="0" w:noVBand="1" w:val="04A0"/>
-        <w:tblBorders>
-          <w:top w:val="none"/>
-          <w:left w:val="none"/>
-          <w:bottom w:val="none"/>
-          <w:right w:val="none"/>
-          <w:insideH w:val="none"/>
-          <w:insideV w:val="none"/>
-        </w:tblBorders>
-      </w:tblPr>
-      <w:tblGrid>
-        <w:gridCol w:w="3118"/>
-        <w:gridCol w:w="6293"/>
-      </w:tblGrid>
-      <w:tr>
-        <w:tc>
-          <w:tcPr>
-            <w:tcW w:type="dxa" w:w="4706"/>
-            <w:tcBorders>
-              <w:top w:val="none"/>
-              <w:right w:val="none"/>
-              <w:bottom w:val="none"/>
-              <w:left w:val="single" w:sz="18" w:color="15a36a"/>
-            </w:tcBorders>
-            <w:tcMar>
-              <w:top w:w="60" w:type="dxa"/>
-              <w:start w:w="80" w:type="dxa"/>
-              <w:bottom w:w="60" w:type="dxa"/>
-              <w:end w:w="40" w:type="dxa"/>
-            </w:tcMar>
-          </w:tcPr>
-          <w:p>
-            <w:pPr>
-              <w:spacing w:before="0" w:after="0"/>
-            </w:pPr>
-            <w:r>
-              <w:rPr>
-                <w:rFonts w:ascii="Calibri" w:hAnsi="Calibri"/>
-                <w:b/>
-                <w:i w:val="0"/>
-                <w:color w:val="1C2635"/>
-                <w:sz w:val="19"/>
-              </w:rPr>
-              <w:t>Referral gift flag</w:t>
-            </w:r>
-          </w:p>
-        </w:tc>
-        <w:tc>
-          <w:tcPr>
-            <w:tcW w:type="dxa" w:w="4706"/>
-            <w:tcBorders>
-              <w:top w:val="none"/>
-              <w:left w:val="none"/>
-              <w:bottom w:val="none"/>
-              <w:right w:val="none"/>
-            </w:tcBorders>
-            <w:tcMar>
-              <w:top w:w="60" w:type="dxa"/>
-              <w:start w:w="60" w:type="dxa"/>
-              <w:bottom w:w="60" w:type="dxa"/>
-              <w:end w:w="60" w:type="dxa"/>
-            </w:tcMar>
-            <w:tcBorders>
-              <w:bottom w:val="single" w:sz="4" w:color="e2e6eb"/>
-              <w:top w:val="none"/>
-              <w:left w:val="none"/>
-              <w:right w:val="none"/>
-            </w:tcBorders>
-          </w:tcPr>
-          <w:p>
-            <w:pPr>
-              <w:spacing w:before="0" w:after="0"/>
-            </w:pPr>
-            <w:r>
-              <w:rPr>
-                <w:rFonts w:ascii="Calibri" w:hAnsi="Calibri"/>
-                <w:b w:val="0"/>
-                <w:i w:val="0"/>
-                <w:color w:val="5A6A7A"/>
-                <w:sz w:val="18"/>
-              </w:rPr>
-              <w:t>When adding a new customer, Jon fills in a “Referred by” field. The customer’s card is flagged with a gift reminder so Jon knows to include a free sausage or bacon on their first delivery. The flag clears once the first order is done.</w:t>
-            </w:r>
-          </w:p>
-        </w:tc>
-      </w:tr>
-    </w:tbl>
-    <w:tbl>
-      <w:tblPr>
-        <w:tblW w:type="auto" w:w="0"/>
-        <w:tblLook w:firstColumn="1" w:firstRow="1" w:lastColumn="0" w:lastRow="0" w:noHBand="0" w:noVBand="1" w:val="04A0"/>
-        <w:tblBorders>
-          <w:top w:val="none"/>
-          <w:left w:val="none"/>
-          <w:bottom w:val="none"/>
-          <w:right w:val="none"/>
-          <w:insideH w:val="none"/>
-          <w:insideV w:val="none"/>
-        </w:tblBorders>
-      </w:tblPr>
-      <w:tblGrid>
-        <w:gridCol w:w="3118"/>
-        <w:gridCol w:w="6293"/>
-      </w:tblGrid>
-      <w:tr>
-        <w:tc>
-          <w:tcPr>
-            <w:tcW w:type="dxa" w:w="4706"/>
-            <w:tcBorders>
-              <w:top w:val="none"/>
-              <w:right w:val="none"/>
-              <w:bottom w:val="none"/>
-              <w:left w:val="single" w:sz="18" w:color="15a36a"/>
-            </w:tcBorders>
-            <w:tcMar>
-              <w:top w:w="60" w:type="dxa"/>
-              <w:start w:w="80" w:type="dxa"/>
-              <w:bottom w:w="60" w:type="dxa"/>
-              <w:end w:w="40" w:type="dxa"/>
-            </w:tcMar>
-          </w:tcPr>
-          <w:p>
-            <w:pPr>
-              <w:spacing w:before="0" w:after="0"/>
-            </w:pPr>
-            <w:r>
-              <w:rPr>
-                <w:rFonts w:ascii="Calibri" w:hAnsi="Calibri"/>
-                <w:b/>
-                <w:i w:val="0"/>
-                <w:color w:val="1C2635"/>
-                <w:sz w:val="19"/>
-              </w:rPr>
-              <w:t>Minimum order exemption</w:t>
-            </w:r>
-          </w:p>
-        </w:tc>
-        <w:tc>
-          <w:tcPr>
-            <w:tcW w:type="dxa" w:w="4706"/>
-            <w:tcBorders>
-              <w:top w:val="none"/>
-              <w:left w:val="none"/>
-              <w:bottom w:val="none"/>
-              <w:right w:val="none"/>
-            </w:tcBorders>
-            <w:tcMar>
-              <w:top w:w="60" w:type="dxa"/>
-              <w:start w:w="60" w:type="dxa"/>
-              <w:bottom w:w="60" w:type="dxa"/>
-              <w:end w:w="60" w:type="dxa"/>
-            </w:tcMar>
-            <w:tcBorders>
-              <w:bottom w:val="single" w:sz="4" w:color="e2e6eb"/>
-              <w:top w:val="none"/>
-              <w:left w:val="none"/>
-              <w:right w:val="none"/>
-            </w:tcBorders>
-          </w:tcPr>
-          <w:p>
-            <w:pPr>
-              <w:spacing w:before="0" w:after="0"/>
-            </w:pPr>
-            <w:r>
-              <w:rPr>
-                <w:rFonts w:ascii="Calibri" w:hAnsi="Calibri"/>
-                <w:b w:val="0"/>
-                <w:i w:val="0"/>
-                <w:color w:val="5A6A7A"/>
-                <w:sz w:val="18"/>
-              </w:rPr>
-              <w:t>Each customer profile has an “Exempt from minimum order charge” tick box. Tick it once for family and friends — the £5 small-order surcharge will never apply to them automatically.</w:t>
-            </w:r>
-          </w:p>
-        </w:tc>
-      </w:tr>
-    </w:tbl>
-    <w:tbl>
-      <w:tblPr>
-        <w:tblW w:type="auto" w:w="0"/>
-        <w:tblLook w:firstColumn="1" w:firstRow="1" w:lastColumn="0" w:lastRow="0" w:noHBand="0" w:noVBand="1" w:val="04A0"/>
-        <w:tblBorders>
-          <w:top w:val="none"/>
-          <w:left w:val="none"/>
-          <w:bottom w:val="none"/>
-          <w:right w:val="none"/>
-          <w:insideH w:val="none"/>
-          <w:insideV w:val="none"/>
-        </w:tblBorders>
-      </w:tblPr>
-      <w:tblGrid>
-        <w:gridCol w:w="3118"/>
-        <w:gridCol w:w="6293"/>
-      </w:tblGrid>
-      <w:tr>
-        <w:tc>
-          <w:tcPr>
-            <w:tcW w:type="dxa" w:w="4706"/>
-            <w:tcBorders>
-              <w:top w:val="none"/>
-              <w:right w:val="none"/>
-              <w:bottom w:val="none"/>
-              <w:left w:val="single" w:sz="18" w:color="15a36a"/>
-            </w:tcBorders>
-            <w:tcMar>
-              <w:top w:w="60" w:type="dxa"/>
-              <w:start w:w="80" w:type="dxa"/>
-              <w:bottom w:w="60" w:type="dxa"/>
-              <w:end w:w="40" w:type="dxa"/>
-            </w:tcMar>
-          </w:tcPr>
-          <w:p>
-            <w:pPr>
-              <w:spacing w:before="0" w:after="0"/>
-            </w:pPr>
-            <w:r>
-              <w:rPr>
-                <w:rFonts w:ascii="Calibri" w:hAnsi="Calibri"/>
-                <w:b/>
-                <w:i w:val="0"/>
-                <w:color w:val="1C2635"/>
-                <w:sz w:val="19"/>
-              </w:rPr>
-              <w:t>In-app help guide</w:t>
-            </w:r>
-          </w:p>
-        </w:tc>
-        <w:tc>
-          <w:tcPr>
-            <w:tcW w:type="dxa" w:w="4706"/>
-            <w:tcBorders>
-              <w:top w:val="none"/>
-              <w:left w:val="none"/>
-              <w:bottom w:val="none"/>
-              <w:right w:val="none"/>
-            </w:tcBorders>
-            <w:tcMar>
-              <w:top w:w="60" w:type="dxa"/>
-              <w:start w:w="60" w:type="dxa"/>
-              <w:bottom w:w="60" w:type="dxa"/>
-              <w:end w:w="60" w:type="dxa"/>
-            </w:tcMar>
-          </w:tcPr>
-          <w:p>
-            <w:pPr>
-              <w:spacing w:before="0" w:after="0"/>
-            </w:pPr>
-            <w:r>
-              <w:rPr>
-                <w:rFonts w:ascii="Calibri" w:hAnsi="Calibri"/>
-                <w:b w:val="0"/>
-                <w:i w:val="0"/>
-                <w:color w:val="5A6A7A"/>
-                <w:sz w:val="18"/>
-              </w:rPr>
-              <w:t xml:space="preserve">A floating ? button on every page opens a slide-in help guide. It automatically shows content for whichever page Jon is on, with plain-English explanations for every feature. A search bar lets him find anything across all nine pages in seconds.</w:t>
-            </w:r>
-          </w:p>
-        </w:tc>
-      </w:tr>
-    </w:tbl>
-    <w:p>
-      <w:pPr>
-        <w:spacing w:before="0" w:after="80"/>
-      </w:pPr>
-      <w:r>
-        <w:rPr>
-          <w:sz w:val="2"/>
-        </w:rPr>
-        <w:t xml:space="preserve"> </w:t>
-      </w:r>
-    </w:p>
-    <w:tbl>
-      <w:tblPr>
-        <w:tblW w:type="auto" w:w="0"/>
-        <w:tblLook w:firstColumn="1" w:firstRow="1" w:lastColumn="0" w:lastRow="0" w:noHBand="0" w:noVBand="1" w:val="04A0"/>
-        <w:tblBorders>
-          <w:top w:val="none"/>
-          <w:left w:val="none"/>
-          <w:bottom w:val="none"/>
-          <w:right w:val="none"/>
-          <w:insideH w:val="none"/>
-          <w:insideV w:val="none"/>
-        </w:tblBorders>
-      </w:tblPr>
-      <w:tblGrid>
-        <w:gridCol w:w="9412"/>
-      </w:tblGrid>
-      <w:tr>
-        <w:tc>
-          <w:tcPr>
-            <w:tcW w:type="dxa" w:w="9412"/>
-            <w:shd w:val="clear" w:color="auto" w:fill="111f33"/>
-            <w:tcBorders>
-              <w:top w:val="none"/>
-              <w:left w:val="none"/>
-              <w:bottom w:val="none"/>
-              <w:right w:val="none"/>
-            </w:tcBorders>
-            <w:tcMar>
-              <w:top w:w="140" w:type="dxa"/>
-              <w:start w:w="180" w:type="dxa"/>
-              <w:bottom w:w="140" w:type="dxa"/>
-              <w:end w:w="180" w:type="dxa"/>
-            </w:tcMar>
-            <w:tcBorders>
-              <w:top w:val="single" w:sz="6" w:color="15a36a"/>
-              <w:left w:val="single" w:sz="6" w:color="15a36a"/>
-              <w:bottom w:val="single" w:sz="6" w:color="15a36a"/>
-              <w:right w:val="single" w:sz="6" w:color="15a36a"/>
-            </w:tcBorders>
-          </w:tcPr>
-          <w:p>
-            <w:pPr>
-              <w:spacing w:before="0" w:after="5"/>
-            </w:pPr>
-            <w:r>
-              <w:rPr>
-                <w:rFonts w:ascii="Calibri" w:hAnsi="Calibri"/>
-                <w:b/>
-                <w:i w:val="0"/>
-                <w:color w:val="15A36A"/>
-                <w:sz w:val="16"/>
-              </w:rPr>
-              <w:t>✦  AI — BUILT BY AXRIK</w:t>
-            </w:r>
-          </w:p>
-          <w:p>
-            <w:pPr>
-              <w:spacing w:before="0" w:after="6"/>
-            </w:pPr>
-            <w:r>
-              <w:rPr>
-                <w:rFonts w:ascii="Calibri" w:hAnsi="Calibri"/>
-                <w:b/>
-                <w:i w:val="0"/>
-                <w:color w:val="FFFFFF"/>
-                <w:sz w:val="28"/>
-              </w:rPr>
-              <w:t>AI features added this session</w:t>
-            </w:r>
-          </w:p>
-          <w:p>
-            <w:pPr>
-              <w:spacing w:before="0" w:after="10"/>
-            </w:pPr>
-            <w:r>
-              <w:rPr>
-                <w:rFonts w:ascii="Calibri" w:hAnsi="Calibri"/>
-                <w:b w:val="0"/>
-                <w:i w:val="0"/>
-                <w:color w:val="CCCCCC"/>
-                <w:sz w:val="20"/>
-              </w:rPr>
-              <w:t>More AI baked in tonight — each one removes a manual task Jon currently does by hand.</w:t>
-            </w:r>
-          </w:p>
-          <w:p>
-            <w:pPr>
-              <w:spacing w:before="0" w:after="2"/>
-            </w:pPr>
-            <w:r>
-              <w:rPr>
-                <w:rFonts w:ascii="Calibri" w:hAnsi="Calibri"/>
-                <w:b w:val="0"/>
-                <w:i w:val="0"/>
-                <w:color w:val="CCCCCC"/>
-                <w:sz w:val="19"/>
-              </w:rPr>
-              <w:t>·  Customer name lookup auto-fills details from past orders — no account needed</w:t>
-            </w:r>
-          </w:p>
-          <w:p>
-            <w:pPr>
-              <w:spacing w:before="0" w:after="2"/>
-            </w:pPr>
-            <w:r>
-              <w:rPr>
-                <w:rFonts w:ascii="Calibri" w:hAnsi="Calibri"/>
-                <w:b w:val="0"/>
-                <w:i w:val="0"/>
-                <w:color w:val="CCCCCC"/>
-                <w:sz w:val="19"/>
-              </w:rPr>
-              <w:t>·  Facebook &amp; Instagram posts drafted automatically when availability is saved</w:t>
-            </w:r>
-          </w:p>
-          <w:p>
-            <w:pPr>
-              <w:spacing w:before="0" w:after="2"/>
-            </w:pPr>
-            <w:r>
-              <w:rPr>
-                <w:rFonts w:ascii="Calibri" w:hAnsi="Calibri"/>
-                <w:b w:val="0"/>
-                <w:i w:val="0"/>
-                <w:color w:val="CCCCCC"/>
-                <w:sz w:val="19"/>
-              </w:rPr>
-              <w:t>·  Christmas VIP messages AI-drafted and sent to the whole list in one tap</w:t>
-            </w:r>
-          </w:p>
-          <w:p>
-            <w:pPr>
-              <w:spacing w:before="0" w:after="2"/>
-            </w:pPr>
-            <w:r>
-              <w:rPr>
-                <w:rFonts w:ascii="Calibri" w:hAnsi="Calibri"/>
-                <w:b w:val="0"/>
-                <w:i w:val="0"/>
-                <w:color w:val="CCCCCC"/>
-                <w:sz w:val="19"/>
-              </w:rPr>
-              <w:t>·  Invoice emails and texts pre-written per customer type — Jon just presses send</w:t>
-            </w:r>
-          </w:p>
-          <w:p>
-            <w:pPr>
-              <w:spacing w:before="0" w:after="2"/>
-            </w:pPr>
-            <w:r>
-              <w:rPr>
-                <w:rFonts w:ascii="Calibri" w:hAnsi="Calibri"/>
-                <w:b w:val="0"/>
-                <w:i w:val="0"/>
-                <w:color w:val="CCCCCC"/>
-                <w:sz w:val="19"/>
-              </w:rPr>
-              <w:t>·  Optimised delivery route planning via Google Maps API</w:t>
-            </w:r>
-          </w:p>
-          <w:p>
-            <w:pPr>
-              <w:spacing w:before="0" w:after="2"/>
-            </w:pPr>
-            <w:r>
-              <w:rPr>
-                <w:rFonts w:ascii="Calibri" w:hAnsi="Calibri"/>
-                <w:b w:val="0"/>
-                <w:i w:val="0"/>
-                <w:color w:val="CCCCCC"/>
-                <w:sz w:val="19"/>
-              </w:rPr>
-              <w:t>·  Automated daily reminders to trade customers — coming once Twilio is connected</w:t>
-            </w:r>
-          </w:p>
-        </w:tc>
-      </w:tr>
-    </w:tbl>
-    <w:p>
-      <w:pPr>
-        <w:spacing w:before="0" w:after="80"/>
-      </w:pPr>
-      <w:r>
-        <w:rPr>
-          <w:sz w:val="2"/>
-        </w:rPr>
-        <w:t xml:space="preserve"> </w:t>
-      </w:r>
-    </w:p>
-    <w:p>
-      <w:pPr>
-        <w:spacing w:before="160" w:after="20"/>
-      </w:pPr>
-    </w:p>
-    <w:tbl>
-      <w:tblPr>
-        <w:tblW w:type="auto" w:w="0"/>
-        <w:tblLook w:firstColumn="1" w:firstRow="1" w:lastColumn="0" w:lastRow="0" w:noHBand="0" w:noVBand="1" w:val="04A0"/>
-        <w:tblBorders>
-          <w:top w:val="none"/>
-          <w:left w:val="none"/>
-          <w:bottom w:val="none"/>
-          <w:right w:val="none"/>
-          <w:insideH w:val="none"/>
-          <w:insideV w:val="none"/>
-        </w:tblBorders>
-      </w:tblPr>
-      <w:tblGrid>
-        <w:gridCol w:w="2268"/>
-        <w:gridCol w:w="7143"/>
-      </w:tblGrid>
-      <w:tr>
-        <w:tc>
-          <w:tcPr>
-            <w:tcW w:type="dxa" w:w="4706"/>
-            <w:tcBorders>
-              <w:top w:val="none"/>
-              <w:left w:val="none"/>
-              <w:bottom w:val="none"/>
-              <w:right w:val="none"/>
-            </w:tcBorders>
-            <w:tcMar>
-              <w:top w:w="80" w:type="dxa"/>
-              <w:start w:w="0" w:type="dxa"/>
-              <w:bottom w:w="80" w:type="dxa"/>
-              <w:end w:w="60" w:type="dxa"/>
-            </w:tcMar>
-          </w:tcPr>
-          <w:p>
-            <w:pPr>
-              <w:spacing w:before="0" w:after="0"/>
-            </w:pPr>
-            <w:r>
-              <w:rPr>
-                <w:rFonts w:ascii="Calibri" w:hAnsi="Calibri"/>
-                <w:b/>
-                <w:i w:val="0"/>
-                <w:color w:val="15A36A"/>
-                <w:sz w:val="16"/>
-              </w:rPr>
-              <w:t>WHAT'S NEXT</w:t>
-            </w:r>
-          </w:p>
-        </w:tc>
-        <w:tc>
-          <w:tcPr>
-            <w:tcW w:type="dxa" w:w="4706"/>
-            <w:tcBorders>
-              <w:top w:val="none"/>
-              <w:left w:val="none"/>
-              <w:bottom w:val="none"/>
-              <w:right w:val="none"/>
-            </w:tcBorders>
-            <w:tcMar>
-              <w:top w:w="100" w:type="dxa"/>
-              <w:start w:w="0" w:type="dxa"/>
-              <w:bottom w:w="80" w:type="dxa"/>
-              <w:end w:w="0" w:type="dxa"/>
-            </w:tcMar>
-          </w:tcPr>
-          <w:p>
-            <w:pPr>
-              <w:spacing w:before="0" w:after="0"/>
-              <w:pBdr>
-                <w:bottom w:val="single" w:sz="4" w:color="15a36a" w:space="1"/>
-              </w:pBdr>
-            </w:pPr>
-          </w:p>
-        </w:tc>
-      </w:tr>
-    </w:tbl>
-    <w:p>
-      <w:pPr>
-        <w:spacing w:before="0" w:after="10"/>
-      </w:pPr>
-      <w:r>
-        <w:rPr>
-          <w:rFonts w:ascii="Calibri" w:hAnsi="Calibri"/>
-          <w:b/>
-          <w:i w:val="0"/>
-          <w:color w:val="1C2635"/>
-          <w:sz w:val="32"/>
-        </w:rPr>
-        <w:t>Next steps to go live</w:t>
-      </w:r>
-    </w:p>
-    <w:tbl>
-      <w:tblPr>
-        <w:tblW w:type="auto" w:w="0"/>
-        <w:tblLook w:firstColumn="1" w:firstRow="1" w:lastColumn="0" w:lastRow="0" w:noHBand="0" w:noVBand="1" w:val="04A0"/>
-        <w:tblBorders>
-          <w:top w:val="none"/>
-          <w:left w:val="none"/>
-          <w:bottom w:val="none"/>
-          <w:right w:val="none"/>
-          <w:insideH w:val="none"/>
-          <w:insideV w:val="none"/>
-        </w:tblBorders>
-      </w:tblPr>
-      <w:tblGrid>
-        <w:gridCol w:w="9412"/>
-      </w:tblGrid>
-      <w:tr>
-        <w:tc>
-          <w:tcPr>
-            <w:tcW w:type="dxa" w:w="9412"/>
-            <w:tcBorders>
-              <w:top w:val="none"/>
-              <w:left w:val="none"/>
-              <w:bottom w:val="none"/>
-              <w:right w:val="none"/>
-            </w:tcBorders>
-            <w:tcMar>
-              <w:top w:w="30" w:type="dxa"/>
-              <w:start w:w="30" w:type="dxa"/>
-              <w:bottom w:w="30" w:type="dxa"/>
-              <w:end w:w="30" w:type="dxa"/>
-            </w:tcMar>
-            <w:tcBorders>
-              <w:top w:val="single" w:sz="4" w:color="e2e6eb"/>
-              <w:left w:val="single" w:sz="4" w:color="e2e6eb"/>
-              <w:bottom w:val="single" w:sz="4" w:color="e2e6eb"/>
-              <w:right w:val="single" w:sz="4" w:color="e2e6eb"/>
-            </w:tcBorders>
-          </w:tcPr>
-          <w:tbl>
-            <w:tblPr>
-              <w:tblW w:type="auto" w:w="0"/>
-              <w:tblLook w:firstColumn="1" w:firstRow="1" w:lastColumn="0" w:lastRow="0" w:noHBand="0" w:noVBand="1" w:val="04A0"/>
-              <w:tblBorders>
-                <w:top w:val="none"/>
-                <w:left w:val="none"/>
-                <w:bottom w:val="none"/>
-                <w:right w:val="none"/>
-                <w:insideH w:val="none"/>
-                <w:insideV w:val="none"/>
-              </w:tblBorders>
-            </w:tblPr>
-            <w:tblGrid>
-              <w:gridCol w:w="680"/>
-              <w:gridCol w:w="8731"/>
-            </w:tblGrid>
-            <w:tr>
-              <w:tc>
-                <w:tcPr>
-                  <w:tcW w:type="dxa" w:w="4706"/>
-                  <w:tcBorders>
-                    <w:top w:val="none"/>
-                    <w:left w:val="none"/>
-                    <w:bottom w:val="none"/>
-                    <w:right w:val="none"/>
-                  </w:tcBorders>
-                  <w:shd w:val="clear" w:color="auto" w:fill="15a36a"/>
-                  <w:tcMar>
-                    <w:top w:w="60" w:type="dxa"/>
-                    <w:start w:w="60" w:type="dxa"/>
-                    <w:bottom w:w="60" w:type="dxa"/>
-                    <w:end w:w="60" w:type="dxa"/>
-                  </w:tcMar>
-                </w:tcPr>
-                <w:p>
-                  <w:pPr>
-                    <w:spacing w:before="0" w:after="0"/>
-                    <w:jc w:val="center"/>
-                  </w:pPr>
-                  <w:r>
-                    <w:rPr>
-                      <w:rFonts w:ascii="Calibri" w:hAnsi="Calibri"/>
-                      <w:b/>
-                      <w:i w:val="0"/>
-                      <w:color w:val="FFFFFF"/>
-                      <w:sz w:val="20"/>
-                    </w:rPr>
-                    <w:t>1</w:t>
-                  </w:r>
-                </w:p>
-              </w:tc>
-              <w:tc>
-                <w:tcPr>
-                  <w:tcW w:type="dxa" w:w="4706"/>
-                  <w:tcBorders>
-                    <w:top w:val="none"/>
-                    <w:left w:val="none"/>
-                    <w:bottom w:val="none"/>
-                    <w:right w:val="none"/>
-                  </w:tcBorders>
-                  <w:tcMar>
-                    <w:top w:w="60" w:type="dxa"/>
-                    <w:start w:w="80" w:type="dxa"/>
-                    <w:bottom w:w="60" w:type="dxa"/>
-                    <w:end w:w="60" w:type="dxa"/>
-                  </w:tcMar>
-                </w:tcPr>
-                <w:p>
-                  <w:pPr>
-                    <w:spacing w:before="0" w:after="3"/>
-                  </w:pPr>
-                  <w:r>
-                    <w:rPr>
-                      <w:rFonts w:ascii="Calibri" w:hAnsi="Calibri"/>
-                      <w:b/>
-                      <w:i w:val="0"/>
-                      <w:color w:val="1C2635"/>
-                      <w:sz w:val="20"/>
-                    </w:rPr>
-                    <w:t>Supabase database setup</w:t>
-                  </w:r>
-                </w:p>
-                <w:p>
-                  <w:pPr>
-                    <w:spacing w:before="0" w:after="0"/>
-                  </w:pPr>
-                  <w:r>
-                    <w:rPr>
-                      <w:rFonts w:ascii="Calibri" w:hAnsi="Calibri"/>
-                      <w:b w:val="0"/>
-                      <w:i w:val="0"/>
-                      <w:color w:val="5A6A7A"/>
-                      <w:sz w:val="18"/>
-                    </w:rPr>
-                    <w:t>Everything runs on sample data. Connecting the database makes it live — real customers, real orders, real invoices.</w:t>
-                  </w:r>
-                </w:p>
-              </w:tc>
-            </w:tr>
-          </w:tbl>
-          <w:p/>
-        </w:tc>
-      </w:tr>
-    </w:tbl>
-    <w:p>
-      <w:pPr>
-        <w:spacing w:before="0" w:after="30"/>
-      </w:pPr>
-      <w:r>
-        <w:rPr>
-          <w:sz w:val="2"/>
-        </w:rPr>
-        <w:t xml:space="preserve"> </w:t>
-      </w:r>
-    </w:p>
-    <w:tbl>
-      <w:tblPr>
-        <w:tblW w:type="auto" w:w="0"/>
-        <w:tblLook w:firstColumn="1" w:firstRow="1" w:lastColumn="0" w:lastRow="0" w:noHBand="0" w:noVBand="1" w:val="04A0"/>
-        <w:tblBorders>
-          <w:top w:val="none"/>
-          <w:left w:val="none"/>
-          <w:bottom w:val="none"/>
-          <w:right w:val="none"/>
-          <w:insideH w:val="none"/>
-          <w:insideV w:val="none"/>
-        </w:tblBorders>
-      </w:tblPr>
-      <w:tblGrid>
-        <w:gridCol w:w="9412"/>
-      </w:tblGrid>
-      <w:tr>
-        <w:tc>
-          <w:tcPr>
-            <w:tcW w:type="dxa" w:w="9412"/>
-            <w:tcBorders>
-              <w:top w:val="none"/>
-              <w:left w:val="none"/>
-              <w:bottom w:val="none"/>
-              <w:right w:val="none"/>
-            </w:tcBorders>
-            <w:tcMar>
-              <w:top w:w="30" w:type="dxa"/>
-              <w:start w:w="30" w:type="dxa"/>
-              <w:bottom w:w="30" w:type="dxa"/>
-              <w:end w:w="30" w:type="dxa"/>
-            </w:tcMar>
-            <w:tcBorders>
-              <w:top w:val="single" w:sz="4" w:color="e2e6eb"/>
-              <w:left w:val="single" w:sz="4" w:color="e2e6eb"/>
-              <w:bottom w:val="single" w:sz="4" w:color="e2e6eb"/>
-              <w:right w:val="single" w:sz="4" w:color="e2e6eb"/>
-            </w:tcBorders>
-          </w:tcPr>
-          <w:tbl>
-            <w:tblPr>
-              <w:tblW w:type="auto" w:w="0"/>
-              <w:tblLook w:firstColumn="1" w:firstRow="1" w:lastColumn="0" w:lastRow="0" w:noHBand="0" w:noVBand="1" w:val="04A0"/>
-              <w:tblBorders>
-                <w:top w:val="none"/>
-                <w:left w:val="none"/>
-                <w:bottom w:val="none"/>
-                <w:right w:val="none"/>
-                <w:insideH w:val="none"/>
-                <w:insideV w:val="none"/>
-              </w:tblBorders>
-            </w:tblPr>
-            <w:tblGrid>
-              <w:gridCol w:w="680"/>
-              <w:gridCol w:w="8731"/>
-            </w:tblGrid>
-            <w:tr>
-              <w:tc>
-                <w:tcPr>
-                  <w:tcW w:type="dxa" w:w="4706"/>
-                  <w:tcBorders>
-                    <w:top w:val="none"/>
-                    <w:left w:val="none"/>
-                    <w:bottom w:val="none"/>
-                    <w:right w:val="none"/>
-                  </w:tcBorders>
-                  <w:shd w:val="clear" w:color="auto" w:fill="15a36a"/>
-                  <w:tcMar>
-                    <w:top w:w="60" w:type="dxa"/>
-                    <w:start w:w="60" w:type="dxa"/>
-                    <w:bottom w:w="60" w:type="dxa"/>
-                    <w:end w:w="60" w:type="dxa"/>
-                  </w:tcMar>
-                </w:tcPr>
-                <w:p>
-                  <w:pPr>
-                    <w:spacing w:before="0" w:after="0"/>
-                    <w:jc w:val="center"/>
-                  </w:pPr>
-                  <w:r>
-                    <w:rPr>
-                      <w:rFonts w:ascii="Calibri" w:hAnsi="Calibri"/>
-                      <w:b/>
-                      <w:i w:val="0"/>
-                      <w:color w:val="FFFFFF"/>
-                      <w:sz w:val="20"/>
-                    </w:rPr>
-                    <w:t>2</w:t>
-                  </w:r>
-                </w:p>
-              </w:tc>
-              <w:tc>
-                <w:tcPr>
-                  <w:tcW w:type="dxa" w:w="4706"/>
-                  <w:tcBorders>
-                    <w:top w:val="none"/>
-                    <w:left w:val="none"/>
-                    <w:bottom w:val="none"/>
-                    <w:right w:val="none"/>
-                  </w:tcBorders>
-                  <w:tcMar>
-                    <w:top w:w="60" w:type="dxa"/>
-                    <w:start w:w="80" w:type="dxa"/>
-                    <w:bottom w:w="60" w:type="dxa"/>
-                    <w:end w:w="60" w:type="dxa"/>
-                  </w:tcMar>
-                </w:tcPr>
-                <w:p>
-                  <w:pPr>
-                    <w:spacing w:before="0" w:after="3"/>
-                  </w:pPr>
-                  <w:r>
-                    <w:rPr>
-                      <w:rFonts w:ascii="Calibri" w:hAnsi="Calibri"/>
-                      <w:b/>
-                      <w:i w:val="0"/>
-                      <w:color w:val="1C2635"/>
-                      <w:sz w:val="20"/>
-                    </w:rPr>
-                    <w:t>Per-customer invoice products</w:t>
-                  </w:r>
-                </w:p>
-                <w:p>
-                  <w:pPr>
-                    <w:spacing w:before="0" w:after="0"/>
-                  </w:pPr>
-                  <w:r>
-                    <w:rPr>
-                      <w:rFonts w:ascii="Calibri" w:hAnsi="Calibri"/>
-                      <w:b w:val="0"/>
-                      <w:i w:val="0"/>
-                      <w:color w:val="5A6A7A"/>
-                      <w:sz w:val="18"/>
-                    </w:rPr>
-                    <w:t>Jon's 50+ trade customers each have their own product list. Loading these from his spreadsheet unlocks the full invoice generator.</w:t>
-                  </w:r>
-                </w:p>
-              </w:tc>
-            </w:tr>
-          </w:tbl>
-          <w:p/>
-        </w:tc>
-      </w:tr>
-    </w:tbl>
-    <w:p>
-      <w:pPr>
-        <w:spacing w:before="0" w:after="30"/>
-      </w:pPr>
-      <w:r>
-        <w:rPr>
-          <w:sz w:val="2"/>
-        </w:rPr>
-        <w:t xml:space="preserve"> </w:t>
-      </w:r>
-    </w:p>
-    <w:tbl>
-      <w:tblPr>
-        <w:tblW w:type="auto" w:w="0"/>
-        <w:tblLook w:firstColumn="1" w:firstRow="1" w:lastColumn="0" w:lastRow="0" w:noHBand="0" w:noVBand="1" w:val="04A0"/>
-        <w:tblBorders>
-          <w:top w:val="none"/>
-          <w:left w:val="none"/>
-          <w:bottom w:val="none"/>
-          <w:right w:val="none"/>
-          <w:insideH w:val="none"/>
-          <w:insideV w:val="none"/>
-        </w:tblBorders>
-      </w:tblPr>
-      <w:tblGrid>
-        <w:gridCol w:w="9412"/>
-      </w:tblGrid>
-      <w:tr>
-        <w:tc>
-          <w:tcPr>
-            <w:tcW w:type="dxa" w:w="9412"/>
-            <w:tcBorders>
-              <w:top w:val="none"/>
-              <w:left w:val="none"/>
-              <w:bottom w:val="none"/>
-              <w:right w:val="none"/>
-            </w:tcBorders>
-            <w:tcMar>
-              <w:top w:w="30" w:type="dxa"/>
-              <w:start w:w="30" w:type="dxa"/>
-              <w:bottom w:w="30" w:type="dxa"/>
-              <w:end w:w="30" w:type="dxa"/>
-            </w:tcMar>
-            <w:tcBorders>
-              <w:top w:val="single" w:sz="4" w:color="e2e6eb"/>
-              <w:left w:val="single" w:sz="4" w:color="e2e6eb"/>
-              <w:bottom w:val="single" w:sz="4" w:color="e2e6eb"/>
-              <w:right w:val="single" w:sz="4" w:color="e2e6eb"/>
-            </w:tcBorders>
-          </w:tcPr>
-          <w:tbl>
-            <w:tblPr>
-              <w:tblW w:type="auto" w:w="0"/>
-              <w:tblLook w:firstColumn="1" w:firstRow="1" w:lastColumn="0" w:lastRow="0" w:noHBand="0" w:noVBand="1" w:val="04A0"/>
-              <w:tblBorders>
-                <w:top w:val="none"/>
-                <w:left w:val="none"/>
-                <w:bottom w:val="none"/>
-                <w:right w:val="none"/>
-                <w:insideH w:val="none"/>
-                <w:insideV w:val="none"/>
-              </w:tblBorders>
-            </w:tblPr>
-            <w:tblGrid>
-              <w:gridCol w:w="680"/>
-              <w:gridCol w:w="8731"/>
-            </w:tblGrid>
-            <w:tr>
-              <w:tc>
-                <w:tcPr>
-                  <w:tcW w:type="dxa" w:w="4706"/>
-                  <w:tcBorders>
-                    <w:top w:val="none"/>
-                    <w:left w:val="none"/>
-                    <w:bottom w:val="none"/>
-                    <w:right w:val="none"/>
-                  </w:tcBorders>
-                  <w:shd w:val="clear" w:color="auto" w:fill="15a36a"/>
-                  <w:tcMar>
-                    <w:top w:w="60" w:type="dxa"/>
-                    <w:start w:w="60" w:type="dxa"/>
-                    <w:bottom w:w="60" w:type="dxa"/>
-                    <w:end w:w="60" w:type="dxa"/>
-                  </w:tcMar>
-                </w:tcPr>
-                <w:p>
-                  <w:pPr>
-                    <w:spacing w:before="0" w:after="0"/>
-                    <w:jc w:val="center"/>
-                  </w:pPr>
-                  <w:r>
-                    <w:rPr>
-                      <w:rFonts w:ascii="Calibri" w:hAnsi="Calibri"/>
-                      <w:b/>
-                      <w:i w:val="0"/>
-                      <w:color w:val="FFFFFF"/>
-                      <w:sz w:val="20"/>
-                    </w:rPr>
-                    <w:t>3</w:t>
-                  </w:r>
-                </w:p>
-              </w:tc>
-              <w:tc>
-                <w:tcPr>
-                  <w:tcW w:type="dxa" w:w="4706"/>
-                  <w:tcBorders>
-                    <w:top w:val="none"/>
-                    <w:left w:val="none"/>
-                    <w:bottom w:val="none"/>
-                    <w:right w:val="none"/>
-                  </w:tcBorders>
-                  <w:tcMar>
-                    <w:top w:w="60" w:type="dxa"/>
-                    <w:start w:w="80" w:type="dxa"/>
-                    <w:bottom w:w="60" w:type="dxa"/>
-                    <w:end w:w="60" w:type="dxa"/>
-                  </w:tcMar>
-                </w:tcPr>
-                <w:p>
-                  <w:pPr>
-                    <w:spacing w:before="0" w:after="3"/>
-                  </w:pPr>
-                  <w:r>
-                    <w:rPr>
-                      <w:rFonts w:ascii="Calibri" w:hAnsi="Calibri"/>
-                      <w:b/>
-                      <w:i w:val="0"/>
-                      <w:color w:val="1C2635"/>
-                      <w:sz w:val="20"/>
-                    </w:rPr>
-                    <w:t>EmailJS — invoices &amp; notifications</w:t>
-                  </w:r>
-                </w:p>
-                <w:p>
-                  <w:pPr>
-                    <w:spacing w:before="0" w:after="0"/>
-                  </w:pPr>
-                  <w:r>
-                    <w:rPr>
-                      <w:rFonts w:ascii="Calibri" w:hAnsi="Calibri"/>
-                      <w:b w:val="0"/>
-                      <w:i w:val="0"/>
-                      <w:color w:val="5A6A7A"/>
-                      <w:sz w:val="18"/>
-                    </w:rPr>
-                    <w:t>Wires up the send buttons on invoices and the order confirmation on the website.</w:t>
-                  </w:r>
-                </w:p>
-              </w:tc>
-            </w:tr>
-          </w:tbl>
-          <w:p/>
-        </w:tc>
-      </w:tr>
-    </w:tbl>
-    <w:p>
-      <w:pPr>
-        <w:spacing w:before="0" w:after="30"/>
-      </w:pPr>
-      <w:r>
-        <w:rPr>
-          <w:sz w:val="2"/>
-        </w:rPr>
-        <w:t xml:space="preserve"> </w:t>
-      </w:r>
-    </w:p>
-    <w:tbl>
-      <w:tblPr>
-        <w:tblW w:type="auto" w:w="0"/>
-        <w:tblLook w:firstColumn="1" w:firstRow="1" w:lastColumn="0" w:lastRow="0" w:noHBand="0" w:noVBand="1" w:val="04A0"/>
-        <w:tblBorders>
-          <w:top w:val="none"/>
-          <w:left w:val="none"/>
-          <w:bottom w:val="none"/>
-          <w:right w:val="none"/>
-          <w:insideH w:val="none"/>
-          <w:insideV w:val="none"/>
-        </w:tblBorders>
-      </w:tblPr>
-      <w:tblGrid>
-        <w:gridCol w:w="9412"/>
-      </w:tblGrid>
-      <w:tr>
-        <w:tc>
-          <w:tcPr>
-            <w:tcW w:type="dxa" w:w="9412"/>
-            <w:tcBorders>
-              <w:top w:val="none"/>
-              <w:left w:val="none"/>
-              <w:bottom w:val="none"/>
-              <w:right w:val="none"/>
-            </w:tcBorders>
-            <w:tcMar>
-              <w:top w:w="30" w:type="dxa"/>
-              <w:start w:w="30" w:type="dxa"/>
-              <w:bottom w:w="30" w:type="dxa"/>
-              <w:end w:w="30" w:type="dxa"/>
-            </w:tcMar>
-            <w:tcBorders>
-              <w:top w:val="single" w:sz="4" w:color="e2e6eb"/>
-              <w:left w:val="single" w:sz="4" w:color="e2e6eb"/>
-              <w:bottom w:val="single" w:sz="4" w:color="e2e6eb"/>
-              <w:right w:val="single" w:sz="4" w:color="e2e6eb"/>
-            </w:tcBorders>
-          </w:tcPr>
-          <w:tbl>
-            <w:tblPr>
-              <w:tblW w:type="auto" w:w="0"/>
-              <w:tblLook w:firstColumn="1" w:firstRow="1" w:lastColumn="0" w:lastRow="0" w:noHBand="0" w:noVBand="1" w:val="04A0"/>
-              <w:tblBorders>
-                <w:top w:val="none"/>
-                <w:left w:val="none"/>
-                <w:bottom w:val="none"/>
-                <w:right w:val="none"/>
-                <w:insideH w:val="none"/>
-                <w:insideV w:val="none"/>
-              </w:tblBorders>
-            </w:tblPr>
-            <w:tblGrid>
-              <w:gridCol w:w="680"/>
-              <w:gridCol w:w="8731"/>
-            </w:tblGrid>
-            <w:tr>
-              <w:tc>
-                <w:tcPr>
-                  <w:tcW w:type="dxa" w:w="4706"/>
-                  <w:tcBorders>
-                    <w:top w:val="none"/>
-                    <w:left w:val="none"/>
-                    <w:bottom w:val="none"/>
-                    <w:right w:val="none"/>
-                  </w:tcBorders>
-                  <w:shd w:val="clear" w:color="auto" w:fill="15a36a"/>
-                  <w:tcMar>
-                    <w:top w:w="60" w:type="dxa"/>
-                    <w:start w:w="60" w:type="dxa"/>
-                    <w:bottom w:w="60" w:type="dxa"/>
-                    <w:end w:w="60" w:type="dxa"/>
-                  </w:tcMar>
-                </w:tcPr>
-                <w:p>
-                  <w:pPr>
-                    <w:spacing w:before="0" w:after="0"/>
-                    <w:jc w:val="center"/>
-                  </w:pPr>
-                  <w:r>
-                    <w:rPr>
-                      <w:rFonts w:ascii="Calibri" w:hAnsi="Calibri"/>
-                      <w:b/>
-                      <w:i w:val="0"/>
-                      <w:color w:val="FFFFFF"/>
-                      <w:sz w:val="20"/>
-                    </w:rPr>
-                    <w:t>4</w:t>
-                  </w:r>
-                </w:p>
-              </w:tc>
-              <w:tc>
-                <w:tcPr>
-                  <w:tcW w:type="dxa" w:w="4706"/>
-                  <w:tcBorders>
-                    <w:top w:val="none"/>
-                    <w:left w:val="none"/>
-                    <w:bottom w:val="none"/>
-                    <w:right w:val="none"/>
-                  </w:tcBorders>
-                  <w:tcMar>
-                    <w:top w:w="60" w:type="dxa"/>
-                    <w:start w:w="80" w:type="dxa"/>
-                    <w:bottom w:w="60" w:type="dxa"/>
-                    <w:end w:w="60" w:type="dxa"/>
-                  </w:tcMar>
-                </w:tcPr>
-                <w:p>
-                  <w:pPr>
-                    <w:spacing w:before="0" w:after="3"/>
-                  </w:pPr>
-                  <w:r>
-                    <w:rPr>
-                      <w:rFonts w:ascii="Calibri" w:hAnsi="Calibri"/>
-                      <w:b/>
-                      <w:i w:val="0"/>
-                      <w:color w:val="1C2635"/>
-                      <w:sz w:val="20"/>
-                    </w:rPr>
-                    <w:t>Twilio — reminders &amp; VIP texts</w:t>
-                  </w:r>
-                </w:p>
-                <w:p>
-                  <w:pPr>
-                    <w:spacing w:before="0" w:after="0"/>
-                  </w:pPr>
-                  <w:r>
-                    <w:rPr>
-                      <w:rFonts w:ascii="Calibri" w:hAnsi="Calibri"/>
-                      <w:b w:val="0"/>
-                      <w:i w:val="0"/>
-                      <w:color w:val="5A6A7A"/>
-                      <w:sz w:val="18"/>
-                    </w:rPr>
-                    <w:t>Daily trade customer reminders and Christmas VIP messaging through one Twilio account.</w:t>
-                  </w:r>
-                </w:p>
-              </w:tc>
-            </w:tr>
-          </w:tbl>
-          <w:p/>
-        </w:tc>
-      </w:tr>
-    </w:tbl>
-    <w:p>
-      <w:pPr>
-        <w:spacing w:before="0" w:after="30"/>
-      </w:pPr>
-      <w:r>
-        <w:rPr>
-          <w:sz w:val="2"/>
-        </w:rPr>
-        <w:t xml:space="preserve"> </w:t>
-      </w:r>
-    </w:p>
-    <w:tbl>
-      <w:tblPr>
-        <w:tblW w:type="auto" w:w="0"/>
-        <w:tblLook w:firstColumn="1" w:firstRow="1" w:lastColumn="0" w:lastRow="0" w:noHBand="0" w:noVBand="1" w:val="04A0"/>
-        <w:tblBorders>
-          <w:top w:val="none"/>
-          <w:left w:val="none"/>
-          <w:bottom w:val="none"/>
-          <w:right w:val="none"/>
-          <w:insideH w:val="none"/>
-          <w:insideV w:val="none"/>
-        </w:tblBorders>
-      </w:tblPr>
-      <w:tblGrid>
-        <w:gridCol w:w="9412"/>
-      </w:tblGrid>
-      <w:tr>
-        <w:tc>
-          <w:tcPr>
-            <w:tcW w:type="dxa" w:w="9412"/>
-            <w:tcBorders>
-              <w:top w:val="none"/>
-              <w:left w:val="none"/>
-              <w:bottom w:val="none"/>
-              <w:right w:val="none"/>
-            </w:tcBorders>
-            <w:tcMar>
-              <w:top w:w="30" w:type="dxa"/>
-              <w:start w:w="30" w:type="dxa"/>
-              <w:bottom w:w="30" w:type="dxa"/>
-              <w:end w:w="30" w:type="dxa"/>
-            </w:tcMar>
-            <w:tcBorders>
-              <w:top w:val="single" w:sz="4" w:color="e2e6eb"/>
-              <w:left w:val="single" w:sz="4" w:color="e2e6eb"/>
-              <w:bottom w:val="single" w:sz="4" w:color="e2e6eb"/>
-              <w:right w:val="single" w:sz="4" w:color="e2e6eb"/>
-            </w:tcBorders>
-          </w:tcPr>
-          <w:tbl>
-            <w:tblPr>
-              <w:tblW w:type="auto" w:w="0"/>
-              <w:tblLook w:firstColumn="1" w:firstRow="1" w:lastColumn="0" w:lastRow="0" w:noHBand="0" w:noVBand="1" w:val="04A0"/>
-              <w:tblBorders>
-                <w:top w:val="none"/>
-                <w:left w:val="none"/>
-                <w:bottom w:val="none"/>
-                <w:right w:val="none"/>
-                <w:insideH w:val="none"/>
-                <w:insideV w:val="none"/>
-              </w:tblBorders>
-            </w:tblPr>
-            <w:tblGrid>
-              <w:gridCol w:w="680"/>
-              <w:gridCol w:w="8731"/>
-            </w:tblGrid>
-            <w:tr>
-              <w:tc>
-                <w:tcPr>
-                  <w:tcW w:type="dxa" w:w="4706"/>
-                  <w:tcBorders>
-                    <w:top w:val="none"/>
-                    <w:left w:val="none"/>
-                    <w:bottom w:val="none"/>
-                    <w:right w:val="none"/>
-                  </w:tcBorders>
-                  <w:shd w:val="clear" w:color="auto" w:fill="15a36a"/>
-                  <w:tcMar>
-                    <w:top w:w="60" w:type="dxa"/>
-                    <w:start w:w="60" w:type="dxa"/>
-                    <w:bottom w:w="60" w:type="dxa"/>
-                    <w:end w:w="60" w:type="dxa"/>
-                  </w:tcMar>
-                </w:tcPr>
-                <w:p>
-                  <w:pPr>
-                    <w:spacing w:before="0" w:after="0"/>
-                    <w:jc w:val="center"/>
-                  </w:pPr>
-                  <w:r>
-                    <w:rPr>
-                      <w:rFonts w:ascii="Calibri" w:hAnsi="Calibri"/>
-                      <w:b/>
-                      <w:i w:val="0"/>
-                      <w:color w:val="FFFFFF"/>
-                      <w:sz w:val="20"/>
-                    </w:rPr>
-                    <w:t>5</w:t>
-                  </w:r>
-                </w:p>
-              </w:tc>
-              <w:tc>
-                <w:tcPr>
-                  <w:tcW w:type="dxa" w:w="4706"/>
-                  <w:tcBorders>
-                    <w:top w:val="none"/>
-                    <w:left w:val="none"/>
-                    <w:bottom w:val="none"/>
-                    <w:right w:val="none"/>
-                  </w:tcBorders>
-                  <w:tcMar>
-                    <w:top w:w="60" w:type="dxa"/>
-                    <w:start w:w="80" w:type="dxa"/>
-                    <w:bottom w:w="60" w:type="dxa"/>
-                    <w:end w:w="60" w:type="dxa"/>
-                  </w:tcMar>
-                </w:tcPr>
-                <w:p>
-                  <w:pPr>
-                    <w:spacing w:before="0" w:after="3"/>
-                  </w:pPr>
-                  <w:r>
-                    <w:rPr>
-                      <w:rFonts w:ascii="Calibri" w:hAnsi="Calibri"/>
-                      <w:b/>
-                      <w:i w:val="0"/>
-                      <w:color w:val="1C2635"/>
-                      <w:sz w:val="20"/>
-                    </w:rPr>
-                    <w:t>Google Maps API key</w:t>
-                  </w:r>
-                </w:p>
-                <w:p>
-                  <w:pPr>
-                    <w:spacing w:before="0" w:after="0"/>
-                  </w:pPr>
-                  <w:r>
-                    <w:rPr>
-                      <w:rFonts w:ascii="Calibri" w:hAnsi="Calibri"/>
-                      <w:b w:val="0"/>
-                      <w:i w:val="0"/>
-                      <w:color w:val="5A6A7A"/>
-                      <w:sz w:val="18"/>
-                    </w:rPr>
-                    <w:t>10-minute setup to activate the optimised delivery route planning. Phil handles this.</w:t>
-                  </w:r>
-                </w:p>
-              </w:tc>
-            </w:tr>
-          </w:tbl>
-          <w:p/>
-        </w:tc>
-      </w:tr>
-    </w:tbl>
-    <w:p>
-      <w:pPr>
-        <w:spacing w:before="0" w:after="30"/>
-      </w:pPr>
-      <w:r>
-        <w:rPr>
-          <w:sz w:val="2"/>
-        </w:rPr>
-        <w:t xml:space="preserve"> </w:t>
-      </w:r>
-    </w:p>
-    <w:tbl>
-      <w:tblPr>
-        <w:tblW w:type="auto" w:w="0"/>
-        <w:tblLook w:firstColumn="1" w:firstRow="1" w:lastColumn="0" w:lastRow="0" w:noHBand="0" w:noVBand="1" w:val="04A0"/>
-        <w:tblBorders>
-          <w:top w:val="none"/>
-          <w:left w:val="none"/>
-          <w:bottom w:val="none"/>
-          <w:right w:val="none"/>
-          <w:insideH w:val="none"/>
-          <w:insideV w:val="none"/>
-        </w:tblBorders>
-      </w:tblPr>
-      <w:tblGrid>
-        <w:gridCol w:w="9412"/>
-      </w:tblGrid>
-      <w:tr>
-        <w:tc>
-          <w:tcPr>
-            <w:tcW w:type="dxa" w:w="9412"/>
-            <w:tcBorders>
-              <w:top w:val="none"/>
-              <w:left w:val="none"/>
-              <w:bottom w:val="none"/>
-              <w:right w:val="none"/>
-            </w:tcBorders>
-            <w:tcMar>
-              <w:top w:w="30" w:type="dxa"/>
-              <w:start w:w="30" w:type="dxa"/>
-              <w:bottom w:w="30" w:type="dxa"/>
-              <w:end w:w="30" w:type="dxa"/>
-            </w:tcMar>
-            <w:tcBorders>
-              <w:top w:val="single" w:sz="4" w:color="e2e6eb"/>
-              <w:left w:val="single" w:sz="4" w:color="e2e6eb"/>
-              <w:bottom w:val="single" w:sz="4" w:color="e2e6eb"/>
-              <w:right w:val="single" w:sz="4" w:color="e2e6eb"/>
-            </w:tcBorders>
-          </w:tcPr>
-          <w:tbl>
-            <w:tblPr>
-              <w:tblW w:type="auto" w:w="0"/>
-              <w:tblLook w:firstColumn="1" w:firstRow="1" w:lastColumn="0" w:lastRow="0" w:noHBand="0" w:noVBand="1" w:val="04A0"/>
-              <w:tblBorders>
-                <w:top w:val="none"/>
-                <w:left w:val="none"/>
-                <w:bottom w:val="none"/>
-                <w:right w:val="none"/>
-                <w:insideH w:val="none"/>
-                <w:insideV w:val="none"/>
-              </w:tblBorders>
-            </w:tblPr>
-            <w:tblGrid>
-              <w:gridCol w:w="680"/>
-              <w:gridCol w:w="8731"/>
-            </w:tblGrid>
-            <w:tr>
-              <w:tc>
-                <w:tcPr>
-                  <w:tcW w:type="dxa" w:w="4706"/>
-                  <w:tcBorders>
-                    <w:top w:val="none"/>
-                    <w:left w:val="none"/>
-                    <w:bottom w:val="none"/>
-                    <w:right w:val="none"/>
-                  </w:tcBorders>
-                  <w:shd w:val="clear" w:color="auto" w:fill="15a36a"/>
-                  <w:tcMar>
-                    <w:top w:w="60" w:type="dxa"/>
-                    <w:start w:w="60" w:type="dxa"/>
-                    <w:bottom w:w="60" w:type="dxa"/>
-                    <w:end w:w="60" w:type="dxa"/>
-                  </w:tcMar>
-                </w:tcPr>
-                <w:p>
-                  <w:pPr>
-                    <w:spacing w:before="0" w:after="0"/>
-                    <w:jc w:val="center"/>
-                  </w:pPr>
-                  <w:r>
-                    <w:rPr>
-                      <w:rFonts w:ascii="Calibri" w:hAnsi="Calibri"/>
-                      <w:b/>
-                      <w:i w:val="0"/>
-                      <w:color w:val="FFFFFF"/>
-                      <w:sz w:val="20"/>
-                    </w:rPr>
-                    <w:t>6</w:t>
-                  </w:r>
-                </w:p>
-              </w:tc>
-              <w:tc>
-                <w:tcPr>
-                  <w:tcW w:type="dxa" w:w="4706"/>
-                  <w:tcBorders>
-                    <w:top w:val="none"/>
-                    <w:left w:val="none"/>
-                    <w:bottom w:val="none"/>
-                    <w:right w:val="none"/>
-                  </w:tcBorders>
-                  <w:tcMar>
-                    <w:top w:w="60" w:type="dxa"/>
-                    <w:start w:w="80" w:type="dxa"/>
-                    <w:bottom w:w="60" w:type="dxa"/>
-                    <w:end w:w="60" w:type="dxa"/>
-                  </w:tcMar>
-                </w:tcPr>
-                <w:p>
-                  <w:pPr>
-                    <w:spacing w:before="0" w:after="3"/>
-                  </w:pPr>
-                  <w:r>
-                    <w:rPr>
-                      <w:rFonts w:ascii="Calibri" w:hAnsi="Calibri"/>
-                      <w:b/>
-                      <w:i w:val="0"/>
-                      <w:color w:val="1C2635"/>
-                      <w:sz w:val="20"/>
-                    </w:rPr>
-                    <w:t>Social media graphic template</w:t>
-                  </w:r>
-                </w:p>
-                <w:p>
-                  <w:pPr>
-                    <w:spacing w:before="0" w:after="0"/>
-                  </w:pPr>
-                  <w:r>
-                    <w:rPr>
-                      <w:rFonts w:ascii="Calibri" w:hAnsi="Calibri"/>
-                      <w:b w:val="0"/>
-                      <w:i w:val="0"/>
-                      <w:color w:val="5A6A7A"/>
-                      <w:sz w:val="18"/>
-                    </w:rPr>
-                    <w:t>New graphic wired into the admin so it generates automatically alongside the post copy.</w:t>
-                  </w:r>
-                </w:p>
-              </w:tc>
-            </w:tr>
-          </w:tbl>
-          <w:p/>
-        </w:tc>
-      </w:tr>
-    </w:tbl>
-    <w:p>
-      <w:pPr>
-        <w:spacing w:before="0" w:after="30"/>
-      </w:pPr>
-      <w:r>
-        <w:rPr>
-          <w:sz w:val="2"/>
-        </w:rPr>
-        <w:t xml:space="preserve"> </w:t>
-      </w:r>
-    </w:p>
-    <w:tbl>
-      <w:tblPr>
-        <w:tblW w:type="auto" w:w="0"/>
-        <w:tblLook w:firstColumn="1" w:firstRow="1" w:lastColumn="0" w:lastRow="0" w:noHBand="0" w:noVBand="1" w:val="04A0"/>
-        <w:tblBorders>
-          <w:top w:val="none"/>
-          <w:left w:val="none"/>
-          <w:bottom w:val="none"/>
-          <w:right w:val="none"/>
-          <w:insideH w:val="none"/>
-          <w:insideV w:val="none"/>
-        </w:tblBorders>
-      </w:tblPr>
-      <w:tblGrid>
-        <w:gridCol w:w="9412"/>
-      </w:tblGrid>
-      <w:tr>
-        <w:tc>
-          <w:tcPr>
-            <w:tcW w:type="dxa" w:w="9412"/>
-            <w:tcBorders>
-              <w:top w:val="none"/>
-              <w:left w:val="none"/>
-              <w:bottom w:val="none"/>
-              <w:right w:val="none"/>
-            </w:tcBorders>
-            <w:tcMar>
-              <w:top w:w="30" w:type="dxa"/>
-              <w:start w:w="30" w:type="dxa"/>
-              <w:bottom w:w="30" w:type="dxa"/>
-              <w:end w:w="30" w:type="dxa"/>
-            </w:tcMar>
-            <w:tcBorders>
-              <w:top w:val="single" w:sz="4" w:color="e2e6eb"/>
-              <w:left w:val="single" w:sz="4" w:color="e2e6eb"/>
-              <w:bottom w:val="single" w:sz="4" w:color="e2e6eb"/>
-              <w:right w:val="single" w:sz="4" w:color="e2e6eb"/>
-            </w:tcBorders>
-          </w:tcPr>
-          <w:tbl>
-            <w:tblPr>
-              <w:tblW w:type="auto" w:w="0"/>
-              <w:tblLook w:firstColumn="1" w:firstRow="1" w:lastColumn="0" w:lastRow="0" w:noHBand="0" w:noVBand="1" w:val="04A0"/>
-              <w:tblBorders>
-                <w:top w:val="none"/>
-                <w:left w:val="none"/>
-                <w:bottom w:val="none"/>
-                <w:right w:val="none"/>
-                <w:insideH w:val="none"/>
-                <w:insideV w:val="none"/>
-              </w:tblBorders>
-            </w:tblPr>
-            <w:tblGrid>
-              <w:gridCol w:w="680"/>
-              <w:gridCol w:w="8731"/>
-            </w:tblGrid>
-            <w:tr>
-              <w:tc>
-                <w:tcPr>
-                  <w:tcW w:type="dxa" w:w="4706"/>
-                  <w:tcBorders>
-                    <w:top w:val="none"/>
-                    <w:left w:val="none"/>
-                    <w:bottom w:val="none"/>
-                    <w:right w:val="none"/>
-                  </w:tcBorders>
-                  <w:shd w:val="clear" w:color="auto" w:fill="15a36a"/>
-                  <w:tcMar>
-                    <w:top w:w="60" w:type="dxa"/>
-                    <w:start w:w="60" w:type="dxa"/>
-                    <w:bottom w:w="60" w:type="dxa"/>
-                    <w:end w:w="60" w:type="dxa"/>
-                  </w:tcMar>
-                </w:tcPr>
-                <w:p>
-                  <w:pPr>
-                    <w:spacing w:before="0" w:after="0"/>
-                    <w:jc w:val="center"/>
-                  </w:pPr>
-                  <w:r>
-                    <w:rPr>
-                      <w:rFonts w:ascii="Calibri" w:hAnsi="Calibri"/>
-                      <w:b/>
-                      <w:i w:val="0"/>
-                      <w:color w:val="FFFFFF"/>
-                      <w:sz w:val="20"/>
-                    </w:rPr>
-                    <w:t>7</w:t>
-                  </w:r>
-                </w:p>
-              </w:tc>
-              <w:tc>
-                <w:tcPr>
-                  <w:tcW w:type="dxa" w:w="4706"/>
-                  <w:tcBorders>
-                    <w:top w:val="none"/>
-                    <w:left w:val="none"/>
-                    <w:bottom w:val="none"/>
-                    <w:right w:val="none"/>
-                  </w:tcBorders>
-                  <w:tcMar>
-                    <w:top w:w="60" w:type="dxa"/>
-                    <w:start w:w="80" w:type="dxa"/>
-                    <w:bottom w:w="60" w:type="dxa"/>
-                    <w:end w:w="60" w:type="dxa"/>
-                  </w:tcMar>
-                </w:tcPr>
-                <w:p>
-                  <w:pPr>
-                    <w:spacing w:before="0" w:after="3"/>
-                  </w:pPr>
-                  <w:r>
-                    <w:rPr>
-                      <w:rFonts w:ascii="Calibri" w:hAnsi="Calibri"/>
-                      <w:b/>
-                      <w:i w:val="0"/>
-                      <w:color w:val="1C2635"/>
-                      <w:sz w:val="20"/>
-                    </w:rPr>
-                    <w:t>Go live at jgfoods.co.uk</w:t>
-                  </w:r>
-                </w:p>
-                <w:p>
-                  <w:pPr>
-                    <w:spacing w:before="0" w:after="0"/>
-                  </w:pPr>
-                  <w:r>
-                    <w:rPr>
-                      <w:rFonts w:ascii="Calibri" w:hAnsi="Calibri"/>
-                      <w:b w:val="0"/>
-                      <w:i w:val="0"/>
-                      <w:color w:val="5A6A7A"/>
-                      <w:sz w:val="18"/>
-                    </w:rPr>
-                    <w:t>Deploy to Netlify, walk through with Jon, load real products, switch it on.</w:t>
-                  </w:r>
-                </w:p>
-              </w:tc>
-            </w:tr>
-          </w:tbl>
-          <w:p/>
-        </w:tc>
-      </w:tr>
-    </w:tbl>
-    <w:p>
-      <w:pPr>
-        <w:spacing w:before="0" w:after="30"/>
-      </w:pPr>
-      <w:r>
-        <w:rPr>
-          <w:sz w:val="2"/>
-        </w:rPr>
-        <w:t xml:space="preserve"> </w:t>
-      </w:r>
-    </w:p>
-    <w:p>
-      <w:pPr>
-        <w:spacing w:before="0" w:after="60"/>
-      </w:pPr>
-      <w:r>
-        <w:rPr>
-          <w:sz w:val="2"/>
-        </w:rPr>
-        <w:t xml:space="preserve"> </w:t>
-      </w:r>
-    </w:p>
-    <w:tbl>
-      <w:tblPr>
-        <w:tblW w:type="auto" w:w="0"/>
-        <w:tblLook w:firstColumn="1" w:firstRow="1" w:lastColumn="0" w:lastRow="0" w:noHBand="0" w:noVBand="1" w:val="04A0"/>
-        <w:tblBorders>
-          <w:top w:val="none"/>
-          <w:left w:val="none"/>
-          <w:bottom w:val="none"/>
-          <w:right w:val="none"/>
-          <w:insideH w:val="none"/>
-          <w:insideV w:val="none"/>
-        </w:tblBorders>
-      </w:tblPr>
-      <w:tblGrid>
-        <w:gridCol w:w="4706"/>
-        <w:gridCol w:w="4706"/>
-      </w:tblGrid>
-      <w:tr>
-        <w:tc>
-          <w:tcPr>
-            <w:tcW w:type="dxa" w:w="4706"/>
-            <w:tcBorders>
-              <w:top w:val="none"/>
-              <w:left w:val="none"/>
-              <w:bottom w:val="none"/>
-              <w:right w:val="none"/>
-            </w:tcBorders>
-            <w:tcMar>
-              <w:top w:w="120" w:type="dxa"/>
-              <w:start w:w="0" w:type="dxa"/>
-              <w:bottom w:w="120" w:type="dxa"/>
-              <w:end w:w="0" w:type="dxa"/>
-            </w:tcMar>
-            <w:shd w:val="clear" w:color="auto" w:fill="0d1726"/>
-            <w:tcBorders>
-              <w:top w:val="single" w:sz="12" w:color="15a36a"/>
-              <w:left w:val="none"/>
-              <w:bottom w:val="none"/>
-              <w:right w:val="none"/>
-              <w:insideH w:val="none"/>
-              <w:insideV w:val="none"/>
-            </w:tcBorders>
           </w:tcPr>
           <w:p>
             <w:pPr>
@@ -4400,31 +3479,10 @@
               <w:rPr>
                 <w:rFonts w:ascii="Calibri" w:hAnsi="Calibri"/>
                 <w:b/>
-                <w:i w:val="0"/>
                 <w:color w:val="FFFFFF"/>
-                <w:sz w:val="28"/>
+                <w:sz w:val="22"/>
               </w:rPr>
-              <w:t>A</w:t>
-            </w:r>
-            <w:r>
-              <w:rPr>
-                <w:rFonts w:ascii="Calibri" w:hAnsi="Calibri"/>
-                <w:b/>
-                <w:i w:val="0"/>
-                <w:color w:val="15A36A"/>
-                <w:sz w:val="28"/>
-              </w:rPr>
-              <w:t>X</w:t>
-            </w:r>
-            <w:r>
-              <w:rPr>
-                <w:rFonts w:ascii="Calibri" w:hAnsi="Calibri"/>
-                <w:b/>
-                <w:i w:val="0"/>
-                <w:color w:val="FFFFFF"/>
-                <w:sz w:val="28"/>
-              </w:rPr>
-              <w:t>RIK</w:t>
+              <w:t>AXRIK</w:t>
             </w:r>
           </w:p>
           <w:p>
@@ -4435,9 +3493,8 @@
               <w:rPr>
                 <w:rFonts w:ascii="Calibri" w:hAnsi="Calibri"/>
                 <w:b w:val="0"/>
-                <w:i w:val="0"/>
                 <w:color w:val="888888"/>
-                <w:sz w:val="18"/>
+                <w:sz w:val="16"/>
               </w:rPr>
               <w:t>Bespoke web apps for businesses that need proper digital tools.</w:t>
             </w:r>
@@ -4445,83 +3502,71 @@
         </w:tc>
         <w:tc>
           <w:tcPr>
-            <w:tcW w:type="dxa" w:w="4706"/>
+            <w:tcW w:w="4706" w:type="dxa"/>
+            <w:shd w:val="clear" w:color="auto" w:fill="0D1726"/>
             <w:tcBorders>
-              <w:top w:val="none"/>
-              <w:left w:val="none"/>
-              <w:bottom w:val="none"/>
-              <w:right w:val="none"/>
+              <w:top w:val="none" w:sz="0" w:space="0" w:color="auto"/>
+              <w:left w:val="none" w:sz="0" w:space="0" w:color="auto"/>
+              <w:bottom w:val="none" w:sz="0" w:space="0" w:color="auto"/>
+              <w:right w:val="none" w:sz="0" w:space="0" w:color="auto"/>
+              <w:insideH w:val="none" w:sz="0" w:space="0" w:color="auto"/>
+              <w:insideV w:val="none" w:sz="0" w:space="0" w:color="auto"/>
             </w:tcBorders>
             <w:tcMar>
-              <w:top w:w="120" w:type="dxa"/>
-              <w:start w:w="60" w:type="dxa"/>
-              <w:bottom w:w="120" w:type="dxa"/>
-              <w:end w:w="0" w:type="dxa"/>
+              <w:top w:w="160" w:type="dxa"/>
+              <w:start w:w="120" w:type="dxa"/>
+              <w:bottom w:w="160" w:type="dxa"/>
+              <w:end w:w="200" w:type="dxa"/>
             </w:tcMar>
-            <w:shd w:val="clear" w:color="auto" w:fill="0d1726"/>
-            <w:tcBorders>
-              <w:top w:val="single" w:sz="12" w:color="15a36a"/>
-              <w:left w:val="none"/>
-              <w:bottom w:val="none"/>
-              <w:right w:val="none"/>
-              <w:insideH w:val="none"/>
-              <w:insideV w:val="none"/>
-            </w:tcBorders>
           </w:tcPr>
           <w:p>
             <w:pPr>
-              <w:spacing w:before="0" w:after="3"/>
-              <w:jc w:val="right"/>
+              <w:spacing w:before="0" w:after="4"/>
             </w:pPr>
             <w:r>
               <w:rPr>
                 <w:rFonts w:ascii="Calibri" w:hAnsi="Calibri"/>
                 <w:b/>
-                <w:i w:val="0"/>
                 <w:color w:val="FFFFFF"/>
                 <w:sz w:val="20"/>
               </w:rPr>
-              <w:t>Phil Munro  ·  AXRIK</w:t>
+              <w:t>Phil Munro · AXRIK</w:t>
+            </w:r>
+          </w:p>
+          <w:p>
+            <w:pPr>
+              <w:spacing w:before="0" w:after="4"/>
+            </w:pPr>
+            <w:r>
+              <w:rPr>
+                <w:rFonts w:ascii="Calibri" w:hAnsi="Calibri"/>
+                <w:b w:val="0"/>
+                <w:color w:val="CCCCCC"/>
+                <w:sz w:val="18"/>
+              </w:rPr>
+              <w:t>phil@axrik.com · 07581 278408</w:t>
             </w:r>
           </w:p>
           <w:p>
             <w:pPr>
               <w:spacing w:before="0" w:after="0"/>
-              <w:jc w:val="right"/>
             </w:pPr>
             <w:r>
               <w:rPr>
                 <w:rFonts w:ascii="Calibri" w:hAnsi="Calibri"/>
                 <w:b w:val="0"/>
-                <w:i w:val="0"/>
-                <w:color w:val="15A36A"/>
-                <w:sz w:val="18"/>
-              </w:rPr>
-              <w:t>phil@axrik.com  ·  07581 278408</w:t>
-            </w:r>
-          </w:p>
-          <w:p>
-            <w:pPr>
-              <w:spacing w:before="0" w:after="0"/>
-              <w:jc w:val="right"/>
-            </w:pPr>
-            <w:r>
-              <w:rPr>
-                <w:rFonts w:ascii="Calibri" w:hAnsi="Calibri"/>
-                <w:b w:val="0"/>
-                <w:i w:val="0"/>
                 <w:color w:val="888888"/>
                 <w:sz w:val="16"/>
               </w:rPr>
-              <w:t>Built for JG Foods  ·  Jon Green  ·  07702 852704</w:t>
+              <w:t>Built for JG Foods · Jon Green · 07702 852704</w:t>
             </w:r>
           </w:p>
         </w:tc>
       </w:tr>
     </w:tbl>
     <w:sectPr>
-      <w:pgSz w:w="11906" w:h="16838"/>
-      <w:pgMar w:top="1134" w:right="1247" w:bottom="1134" w:left="1247" w:header="720" w:footer="720" w:gutter="0"/>
+      <w:pgSz w:w="12240" w:h="15840"/>
+      <w:pgMar w:top="720" w:right="720" w:bottom="720" w:left="720" w:header="720" w:footer="720" w:gutter="0"/>
       <w:cols w:space="720"/>
       <w:docGrid w:linePitch="360"/>
     </w:sectPr>
@@ -4892,6 +3937,9 @@
     <w:name w:val="Normal"/>
     <w:qFormat/>
     <w:rsid w:val="00FC693F"/>
+    <w:pPr>
+      <w:spacing w:after="0" w:before="0"/>
+    </w:pPr>
   </w:style>
   <w:style w:type="paragraph" w:styleId="Header">
     <w:name w:val="header"/>
@@ -4905,7 +3953,7 @@
         <w:tab w:val="center" w:pos="4680"/>
         <w:tab w:val="right" w:pos="9360"/>
       </w:tabs>
-      <w:spacing w:after="0" w:line="240" w:lineRule="auto"/>
+      <w:spacing w:after="0" w:line="240" w:lineRule="auto" w:before="0"/>
     </w:pPr>
   </w:style>
   <w:style w:type="character" w:customStyle="1" w:styleId="HeaderChar">
@@ -4927,7 +3975,7 @@
         <w:tab w:val="center" w:pos="4680"/>
         <w:tab w:val="right" w:pos="9360"/>
       </w:tabs>
-      <w:spacing w:after="0" w:line="240" w:lineRule="auto"/>
+      <w:spacing w:after="0" w:line="240" w:lineRule="auto" w:before="0"/>
     </w:pPr>
   </w:style>
   <w:style w:type="character" w:customStyle="1" w:styleId="FooterChar">
@@ -4948,7 +3996,7 @@
     <w:pPr>
       <w:keepNext/>
       <w:keepLines/>
-      <w:spacing w:before="480" w:after="0"/>
+      <w:spacing w:before="0" w:after="0"/>
       <w:outlineLvl w:val="0"/>
     </w:pPr>
     <w:rPr>
@@ -4972,7 +4020,7 @@
     <w:pPr>
       <w:keepNext/>
       <w:keepLines/>
-      <w:spacing w:before="200" w:after="0"/>
+      <w:spacing w:before="0" w:after="0"/>
       <w:outlineLvl w:val="1"/>
     </w:pPr>
     <w:rPr>
@@ -4996,7 +4044,7 @@
     <w:pPr>
       <w:keepNext/>
       <w:keepLines/>
-      <w:spacing w:before="200" w:after="0"/>
+      <w:spacing w:before="0" w:after="0"/>
       <w:outlineLvl w:val="2"/>
     </w:pPr>
     <w:rPr>
@@ -5019,7 +4067,7 @@
     <w:pPr>
       <w:keepNext/>
       <w:keepLines/>
-      <w:spacing w:before="200" w:after="0"/>
+      <w:spacing w:before="0" w:after="0"/>
       <w:outlineLvl w:val="3"/>
     </w:pPr>
     <w:rPr>
@@ -5044,7 +4092,7 @@
     <w:pPr>
       <w:keepNext/>
       <w:keepLines/>
-      <w:spacing w:before="200" w:after="0"/>
+      <w:spacing w:before="0" w:after="0"/>
       <w:outlineLvl w:val="4"/>
     </w:pPr>
     <w:rPr>
@@ -5065,7 +4113,7 @@
     <w:pPr>
       <w:keepNext/>
       <w:keepLines/>
-      <w:spacing w:before="200" w:after="0"/>
+      <w:spacing w:before="0" w:after="0"/>
       <w:outlineLvl w:val="5"/>
     </w:pPr>
     <w:rPr>
@@ -5088,7 +4136,7 @@
     <w:pPr>
       <w:keepNext/>
       <w:keepLines/>
-      <w:spacing w:before="200" w:after="0"/>
+      <w:spacing w:before="0" w:after="0"/>
       <w:outlineLvl w:val="6"/>
     </w:pPr>
     <w:rPr>
@@ -5111,7 +4159,7 @@
     <w:pPr>
       <w:keepNext/>
       <w:keepLines/>
-      <w:spacing w:before="200" w:after="0"/>
+      <w:spacing w:before="0" w:after="0"/>
       <w:outlineLvl w:val="7"/>
     </w:pPr>
     <w:rPr>
@@ -5134,7 +4182,7 @@
     <w:pPr>
       <w:keepNext/>
       <w:keepLines/>
-      <w:spacing w:before="200" w:after="0"/>
+      <w:spacing w:before="0" w:after="0"/>
       <w:outlineLvl w:val="8"/>
     </w:pPr>
     <w:rPr>
@@ -5157,6 +4205,9 @@
     <w:uiPriority w:val="99"/>
     <w:semiHidden/>
     <w:unhideWhenUsed/>
+    <w:pPr>
+      <w:spacing w:after="0" w:before="0"/>
+    </w:pPr>
     <w:tblPr>
       <w:tblInd w:w="0" w:type="dxa"/>
       <w:tblCellMar>
@@ -5179,7 +4230,7 @@
     <w:qFormat/>
     <w:rsid w:val="00FC693F"/>
     <w:pPr>
-      <w:spacing w:after="0" w:line="240" w:lineRule="auto"/>
+      <w:spacing w:after="0" w:line="240" w:lineRule="auto" w:before="0"/>
     </w:pPr>
   </w:style>
   <w:style w:type="character" w:customStyle="1" w:styleId="Heading1Char">
@@ -5237,7 +4288,7 @@
       <w:pBdr>
         <w:bottom w:val="single" w:sz="8" w:space="4" w:color="4F81BD" w:themeColor="accent1"/>
       </w:pBdr>
-      <w:spacing w:after="300" w:line="240" w:lineRule="auto"/>
+      <w:spacing w:after="0" w:line="240" w:lineRule="auto" w:before="0"/>
       <w:contextualSpacing/>
     </w:pPr>
     <w:rPr>
@@ -5276,6 +4327,7 @@
       <w:numPr>
         <w:ilvl w:val="1"/>
       </w:numPr>
+      <w:spacing w:after="0" w:before="0"/>
     </w:pPr>
     <w:rPr>
       <w:rFonts w:asciiTheme="majorHAnsi" w:eastAsiaTheme="majorEastAsia" w:hAnsiTheme="majorHAnsi" w:cstheme="majorBidi"/>
@@ -5310,6 +4362,7 @@
     <w:qFormat/>
     <w:rsid w:val="00FC693F"/>
     <w:pPr>
+      <w:spacing w:after="0" w:before="0"/>
       <w:ind w:left="720"/>
       <w:contextualSpacing/>
     </w:pPr>
@@ -5322,7 +4375,7 @@
     <w:unhideWhenUsed/>
     <w:rsid w:val="00AA1D8D"/>
     <w:pPr>
-      <w:spacing w:after="120"/>
+      <w:spacing w:after="0" w:before="0"/>
     </w:pPr>
   </w:style>
   <w:style w:type="character" w:customStyle="1" w:styleId="BodyTextChar">
@@ -5340,7 +4393,7 @@
     <w:unhideWhenUsed/>
     <w:rsid w:val="00AA1D8D"/>
     <w:pPr>
-      <w:spacing w:after="120" w:line="480" w:lineRule="auto"/>
+      <w:spacing w:after="0" w:line="480" w:lineRule="auto" w:before="0"/>
     </w:pPr>
   </w:style>
   <w:style w:type="character" w:customStyle="1" w:styleId="BodyText2Char">
@@ -5358,7 +4411,7 @@
     <w:unhideWhenUsed/>
     <w:rsid w:val="00AA1D8D"/>
     <w:pPr>
-      <w:spacing w:after="120"/>
+      <w:spacing w:after="0" w:before="0"/>
     </w:pPr>
     <w:rPr>
       <w:sz w:val="16"/>
@@ -5383,6 +4436,7 @@
     <w:unhideWhenUsed/>
     <w:rsid w:val="00AA1D8D"/>
     <w:pPr>
+      <w:spacing w:after="0" w:before="0"/>
       <w:ind w:left="360" w:hanging="360"/>
       <w:contextualSpacing/>
     </w:pPr>
@@ -5394,6 +4448,7 @@
     <w:unhideWhenUsed/>
     <w:rsid w:val="00326F90"/>
     <w:pPr>
+      <w:spacing w:after="0" w:before="0"/>
       <w:ind w:left="720" w:hanging="360"/>
       <w:contextualSpacing/>
     </w:pPr>
@@ -5405,6 +4460,7 @@
     <w:unhideWhenUsed/>
     <w:rsid w:val="00326F90"/>
     <w:pPr>
+      <w:spacing w:after="0" w:before="0"/>
       <w:ind w:left="1080" w:hanging="360"/>
       <w:contextualSpacing/>
     </w:pPr>
@@ -5419,6 +4475,7 @@
       <w:numPr>
         <w:numId w:val="1"/>
       </w:numPr>
+      <w:spacing w:after="0" w:before="0"/>
       <w:contextualSpacing/>
     </w:pPr>
   </w:style>
@@ -5432,6 +4489,7 @@
       <w:numPr>
         <w:numId w:val="2"/>
       </w:numPr>
+      <w:spacing w:after="0" w:before="0"/>
       <w:contextualSpacing/>
     </w:pPr>
   </w:style>
@@ -5445,6 +4503,7 @@
       <w:numPr>
         <w:numId w:val="3"/>
       </w:numPr>
+      <w:spacing w:after="0" w:before="0"/>
       <w:contextualSpacing/>
     </w:pPr>
   </w:style>
@@ -5458,6 +4517,7 @@
       <w:numPr>
         <w:numId w:val="5"/>
       </w:numPr>
+      <w:spacing w:after="0" w:before="0"/>
       <w:contextualSpacing/>
     </w:pPr>
   </w:style>
@@ -5471,6 +4531,7 @@
       <w:numPr>
         <w:numId w:val="6"/>
       </w:numPr>
+      <w:spacing w:after="0" w:before="0"/>
       <w:contextualSpacing/>
     </w:pPr>
   </w:style>
@@ -5484,6 +4545,7 @@
       <w:numPr>
         <w:numId w:val="7"/>
       </w:numPr>
+      <w:spacing w:after="0" w:before="0"/>
       <w:contextualSpacing/>
     </w:pPr>
   </w:style>
@@ -5494,7 +4556,7 @@
     <w:unhideWhenUsed/>
     <w:rsid w:val="0029639D"/>
     <w:pPr>
-      <w:spacing w:after="120"/>
+      <w:spacing w:after="0" w:before="0"/>
       <w:ind w:left="360"/>
       <w:contextualSpacing/>
     </w:pPr>
@@ -5506,7 +4568,7 @@
     <w:unhideWhenUsed/>
     <w:rsid w:val="0029639D"/>
     <w:pPr>
-      <w:spacing w:after="120"/>
+      <w:spacing w:after="0" w:before="0"/>
       <w:ind w:left="720"/>
       <w:contextualSpacing/>
     </w:pPr>
@@ -5518,7 +4580,7 @@
     <w:unhideWhenUsed/>
     <w:rsid w:val="0029639D"/>
     <w:pPr>
-      <w:spacing w:after="120"/>
+      <w:spacing w:after="0" w:before="0"/>
       <w:ind w:left="1080"/>
       <w:contextualSpacing/>
     </w:pPr>
@@ -5539,6 +4601,7 @@
         <w:tab w:val="left" w:pos="3456"/>
         <w:tab w:val="left" w:pos="4032"/>
       </w:tabs>
+      <w:spacing w:after="0" w:before="0"/>
     </w:pPr>
     <w:rPr>
       <w:rFonts w:ascii="Courier" w:hAnsi="Courier"/>
@@ -5566,6 +4629,9 @@
     <w:uiPriority w:val="29"/>
     <w:qFormat/>
     <w:rsid w:val="00FC693F"/>
+    <w:pPr>
+      <w:spacing w:after="0" w:before="0"/>
+    </w:pPr>
     <w:rPr>
       <w:i/>
       <w:iCs/>
@@ -5680,7 +4746,7 @@
     <w:qFormat/>
     <w:rsid w:val="00FC693F"/>
     <w:pPr>
-      <w:spacing w:line="240" w:lineRule="auto"/>
+      <w:spacing w:line="240" w:lineRule="auto" w:after="0" w:before="0"/>
     </w:pPr>
     <w:rPr>
       <w:b/>
@@ -5724,7 +4790,7 @@
       <w:pBdr>
         <w:bottom w:val="single" w:sz="4" w:space="4" w:color="4F81BD" w:themeColor="accent1"/>
       </w:pBdr>
-      <w:spacing w:before="200" w:after="280"/>
+      <w:spacing w:before="0" w:after="0"/>
       <w:ind w:left="936" w:right="936"/>
     </w:pPr>
     <w:rPr>
@@ -5825,6 +4891,7 @@
     <w:qFormat/>
     <w:rsid w:val="00FC693F"/>
     <w:pPr>
+      <w:spacing w:after="0" w:before="0"/>
       <w:outlineLvl w:val="9"/>
     </w:pPr>
   </w:style>
@@ -5834,7 +4901,7 @@
     <w:uiPriority w:val="59"/>
     <w:rsid w:val="00FC693F"/>
     <w:pPr>
-      <w:spacing w:after="0" w:line="240" w:lineRule="auto"/>
+      <w:spacing w:after="0" w:line="240" w:lineRule="auto" w:before="0"/>
     </w:pPr>
     <w:tblPr>
       <w:tblInd w:w="0" w:type="dxa"/>
@@ -5860,7 +4927,7 @@
     <w:uiPriority w:val="60"/>
     <w:rsid w:val="00FC693F"/>
     <w:pPr>
-      <w:spacing w:after="0" w:line="240" w:lineRule="auto"/>
+      <w:spacing w:after="0" w:line="240" w:lineRule="auto" w:before="0"/>
     </w:pPr>
     <w:rPr>
       <w:color w:val="000000" w:themeColor="text1" w:themeShade="BF"/>
@@ -5963,7 +5030,7 @@
     <w:uiPriority w:val="60"/>
     <w:rsid w:val="00FC693F"/>
     <w:pPr>
-      <w:spacing w:after="0" w:line="240" w:lineRule="auto"/>
+      <w:spacing w:after="0" w:line="240" w:lineRule="auto" w:before="0"/>
     </w:pPr>
     <w:rPr>
       <w:color w:val="365F91" w:themeColor="accent1" w:themeShade="BF"/>
@@ -6066,7 +5133,7 @@
     <w:uiPriority w:val="60"/>
     <w:rsid w:val="00FC693F"/>
     <w:pPr>
-      <w:spacing w:after="0" w:line="240" w:lineRule="auto"/>
+      <w:spacing w:after="0" w:line="240" w:lineRule="auto" w:before="0"/>
     </w:pPr>
     <w:rPr>
       <w:color w:val="943634" w:themeColor="accent2" w:themeShade="BF"/>
@@ -6169,7 +5236,7 @@
     <w:uiPriority w:val="60"/>
     <w:rsid w:val="00FC693F"/>
     <w:pPr>
-      <w:spacing w:after="0" w:line="240" w:lineRule="auto"/>
+      <w:spacing w:after="0" w:line="240" w:lineRule="auto" w:before="0"/>
     </w:pPr>
     <w:rPr>
       <w:color w:val="76923C" w:themeColor="accent3" w:themeShade="BF"/>
@@ -6272,7 +5339,7 @@
     <w:uiPriority w:val="60"/>
     <w:rsid w:val="00FC693F"/>
     <w:pPr>
-      <w:spacing w:after="0" w:line="240" w:lineRule="auto"/>
+      <w:spacing w:after="0" w:line="240" w:lineRule="auto" w:before="0"/>
     </w:pPr>
     <w:rPr>
       <w:color w:val="5F497A" w:themeColor="accent4" w:themeShade="BF"/>
@@ -6375,7 +5442,7 @@
     <w:uiPriority w:val="60"/>
     <w:rsid w:val="00FC693F"/>
     <w:pPr>
-      <w:spacing w:after="0" w:line="240" w:lineRule="auto"/>
+      <w:spacing w:after="0" w:line="240" w:lineRule="auto" w:before="0"/>
     </w:pPr>
     <w:rPr>
       <w:color w:val="31849B" w:themeColor="accent5" w:themeShade="BF"/>
@@ -6478,7 +5545,7 @@
     <w:uiPriority w:val="60"/>
     <w:rsid w:val="00FC693F"/>
     <w:pPr>
-      <w:spacing w:after="0" w:line="240" w:lineRule="auto"/>
+      <w:spacing w:after="0" w:line="240" w:lineRule="auto" w:before="0"/>
     </w:pPr>
     <w:rPr>
       <w:color w:val="E36C0A" w:themeColor="accent6" w:themeShade="BF"/>
@@ -6581,7 +5648,7 @@
     <w:uiPriority w:val="61"/>
     <w:rsid w:val="00FC693F"/>
     <w:pPr>
-      <w:spacing w:after="0" w:line="240" w:lineRule="auto"/>
+      <w:spacing w:after="0" w:line="240" w:lineRule="auto" w:before="0"/>
     </w:pPr>
     <w:tblPr>
       <w:tblStyleRowBandSize w:val="1"/>
@@ -6673,7 +5740,7 @@
     <w:uiPriority w:val="61"/>
     <w:rsid w:val="00FC693F"/>
     <w:pPr>
-      <w:spacing w:after="0" w:line="240" w:lineRule="auto"/>
+      <w:spacing w:after="0" w:line="240" w:lineRule="auto" w:before="0"/>
     </w:pPr>
     <w:tblPr>
       <w:tblStyleRowBandSize w:val="1"/>
@@ -6765,7 +5832,7 @@
     <w:uiPriority w:val="61"/>
     <w:rsid w:val="00CB0664"/>
     <w:pPr>
-      <w:spacing w:after="0" w:line="240" w:lineRule="auto"/>
+      <w:spacing w:after="0" w:line="240" w:lineRule="auto" w:before="0"/>
     </w:pPr>
     <w:tblPr>
       <w:tblStyleRowBandSize w:val="1"/>
@@ -6857,7 +5924,7 @@
     <w:uiPriority w:val="61"/>
     <w:rsid w:val="00CB0664"/>
     <w:pPr>
-      <w:spacing w:after="0" w:line="240" w:lineRule="auto"/>
+      <w:spacing w:after="0" w:line="240" w:lineRule="auto" w:before="0"/>
     </w:pPr>
     <w:tblPr>
       <w:tblStyleRowBandSize w:val="1"/>
@@ -6949,7 +6016,7 @@
     <w:uiPriority w:val="61"/>
     <w:rsid w:val="00CB0664"/>
     <w:pPr>
-      <w:spacing w:after="0" w:line="240" w:lineRule="auto"/>
+      <w:spacing w:after="0" w:line="240" w:lineRule="auto" w:before="0"/>
     </w:pPr>
     <w:tblPr>
       <w:tblStyleRowBandSize w:val="1"/>
@@ -7041,7 +6108,7 @@
     <w:uiPriority w:val="61"/>
     <w:rsid w:val="00CB0664"/>
     <w:pPr>
-      <w:spacing w:after="0" w:line="240" w:lineRule="auto"/>
+      <w:spacing w:after="0" w:line="240" w:lineRule="auto" w:before="0"/>
     </w:pPr>
     <w:tblPr>
       <w:tblStyleRowBandSize w:val="1"/>
@@ -7133,7 +6200,7 @@
     <w:uiPriority w:val="61"/>
     <w:rsid w:val="00CB0664"/>
     <w:pPr>
-      <w:spacing w:after="0" w:line="240" w:lineRule="auto"/>
+      <w:spacing w:after="0" w:line="240" w:lineRule="auto" w:before="0"/>
     </w:pPr>
     <w:tblPr>
       <w:tblStyleRowBandSize w:val="1"/>
@@ -7225,7 +6292,7 @@
     <w:uiPriority w:val="62"/>
     <w:rsid w:val="00CB0664"/>
     <w:pPr>
-      <w:spacing w:after="0" w:line="240" w:lineRule="auto"/>
+      <w:spacing w:after="0" w:line="240" w:lineRule="auto" w:before="0"/>
     </w:pPr>
     <w:tblPr>
       <w:tblStyleRowBandSize w:val="1"/>
@@ -7355,7 +6422,7 @@
     <w:uiPriority w:val="62"/>
     <w:rsid w:val="00CB0664"/>
     <w:pPr>
-      <w:spacing w:after="0" w:line="240" w:lineRule="auto"/>
+      <w:spacing w:after="0" w:line="240" w:lineRule="auto" w:before="0"/>
     </w:pPr>
     <w:tblPr>
       <w:tblStyleRowBandSize w:val="1"/>
@@ -7485,7 +6552,7 @@
     <w:uiPriority w:val="62"/>
     <w:rsid w:val="00CB0664"/>
     <w:pPr>
-      <w:spacing w:after="0" w:line="240" w:lineRule="auto"/>
+      <w:spacing w:after="0" w:line="240" w:lineRule="auto" w:before="0"/>
     </w:pPr>
     <w:tblPr>
       <w:tblStyleRowBandSize w:val="1"/>
@@ -7615,7 +6682,7 @@
     <w:uiPriority w:val="62"/>
     <w:rsid w:val="00CB0664"/>
     <w:pPr>
-      <w:spacing w:after="0" w:line="240" w:lineRule="auto"/>
+      <w:spacing w:after="0" w:line="240" w:lineRule="auto" w:before="0"/>
     </w:pPr>
     <w:tblPr>
       <w:tblStyleRowBandSize w:val="1"/>
@@ -7745,7 +6812,7 @@
     <w:uiPriority w:val="62"/>
     <w:rsid w:val="00CB0664"/>
     <w:pPr>
-      <w:spacing w:after="0" w:line="240" w:lineRule="auto"/>
+      <w:spacing w:after="0" w:line="240" w:lineRule="auto" w:before="0"/>
     </w:pPr>
     <w:tblPr>
       <w:tblStyleRowBandSize w:val="1"/>
@@ -7875,7 +6942,7 @@
     <w:uiPriority w:val="62"/>
     <w:rsid w:val="00CB0664"/>
     <w:pPr>
-      <w:spacing w:after="0" w:line="240" w:lineRule="auto"/>
+      <w:spacing w:after="0" w:line="240" w:lineRule="auto" w:before="0"/>
     </w:pPr>
     <w:tblPr>
       <w:tblStyleRowBandSize w:val="1"/>
@@ -8005,7 +7072,7 @@
     <w:uiPriority w:val="62"/>
     <w:rsid w:val="00CB0664"/>
     <w:pPr>
-      <w:spacing w:after="0" w:line="240" w:lineRule="auto"/>
+      <w:spacing w:after="0" w:line="240" w:lineRule="auto" w:before="0"/>
     </w:pPr>
     <w:tblPr>
       <w:tblStyleRowBandSize w:val="1"/>
@@ -8135,7 +7202,7 @@
     <w:uiPriority w:val="63"/>
     <w:rsid w:val="00CB0664"/>
     <w:pPr>
-      <w:spacing w:after="0" w:line="240" w:lineRule="auto"/>
+      <w:spacing w:after="0" w:line="240" w:lineRule="auto" w:before="0"/>
     </w:pPr>
     <w:tblPr>
       <w:tblStyleRowBandSize w:val="1"/>
@@ -8241,7 +7308,7 @@
     <w:uiPriority w:val="63"/>
     <w:rsid w:val="00CB0664"/>
     <w:pPr>
-      <w:spacing w:after="0" w:line="240" w:lineRule="auto"/>
+      <w:spacing w:after="0" w:line="240" w:lineRule="auto" w:before="0"/>
     </w:pPr>
     <w:tblPr>
       <w:tblStyleRowBandSize w:val="1"/>
@@ -8347,7 +7414,7 @@
     <w:uiPriority w:val="63"/>
     <w:rsid w:val="00CB0664"/>
     <w:pPr>
-      <w:spacing w:after="0" w:line="240" w:lineRule="auto"/>
+      <w:spacing w:after="0" w:line="240" w:lineRule="auto" w:before="0"/>
     </w:pPr>
     <w:tblPr>
       <w:tblStyleRowBandSize w:val="1"/>
@@ -8453,7 +7520,7 @@
     <w:uiPriority w:val="63"/>
     <w:rsid w:val="00CB0664"/>
     <w:pPr>
-      <w:spacing w:after="0" w:line="240" w:lineRule="auto"/>
+      <w:spacing w:after="0" w:line="240" w:lineRule="auto" w:before="0"/>
     </w:pPr>
     <w:tblPr>
       <w:tblStyleRowBandSize w:val="1"/>
@@ -8559,7 +7626,7 @@
     <w:uiPriority w:val="63"/>
     <w:rsid w:val="00CB0664"/>
     <w:pPr>
-      <w:spacing w:after="0" w:line="240" w:lineRule="auto"/>
+      <w:spacing w:after="0" w:line="240" w:lineRule="auto" w:before="0"/>
     </w:pPr>
     <w:tblPr>
       <w:tblStyleRowBandSize w:val="1"/>
@@ -8665,7 +7732,7 @@
     <w:uiPriority w:val="63"/>
     <w:rsid w:val="00CB0664"/>
     <w:pPr>
-      <w:spacing w:after="0" w:line="240" w:lineRule="auto"/>
+      <w:spacing w:after="0" w:line="240" w:lineRule="auto" w:before="0"/>
     </w:pPr>
     <w:tblPr>
       <w:tblStyleRowBandSize w:val="1"/>
@@ -8771,7 +7838,7 @@
     <w:uiPriority w:val="63"/>
     <w:rsid w:val="00CB0664"/>
     <w:pPr>
-      <w:spacing w:after="0" w:line="240" w:lineRule="auto"/>
+      <w:spacing w:after="0" w:line="240" w:lineRule="auto" w:before="0"/>
     </w:pPr>
     <w:tblPr>
       <w:tblStyleRowBandSize w:val="1"/>
@@ -8877,7 +7944,7 @@
     <w:uiPriority w:val="64"/>
     <w:rsid w:val="00CB0664"/>
     <w:pPr>
-      <w:spacing w:after="0" w:line="240" w:lineRule="auto"/>
+      <w:spacing w:after="0" w:line="240" w:lineRule="auto" w:before="0"/>
     </w:pPr>
     <w:tblPr>
       <w:tblStyleRowBandSize w:val="1"/>
@@ -9026,7 +8093,7 @@
     <w:uiPriority w:val="64"/>
     <w:rsid w:val="00CB0664"/>
     <w:pPr>
-      <w:spacing w:after="0" w:line="240" w:lineRule="auto"/>
+      <w:spacing w:after="0" w:line="240" w:lineRule="auto" w:before="0"/>
     </w:pPr>
     <w:tblPr>
       <w:tblStyleRowBandSize w:val="1"/>
@@ -9175,7 +8242,7 @@
     <w:uiPriority w:val="64"/>
     <w:rsid w:val="00CB0664"/>
     <w:pPr>
-      <w:spacing w:after="0" w:line="240" w:lineRule="auto"/>
+      <w:spacing w:after="0" w:line="240" w:lineRule="auto" w:before="0"/>
     </w:pPr>
     <w:tblPr>
       <w:tblStyleRowBandSize w:val="1"/>
@@ -9324,7 +8391,7 @@
     <w:uiPriority w:val="64"/>
     <w:rsid w:val="00CB0664"/>
     <w:pPr>
-      <w:spacing w:after="0" w:line="240" w:lineRule="auto"/>
+      <w:spacing w:after="0" w:line="240" w:lineRule="auto" w:before="0"/>
     </w:pPr>
     <w:tblPr>
       <w:tblStyleRowBandSize w:val="1"/>
@@ -9473,7 +8540,7 @@
     <w:uiPriority w:val="64"/>
     <w:rsid w:val="00CB0664"/>
     <w:pPr>
-      <w:spacing w:after="0" w:line="240" w:lineRule="auto"/>
+      <w:spacing w:after="0" w:line="240" w:lineRule="auto" w:before="0"/>
     </w:pPr>
     <w:tblPr>
       <w:tblStyleRowBandSize w:val="1"/>
@@ -9622,7 +8689,7 @@
     <w:uiPriority w:val="64"/>
     <w:rsid w:val="00CB0664"/>
     <w:pPr>
-      <w:spacing w:after="0" w:line="240" w:lineRule="auto"/>
+      <w:spacing w:after="0" w:line="240" w:lineRule="auto" w:before="0"/>
     </w:pPr>
     <w:tblPr>
       <w:tblStyleRowBandSize w:val="1"/>
@@ -9771,7 +8838,7 @@
     <w:uiPriority w:val="64"/>
     <w:rsid w:val="00CB0664"/>
     <w:pPr>
-      <w:spacing w:after="0" w:line="240" w:lineRule="auto"/>
+      <w:spacing w:after="0" w:line="240" w:lineRule="auto" w:before="0"/>
     </w:pPr>
     <w:tblPr>
       <w:tblStyleRowBandSize w:val="1"/>
@@ -9920,7 +8987,7 @@
     <w:uiPriority w:val="65"/>
     <w:rsid w:val="00CB0664"/>
     <w:pPr>
-      <w:spacing w:after="0" w:line="240" w:lineRule="auto"/>
+      <w:spacing w:after="0" w:line="240" w:lineRule="auto" w:before="0"/>
     </w:pPr>
     <w:rPr>
       <w:color w:val="000000" w:themeColor="text1"/>
@@ -10004,7 +9071,7 @@
     <w:uiPriority w:val="65"/>
     <w:rsid w:val="00CB0664"/>
     <w:pPr>
-      <w:spacing w:after="0" w:line="240" w:lineRule="auto"/>
+      <w:spacing w:after="0" w:line="240" w:lineRule="auto" w:before="0"/>
     </w:pPr>
     <w:rPr>
       <w:color w:val="000000" w:themeColor="text1"/>
@@ -10088,7 +9155,7 @@
     <w:uiPriority w:val="65"/>
     <w:rsid w:val="00CB0664"/>
     <w:pPr>
-      <w:spacing w:after="0" w:line="240" w:lineRule="auto"/>
+      <w:spacing w:after="0" w:line="240" w:lineRule="auto" w:before="0"/>
     </w:pPr>
     <w:rPr>
       <w:color w:val="000000" w:themeColor="text1"/>
@@ -10172,7 +9239,7 @@
     <w:uiPriority w:val="65"/>
     <w:rsid w:val="00CB0664"/>
     <w:pPr>
-      <w:spacing w:after="0" w:line="240" w:lineRule="auto"/>
+      <w:spacing w:after="0" w:line="240" w:lineRule="auto" w:before="0"/>
     </w:pPr>
     <w:rPr>
       <w:color w:val="000000" w:themeColor="text1"/>
@@ -10256,7 +9323,7 @@
     <w:uiPriority w:val="65"/>
     <w:rsid w:val="00CB0664"/>
     <w:pPr>
-      <w:spacing w:after="0" w:line="240" w:lineRule="auto"/>
+      <w:spacing w:after="0" w:line="240" w:lineRule="auto" w:before="0"/>
     </w:pPr>
     <w:rPr>
       <w:color w:val="000000" w:themeColor="text1"/>
@@ -10340,7 +9407,7 @@
     <w:uiPriority w:val="65"/>
     <w:rsid w:val="00CB0664"/>
     <w:pPr>
-      <w:spacing w:after="0" w:line="240" w:lineRule="auto"/>
+      <w:spacing w:after="0" w:line="240" w:lineRule="auto" w:before="0"/>
     </w:pPr>
     <w:rPr>
       <w:color w:val="000000" w:themeColor="text1"/>
@@ -10424,7 +9491,7 @@
     <w:uiPriority w:val="65"/>
     <w:rsid w:val="00CB0664"/>
     <w:pPr>
-      <w:spacing w:after="0" w:line="240" w:lineRule="auto"/>
+      <w:spacing w:after="0" w:line="240" w:lineRule="auto" w:before="0"/>
     </w:pPr>
     <w:rPr>
       <w:color w:val="000000" w:themeColor="text1"/>
@@ -10508,7 +9575,7 @@
     <w:uiPriority w:val="66"/>
     <w:rsid w:val="00CB0664"/>
     <w:pPr>
-      <w:spacing w:after="0" w:line="240" w:lineRule="auto"/>
+      <w:spacing w:after="0" w:line="240" w:lineRule="auto" w:before="0"/>
     </w:pPr>
     <w:rPr>
       <w:rFonts w:asciiTheme="majorHAnsi" w:eastAsiaTheme="majorEastAsia" w:hAnsiTheme="majorHAnsi" w:cstheme="majorBidi"/>
@@ -10636,7 +9703,7 @@
     <w:uiPriority w:val="66"/>
     <w:rsid w:val="00CB0664"/>
     <w:pPr>
-      <w:spacing w:after="0" w:line="240" w:lineRule="auto"/>
+      <w:spacing w:after="0" w:line="240" w:lineRule="auto" w:before="0"/>
     </w:pPr>
     <w:rPr>
       <w:rFonts w:asciiTheme="majorHAnsi" w:eastAsiaTheme="majorEastAsia" w:hAnsiTheme="majorHAnsi" w:cstheme="majorBidi"/>
@@ -10764,7 +9831,7 @@
     <w:uiPriority w:val="66"/>
     <w:rsid w:val="00CB0664"/>
     <w:pPr>
-      <w:spacing w:after="0" w:line="240" w:lineRule="auto"/>
+      <w:spacing w:after="0" w:line="240" w:lineRule="auto" w:before="0"/>
     </w:pPr>
     <w:rPr>
       <w:rFonts w:asciiTheme="majorHAnsi" w:eastAsiaTheme="majorEastAsia" w:hAnsiTheme="majorHAnsi" w:cstheme="majorBidi"/>
@@ -10892,7 +9959,7 @@
     <w:uiPriority w:val="66"/>
     <w:rsid w:val="00CB0664"/>
     <w:pPr>
-      <w:spacing w:after="0" w:line="240" w:lineRule="auto"/>
+      <w:spacing w:after="0" w:line="240" w:lineRule="auto" w:before="0"/>
     </w:pPr>
     <w:rPr>
       <w:rFonts w:asciiTheme="majorHAnsi" w:eastAsiaTheme="majorEastAsia" w:hAnsiTheme="majorHAnsi" w:cstheme="majorBidi"/>
@@ -11020,7 +10087,7 @@
     <w:uiPriority w:val="66"/>
     <w:rsid w:val="00CB0664"/>
     <w:pPr>
-      <w:spacing w:after="0" w:line="240" w:lineRule="auto"/>
+      <w:spacing w:after="0" w:line="240" w:lineRule="auto" w:before="0"/>
     </w:pPr>
     <w:rPr>
       <w:rFonts w:asciiTheme="majorHAnsi" w:eastAsiaTheme="majorEastAsia" w:hAnsiTheme="majorHAnsi" w:cstheme="majorBidi"/>
@@ -11148,7 +10215,7 @@
     <w:uiPriority w:val="66"/>
     <w:rsid w:val="00CB0664"/>
     <w:pPr>
-      <w:spacing w:after="0" w:line="240" w:lineRule="auto"/>
+      <w:spacing w:after="0" w:line="240" w:lineRule="auto" w:before="0"/>
     </w:pPr>
     <w:rPr>
       <w:rFonts w:asciiTheme="majorHAnsi" w:eastAsiaTheme="majorEastAsia" w:hAnsiTheme="majorHAnsi" w:cstheme="majorBidi"/>
@@ -11276,7 +10343,7 @@
     <w:uiPriority w:val="66"/>
     <w:rsid w:val="00CB0664"/>
     <w:pPr>
-      <w:spacing w:after="0" w:line="240" w:lineRule="auto"/>
+      <w:spacing w:after="0" w:line="240" w:lineRule="auto" w:before="0"/>
     </w:pPr>
     <w:rPr>
       <w:rFonts w:asciiTheme="majorHAnsi" w:eastAsiaTheme="majorEastAsia" w:hAnsiTheme="majorHAnsi" w:cstheme="majorBidi"/>
@@ -11404,7 +10471,7 @@
     <w:uiPriority w:val="67"/>
     <w:rsid w:val="00CB0664"/>
     <w:pPr>
-      <w:spacing w:after="0" w:line="240" w:lineRule="auto"/>
+      <w:spacing w:after="0" w:line="240" w:lineRule="auto" w:before="0"/>
     </w:pPr>
     <w:tblPr>
       <w:tblStyleRowBandSize w:val="1"/>
@@ -11477,7 +10544,7 @@
     <w:uiPriority w:val="67"/>
     <w:rsid w:val="00CB0664"/>
     <w:pPr>
-      <w:spacing w:after="0" w:line="240" w:lineRule="auto"/>
+      <w:spacing w:after="0" w:line="240" w:lineRule="auto" w:before="0"/>
     </w:pPr>
     <w:tblPr>
       <w:tblStyleRowBandSize w:val="1"/>
@@ -11550,7 +10617,7 @@
     <w:uiPriority w:val="67"/>
     <w:rsid w:val="00CB0664"/>
     <w:pPr>
-      <w:spacing w:after="0" w:line="240" w:lineRule="auto"/>
+      <w:spacing w:after="0" w:line="240" w:lineRule="auto" w:before="0"/>
     </w:pPr>
     <w:tblPr>
       <w:tblStyleRowBandSize w:val="1"/>
@@ -11623,7 +10690,7 @@
     <w:uiPriority w:val="67"/>
     <w:rsid w:val="00CB0664"/>
     <w:pPr>
-      <w:spacing w:after="0" w:line="240" w:lineRule="auto"/>
+      <w:spacing w:after="0" w:line="240" w:lineRule="auto" w:before="0"/>
     </w:pPr>
     <w:tblPr>
       <w:tblStyleRowBandSize w:val="1"/>
@@ -11696,7 +10763,7 @@
     <w:uiPriority w:val="67"/>
     <w:rsid w:val="00CB0664"/>
     <w:pPr>
-      <w:spacing w:after="0" w:line="240" w:lineRule="auto"/>
+      <w:spacing w:after="0" w:line="240" w:lineRule="auto" w:before="0"/>
     </w:pPr>
     <w:tblPr>
       <w:tblStyleRowBandSize w:val="1"/>
@@ -11769,7 +10836,7 @@
     <w:uiPriority w:val="67"/>
     <w:rsid w:val="00CB0664"/>
     <w:pPr>
-      <w:spacing w:after="0" w:line="240" w:lineRule="auto"/>
+      <w:spacing w:after="0" w:line="240" w:lineRule="auto" w:before="0"/>
     </w:pPr>
     <w:tblPr>
       <w:tblStyleRowBandSize w:val="1"/>
@@ -11842,7 +10909,7 @@
     <w:uiPriority w:val="67"/>
     <w:rsid w:val="00CB0664"/>
     <w:pPr>
-      <w:spacing w:after="0" w:line="240" w:lineRule="auto"/>
+      <w:spacing w:after="0" w:line="240" w:lineRule="auto" w:before="0"/>
     </w:pPr>
     <w:tblPr>
       <w:tblStyleRowBandSize w:val="1"/>
@@ -11915,7 +10982,7 @@
     <w:uiPriority w:val="68"/>
     <w:rsid w:val="00CB0664"/>
     <w:pPr>
-      <w:spacing w:after="0" w:line="240" w:lineRule="auto"/>
+      <w:spacing w:after="0" w:line="240" w:lineRule="auto" w:before="0"/>
     </w:pPr>
     <w:rPr>
       <w:rFonts w:asciiTheme="majorHAnsi" w:eastAsiaTheme="majorEastAsia" w:hAnsiTheme="majorHAnsi" w:cstheme="majorBidi"/>
@@ -12040,7 +11107,7 @@
     <w:uiPriority w:val="68"/>
     <w:rsid w:val="00CB0664"/>
     <w:pPr>
-      <w:spacing w:after="0" w:line="240" w:lineRule="auto"/>
+      <w:spacing w:after="0" w:line="240" w:lineRule="auto" w:before="0"/>
     </w:pPr>
     <w:rPr>
       <w:rFonts w:asciiTheme="majorHAnsi" w:eastAsiaTheme="majorEastAsia" w:hAnsiTheme="majorHAnsi" w:cstheme="majorBidi"/>
@@ -12165,7 +11232,7 @@
     <w:uiPriority w:val="68"/>
     <w:rsid w:val="00CB0664"/>
     <w:pPr>
-      <w:spacing w:after="0" w:line="240" w:lineRule="auto"/>
+      <w:spacing w:after="0" w:line="240" w:lineRule="auto" w:before="0"/>
     </w:pPr>
     <w:rPr>
       <w:rFonts w:asciiTheme="majorHAnsi" w:eastAsiaTheme="majorEastAsia" w:hAnsiTheme="majorHAnsi" w:cstheme="majorBidi"/>
@@ -12290,7 +11357,7 @@
     <w:uiPriority w:val="68"/>
     <w:rsid w:val="00CB0664"/>
     <w:pPr>
-      <w:spacing w:after="0" w:line="240" w:lineRule="auto"/>
+      <w:spacing w:after="0" w:line="240" w:lineRule="auto" w:before="0"/>
     </w:pPr>
     <w:rPr>
       <w:rFonts w:asciiTheme="majorHAnsi" w:eastAsiaTheme="majorEastAsia" w:hAnsiTheme="majorHAnsi" w:cstheme="majorBidi"/>
@@ -12415,7 +11482,7 @@
     <w:uiPriority w:val="68"/>
     <w:rsid w:val="00CB0664"/>
     <w:pPr>
-      <w:spacing w:after="0" w:line="240" w:lineRule="auto"/>
+      <w:spacing w:after="0" w:line="240" w:lineRule="auto" w:before="0"/>
     </w:pPr>
     <w:rPr>
       <w:rFonts w:asciiTheme="majorHAnsi" w:eastAsiaTheme="majorEastAsia" w:hAnsiTheme="majorHAnsi" w:cstheme="majorBidi"/>
@@ -12540,7 +11607,7 @@
     <w:uiPriority w:val="68"/>
     <w:rsid w:val="00CB0664"/>
     <w:pPr>
-      <w:spacing w:after="0" w:line="240" w:lineRule="auto"/>
+      <w:spacing w:after="0" w:line="240" w:lineRule="auto" w:before="0"/>
     </w:pPr>
     <w:rPr>
       <w:rFonts w:asciiTheme="majorHAnsi" w:eastAsiaTheme="majorEastAsia" w:hAnsiTheme="majorHAnsi" w:cstheme="majorBidi"/>
@@ -12665,7 +11732,7 @@
     <w:uiPriority w:val="68"/>
     <w:rsid w:val="00CB0664"/>
     <w:pPr>
-      <w:spacing w:after="0" w:line="240" w:lineRule="auto"/>
+      <w:spacing w:after="0" w:line="240" w:lineRule="auto" w:before="0"/>
     </w:pPr>
     <w:rPr>
       <w:rFonts w:asciiTheme="majorHAnsi" w:eastAsiaTheme="majorEastAsia" w:hAnsiTheme="majorHAnsi" w:cstheme="majorBidi"/>
@@ -12790,7 +11857,7 @@
     <w:uiPriority w:val="69"/>
     <w:rsid w:val="00CB0664"/>
     <w:pPr>
-      <w:spacing w:after="0" w:line="240" w:lineRule="auto"/>
+      <w:spacing w:after="0" w:line="240" w:lineRule="auto" w:before="0"/>
     </w:pPr>
     <w:tblPr>
       <w:tblStyleRowBandSize w:val="1"/>
@@ -12931,7 +11998,7 @@
     <w:uiPriority w:val="69"/>
     <w:rsid w:val="00CB0664"/>
     <w:pPr>
-      <w:spacing w:after="0" w:line="240" w:lineRule="auto"/>
+      <w:spacing w:after="0" w:line="240" w:lineRule="auto" w:before="0"/>
     </w:pPr>
     <w:tblPr>
       <w:tblStyleRowBandSize w:val="1"/>
@@ -13072,7 +12139,7 @@
     <w:uiPriority w:val="69"/>
     <w:rsid w:val="00CB0664"/>
     <w:pPr>
-      <w:spacing w:after="0" w:line="240" w:lineRule="auto"/>
+      <w:spacing w:after="0" w:line="240" w:lineRule="auto" w:before="0"/>
     </w:pPr>
     <w:tblPr>
       <w:tblStyleRowBandSize w:val="1"/>
@@ -13213,7 +12280,7 @@
     <w:uiPriority w:val="69"/>
     <w:rsid w:val="00CB0664"/>
     <w:pPr>
-      <w:spacing w:after="0" w:line="240" w:lineRule="auto"/>
+      <w:spacing w:after="0" w:line="240" w:lineRule="auto" w:before="0"/>
     </w:pPr>
     <w:tblPr>
       <w:tblStyleRowBandSize w:val="1"/>
@@ -13354,7 +12421,7 @@
     <w:uiPriority w:val="69"/>
     <w:rsid w:val="00CB0664"/>
     <w:pPr>
-      <w:spacing w:after="0" w:line="240" w:lineRule="auto"/>
+      <w:spacing w:after="0" w:line="240" w:lineRule="auto" w:before="0"/>
     </w:pPr>
     <w:tblPr>
       <w:tblStyleRowBandSize w:val="1"/>
@@ -13495,7 +12562,7 @@
     <w:uiPriority w:val="69"/>
     <w:rsid w:val="00CB0664"/>
     <w:pPr>
-      <w:spacing w:after="0" w:line="240" w:lineRule="auto"/>
+      <w:spacing w:after="0" w:line="240" w:lineRule="auto" w:before="0"/>
     </w:pPr>
     <w:tblPr>
       <w:tblStyleRowBandSize w:val="1"/>
@@ -13636,7 +12703,7 @@
     <w:uiPriority w:val="69"/>
     <w:rsid w:val="00CB0664"/>
     <w:pPr>
-      <w:spacing w:after="0" w:line="240" w:lineRule="auto"/>
+      <w:spacing w:after="0" w:line="240" w:lineRule="auto" w:before="0"/>
     </w:pPr>
     <w:tblPr>
       <w:tblStyleRowBandSize w:val="1"/>
@@ -13777,7 +12844,7 @@
     <w:uiPriority w:val="70"/>
     <w:rsid w:val="00CB0664"/>
     <w:pPr>
-      <w:spacing w:after="0" w:line="240" w:lineRule="auto"/>
+      <w:spacing w:after="0" w:line="240" w:lineRule="auto" w:before="0"/>
     </w:pPr>
     <w:rPr>
       <w:color w:val="FFFFFF" w:themeColor="background1"/>
@@ -13891,7 +12958,7 @@
     <w:uiPriority w:val="70"/>
     <w:rsid w:val="00CB0664"/>
     <w:pPr>
-      <w:spacing w:after="0" w:line="240" w:lineRule="auto"/>
+      <w:spacing w:after="0" w:line="240" w:lineRule="auto" w:before="0"/>
     </w:pPr>
     <w:rPr>
       <w:color w:val="FFFFFF" w:themeColor="background1"/>
@@ -14005,7 +13072,7 @@
     <w:uiPriority w:val="70"/>
     <w:rsid w:val="00CB0664"/>
     <w:pPr>
-      <w:spacing w:after="0" w:line="240" w:lineRule="auto"/>
+      <w:spacing w:after="0" w:line="240" w:lineRule="auto" w:before="0"/>
     </w:pPr>
     <w:rPr>
       <w:color w:val="FFFFFF" w:themeColor="background1"/>
@@ -14119,7 +13186,7 @@
     <w:uiPriority w:val="70"/>
     <w:rsid w:val="00CB0664"/>
     <w:pPr>
-      <w:spacing w:after="0" w:line="240" w:lineRule="auto"/>
+      <w:spacing w:after="0" w:line="240" w:lineRule="auto" w:before="0"/>
     </w:pPr>
     <w:rPr>
       <w:color w:val="FFFFFF" w:themeColor="background1"/>
@@ -14233,7 +13300,7 @@
     <w:uiPriority w:val="70"/>
     <w:rsid w:val="00CB0664"/>
     <w:pPr>
-      <w:spacing w:after="0" w:line="240" w:lineRule="auto"/>
+      <w:spacing w:after="0" w:line="240" w:lineRule="auto" w:before="0"/>
     </w:pPr>
     <w:rPr>
       <w:color w:val="FFFFFF" w:themeColor="background1"/>
@@ -14347,7 +13414,7 @@
     <w:uiPriority w:val="70"/>
     <w:rsid w:val="00CB0664"/>
     <w:pPr>
-      <w:spacing w:after="0" w:line="240" w:lineRule="auto"/>
+      <w:spacing w:after="0" w:line="240" w:lineRule="auto" w:before="0"/>
     </w:pPr>
     <w:rPr>
       <w:color w:val="FFFFFF" w:themeColor="background1"/>
@@ -14461,7 +13528,7 @@
     <w:uiPriority w:val="70"/>
     <w:rsid w:val="00CB0664"/>
     <w:pPr>
-      <w:spacing w:after="0" w:line="240" w:lineRule="auto"/>
+      <w:spacing w:after="0" w:line="240" w:lineRule="auto" w:before="0"/>
     </w:pPr>
     <w:rPr>
       <w:color w:val="FFFFFF" w:themeColor="background1"/>
@@ -14575,7 +13642,7 @@
     <w:uiPriority w:val="71"/>
     <w:rsid w:val="00CB0664"/>
     <w:pPr>
-      <w:spacing w:after="0" w:line="240" w:lineRule="auto"/>
+      <w:spacing w:after="0" w:line="240" w:lineRule="auto" w:before="0"/>
     </w:pPr>
     <w:rPr>
       <w:color w:val="000000" w:themeColor="text1"/>
@@ -14697,7 +13764,7 @@
     <w:uiPriority w:val="71"/>
     <w:rsid w:val="00CB0664"/>
     <w:pPr>
-      <w:spacing w:after="0" w:line="240" w:lineRule="auto"/>
+      <w:spacing w:after="0" w:line="240" w:lineRule="auto" w:before="0"/>
     </w:pPr>
     <w:rPr>
       <w:color w:val="000000" w:themeColor="text1"/>
@@ -14819,7 +13886,7 @@
     <w:uiPriority w:val="71"/>
     <w:rsid w:val="00CB0664"/>
     <w:pPr>
-      <w:spacing w:after="0" w:line="240" w:lineRule="auto"/>
+      <w:spacing w:after="0" w:line="240" w:lineRule="auto" w:before="0"/>
     </w:pPr>
     <w:rPr>
       <w:color w:val="000000" w:themeColor="text1"/>
@@ -14941,7 +14008,7 @@
     <w:uiPriority w:val="71"/>
     <w:rsid w:val="00CB0664"/>
     <w:pPr>
-      <w:spacing w:after="0" w:line="240" w:lineRule="auto"/>
+      <w:spacing w:after="0" w:line="240" w:lineRule="auto" w:before="0"/>
     </w:pPr>
     <w:rPr>
       <w:color w:val="000000" w:themeColor="text1"/>
@@ -15053,7 +14120,7 @@
     <w:uiPriority w:val="71"/>
     <w:rsid w:val="00CB0664"/>
     <w:pPr>
-      <w:spacing w:after="0" w:line="240" w:lineRule="auto"/>
+      <w:spacing w:after="0" w:line="240" w:lineRule="auto" w:before="0"/>
     </w:pPr>
     <w:rPr>
       <w:color w:val="000000" w:themeColor="text1"/>
@@ -15175,7 +14242,7 @@
     <w:uiPriority w:val="71"/>
     <w:rsid w:val="00CB0664"/>
     <w:pPr>
-      <w:spacing w:after="0" w:line="240" w:lineRule="auto"/>
+      <w:spacing w:after="0" w:line="240" w:lineRule="auto" w:before="0"/>
     </w:pPr>
     <w:rPr>
       <w:color w:val="000000" w:themeColor="text1"/>
@@ -15297,7 +14364,7 @@
     <w:uiPriority w:val="71"/>
     <w:rsid w:val="00CB0664"/>
     <w:pPr>
-      <w:spacing w:after="0" w:line="240" w:lineRule="auto"/>
+      <w:spacing w:after="0" w:line="240" w:lineRule="auto" w:before="0"/>
     </w:pPr>
     <w:rPr>
       <w:color w:val="000000" w:themeColor="text1"/>
@@ -15419,7 +14486,7 @@
     <w:uiPriority w:val="72"/>
     <w:rsid w:val="00CB0664"/>
     <w:pPr>
-      <w:spacing w:after="0" w:line="240" w:lineRule="auto"/>
+      <w:spacing w:after="0" w:line="240" w:lineRule="auto" w:before="0"/>
     </w:pPr>
     <w:rPr>
       <w:color w:val="000000" w:themeColor="text1"/>
@@ -15505,7 +14572,7 @@
     <w:uiPriority w:val="72"/>
     <w:rsid w:val="00CB0664"/>
     <w:pPr>
-      <w:spacing w:after="0" w:line="240" w:lineRule="auto"/>
+      <w:spacing w:after="0" w:line="240" w:lineRule="auto" w:before="0"/>
     </w:pPr>
     <w:rPr>
       <w:color w:val="000000" w:themeColor="text1"/>
@@ -15591,7 +14658,7 @@
     <w:uiPriority w:val="72"/>
     <w:rsid w:val="00CB0664"/>
     <w:pPr>
-      <w:spacing w:after="0" w:line="240" w:lineRule="auto"/>
+      <w:spacing w:after="0" w:line="240" w:lineRule="auto" w:before="0"/>
     </w:pPr>
     <w:rPr>
       <w:color w:val="000000" w:themeColor="text1"/>
@@ -15677,7 +14744,7 @@
     <w:uiPriority w:val="72"/>
     <w:rsid w:val="00CB0664"/>
     <w:pPr>
-      <w:spacing w:after="0" w:line="240" w:lineRule="auto"/>
+      <w:spacing w:after="0" w:line="240" w:lineRule="auto" w:before="0"/>
     </w:pPr>
     <w:rPr>
       <w:color w:val="000000" w:themeColor="text1"/>
@@ -15763,7 +14830,7 @@
     <w:uiPriority w:val="72"/>
     <w:rsid w:val="00CB0664"/>
     <w:pPr>
-      <w:spacing w:after="0" w:line="240" w:lineRule="auto"/>
+      <w:spacing w:after="0" w:line="240" w:lineRule="auto" w:before="0"/>
     </w:pPr>
     <w:rPr>
       <w:color w:val="000000" w:themeColor="text1"/>
@@ -15849,7 +14916,7 @@
     <w:uiPriority w:val="72"/>
     <w:rsid w:val="00CB0664"/>
     <w:pPr>
-      <w:spacing w:after="0" w:line="240" w:lineRule="auto"/>
+      <w:spacing w:after="0" w:line="240" w:lineRule="auto" w:before="0"/>
     </w:pPr>
     <w:rPr>
       <w:color w:val="000000" w:themeColor="text1"/>
@@ -15935,7 +15002,7 @@
     <w:uiPriority w:val="72"/>
     <w:rsid w:val="00CB0664"/>
     <w:pPr>
-      <w:spacing w:after="0" w:line="240" w:lineRule="auto"/>
+      <w:spacing w:after="0" w:line="240" w:lineRule="auto" w:before="0"/>
     </w:pPr>
     <w:rPr>
       <w:color w:val="000000" w:themeColor="text1"/>
@@ -16021,7 +15088,7 @@
     <w:uiPriority w:val="73"/>
     <w:rsid w:val="00CB0664"/>
     <w:pPr>
-      <w:spacing w:after="0" w:line="240" w:lineRule="auto"/>
+      <w:spacing w:after="0" w:line="240" w:lineRule="auto" w:before="0"/>
     </w:pPr>
     <w:rPr>
       <w:color w:val="000000" w:themeColor="text1"/>
@@ -16101,7 +15168,7 @@
     <w:uiPriority w:val="73"/>
     <w:rsid w:val="00CB0664"/>
     <w:pPr>
-      <w:spacing w:after="0" w:line="240" w:lineRule="auto"/>
+      <w:spacing w:after="0" w:line="240" w:lineRule="auto" w:before="0"/>
     </w:pPr>
     <w:rPr>
       <w:color w:val="000000" w:themeColor="text1"/>
@@ -16181,7 +15248,7 @@
     <w:uiPriority w:val="73"/>
     <w:rsid w:val="00CB0664"/>
     <w:pPr>
-      <w:spacing w:after="0" w:line="240" w:lineRule="auto"/>
+      <w:spacing w:after="0" w:line="240" w:lineRule="auto" w:before="0"/>
     </w:pPr>
     <w:rPr>
       <w:color w:val="000000" w:themeColor="text1"/>
@@ -16261,7 +15328,7 @@
     <w:uiPriority w:val="73"/>
     <w:rsid w:val="00CB0664"/>
     <w:pPr>
-      <w:spacing w:after="0" w:line="240" w:lineRule="auto"/>
+      <w:spacing w:after="0" w:line="240" w:lineRule="auto" w:before="0"/>
     </w:pPr>
     <w:rPr>
       <w:color w:val="000000" w:themeColor="text1"/>
@@ -16341,7 +15408,7 @@
     <w:uiPriority w:val="73"/>
     <w:rsid w:val="00CB0664"/>
     <w:pPr>
-      <w:spacing w:after="0" w:line="240" w:lineRule="auto"/>
+      <w:spacing w:after="0" w:line="240" w:lineRule="auto" w:before="0"/>
     </w:pPr>
     <w:rPr>
       <w:color w:val="000000" w:themeColor="text1"/>
@@ -16421,7 +15488,7 @@
     <w:uiPriority w:val="73"/>
     <w:rsid w:val="00CB0664"/>
     <w:pPr>
-      <w:spacing w:after="0" w:line="240" w:lineRule="auto"/>
+      <w:spacing w:after="0" w:line="240" w:lineRule="auto" w:before="0"/>
     </w:pPr>
     <w:rPr>
       <w:color w:val="000000" w:themeColor="text1"/>
@@ -16501,7 +15568,7 @@
     <w:uiPriority w:val="73"/>
     <w:rsid w:val="00CB0664"/>
     <w:pPr>
-      <w:spacing w:after="0" w:line="240" w:lineRule="auto"/>
+      <w:spacing w:after="0" w:line="240" w:lineRule="auto" w:before="0"/>
     </w:pPr>
     <w:rPr>
       <w:color w:val="000000" w:themeColor="text1"/>

--- a/docs/client-facing/JG-Foods-Build-Summary.docx
+++ b/docs/client-facing/JG-Foods-Build-Summary.docx
@@ -129,7 +129,7 @@
                 <w:color w:val="15A36A"/>
                 <w:sz w:val="16"/>
               </w:rPr>
-              <w:t>BUILD SUMMARY  ·  SESSION 3  ·  9 JUNE 2026</w:t>
+              <w:t>BUILD SUMMARY  ·  SESSION 4  ·  10 JUNE 2026</w:t>
             </w:r>
           </w:p>
           <w:p>
@@ -143,7 +143,7 @@
                 <w:color w:val="FFFFFF"/>
                 <w:sz w:val="40"/>
               </w:rPr>
-              <w:t>JG Foods — going live.</w:t>
+              <w:t>JG Foods — wired up and tested.</w:t>
             </w:r>
           </w:p>
           <w:p>
@@ -157,7 +157,7 @@
                 <w:color w:val="CCCCCC"/>
                 <w:sz w:val="22"/>
               </w:rPr>
-              <w:t>Both sites are deployed and live on your domain. Everything is connected to the real database. All in plain English.</w:t>
+              <w:t>The app is now clean of dummy data. Delete works everywhere. The website pulls products live. Images upload. Dashboard is fully wired. All in plain English.</w:t>
             </w:r>
           </w:p>
           <w:p>
@@ -313,7 +313,7 @@
           <w:color w:val="1A1A1A"/>
           <w:sz w:val="22"/>
         </w:rPr>
-        <w:t>Going from prototype to live system</w:t>
+        <w:t>Connecting the dots — data, images, and the website</w:t>
       </w:r>
     </w:p>
     <w:tbl>
@@ -363,7 +363,7 @@
                 <w:color w:val="1A1A1A"/>
                 <w:sz w:val="18"/>
               </w:rPr>
-              <w:t>Deployed to the web</w:t>
+              <w:t>Dummy data cleared for good</w:t>
             </w:r>
           </w:p>
         </w:tc>
@@ -396,7 +396,7 @@
                 <w:color w:val="1A1A1A"/>
                 <w:sz w:val="18"/>
               </w:rPr>
-              <w:t>Both sites are now live on your domain — jgfoodsnorthwest.com for your customers and admin.jgfoodsnorthwest.com for you. Domain names are still settling (normal, up to 48 hours).</w:t>
+              <w:t>Fixed a bug where old sample data was hanging around even after real data was added to Supabase. The admin app now starts clean — if a page is empty, it shows an empty state, not placeholder entries.</w:t>
             </w:r>
           </w:p>
         </w:tc>
@@ -449,7 +449,7 @@
                 <w:color w:val="1A1A1A"/>
                 <w:sz w:val="18"/>
               </w:rPr>
-              <w:t>Database connected</w:t>
+              <w:t>Delete works everywhere</w:t>
             </w:r>
           </w:p>
         </w:tc>
@@ -482,7 +482,7 @@
                 <w:color w:val="1A1A1A"/>
                 <w:sz w:val="18"/>
               </w:rPr>
-              <w:t>The Supabase database is live and connected to both sites. Everything — customers, orders, products, invoices, finances — is now real data, not sample data.</w:t>
+              <w:t>You can now delete products, customers, orders, and invoices from within the app. Deleting a customer also removes their orders automatically. The app handles related records cleanly so nothing is left dangling.</w:t>
             </w:r>
           </w:p>
         </w:tc>
@@ -535,7 +535,7 @@
                 <w:color w:val="1A1A1A"/>
                 <w:sz w:val="18"/>
               </w:rPr>
-              <w:t>Admin login live</w:t>
+              <w:t>Website product grid wired to the database</w:t>
             </w:r>
           </w:p>
         </w:tc>
@@ -621,7 +621,7 @@
                 <w:color w:val="1A1A1A"/>
                 <w:sz w:val="18"/>
               </w:rPr>
-              <w:t>Wednesday slots added</w:t>
+              <w:t>Product images fully working</w:t>
             </w:r>
           </w:p>
         </w:tc>
@@ -654,7 +654,7 @@
                 <w:color w:val="1A1A1A"/>
                 <w:sz w:val="18"/>
               </w:rPr>
-              <w:t>Wednesday is now a full delivery day alongside Monday and Thursday — showing in the delivery runs, order logging, and pick list.</w:t>
+              <w:t>Resolved a Supabase Storage permissions issue that was blocking image uploads. Jon can now upload a photo for any product in the admin — it saves to cloud storage and the image appears on the website product card straight away.</w:t>
             </w:r>
           </w:p>
         </w:tc>
@@ -707,7 +707,7 @@
                 <w:color w:val="1A1A1A"/>
                 <w:sz w:val="18"/>
               </w:rPr>
-              <w:t>Product images live</w:t>
+              <w:t>Dashboard fully wired with live data</w:t>
             </w:r>
           </w:p>
         </w:tc>
@@ -740,7 +740,7 @@
                 <w:color w:val="1A1A1A"/>
                 <w:sz w:val="18"/>
               </w:rPr>
-              <w:t>Jon can now upload a photo for each product. Images save directly to Supabase Storage and appear on the product card.</w:t>
+              <w:t>All four dashboard stat cards are now driven by real data — orders today, week’s revenue, active customers, and unpaid invoices with the outstanding total. The top customers widget ranks by spend using live order data.</w:t>
             </w:r>
           </w:p>
         </w:tc>
@@ -793,7 +793,7 @@
                 <w:color w:val="1A1A1A"/>
                 <w:sz w:val="18"/>
               </w:rPr>
-              <w:t>All data saving live</w:t>
+              <w:t>Where testing is up to</w:t>
             </w:r>
           </w:p>
         </w:tc>
@@ -826,7 +826,7 @@
                 <w:color w:val="1A1A1A"/>
                 <w:sz w:val="18"/>
               </w:rPr>
-              <w:t>Customers, orders, products, prices, availability, delivery temps, weekly finance sheet — every change Jon makes now saves to the real database.</w:t>
+              <w:t>Tested and working: adding products, editing prices, toggling availability, uploading images, the website updating live, delete across all entities, and dashboard stats. Still to test end-to-end: Add Customer form, Log Order form, Delivery Runs page, and the Finance / Invoices page.</w:t>
             </w:r>
           </w:p>
         </w:tc>
@@ -879,7 +879,7 @@
                 <w:color w:val="1A1A1A"/>
                 <w:sz w:val="18"/>
               </w:rPr>
-              <w:t>Customer order history</w:t>
+              <w:t>What’s left to wire in</w:t>
             </w:r>
           </w:p>
         </w:tc>
@@ -912,7 +912,7 @@
                 <w:color w:val="1A1A1A"/>
                 <w:sz w:val="18"/>
               </w:rPr>
-              <w:t>Clicking any customer now shows their full order history pulled live from the database — every delivery, every item, every total.</w:t>
+              <w:t>The following are built and designed but need their external service connections completed: Twilio SMS (order reminders + VIP texts), EmailJS (invoice send + order confirmation emails), Google Maps route API (live optimised delivery route), customer accounts on the website (Supabase Auth sign-in), Log Order saving to Supabase, invoice creation from orders, and the revenue chart replacing its placeholder bars with real figures.</w:t>
             </w:r>
           </w:p>
         </w:tc>
@@ -965,7 +965,7 @@
                 <w:color w:val="1A1A1A"/>
                 <w:sz w:val="18"/>
               </w:rPr>
-              <w:t>Pick lists from orders</w:t>
+              <w:t/>
             </w:r>
           </w:p>
         </w:tc>
@@ -998,7 +998,7 @@
                 <w:color w:val="1A1A1A"/>
                 <w:sz w:val="18"/>
               </w:rPr>
-              <w:t>The delivery run pick list builds itself from real orders — exactly what to prepare for Monday, Wednesday and Thursday, totalled automatically.</w:t>
+              <w:t/>
             </w:r>
           </w:p>
         </w:tc>
@@ -1051,7 +1051,7 @@
                 <w:color w:val="1A1A1A"/>
                 <w:sz w:val="18"/>
               </w:rPr>
-              <w:t>Finance sheet saving</w:t>
+              <w:t/>
             </w:r>
           </w:p>
         </w:tc>
@@ -1084,7 +1084,7 @@
                 <w:color w:val="1A1A1A"/>
                 <w:sz w:val="18"/>
               </w:rPr>
-              <w:t>The weekly reconciliation sheet saves to Supabase with one click. Monthly export pulls the real figures for the accountant.</w:t>
+              <w:t/>
             </w:r>
           </w:p>
         </w:tc>
@@ -1137,7 +1137,7 @@
                 <w:color w:val="1A1A1A"/>
                 <w:sz w:val="18"/>
               </w:rPr>
-              <w:t>Auto-deploy set up</w:t>
+              <w:t/>
             </w:r>
           </w:p>
         </w:tc>
@@ -1170,7 +1170,7 @@
                 <w:color w:val="1A1A1A"/>
                 <w:sz w:val="18"/>
               </w:rPr>
-              <w:t>GitHub and Netlify are linked — any future update goes live automatically within seconds. No manual uploads needed.</w:t>
+              <w:t/>
             </w:r>
           </w:p>
         </w:tc>
@@ -2884,7 +2884,7 @@
                 <w:color w:val="1A1A1A"/>
                 <w:sz w:val="20"/>
               </w:rPr>
-              <w:t>DNS settles + I test everything</w:t>
+              <w:t>Finish end-to-end testing</w:t>
             </w:r>
           </w:p>
           <w:p>

--- a/docs/client-facing/JG-Foods-Build-Summary.docx
+++ b/docs/client-facing/JG-Foods-Build-Summary.docx
@@ -129,7 +129,7 @@
                 <w:color w:val="15A36A"/>
                 <w:sz w:val="16"/>
               </w:rPr>
-              <w:t>BUILD SUMMARY  ·  SESSION 4  ·  10 JUNE 2026</w:t>
+              <w:t>BUILD SUMMARY  ·  SESSION 5  ·  12 JUNE 2026</w:t>
             </w:r>
           </w:p>
           <w:p>
@@ -143,7 +143,7 @@
                 <w:color w:val="FFFFFF"/>
                 <w:sz w:val="40"/>
               </w:rPr>
-              <w:t>JG Foods — wired up and tested.</w:t>
+              <w:t>JG Foods — online ordering is live, and Jon’s in control of his delivery days.</w:t>
             </w:r>
           </w:p>
           <w:p>
@@ -157,7 +157,7 @@
                 <w:color w:val="CCCCCC"/>
                 <w:sz w:val="22"/>
               </w:rPr>
-              <w:t>The app is now clean of dummy data. Delete works everywhere. The website pulls products live. Images upload. Dashboard is fully wired. All in plain English.</w:t>
+              <w:t>Customers can now order on the website and it lands straight in Jon’s app, tested start to finish on the live site. Jon can take days off or add one-off delivery days himself, the website keeps itself in step, and a security gap around customer data was found and closed.</w:t>
             </w:r>
           </w:p>
           <w:p>
@@ -171,7 +171,7 @@
                 <w:color w:val="888888"/>
                 <w:sz w:val="16"/>
               </w:rPr>
-              <w:t xml:space="preserve">CLIENT </w:t>
+              <w:t>CLIENT JG Foods     BUILT BY AXRIK     CONTACT phil@axrik.com</w:t>
             </w:r>
             <w:r>
               <w:rPr>
@@ -180,7 +180,6 @@
                 <w:color w:val="FFFFFF"/>
                 <w:sz w:val="20"/>
               </w:rPr>
-              <w:t xml:space="preserve">JG Foods     </w:t>
             </w:r>
             <w:r>
               <w:rPr>
@@ -189,7 +188,6 @@
                 <w:color w:val="888888"/>
                 <w:sz w:val="16"/>
               </w:rPr>
-              <w:t xml:space="preserve">BUILT BY </w:t>
             </w:r>
             <w:r>
               <w:rPr>
@@ -198,7 +196,6 @@
                 <w:color w:val="FFFFFF"/>
                 <w:sz w:val="20"/>
               </w:rPr>
-              <w:t xml:space="preserve">AXRIK     </w:t>
             </w:r>
             <w:r>
               <w:rPr>
@@ -207,7 +204,6 @@
                 <w:color w:val="888888"/>
                 <w:sz w:val="16"/>
               </w:rPr>
-              <w:t xml:space="preserve">CONTACT </w:t>
             </w:r>
             <w:r>
               <w:rPr>
@@ -216,7 +212,6 @@
                 <w:color w:val="FFFFFF"/>
                 <w:sz w:val="20"/>
               </w:rPr>
-              <w:t>phil@axrik.com</w:t>
             </w:r>
           </w:p>
         </w:tc>
@@ -363,7 +358,7 @@
                 <w:color w:val="1A1A1A"/>
                 <w:sz w:val="18"/>
               </w:rPr>
-              <w:t>Dummy data cleared for good</w:t>
+              <w:t>Online ordering — live end to end</w:t>
             </w:r>
           </w:p>
         </w:tc>
@@ -396,7 +391,7 @@
                 <w:color w:val="1A1A1A"/>
                 <w:sz w:val="18"/>
               </w:rPr>
-              <w:t>Fixed a bug where old sample data was hanging around even after real data was added to Supabase. The admin app now starts clean — if a page is empty, it shows an empty state, not placeholder entries.</w:t>
+              <w:t>Customers can place an order on the website and it arrives in Jon’s app on the right day, with the customer record created automatically. I placed a real test order on the live site to confirm the whole loop works.</w:t>
             </w:r>
           </w:p>
         </w:tc>
@@ -449,7 +444,7 @@
                 <w:color w:val="1A1A1A"/>
                 <w:sz w:val="18"/>
               </w:rPr>
-              <w:t>Delete works everywhere</w:t>
+              <w:t>Jon controls his delivery days</w:t>
             </w:r>
           </w:p>
         </w:tc>
@@ -482,7 +477,7 @@
                 <w:color w:val="1A1A1A"/>
                 <w:sz w:val="18"/>
               </w:rPr>
-              <w:t>You can now delete products, customers, orders, and invoices from within the app. Deleting a customer also removes their orders automatically. The app handles related records cleanly so nothing is left dangling.</w:t>
+              <w:t>A new Schedule page lets Jon open or close any day, take a day off at short notice, and add one-off days on any day of the week — not just Monday/Wednesday/Thursday. His usual days appear automatically, and the website only ever shows the days he’s actually delivering. If he closes a day that already has orders, those customers are flagged with their number so he can call and rebook them in a tap.</w:t>
             </w:r>
           </w:p>
         </w:tc>
@@ -535,7 +530,7 @@
                 <w:color w:val="1A1A1A"/>
                 <w:sz w:val="18"/>
               </w:rPr>
-              <w:t>Website product grid wired to the database</w:t>
+              <w:t>Delivery Runs rebuilt around real days</w:t>
             </w:r>
           </w:p>
         </w:tc>
@@ -568,7 +563,7 @@
                 <w:color w:val="1A1A1A"/>
                 <w:sz w:val="18"/>
               </w:rPr>
-              <w:t>The login screen is live and working. Supabase Auth is set up with the admin role. Once I've tested everything and the DNS has settled, I'll get your login invite over to you.</w:t>
+              <w:t>The runs screen now shows a tab for each actual delivery day with live order counts, pick list and route — so a one-off Friday or Saturday run has its own proper place instead of being forced into a fixed slot.</w:t>
             </w:r>
           </w:p>
         </w:tc>
@@ -621,7 +616,7 @@
                 <w:color w:val="1A1A1A"/>
                 <w:sz w:val="18"/>
               </w:rPr>
-              <w:t>Product images fully working</w:t>
+              <w:t>Website wording now matches reality</w:t>
             </w:r>
           </w:p>
         </w:tc>
@@ -654,7 +649,7 @@
                 <w:color w:val="1A1A1A"/>
                 <w:sz w:val="18"/>
               </w:rPr>
-              <w:t>Resolved a Supabase Storage permissions issue that was blocking image uploads. Jon can now upload a photo for any product in the admin — it saves to cloud storage and the image appears on the website product card straight away.</w:t>
+              <w:t>The delivery banner shows this week’s actual home-delivery days, pulled live, with trade and commercial messaging kept separate so business customers aren’t given the impression those are the only days available. A problem saving photos on brand-new products was also fixed.</w:t>
             </w:r>
           </w:p>
         </w:tc>
@@ -707,7 +702,7 @@
                 <w:color w:val="1A1A1A"/>
                 <w:sz w:val="18"/>
               </w:rPr>
-              <w:t>Dashboard fully wired with live data</w:t>
+              <w:t>Customer data secured, dashboard made live</w:t>
             </w:r>
           </w:p>
         </w:tc>
@@ -740,7 +735,7 @@
                 <w:color w:val="1A1A1A"/>
                 <w:sz w:val="18"/>
               </w:rPr>
-              <w:t>All four dashboard stat cards are now driven by real data — orders today, week’s revenue, active customers, and unpaid invoices with the outstanding total. The top customers widget ranks by spend using live order data.</w:t>
+              <w:t>Found and closed a gap that left customer and order details readable without logging in — these are now locked to the admin app only. The dashboard greeting, date, next run and cut-off are now driven by real data instead of placeholders.</w:t>
             </w:r>
           </w:p>
         </w:tc>
@@ -826,7 +821,7 @@
                 <w:color w:val="1A1A1A"/>
                 <w:sz w:val="18"/>
               </w:rPr>
-              <w:t>Tested and working: adding products, editing prices, toggling availability, uploading images, the website updating live, delete across all entities, and dashboard stats. Still to test end-to-end: Add Customer form, Log Order form, Delivery Runs page, and the Finance / Invoices page.</w:t>
+              <w:t>Tested live and working: placing an order on the website through to it appearing in Jon’s app; opening and closing delivery days; moving an order when a day is taken off; product photos; and the dashboard. The remaining items below are next to build and test.</w:t>
             </w:r>
           </w:p>
         </w:tc>
@@ -912,7 +907,7 @@
                 <w:color w:val="1A1A1A"/>
                 <w:sz w:val="18"/>
               </w:rPr>
-              <w:t>The following are built and designed but need their external service connections completed: Twilio SMS (order reminders + VIP texts), EmailJS (invoice send + order confirmation emails), Google Maps route API (live optimised delivery route), customer accounts on the website (Supabase Auth sign-in), Log Order saving to Supabase, invoice creation from orders, and the revenue chart replacing its placeholder bars with real figures.</w:t>
+              <w:t>Built and designed, awaiting their next steps: customer accounts and one-tap reorder on the website; invoice save and PDF; EmailJS (order confirmation and invoice emails); Claude AI (order parsing and message drafting); Google Maps (live optimised route); Twilio (SMS reminders and VIP texts); and card payment as a later phase. The revenue chart on the dashboard is still a placeholder.</w:t>
             </w:r>
           </w:p>
         </w:tc>
@@ -1522,7 +1517,7 @@
                 <w:color w:val="1A1A1A"/>
                 <w:sz w:val="18"/>
               </w:rPr>
-              <w:t>Coming next — the form is designed and the database is ready. Connecting it up as the next step.</w:t>
+              <w:t>Live. Customers pick products, choose from this week’s available delivery days, leave their details and place the order — it lands in Jon’s app instantly. Pay-on-delivery for now; card payment is a later phase.</w:t>
             </w:r>
           </w:p>
         </w:tc>
@@ -1608,7 +1603,7 @@
                 <w:color w:val="1A1A1A"/>
                 <w:sz w:val="18"/>
               </w:rPr>
-              <w:t>Guest checkout is ready. Account sign-up and one-tap reordering follow once EmailJS is connected for confirmation emails.</w:t>
+              <w:t>Guest checkout is live and working. Optional account sign-up and one-tap reordering are the next website feature, with a security tightening going in alongside them.</w:t>
             </w:r>
           </w:p>
         </w:tc>
@@ -2132,7 +2127,7 @@
                 <w:color w:val="1A1A1A"/>
                 <w:sz w:val="18"/>
               </w:rPr>
-              <w:t>Monday, Wednesday and Thursday tabs — live order counts, dynamic pick list, Google Maps route link.</w:t>
+              <w:t>A tab for every delivery day Jon has open — live order counts, dynamic pick list and route link. Driven by the new Schedule page, so it always follows whatever days he’s running.</w:t>
             </w:r>
           </w:p>
         </w:tc>
@@ -2884,7 +2879,7 @@
                 <w:color w:val="1A1A1A"/>
                 <w:sz w:val="20"/>
               </w:rPr>
-              <w:t>Finish end-to-end testing</w:t>
+              <w:t>Customer accounts &amp; reorder</w:t>
             </w:r>
           </w:p>
           <w:p>
@@ -2898,7 +2893,7 @@
                 <w:color w:val="888888"/>
                 <w:sz w:val="18"/>
               </w:rPr>
-              <w:t>Once both domains are fully live and I've tested the admin app end-to-end, I'll get your login invite over and walk you through the system.</w:t>
+              <w:t>Sign-in on the website so returning customers can reorder their usual in one tap. A security tightening goes in alongside this so accounts stay properly separated.</w:t>
             </w:r>
           </w:p>
         </w:tc>
@@ -2989,7 +2984,7 @@
                 <w:color w:val="1A1A1A"/>
                 <w:sz w:val="20"/>
               </w:rPr>
-              <w:t>Online order form</w:t>
+              <w:t>Invoices — save &amp; PDF</w:t>
             </w:r>
           </w:p>
           <w:p>
@@ -3003,7 +2998,7 @@
                 <w:color w:val="888888"/>
                 <w:sz w:val="18"/>
               </w:rPr>
-              <w:t>Connects the order form on the website to the database. Customers place an order, it lands straight in Jon’s delivery run — no message needed.</w:t>
+              <w:t>Save invoices to the database and generate a proper PDF — a receipt for home customers, an invoice for trade — ready to send.</w:t>
             </w:r>
           </w:p>
         </w:tc>
@@ -3094,7 +3089,7 @@
                 <w:color w:val="1A1A1A"/>
                 <w:sz w:val="20"/>
               </w:rPr>
-              <w:t>EmailJS — invoices &amp; order confirmations</w:t>
+              <w:t>EmailJS — confirmations &amp; invoices</w:t>
             </w:r>
           </w:p>
           <w:p>
@@ -3108,7 +3103,7 @@
                 <w:color w:val="888888"/>
                 <w:sz w:val="18"/>
               </w:rPr>
-              <w:t>Wires up the send buttons on invoices and triggers an order confirmation email to customers when they place an order on the website.</w:t>
+              <w:t>Order confirmation emails to customers, and one-tap invoice sending.</w:t>
             </w:r>
           </w:p>
         </w:tc>
@@ -3199,7 +3194,7 @@
                 <w:color w:val="1A1A1A"/>
                 <w:sz w:val="20"/>
               </w:rPr>
-              <w:t>Twilio — reminders &amp; VIP texts</w:t>
+              <w:t>Claude AI — order parsing &amp; drafts</w:t>
             </w:r>
           </w:p>
           <w:p>
@@ -3213,7 +3208,7 @@
                 <w:color w:val="888888"/>
                 <w:sz w:val="18"/>
               </w:rPr>
-              <w:t>Daily trade customer reminders and Christmas VIP messaging through one Twilio account. The UI and message templates are already built.</w:t>
+              <w:t>Paste a Facebook or WhatsApp message and the app pulls out the order, plus drafted customer messages in Jon’s own tone.</w:t>
             </w:r>
           </w:p>
         </w:tc>
@@ -3304,7 +3299,7 @@
                 <w:color w:val="1A1A1A"/>
                 <w:sz w:val="20"/>
               </w:rPr>
-              <w:t>Claude API — AI order parsing &amp; message drafting</w:t>
+              <w:t>Google Maps — live routes</w:t>
             </w:r>
           </w:p>
           <w:p>
@@ -3318,7 +3313,7 @@
                 <w:color w:val="888888"/>
                 <w:sz w:val="18"/>
               </w:rPr>
-              <w:t>Paste a Messenger thread and the app extracts the order automatically. AI-drafted VIP messages and customer communication templates.</w:t>
+              <w:t>Swap the simulated route for a real optimised delivery route.</w:t>
             </w:r>
           </w:p>
         </w:tc>
@@ -3409,7 +3404,7 @@
                 <w:color w:val="1A1A1A"/>
                 <w:sz w:val="20"/>
               </w:rPr>
-              <w:t>Google Maps API</w:t>
+              <w:t>Twilio &amp; card payments</w:t>
             </w:r>
           </w:p>
           <w:p>
@@ -3423,7 +3418,7 @@
                 <w:color w:val="888888"/>
                 <w:sz w:val="18"/>
               </w:rPr>
-              <w:t>Swaps the simulated route for a real optimised delivery route. 10-minute setup — I'll handle this.</w:t>
+              <w:t>SMS reminders and VIP texts, then online card payment as a later phase.</w:t>
             </w:r>
           </w:p>
         </w:tc>

--- a/docs/client-facing/JG-Foods-Build-Summary.docx
+++ b/docs/client-facing/JG-Foods-Build-Summary.docx
@@ -82,6 +82,239 @@
         </w:tc>
       </w:tr>
     </w:tbl>
+    <w:tbl>
+      <w:tblPr>
+        <w:tblLook w:firstColumn="1" w:firstRow="1" w:lastColumn="0" w:lastRow="0" w:noHBand="0" w:noVBand="1" w:val="04A0"/>
+        <w:tblW w:w="9412" w:type="dxa"/>
+        <w:tblBorders>
+          <w:top w:val="none"/>
+          <w:left w:val="none"/>
+          <w:bottom w:val="none"/>
+          <w:right w:val="none"/>
+          <w:insideH w:val="none"/>
+          <w:insideV w:val="none"/>
+        </w:tblBorders>
+      </w:tblPr>
+      <w:tblGrid>
+        <w:gridCol w:w="10800"/>
+      </w:tblGrid>
+      <w:tr>
+        <w:tc>
+          <w:tcPr>
+            <w:tcW w:w="9412" w:type="dxa"/>
+            <w:shd w:val="clear" w:color="auto" w:fill="F6F1E7"/>
+            <w:tcBorders>
+              <w:top w:val="none" w:sz="0" w:space="0" w:color="auto"/>
+              <w:left w:val="single" w:sz="18" w:space="0" w:color="15A36A"/>
+              <w:bottom w:val="none" w:sz="0" w:space="0" w:color="auto"/>
+              <w:right w:val="none" w:sz="0" w:space="0" w:color="auto"/>
+              <w:insideH w:val="none" w:sz="0" w:space="0" w:color="auto"/>
+              <w:insideV w:val="none" w:sz="0" w:space="0" w:color="auto"/>
+            </w:tcBorders>
+            <w:tcMar>
+              <w:top w:w="180" w:type="dxa"/>
+              <w:start w:w="220" w:type="dxa"/>
+              <w:bottom w:w="200" w:type="dxa"/>
+              <w:end w:w="200" w:type="dxa"/>
+            </w:tcMar>
+          </w:tcPr>
+          <w:p>
+            <w:pPr>
+              <w:spacing w:before="0" w:after="6"/>
+            </w:pPr>
+            <w:r>
+              <w:rPr>
+                <w:rFonts w:ascii="Calibri" w:hAnsi="Calibri"/>
+                <w:b/>
+                <w:color w:val="15A36A"/>
+                <w:sz w:val="18"/>
+              </w:rPr>
+              <w:t>SESSION 6 · 15 JUNE 2026</w:t>
+            </w:r>
+          </w:p>
+          <w:p>
+            <w:pPr>
+              <w:spacing w:before="0" w:after="10"/>
+            </w:pPr>
+            <w:r>
+              <w:rPr>
+                <w:rFonts w:ascii="Calibri" w:hAnsi="Calibri"/>
+                <w:b/>
+                <w:color w:val="0D1726"/>
+                <w:sz w:val="28"/>
+              </w:rPr>
+              <w:t>Social posts &amp; AI — now live</w:t>
+            </w:r>
+          </w:p>
+          <w:p>
+            <w:pPr>
+              <w:spacing w:before="0" w:after="6"/>
+            </w:pPr>
+            <w:r>
+              <w:rPr>
+                <w:rFonts w:ascii="Calibri" w:hAnsi="Calibri"/>
+                <w:b/>
+                <w:color w:val="0D1726"/>
+                <w:sz w:val="19"/>
+              </w:rPr>
+              <w:t xml:space="preserve">New Social Posts tab — </w:t>
+            </w:r>
+            <w:r>
+              <w:rPr>
+                <w:rFonts w:ascii="Calibri" w:hAnsi="Calibri"/>
+                <w:b w:val="0"/>
+                <w:color w:val="3A3A3A"/>
+                <w:sz w:val="19"/>
+              </w:rPr>
+              <w:t>its own tab in the admin. Jon types a few rough notes and the system writes a clean, ready-to-post message.</w:t>
+            </w:r>
+          </w:p>
+          <w:p>
+            <w:pPr>
+              <w:spacing w:before="0" w:after="6"/>
+            </w:pPr>
+            <w:r>
+              <w:rPr>
+                <w:rFonts w:ascii="Calibri" w:hAnsi="Calibri"/>
+                <w:b/>
+                <w:color w:val="0D1726"/>
+                <w:sz w:val="19"/>
+              </w:rPr>
+              <w:t xml:space="preserve">One post for Facebook &amp; Instagram — </w:t>
+            </w:r>
+            <w:r>
+              <w:rPr>
+                <w:rFonts w:ascii="Calibri" w:hAnsi="Calibri"/>
+                <w:b w:val="0"/>
+                <w:color w:val="3A3A3A"/>
+                <w:sz w:val="19"/>
+              </w:rPr>
+              <w:t>write once and get a single post that works on both platforms, with copy and open buttons.</w:t>
+            </w:r>
+          </w:p>
+          <w:p>
+            <w:pPr>
+              <w:spacing w:before="0" w:after="6"/>
+            </w:pPr>
+            <w:r>
+              <w:rPr>
+                <w:rFonts w:ascii="Calibri" w:hAnsi="Calibri"/>
+                <w:b/>
+                <w:color w:val="0D1726"/>
+                <w:sz w:val="19"/>
+              </w:rPr>
+              <w:t xml:space="preserve">Pulls in the week’s availability — </w:t>
+            </w:r>
+            <w:r>
+              <w:rPr>
+                <w:rFonts w:ascii="Calibri" w:hAnsi="Calibri"/>
+                <w:b w:val="0"/>
+                <w:color w:val="3A3A3A"/>
+                <w:sz w:val="19"/>
+              </w:rPr>
+              <w:t>tick a box and this week’s live products and prices are added automatically.</w:t>
+            </w:r>
+          </w:p>
+          <w:p>
+            <w:pPr>
+              <w:spacing w:before="0" w:after="6"/>
+            </w:pPr>
+            <w:r>
+              <w:rPr>
+                <w:rFonts w:ascii="Calibri" w:hAnsi="Calibri"/>
+                <w:b/>
+                <w:color w:val="0D1726"/>
+                <w:sz w:val="19"/>
+              </w:rPr>
+              <w:t xml:space="preserve">Written by AI in Jon’s voice — </w:t>
+            </w:r>
+            <w:r>
+              <w:rPr>
+                <w:rFonts w:ascii="Calibri" w:hAnsi="Calibri"/>
+                <w:b w:val="0"/>
+                <w:color w:val="3A3A3A"/>
+                <w:sz w:val="19"/>
+              </w:rPr>
+              <w:t>the first live AI feature. His saved call-to-action, sign-off and hashtags go on every post, and it learns from the posts he keeps.</w:t>
+            </w:r>
+          </w:p>
+          <w:p>
+            <w:pPr>
+              <w:spacing w:before="0" w:after="6"/>
+            </w:pPr>
+            <w:r>
+              <w:rPr>
+                <w:rFonts w:ascii="Calibri" w:hAnsi="Calibri"/>
+                <w:b/>
+                <w:color w:val="0D1726"/>
+                <w:sz w:val="19"/>
+              </w:rPr>
+              <w:t xml:space="preserve">Schedule in your own time — </w:t>
+            </w:r>
+            <w:r>
+              <w:rPr>
+                <w:rFonts w:ascii="Calibri" w:hAnsi="Calibri"/>
+                <w:b w:val="0"/>
+                <w:color w:val="3A3A3A"/>
+                <w:sz w:val="19"/>
+              </w:rPr>
+              <w:t>copy the finished post and schedule it in Meta Business Suite — write tonight, set it live at 8am Wednesday.</w:t>
+            </w:r>
+          </w:p>
+          <w:p>
+            <w:pPr>
+              <w:spacing w:before="0" w:after="6"/>
+            </w:pPr>
+            <w:r>
+              <w:rPr>
+                <w:rFonts w:ascii="Calibri" w:hAnsi="Calibri"/>
+                <w:b/>
+                <w:color w:val="0D1726"/>
+                <w:sz w:val="19"/>
+              </w:rPr>
+              <w:t xml:space="preserve">Full live website test — </w:t>
+            </w:r>
+            <w:r>
+              <w:rPr>
+                <w:rFonts w:ascii="Calibri" w:hAnsi="Calibri"/>
+                <w:b w:val="0"/>
+                <w:color w:val="3A3A3A"/>
+                <w:sz w:val="19"/>
+              </w:rPr>
+              <w:t>tested the customer site end to end — products, basket, delivery picker and a real order through to confirmation.</w:t>
+            </w:r>
+          </w:p>
+          <w:p>
+            <w:pPr>
+              <w:spacing w:before="0" w:after="6"/>
+            </w:pPr>
+            <w:r>
+              <w:rPr>
+                <w:rFonts w:ascii="Calibri" w:hAnsi="Calibri"/>
+                <w:b/>
+                <w:color w:val="0D1726"/>
+                <w:sz w:val="19"/>
+              </w:rPr>
+              <w:t xml:space="preserve">Small fixes — </w:t>
+            </w:r>
+            <w:r>
+              <w:rPr>
+                <w:rFonts w:ascii="Calibri" w:hAnsi="Calibri"/>
+                <w:b w:val="0"/>
+                <w:color w:val="3A3A3A"/>
+                <w:sz w:val="19"/>
+              </w:rPr>
+              <w:t>corrected the Christmas VIP message link to the live address and fixed a minor Invoices page error.</w:t>
+            </w:r>
+          </w:p>
+        </w:tc>
+      </w:tr>
+    </w:tbl>
+    <w:p>
+      <w:pPr>
+        <w:spacing w:before="0" w:after="80"/>
+      </w:pPr>
+    </w:p>
     <w:tbl>
       <w:tblPr>
         <w:tblLook w:firstColumn="1" w:firstRow="1" w:lastColumn="0" w:lastRow="0" w:noHBand="0" w:noVBand="1" w:val="04A0"/>

--- a/docs/client-facing/JG-Foods-Build-Summary.docx
+++ b/docs/client-facing/JG-Foods-Build-Summary.docx
@@ -102,239 +102,6 @@
         <w:tc>
           <w:tcPr>
             <w:tcW w:w="9412" w:type="dxa"/>
-            <w:shd w:val="clear" w:color="auto" w:fill="F6F1E7"/>
-            <w:tcBorders>
-              <w:top w:val="none" w:sz="0" w:space="0" w:color="auto"/>
-              <w:left w:val="single" w:sz="18" w:space="0" w:color="15A36A"/>
-              <w:bottom w:val="none" w:sz="0" w:space="0" w:color="auto"/>
-              <w:right w:val="none" w:sz="0" w:space="0" w:color="auto"/>
-              <w:insideH w:val="none" w:sz="0" w:space="0" w:color="auto"/>
-              <w:insideV w:val="none" w:sz="0" w:space="0" w:color="auto"/>
-            </w:tcBorders>
-            <w:tcMar>
-              <w:top w:w="180" w:type="dxa"/>
-              <w:start w:w="220" w:type="dxa"/>
-              <w:bottom w:w="200" w:type="dxa"/>
-              <w:end w:w="200" w:type="dxa"/>
-            </w:tcMar>
-          </w:tcPr>
-          <w:p>
-            <w:pPr>
-              <w:spacing w:before="0" w:after="6"/>
-            </w:pPr>
-            <w:r>
-              <w:rPr>
-                <w:rFonts w:ascii="Calibri" w:hAnsi="Calibri"/>
-                <w:b/>
-                <w:color w:val="15A36A"/>
-                <w:sz w:val="18"/>
-              </w:rPr>
-              <w:t>SESSION 6 · 15 JUNE 2026</w:t>
-            </w:r>
-          </w:p>
-          <w:p>
-            <w:pPr>
-              <w:spacing w:before="0" w:after="10"/>
-            </w:pPr>
-            <w:r>
-              <w:rPr>
-                <w:rFonts w:ascii="Calibri" w:hAnsi="Calibri"/>
-                <w:b/>
-                <w:color w:val="0D1726"/>
-                <w:sz w:val="28"/>
-              </w:rPr>
-              <w:t>Social posts &amp; AI — now live</w:t>
-            </w:r>
-          </w:p>
-          <w:p>
-            <w:pPr>
-              <w:spacing w:before="0" w:after="6"/>
-            </w:pPr>
-            <w:r>
-              <w:rPr>
-                <w:rFonts w:ascii="Calibri" w:hAnsi="Calibri"/>
-                <w:b/>
-                <w:color w:val="0D1726"/>
-                <w:sz w:val="19"/>
-              </w:rPr>
-              <w:t xml:space="preserve">New Social Posts tab — </w:t>
-            </w:r>
-            <w:r>
-              <w:rPr>
-                <w:rFonts w:ascii="Calibri" w:hAnsi="Calibri"/>
-                <w:b w:val="0"/>
-                <w:color w:val="3A3A3A"/>
-                <w:sz w:val="19"/>
-              </w:rPr>
-              <w:t>its own tab in the admin. Jon types a few rough notes and the system writes a clean, ready-to-post message.</w:t>
-            </w:r>
-          </w:p>
-          <w:p>
-            <w:pPr>
-              <w:spacing w:before="0" w:after="6"/>
-            </w:pPr>
-            <w:r>
-              <w:rPr>
-                <w:rFonts w:ascii="Calibri" w:hAnsi="Calibri"/>
-                <w:b/>
-                <w:color w:val="0D1726"/>
-                <w:sz w:val="19"/>
-              </w:rPr>
-              <w:t xml:space="preserve">One post for Facebook &amp; Instagram — </w:t>
-            </w:r>
-            <w:r>
-              <w:rPr>
-                <w:rFonts w:ascii="Calibri" w:hAnsi="Calibri"/>
-                <w:b w:val="0"/>
-                <w:color w:val="3A3A3A"/>
-                <w:sz w:val="19"/>
-              </w:rPr>
-              <w:t>write once and get a single post that works on both platforms, with copy and open buttons.</w:t>
-            </w:r>
-          </w:p>
-          <w:p>
-            <w:pPr>
-              <w:spacing w:before="0" w:after="6"/>
-            </w:pPr>
-            <w:r>
-              <w:rPr>
-                <w:rFonts w:ascii="Calibri" w:hAnsi="Calibri"/>
-                <w:b/>
-                <w:color w:val="0D1726"/>
-                <w:sz w:val="19"/>
-              </w:rPr>
-              <w:t xml:space="preserve">Pulls in the week’s availability — </w:t>
-            </w:r>
-            <w:r>
-              <w:rPr>
-                <w:rFonts w:ascii="Calibri" w:hAnsi="Calibri"/>
-                <w:b w:val="0"/>
-                <w:color w:val="3A3A3A"/>
-                <w:sz w:val="19"/>
-              </w:rPr>
-              <w:t>tick a box and this week’s live products and prices are added automatically.</w:t>
-            </w:r>
-          </w:p>
-          <w:p>
-            <w:pPr>
-              <w:spacing w:before="0" w:after="6"/>
-            </w:pPr>
-            <w:r>
-              <w:rPr>
-                <w:rFonts w:ascii="Calibri" w:hAnsi="Calibri"/>
-                <w:b/>
-                <w:color w:val="0D1726"/>
-                <w:sz w:val="19"/>
-              </w:rPr>
-              <w:t xml:space="preserve">Written by AI in Jon’s voice — </w:t>
-            </w:r>
-            <w:r>
-              <w:rPr>
-                <w:rFonts w:ascii="Calibri" w:hAnsi="Calibri"/>
-                <w:b w:val="0"/>
-                <w:color w:val="3A3A3A"/>
-                <w:sz w:val="19"/>
-              </w:rPr>
-              <w:t>the first live AI feature. His saved call-to-action, sign-off and hashtags go on every post, and it learns from the posts he keeps.</w:t>
-            </w:r>
-          </w:p>
-          <w:p>
-            <w:pPr>
-              <w:spacing w:before="0" w:after="6"/>
-            </w:pPr>
-            <w:r>
-              <w:rPr>
-                <w:rFonts w:ascii="Calibri" w:hAnsi="Calibri"/>
-                <w:b/>
-                <w:color w:val="0D1726"/>
-                <w:sz w:val="19"/>
-              </w:rPr>
-              <w:t xml:space="preserve">Schedule in your own time — </w:t>
-            </w:r>
-            <w:r>
-              <w:rPr>
-                <w:rFonts w:ascii="Calibri" w:hAnsi="Calibri"/>
-                <w:b w:val="0"/>
-                <w:color w:val="3A3A3A"/>
-                <w:sz w:val="19"/>
-              </w:rPr>
-              <w:t>copy the finished post and schedule it in Meta Business Suite — write tonight, set it live at 8am Wednesday.</w:t>
-            </w:r>
-          </w:p>
-          <w:p>
-            <w:pPr>
-              <w:spacing w:before="0" w:after="6"/>
-            </w:pPr>
-            <w:r>
-              <w:rPr>
-                <w:rFonts w:ascii="Calibri" w:hAnsi="Calibri"/>
-                <w:b/>
-                <w:color w:val="0D1726"/>
-                <w:sz w:val="19"/>
-              </w:rPr>
-              <w:t xml:space="preserve">Full live website test — </w:t>
-            </w:r>
-            <w:r>
-              <w:rPr>
-                <w:rFonts w:ascii="Calibri" w:hAnsi="Calibri"/>
-                <w:b w:val="0"/>
-                <w:color w:val="3A3A3A"/>
-                <w:sz w:val="19"/>
-              </w:rPr>
-              <w:t>tested the customer site end to end — products, basket, delivery picker and a real order through to confirmation.</w:t>
-            </w:r>
-          </w:p>
-          <w:p>
-            <w:pPr>
-              <w:spacing w:before="0" w:after="6"/>
-            </w:pPr>
-            <w:r>
-              <w:rPr>
-                <w:rFonts w:ascii="Calibri" w:hAnsi="Calibri"/>
-                <w:b/>
-                <w:color w:val="0D1726"/>
-                <w:sz w:val="19"/>
-              </w:rPr>
-              <w:t xml:space="preserve">Small fixes — </w:t>
-            </w:r>
-            <w:r>
-              <w:rPr>
-                <w:rFonts w:ascii="Calibri" w:hAnsi="Calibri"/>
-                <w:b w:val="0"/>
-                <w:color w:val="3A3A3A"/>
-                <w:sz w:val="19"/>
-              </w:rPr>
-              <w:t>corrected the Christmas VIP message link to the live address and fixed a minor Invoices page error.</w:t>
-            </w:r>
-          </w:p>
-        </w:tc>
-      </w:tr>
-    </w:tbl>
-    <w:p>
-      <w:pPr>
-        <w:spacing w:before="0" w:after="80"/>
-      </w:pPr>
-    </w:p>
-    <w:tbl>
-      <w:tblPr>
-        <w:tblLook w:firstColumn="1" w:firstRow="1" w:lastColumn="0" w:lastRow="0" w:noHBand="0" w:noVBand="1" w:val="04A0"/>
-        <w:tblW w:w="9412" w:type="dxa"/>
-        <w:tblBorders>
-          <w:top w:val="none"/>
-          <w:left w:val="none"/>
-          <w:bottom w:val="none"/>
-          <w:right w:val="none"/>
-          <w:insideH w:val="none"/>
-          <w:insideV w:val="none"/>
-        </w:tblBorders>
-      </w:tblPr>
-      <w:tblGrid>
-        <w:gridCol w:w="10800"/>
-      </w:tblGrid>
-      <w:tr>
-        <w:tc>
-          <w:tcPr>
-            <w:tcW w:w="9412" w:type="dxa"/>
             <w:shd w:val="clear" w:color="auto" w:fill="111F33"/>
             <w:tcBorders>
               <w:top w:val="none" w:sz="0" w:space="0" w:color="auto"/>
@@ -362,7 +129,7 @@
                 <w:color w:val="15A36A"/>
                 <w:sz w:val="16"/>
               </w:rPr>
-              <w:t>BUILD SUMMARY  ·  SESSION 5  ·  12 JUNE 2026</w:t>
+              <w:t>BUILD SUMMARY  ·  SESSION 6  ·  15 JUNE 2026</w:t>
             </w:r>
           </w:p>
           <w:p>
@@ -376,7 +143,7 @@
                 <w:color w:val="FFFFFF"/>
                 <w:sz w:val="40"/>
               </w:rPr>
-              <w:t>JG Foods — online ordering is live, and Jon’s in control of his delivery days.</w:t>
+              <w:t>JG Foods — Jon’s social posts now write themselves.</w:t>
             </w:r>
           </w:p>
           <w:p>
@@ -390,7 +157,7 @@
                 <w:color w:val="CCCCCC"/>
                 <w:sz w:val="22"/>
               </w:rPr>
-              <w:t>Customers can now order on the website and it lands straight in Jon’s app, tested start to finish on the live site. Jon can take days off or add one-off delivery days himself, the website keeps itself in step, and a security gap around customer data was found and closed.</w:t>
+              <w:t>Session 6 adds a Social Posts tab to Jon’s app that turns a few quick notes into a finished Facebook and Instagram post — pulling in the week’s availability and keeping his own voice. It’s the first AI feature live on the system. The customer website was also tested end to end on the live site, and a couple of small issues were fixed.</w:t>
             </w:r>
           </w:p>
           <w:p>
@@ -455,6 +222,11 @@
         <w:spacing w:before="0" w:after="60"/>
       </w:pPr>
     </w:p>
+    <w:p>
+      <w:pPr>
+        <w:spacing w:before="0" w:after="80"/>
+      </w:pPr>
+    </w:p>
     <w:tbl>
       <w:tblPr>
         <w:tblLook w:firstColumn="1" w:firstRow="1" w:lastColumn="0" w:lastRow="0" w:noHBand="0" w:noVBand="1" w:val="04A0"/>
@@ -503,7 +275,7 @@
                 <w:color w:val="FFFFFF"/>
                 <w:sz w:val="18"/>
               </w:rPr>
-              <w:t>WHAT WE DID THIS SESSION</w:t>
+              <w:t>THIS SESSION  ·  15 JUNE</w:t>
             </w:r>
           </w:p>
         </w:tc>
@@ -541,7 +313,703 @@
           <w:color w:val="1A1A1A"/>
           <w:sz w:val="22"/>
         </w:rPr>
-        <w:t>Connecting the dots — data, images, and the website</w:t>
+        <w:t>Social Posts &amp; AI — now live</w:t>
+      </w:r>
+    </w:p>
+    <w:tbl>
+      <w:tblPr>
+        <w:tblLook w:firstColumn="1" w:firstRow="1" w:lastColumn="0" w:lastRow="0" w:noHBand="0" w:noVBand="1" w:val="04A0"/>
+        <w:tblW w:w="9412" w:type="dxa"/>
+        <w:tblBorders>
+          <w:top w:val="none"/>
+          <w:left w:val="none"/>
+          <w:bottom w:val="none"/>
+          <w:right w:val="none"/>
+          <w:insideH w:val="none"/>
+          <w:insideV w:val="none"/>
+        </w:tblBorders>
+      </w:tblPr>
+      <w:tblGrid>
+        <w:gridCol w:w="5400"/>
+        <w:gridCol w:w="5400"/>
+      </w:tblGrid>
+      <w:tr>
+        <w:tc>
+          <w:tcPr>
+            <w:tcW w:w="2200" w:type="dxa"/>
+            <w:tcBorders>
+              <w:top w:val="single" w:sz="1" w:color="E0E0E0"/>
+              <w:bottom w:val="single" w:sz="1" w:color="E0E0E0"/>
+              <w:left w:val="none"/>
+              <w:right w:val="none"/>
+              <w:insideH w:val="none"/>
+              <w:insideV w:val="none"/>
+            </w:tcBorders>
+            <w:tcMar>
+              <w:top w:w="80" w:type="dxa"/>
+              <w:start w:w="200" w:type="dxa"/>
+              <w:bottom w:w="80" w:type="dxa"/>
+              <w:end w:w="120" w:type="dxa"/>
+            </w:tcMar>
+          </w:tcPr>
+          <w:p>
+            <w:pPr>
+              <w:spacing w:before="0" w:after="0"/>
+            </w:pPr>
+            <w:r>
+              <w:rPr>
+                <w:rFonts w:ascii="Calibri" w:hAnsi="Calibri"/>
+                <w:b/>
+                <w:color w:val="1A1A1A"/>
+                <w:sz w:val="18"/>
+              </w:rPr>
+              <w:t>New Social Posts tab</w:t>
+            </w:r>
+          </w:p>
+        </w:tc>
+        <w:tc>
+          <w:tcPr>
+            <w:tcW w:w="7212" w:type="dxa"/>
+            <w:tcBorders>
+              <w:top w:val="single" w:sz="1" w:color="E0E0E0"/>
+              <w:bottom w:val="single" w:sz="1" w:color="E0E0E0"/>
+              <w:left w:val="none"/>
+              <w:right w:val="none"/>
+              <w:insideH w:val="none"/>
+              <w:insideV w:val="none"/>
+            </w:tcBorders>
+            <w:tcMar>
+              <w:top w:w="80" w:type="dxa"/>
+              <w:start w:w="120" w:type="dxa"/>
+              <w:bottom w:w="80" w:type="dxa"/>
+              <w:end w:w="200" w:type="dxa"/>
+            </w:tcMar>
+          </w:tcPr>
+          <w:p>
+            <w:pPr>
+              <w:spacing w:before="0" w:after="0"/>
+            </w:pPr>
+            <w:r>
+              <w:rPr>
+                <w:rFonts w:ascii="Calibri" w:hAnsi="Calibri"/>
+                <w:b w:val="0"/>
+                <w:color w:val="1A1A1A"/>
+                <w:sz w:val="18"/>
+              </w:rPr>
+              <w:t>Its own tab in the app. Jon types a few rough notes — “diary’s open for Monday and Thursday this week” — and the system writes a clean, ready-to-post message.</w:t>
+            </w:r>
+          </w:p>
+        </w:tc>
+      </w:tr>
+    </w:tbl>
+    <w:tbl>
+      <w:tblPr>
+        <w:tblLook w:firstColumn="1" w:firstRow="1" w:lastColumn="0" w:lastRow="0" w:noHBand="0" w:noVBand="1" w:val="04A0"/>
+        <w:tblW w:w="9412" w:type="dxa"/>
+        <w:tblBorders>
+          <w:top w:val="none"/>
+          <w:left w:val="none"/>
+          <w:bottom w:val="none"/>
+          <w:right w:val="none"/>
+          <w:insideH w:val="none"/>
+          <w:insideV w:val="none"/>
+        </w:tblBorders>
+      </w:tblPr>
+      <w:tblGrid>
+        <w:gridCol w:w="5400"/>
+        <w:gridCol w:w="5400"/>
+      </w:tblGrid>
+      <w:tr>
+        <w:tc>
+          <w:tcPr>
+            <w:tcW w:w="2200" w:type="dxa"/>
+            <w:tcBorders>
+              <w:top w:val="single" w:sz="1" w:color="E0E0E0"/>
+              <w:bottom w:val="single" w:sz="1" w:color="E0E0E0"/>
+              <w:left w:val="none"/>
+              <w:right w:val="none"/>
+              <w:insideH w:val="none"/>
+              <w:insideV w:val="none"/>
+            </w:tcBorders>
+            <w:tcMar>
+              <w:top w:w="80" w:type="dxa"/>
+              <w:start w:w="200" w:type="dxa"/>
+              <w:bottom w:w="80" w:type="dxa"/>
+              <w:end w:w="120" w:type="dxa"/>
+            </w:tcMar>
+          </w:tcPr>
+          <w:p>
+            <w:pPr>
+              <w:spacing w:before="0" w:after="0"/>
+            </w:pPr>
+            <w:r>
+              <w:rPr>
+                <w:rFonts w:ascii="Calibri" w:hAnsi="Calibri"/>
+                <w:b/>
+                <w:color w:val="1A1A1A"/>
+                <w:sz w:val="18"/>
+              </w:rPr>
+              <w:t>One post for Facebook &amp; Instagram</w:t>
+            </w:r>
+          </w:p>
+        </w:tc>
+        <w:tc>
+          <w:tcPr>
+            <w:tcW w:w="7212" w:type="dxa"/>
+            <w:tcBorders>
+              <w:top w:val="single" w:sz="1" w:color="E0E0E0"/>
+              <w:bottom w:val="single" w:sz="1" w:color="E0E0E0"/>
+              <w:left w:val="none"/>
+              <w:right w:val="none"/>
+              <w:insideH w:val="none"/>
+              <w:insideV w:val="none"/>
+            </w:tcBorders>
+            <w:tcMar>
+              <w:top w:w="80" w:type="dxa"/>
+              <w:start w:w="120" w:type="dxa"/>
+              <w:bottom w:w="80" w:type="dxa"/>
+              <w:end w:w="200" w:type="dxa"/>
+            </w:tcMar>
+          </w:tcPr>
+          <w:p>
+            <w:pPr>
+              <w:spacing w:before="0" w:after="0"/>
+            </w:pPr>
+            <w:r>
+              <w:rPr>
+                <w:rFonts w:ascii="Calibri" w:hAnsi="Calibri"/>
+                <w:b w:val="0"/>
+                <w:color w:val="1A1A1A"/>
+                <w:sz w:val="18"/>
+              </w:rPr>
+              <w:t>Write once and get a single post that works on both platforms, with copy buttons and direct links to each.</w:t>
+            </w:r>
+          </w:p>
+        </w:tc>
+      </w:tr>
+    </w:tbl>
+    <w:tbl>
+      <w:tblPr>
+        <w:tblLook w:firstColumn="1" w:firstRow="1" w:lastColumn="0" w:lastRow="0" w:noHBand="0" w:noVBand="1" w:val="04A0"/>
+        <w:tblW w:w="9412" w:type="dxa"/>
+        <w:tblBorders>
+          <w:top w:val="none"/>
+          <w:left w:val="none"/>
+          <w:bottom w:val="none"/>
+          <w:right w:val="none"/>
+          <w:insideH w:val="none"/>
+          <w:insideV w:val="none"/>
+        </w:tblBorders>
+      </w:tblPr>
+      <w:tblGrid>
+        <w:gridCol w:w="5400"/>
+        <w:gridCol w:w="5400"/>
+      </w:tblGrid>
+      <w:tr>
+        <w:tc>
+          <w:tcPr>
+            <w:tcW w:w="2200" w:type="dxa"/>
+            <w:tcBorders>
+              <w:top w:val="single" w:sz="1" w:color="E0E0E0"/>
+              <w:bottom w:val="single" w:sz="1" w:color="E0E0E0"/>
+              <w:left w:val="none"/>
+              <w:right w:val="none"/>
+              <w:insideH w:val="none"/>
+              <w:insideV w:val="none"/>
+            </w:tcBorders>
+            <w:tcMar>
+              <w:top w:w="80" w:type="dxa"/>
+              <w:start w:w="200" w:type="dxa"/>
+              <w:bottom w:w="80" w:type="dxa"/>
+              <w:end w:w="120" w:type="dxa"/>
+            </w:tcMar>
+          </w:tcPr>
+          <w:p>
+            <w:pPr>
+              <w:spacing w:before="0" w:after="0"/>
+            </w:pPr>
+            <w:r>
+              <w:rPr>
+                <w:rFonts w:ascii="Calibri" w:hAnsi="Calibri"/>
+                <w:b/>
+                <w:color w:val="1A1A1A"/>
+                <w:sz w:val="18"/>
+              </w:rPr>
+              <w:t>This week’s availability, automatically</w:t>
+            </w:r>
+          </w:p>
+        </w:tc>
+        <w:tc>
+          <w:tcPr>
+            <w:tcW w:w="7212" w:type="dxa"/>
+            <w:tcBorders>
+              <w:top w:val="single" w:sz="1" w:color="E0E0E0"/>
+              <w:bottom w:val="single" w:sz="1" w:color="E0E0E0"/>
+              <w:left w:val="none"/>
+              <w:right w:val="none"/>
+              <w:insideH w:val="none"/>
+              <w:insideV w:val="none"/>
+            </w:tcBorders>
+            <w:tcMar>
+              <w:top w:w="80" w:type="dxa"/>
+              <w:start w:w="120" w:type="dxa"/>
+              <w:bottom w:w="80" w:type="dxa"/>
+              <w:end w:w="200" w:type="dxa"/>
+            </w:tcMar>
+          </w:tcPr>
+          <w:p>
+            <w:pPr>
+              <w:spacing w:before="0" w:after="0"/>
+            </w:pPr>
+            <w:r>
+              <w:rPr>
+                <w:rFonts w:ascii="Calibri" w:hAnsi="Calibri"/>
+                <w:b w:val="0"/>
+                <w:color w:val="1A1A1A"/>
+                <w:sz w:val="18"/>
+              </w:rPr>
+              <w:t>Tick a box and the post includes this week’s live products and prices straight from the Availability page — no retyping the list.</w:t>
+            </w:r>
+          </w:p>
+        </w:tc>
+      </w:tr>
+    </w:tbl>
+    <w:tbl>
+      <w:tblPr>
+        <w:tblLook w:firstColumn="1" w:firstRow="1" w:lastColumn="0" w:lastRow="0" w:noHBand="0" w:noVBand="1" w:val="04A0"/>
+        <w:tblW w:w="9412" w:type="dxa"/>
+        <w:tblBorders>
+          <w:top w:val="none"/>
+          <w:left w:val="none"/>
+          <w:bottom w:val="none"/>
+          <w:right w:val="none"/>
+          <w:insideH w:val="none"/>
+          <w:insideV w:val="none"/>
+        </w:tblBorders>
+      </w:tblPr>
+      <w:tblGrid>
+        <w:gridCol w:w="5400"/>
+        <w:gridCol w:w="5400"/>
+      </w:tblGrid>
+      <w:tr>
+        <w:tc>
+          <w:tcPr>
+            <w:tcW w:w="2200" w:type="dxa"/>
+            <w:tcBorders>
+              <w:top w:val="single" w:sz="1" w:color="E0E0E0"/>
+              <w:bottom w:val="single" w:sz="1" w:color="E0E0E0"/>
+              <w:left w:val="none"/>
+              <w:right w:val="none"/>
+              <w:insideH w:val="none"/>
+              <w:insideV w:val="none"/>
+            </w:tcBorders>
+            <w:tcMar>
+              <w:top w:w="80" w:type="dxa"/>
+              <w:start w:w="200" w:type="dxa"/>
+              <w:bottom w:w="80" w:type="dxa"/>
+              <w:end w:w="120" w:type="dxa"/>
+            </w:tcMar>
+          </w:tcPr>
+          <w:p>
+            <w:pPr>
+              <w:spacing w:before="0" w:after="0"/>
+            </w:pPr>
+            <w:r>
+              <w:rPr>
+                <w:rFonts w:ascii="Calibri" w:hAnsi="Calibri"/>
+                <w:b/>
+                <w:color w:val="1A1A1A"/>
+                <w:sz w:val="18"/>
+              </w:rPr>
+              <w:t>Written by AI, in Jon’s voice</w:t>
+            </w:r>
+          </w:p>
+        </w:tc>
+        <w:tc>
+          <w:tcPr>
+            <w:tcW w:w="7212" w:type="dxa"/>
+            <w:tcBorders>
+              <w:top w:val="single" w:sz="1" w:color="E0E0E0"/>
+              <w:bottom w:val="single" w:sz="1" w:color="E0E0E0"/>
+              <w:left w:val="none"/>
+              <w:right w:val="none"/>
+              <w:insideH w:val="none"/>
+              <w:insideV w:val="none"/>
+            </w:tcBorders>
+            <w:tcMar>
+              <w:top w:w="80" w:type="dxa"/>
+              <w:start w:w="120" w:type="dxa"/>
+              <w:bottom w:w="80" w:type="dxa"/>
+              <w:end w:w="200" w:type="dxa"/>
+            </w:tcMar>
+          </w:tcPr>
+          <w:p>
+            <w:pPr>
+              <w:spacing w:before="0" w:after="0"/>
+            </w:pPr>
+            <w:r>
+              <w:rPr>
+                <w:rFonts w:ascii="Calibri" w:hAnsi="Calibri"/>
+                <w:b w:val="0"/>
+                <w:color w:val="1A1A1A"/>
+                <w:sz w:val="18"/>
+              </w:rPr>
+              <w:t>The post is written by AI so it reads warmly and naturally. Jon’s saved call-to-action, sign-off and hashtags go on every post, and new posts learn from the ones he keeps. This is the first AI feature live on the system.</w:t>
+            </w:r>
+          </w:p>
+        </w:tc>
+      </w:tr>
+    </w:tbl>
+    <w:tbl>
+      <w:tblPr>
+        <w:tblLook w:firstColumn="1" w:firstRow="1" w:lastColumn="0" w:lastRow="0" w:noHBand="0" w:noVBand="1" w:val="04A0"/>
+        <w:tblW w:w="9412" w:type="dxa"/>
+        <w:tblBorders>
+          <w:top w:val="none"/>
+          <w:left w:val="none"/>
+          <w:bottom w:val="none"/>
+          <w:right w:val="none"/>
+          <w:insideH w:val="none"/>
+          <w:insideV w:val="none"/>
+        </w:tblBorders>
+      </w:tblPr>
+      <w:tblGrid>
+        <w:gridCol w:w="5400"/>
+        <w:gridCol w:w="5400"/>
+      </w:tblGrid>
+      <w:tr>
+        <w:tc>
+          <w:tcPr>
+            <w:tcW w:w="2200" w:type="dxa"/>
+            <w:tcBorders>
+              <w:top w:val="single" w:sz="1" w:color="E0E0E0"/>
+              <w:bottom w:val="single" w:sz="1" w:color="E0E0E0"/>
+              <w:left w:val="none"/>
+              <w:right w:val="none"/>
+              <w:insideH w:val="none"/>
+              <w:insideV w:val="none"/>
+            </w:tcBorders>
+            <w:tcMar>
+              <w:top w:w="80" w:type="dxa"/>
+              <w:start w:w="200" w:type="dxa"/>
+              <w:bottom w:w="80" w:type="dxa"/>
+              <w:end w:w="120" w:type="dxa"/>
+            </w:tcMar>
+          </w:tcPr>
+          <w:p>
+            <w:pPr>
+              <w:spacing w:before="0" w:after="0"/>
+            </w:pPr>
+            <w:r>
+              <w:rPr>
+                <w:rFonts w:ascii="Calibri" w:hAnsi="Calibri"/>
+                <w:b/>
+                <w:color w:val="1A1A1A"/>
+                <w:sz w:val="18"/>
+              </w:rPr>
+              <w:t>Schedule it your own way</w:t>
+            </w:r>
+          </w:p>
+        </w:tc>
+        <w:tc>
+          <w:tcPr>
+            <w:tcW w:w="7212" w:type="dxa"/>
+            <w:tcBorders>
+              <w:top w:val="single" w:sz="1" w:color="E0E0E0"/>
+              <w:bottom w:val="single" w:sz="1" w:color="E0E0E0"/>
+              <w:left w:val="none"/>
+              <w:right w:val="none"/>
+              <w:insideH w:val="none"/>
+              <w:insideV w:val="none"/>
+            </w:tcBorders>
+            <w:tcMar>
+              <w:top w:w="80" w:type="dxa"/>
+              <w:start w:w="120" w:type="dxa"/>
+              <w:bottom w:w="80" w:type="dxa"/>
+              <w:end w:w="200" w:type="dxa"/>
+            </w:tcMar>
+          </w:tcPr>
+          <w:p>
+            <w:pPr>
+              <w:spacing w:before="0" w:after="0"/>
+            </w:pPr>
+            <w:r>
+              <w:rPr>
+                <w:rFonts w:ascii="Calibri" w:hAnsi="Calibri"/>
+                <w:b w:val="0"/>
+                <w:color w:val="1A1A1A"/>
+                <w:sz w:val="18"/>
+              </w:rPr>
+              <w:t>Jon copies the finished post and schedules it himself in Meta Business Suite — write it tonight, set it live at 8am Wednesday. Simple and free.</w:t>
+            </w:r>
+          </w:p>
+        </w:tc>
+      </w:tr>
+    </w:tbl>
+    <w:tbl>
+      <w:tblPr>
+        <w:tblLook w:firstColumn="1" w:firstRow="1" w:lastColumn="0" w:lastRow="0" w:noHBand="0" w:noVBand="1" w:val="04A0"/>
+        <w:tblW w:w="9412" w:type="dxa"/>
+        <w:tblBorders>
+          <w:top w:val="none"/>
+          <w:left w:val="none"/>
+          <w:bottom w:val="none"/>
+          <w:right w:val="none"/>
+          <w:insideH w:val="none"/>
+          <w:insideV w:val="none"/>
+        </w:tblBorders>
+      </w:tblPr>
+      <w:tblGrid>
+        <w:gridCol w:w="5400"/>
+        <w:gridCol w:w="5400"/>
+      </w:tblGrid>
+      <w:tr>
+        <w:tc>
+          <w:tcPr>
+            <w:tcW w:w="2200" w:type="dxa"/>
+            <w:tcBorders>
+              <w:top w:val="single" w:sz="1" w:color="E0E0E0"/>
+              <w:bottom w:val="single" w:sz="1" w:color="E0E0E0"/>
+              <w:left w:val="none"/>
+              <w:right w:val="none"/>
+              <w:insideH w:val="none"/>
+              <w:insideV w:val="none"/>
+            </w:tcBorders>
+            <w:tcMar>
+              <w:top w:w="80" w:type="dxa"/>
+              <w:start w:w="200" w:type="dxa"/>
+              <w:bottom w:w="80" w:type="dxa"/>
+              <w:end w:w="120" w:type="dxa"/>
+            </w:tcMar>
+          </w:tcPr>
+          <w:p>
+            <w:pPr>
+              <w:spacing w:before="0" w:after="0"/>
+            </w:pPr>
+            <w:r>
+              <w:rPr>
+                <w:rFonts w:ascii="Calibri" w:hAnsi="Calibri"/>
+                <w:b/>
+                <w:color w:val="1A1A1A"/>
+                <w:sz w:val="18"/>
+              </w:rPr>
+              <w:t>Tested on the live site</w:t>
+            </w:r>
+          </w:p>
+        </w:tc>
+        <w:tc>
+          <w:tcPr>
+            <w:tcW w:w="7212" w:type="dxa"/>
+            <w:tcBorders>
+              <w:top w:val="single" w:sz="1" w:color="E0E0E0"/>
+              <w:bottom w:val="single" w:sz="1" w:color="E0E0E0"/>
+              <w:left w:val="none"/>
+              <w:right w:val="none"/>
+              <w:insideH w:val="none"/>
+              <w:insideV w:val="none"/>
+            </w:tcBorders>
+            <w:tcMar>
+              <w:top w:w="80" w:type="dxa"/>
+              <w:start w:w="120" w:type="dxa"/>
+              <w:bottom w:w="80" w:type="dxa"/>
+              <w:end w:w="200" w:type="dxa"/>
+            </w:tcMar>
+          </w:tcPr>
+          <w:p>
+            <w:pPr>
+              <w:spacing w:before="0" w:after="0"/>
+            </w:pPr>
+            <w:r>
+              <w:rPr>
+                <w:rFonts w:ascii="Calibri" w:hAnsi="Calibri"/>
+                <w:b w:val="0"/>
+                <w:color w:val="1A1A1A"/>
+                <w:sz w:val="18"/>
+              </w:rPr>
+              <w:t>Worked through the live customer site end to end — products loading, the basket, the delivery-day picker and a real order through to confirmation. All correct.</w:t>
+            </w:r>
+          </w:p>
+        </w:tc>
+      </w:tr>
+    </w:tbl>
+    <w:tbl>
+      <w:tblPr>
+        <w:tblLook w:firstColumn="1" w:firstRow="1" w:lastColumn="0" w:lastRow="0" w:noHBand="0" w:noVBand="1" w:val="04A0"/>
+        <w:tblW w:w="9412" w:type="dxa"/>
+        <w:tblBorders>
+          <w:top w:val="none"/>
+          <w:left w:val="none"/>
+          <w:bottom w:val="none"/>
+          <w:right w:val="none"/>
+          <w:insideH w:val="none"/>
+          <w:insideV w:val="none"/>
+        </w:tblBorders>
+      </w:tblPr>
+      <w:tblGrid>
+        <w:gridCol w:w="5400"/>
+        <w:gridCol w:w="5400"/>
+      </w:tblGrid>
+      <w:tr>
+        <w:tc>
+          <w:tcPr>
+            <w:tcW w:w="2200" w:type="dxa"/>
+            <w:tcBorders>
+              <w:top w:val="single" w:sz="1" w:color="E0E0E0"/>
+              <w:bottom w:val="single" w:sz="1" w:color="E0E0E0"/>
+              <w:left w:val="none"/>
+              <w:right w:val="none"/>
+              <w:insideH w:val="none"/>
+              <w:insideV w:val="none"/>
+            </w:tcBorders>
+            <w:tcMar>
+              <w:top w:w="80" w:type="dxa"/>
+              <w:start w:w="200" w:type="dxa"/>
+              <w:bottom w:w="80" w:type="dxa"/>
+              <w:end w:w="120" w:type="dxa"/>
+            </w:tcMar>
+          </w:tcPr>
+          <w:p>
+            <w:pPr>
+              <w:spacing w:before="0" w:after="0"/>
+            </w:pPr>
+            <w:r>
+              <w:rPr>
+                <w:rFonts w:ascii="Calibri" w:hAnsi="Calibri"/>
+                <w:b/>
+                <w:color w:val="1A1A1A"/>
+                <w:sz w:val="18"/>
+              </w:rPr>
+              <w:t>Two small fixes</w:t>
+            </w:r>
+          </w:p>
+        </w:tc>
+        <w:tc>
+          <w:tcPr>
+            <w:tcW w:w="7212" w:type="dxa"/>
+            <w:tcBorders>
+              <w:top w:val="single" w:sz="1" w:color="E0E0E0"/>
+              <w:bottom w:val="single" w:sz="1" w:color="E0E0E0"/>
+              <w:left w:val="none"/>
+              <w:right w:val="none"/>
+              <w:insideH w:val="none"/>
+              <w:insideV w:val="none"/>
+            </w:tcBorders>
+            <w:tcMar>
+              <w:top w:w="80" w:type="dxa"/>
+              <w:start w:w="120" w:type="dxa"/>
+              <w:bottom w:w="80" w:type="dxa"/>
+              <w:end w:w="200" w:type="dxa"/>
+            </w:tcMar>
+          </w:tcPr>
+          <w:p>
+            <w:pPr>
+              <w:spacing w:before="0" w:after="0"/>
+            </w:pPr>
+            <w:r>
+              <w:rPr>
+                <w:rFonts w:ascii="Calibri" w:hAnsi="Calibri"/>
+                <w:b w:val="0"/>
+                <w:color w:val="1A1A1A"/>
+                <w:sz w:val="18"/>
+              </w:rPr>
+              <w:t>Corrected the website link in the Christmas VIP message to the live address, and fixed a minor error on the Invoices page.</w:t>
+            </w:r>
+          </w:p>
+        </w:tc>
+      </w:tr>
+    </w:tbl>
+    <w:p>
+      <w:pPr>
+        <w:spacing w:before="0" w:after="80"/>
+      </w:pPr>
+    </w:p>
+    <w:tbl>
+      <w:tblPr>
+        <w:tblLook w:firstColumn="1" w:firstRow="1" w:lastColumn="0" w:lastRow="0" w:noHBand="0" w:noVBand="1" w:val="04A0"/>
+        <w:tblW w:w="9412" w:type="dxa"/>
+        <w:tblBorders>
+          <w:top w:val="none"/>
+          <w:left w:val="none"/>
+          <w:bottom w:val="none"/>
+          <w:right w:val="none"/>
+          <w:insideH w:val="none"/>
+          <w:insideV w:val="none"/>
+        </w:tblBorders>
+      </w:tblPr>
+      <w:tblGrid>
+        <w:gridCol w:w="5400"/>
+        <w:gridCol w:w="5400"/>
+      </w:tblGrid>
+      <w:tr>
+        <w:tc>
+          <w:tcPr>
+            <w:tcW w:w="4706" w:type="dxa"/>
+            <w:shd w:val="clear" w:color="auto" w:fill="15A36A"/>
+            <w:tcBorders>
+              <w:top w:val="none" w:sz="0" w:space="0" w:color="auto"/>
+              <w:left w:val="none" w:sz="0" w:space="0" w:color="auto"/>
+              <w:bottom w:val="none" w:sz="0" w:space="0" w:color="auto"/>
+              <w:right w:val="none" w:sz="0" w:space="0" w:color="auto"/>
+              <w:insideH w:val="none" w:sz="0" w:space="0" w:color="auto"/>
+              <w:insideV w:val="none" w:sz="0" w:space="0" w:color="auto"/>
+            </w:tcBorders>
+            <w:tcMar>
+              <w:top w:w="100" w:type="dxa"/>
+              <w:start w:w="200" w:type="dxa"/>
+              <w:bottom w:w="80" w:type="dxa"/>
+              <w:end w:w="0" w:type="dxa"/>
+            </w:tcMar>
+          </w:tcPr>
+          <w:p>
+            <w:pPr>
+              <w:spacing w:before="0" w:after="0"/>
+            </w:pPr>
+            <w:r>
+              <w:rPr>
+                <w:rFonts w:ascii="Calibri" w:hAnsi="Calibri"/>
+                <w:b/>
+                <w:color w:val="FFFFFF"/>
+                <w:sz w:val="18"/>
+              </w:rPr>
+              <w:t>PREVIOUS SESSION  ·  12 JUNE</w:t>
+            </w:r>
+          </w:p>
+        </w:tc>
+        <w:tc>
+          <w:tcPr>
+            <w:tcW w:w="4706" w:type="dxa"/>
+            <w:shd w:val="clear" w:color="auto" w:fill="15A36A"/>
+            <w:tcBorders>
+              <w:top w:val="none" w:sz="0" w:space="0" w:color="auto"/>
+              <w:left w:val="none" w:sz="0" w:space="0" w:color="auto"/>
+              <w:bottom w:val="none" w:sz="0" w:space="0" w:color="auto"/>
+              <w:right w:val="none" w:sz="0" w:space="0" w:color="auto"/>
+              <w:insideH w:val="none" w:sz="0" w:space="0" w:color="auto"/>
+              <w:insideV w:val="none" w:sz="0" w:space="0" w:color="auto"/>
+            </w:tcBorders>
+            <w:tcMar>
+              <w:top w:w="100" w:type="dxa"/>
+              <w:start w:w="0" w:type="dxa"/>
+              <w:bottom w:w="80" w:type="dxa"/>
+              <w:end w:w="0" w:type="dxa"/>
+            </w:tcMar>
+          </w:tcPr>
+          <w:p/>
+        </w:tc>
+      </w:tr>
+    </w:tbl>
+    <w:p>
+      <w:pPr>
+        <w:spacing w:before="160" w:after="80"/>
+      </w:pPr>
+      <w:r>
+        <w:rPr>
+          <w:rFonts w:ascii="Calibri" w:hAnsi="Calibri"/>
+          <w:b/>
+          <w:color w:val="1A1A1A"/>
+          <w:sz w:val="22"/>
+        </w:rPr>
+        <w:t>Online ordering &amp; control of his delivery days</w:t>
       </w:r>
     </w:p>
     <w:tbl>
@@ -2790,7 +3258,7 @@
                 <w:color w:val="1A1A1A"/>
                 <w:sz w:val="18"/>
               </w:rPr>
-              <w:t>Drafts Facebook and Instagram posts from the live product list. Ready to paste — Claude API connection coming to improve the wording.</w:t>
+              <w:t>Now written by AI and live (new this session). Jon types a note and gets a finished post for both platforms, in his voice — then schedules it in Meta Business Suite.</w:t>
             </w:r>
           </w:p>
         </w:tc>
@@ -2890,7 +3358,7 @@
                 <w:color w:val="CCCCCC"/>
                 <w:sz w:val="18"/>
               </w:rPr>
-              <w:t>· Social posts drafted automatically from the live product list when availability is saved</w:t>
+              <w:t>· Social posts now written by AI and live — type a note, get a finished Facebook &amp; Instagram post (the first AI feature switched on)</w:t>
             </w:r>
           </w:p>
           <w:p>

--- a/docs/client-facing/JG-Foods-Build-Summary.docx
+++ b/docs/client-facing/JG-Foods-Build-Summary.docx
@@ -680,6 +680,59 @@
                 <w:sz w:val="18"/>
               </w:rPr>
               <w:t>Offered to Jon, his choice: a jon@jgfoodsnorthwest.com address that forwards to his Gmail and lets him reply from it — more professional on receipts and to customers. Completely free to set up; his current email is perfectly fine too.</w:t>
+            </w:r>
+          </w:p>
+        </w:tc>
+      </w:tr>
+      <w:tr>
+        <w:tc>
+          <w:tcPr>
+            <w:tcW w:w="2200" w:type="dxa"/>
+            <w:tcBorders>
+              <w:top w:val="single" w:sz="1" w:space="0" w:color="E0E0E0"/>
+              <w:bottom w:val="single" w:sz="1" w:space="0" w:color="E0E0E0"/>
+            </w:tcBorders>
+            <w:tcMar>
+              <w:top w:w="80" w:type="dxa"/>
+              <w:left w:w="200" w:type="dxa"/>
+              <w:bottom w:w="80" w:type="dxa"/>
+              <w:right w:w="120" w:type="dxa"/>
+            </w:tcMar>
+          </w:tcPr>
+          <w:p>
+            <w:r>
+              <w:rPr>
+                <w:rFonts w:ascii="Calibri" w:hAnsi="Calibri"/>
+                <w:b/>
+                <w:color w:val="1A1A1A"/>
+                <w:sz w:val="18"/>
+              </w:rPr>
+              <w:t>Website contact form</w:t>
+            </w:r>
+          </w:p>
+        </w:tc>
+        <w:tc>
+          <w:tcPr>
+            <w:tcW w:w="7212" w:type="dxa"/>
+            <w:tcBorders>
+              <w:top w:val="single" w:sz="1" w:space="0" w:color="E0E0E0"/>
+              <w:bottom w:val="single" w:sz="1" w:space="0" w:color="E0E0E0"/>
+            </w:tcBorders>
+            <w:tcMar>
+              <w:top w:w="80" w:type="dxa"/>
+              <w:left w:w="120" w:type="dxa"/>
+              <w:bottom w:w="80" w:type="dxa"/>
+              <w:right w:w="200" w:type="dxa"/>
+            </w:tcMar>
+          </w:tcPr>
+          <w:p>
+            <w:r>
+              <w:rPr>
+                <w:rFonts w:ascii="Calibri" w:hAnsi="Calibri"/>
+                <w:color w:val="1A1A1A"/>
+                <w:sz w:val="18"/>
+              </w:rPr>
+              <w:t>A "Send Jon a message" form on the website's Contact section — a visitor fills in their question and it emails Jon automatically, with a copy saved as backup. Great for people who'd rather not open their email app. Free, no extra services.</w:t>
             </w:r>
           </w:p>
         </w:tc>
@@ -3291,6 +3344,95 @@
     </w:tbl>
     <w:p>
       <w:pPr>
+        <w:spacing w:after="40"/>
+      </w:pPr>
+    </w:p>
+    <w:tbl>
+      <w:tblPr>
+        <w:tblW w:w="9412" w:type="dxa"/>
+        <w:tblLook w:val="04A0" w:firstRow="1" w:lastRow="0" w:firstColumn="1" w:lastColumn="0" w:noHBand="0" w:noVBand="1"/>
+      </w:tblPr>
+      <w:tblGrid>
+        <w:gridCol w:w="700"/>
+        <w:gridCol w:w="8712"/>
+      </w:tblGrid>
+      <w:tr>
+        <w:tc>
+          <w:tcPr>
+            <w:tcW w:w="700" w:type="dxa"/>
+            <w:tcBorders>
+              <w:top w:val="single" w:sz="4" w:space="0" w:color="15A36A"/>
+              <w:left w:val="single" w:sz="4" w:space="0" w:color="15A36A"/>
+              <w:bottom w:val="single" w:sz="4" w:space="0" w:color="15A36A"/>
+              <w:right w:val="single" w:sz="4" w:space="0" w:color="15A36A"/>
+            </w:tcBorders>
+            <w:shd w:val="clear" w:color="auto" w:fill="0D1726"/>
+            <w:tcMar>
+              <w:top w:w="80" w:type="dxa"/>
+              <w:left w:w="100" w:type="dxa"/>
+              <w:bottom w:w="80" w:type="dxa"/>
+              <w:right w:w="100" w:type="dxa"/>
+            </w:tcMar>
+          </w:tcPr>
+          <w:p>
+            <w:pPr>
+              <w:jc w:val="center"/>
+            </w:pPr>
+            <w:r>
+              <w:rPr>
+                <w:rFonts w:ascii="Calibri" w:hAnsi="Calibri"/>
+                <w:b/>
+                <w:color w:val="15A36A"/>
+                <w:sz w:val="26"/>
+              </w:rPr>
+              <w:t>7</w:t>
+            </w:r>
+          </w:p>
+        </w:tc>
+        <w:tc>
+          <w:tcPr>
+            <w:tcW w:w="8712" w:type="dxa"/>
+            <w:tcBorders>
+              <w:top w:val="single" w:sz="4" w:space="0" w:color="E8E8E8"/>
+              <w:bottom w:val="single" w:sz="4" w:space="0" w:color="E8E8E8"/>
+              <w:right w:val="single" w:sz="4" w:space="0" w:color="E8E8E8"/>
+            </w:tcBorders>
+            <w:tcMar>
+              <w:top w:w="80" w:type="dxa"/>
+              <w:left w:w="160" w:type="dxa"/>
+              <w:bottom w:w="80" w:type="dxa"/>
+              <w:right w:w="160" w:type="dxa"/>
+            </w:tcMar>
+          </w:tcPr>
+          <w:p>
+            <w:pPr>
+              <w:spacing w:after="4"/>
+            </w:pPr>
+            <w:r>
+              <w:rPr>
+                <w:rFonts w:ascii="Calibri" w:hAnsi="Calibri"/>
+                <w:b/>
+                <w:color w:val="1A1A1A"/>
+                <w:sz w:val="20"/>
+              </w:rPr>
+              <w:t>Get JG Foods on Google</w:t>
+            </w:r>
+          </w:p>
+          <w:p>
+            <w:r>
+              <w:rPr>
+                <w:rFonts w:ascii="Calibri" w:hAnsi="Calibri"/>
+                <w:color w:val="888888"/>
+                <w:sz w:val="18"/>
+              </w:rPr>
+              <w:t>Set up a free Google Business Profile so JG Foods appears on the map and in local searches for a butcher or meat delivery. As a mobile business the address can stay private, listing the delivery areas instead. Jon to confirm a registration address (shown or hidden), the towns he covers, a public phone number and rough hours; Phil then gets it live on Google Maps and Search.</w:t>
+            </w:r>
+          </w:p>
+        </w:tc>
+      </w:tr>
+    </w:tbl>
+    <w:p>
+      <w:pPr>
         <w:spacing w:after="80"/>
       </w:pPr>
     </w:p>
